--- a/zht/docx/093.content.docx
+++ b/zht/docx/093.content.docx
@@ -149,27 +149,7 @@
         <w:rPr>
           <w:lang w:val="zh_TW" w:bidi="zh_TW"/>
         </w:rPr>
-        <w:t>ran</w:t>
-      </w:r>
-      <w:r>
-        <w:rPr>
-          <w:lang w:val="zh_TW" w:bidi="zh_TW"/>
-        </w:rPr>
-      </w:r>
-    </w:p>
-    <w:p>
-      <w:pPr/>
-      <w:r>
-        <w:rPr>
-          <w:lang w:val="zh_TW" w:bidi="zh_TW"/>
-        </w:rPr>
-      </w:r>
-      <w:r>
-        <w:rPr>
-          <w:i/>
-          <w:lang w:val="zh_TW" w:bidi="zh_TW"/>
-        </w:rPr>
-        <w:t>燃燒的荊棘</w:t>
+        <w:t>mo</w:t>
       </w:r>
       <w:r>
         <w:rPr>
@@ -232,7 +212,7 @@
         <w:rPr>
           <w:lang w:val="zh_TW" w:bidi="zh_TW"/>
         </w:rPr>
-        <w:t>燃燒的荊棘</w:t>
+        <w:t>摩西</w:t>
       </w:r>
       <w:r>
         <w:rPr>
@@ -251,7 +231,165 @@
         <w:rPr>
           <w:lang w:val="zh_TW" w:bidi="zh_TW"/>
         </w:rPr>
-        <w:t>摩西在何烈山的荊棘火焰中遇見神，並被差派帶領以色列的百姓出埃及（</w:t>
+        <w:t>帶領希伯來人脫離埃及的奴役，前往應許之地迦南的偉大領袖。他在西奈山頒佈律法，成為他們宗教信仰數個世紀的基礎。摩西又擔任了多個角色，包括：</w:t>
+      </w:r>
+    </w:p>
+    <w:p>
+      <w:pPr>
+        <w:pStyle w:val="ListBullet"/>
+        <w:spacing w:line="240" w:lineRule="auto"/>
+        <w:ind w:left="720"/>
+      </w:pPr>
+      <w:r>
+        <w:rPr>
+          <w:lang w:val="zh_TW" w:bidi="zh_TW"/>
+        </w:rPr>
+      </w:r>
+      <w:r>
+        <w:rPr>
+          <w:lang w:val="zh_TW" w:bidi="zh_TW"/>
+        </w:rPr>
+        <w:t>先知</w:t>
+      </w:r>
+    </w:p>
+    <w:p>
+      <w:pPr>
+        <w:pStyle w:val="ListBullet"/>
+        <w:spacing w:line="240" w:lineRule="auto"/>
+        <w:ind w:left="720"/>
+      </w:pPr>
+      <w:r>
+        <w:rPr>
+          <w:lang w:val="zh_TW" w:bidi="zh_TW"/>
+        </w:rPr>
+      </w:r>
+      <w:r>
+        <w:rPr>
+          <w:lang w:val="zh_TW" w:bidi="zh_TW"/>
+        </w:rPr>
+        <w:t>祭司</w:t>
+      </w:r>
+    </w:p>
+    <w:p>
+      <w:pPr>
+        <w:pStyle w:val="ListBullet"/>
+        <w:spacing w:line="240" w:lineRule="auto"/>
+        <w:ind w:left="720"/>
+      </w:pPr>
+      <w:r>
+        <w:rPr>
+          <w:lang w:val="zh_TW" w:bidi="zh_TW"/>
+        </w:rPr>
+      </w:r>
+      <w:r>
+        <w:rPr>
+          <w:lang w:val="zh_TW" w:bidi="zh_TW"/>
+        </w:rPr>
+        <w:t>立法者</w:t>
+      </w:r>
+    </w:p>
+    <w:p>
+      <w:pPr>
+        <w:pStyle w:val="ListBullet"/>
+        <w:spacing w:line="240" w:lineRule="auto"/>
+        <w:ind w:left="720"/>
+      </w:pPr>
+      <w:r>
+        <w:rPr>
+          <w:lang w:val="zh_TW" w:bidi="zh_TW"/>
+        </w:rPr>
+      </w:r>
+      <w:r>
+        <w:rPr>
+          <w:lang w:val="zh_TW" w:bidi="zh_TW"/>
+        </w:rPr>
+        <w:t>法官</w:t>
+      </w:r>
+    </w:p>
+    <w:p>
+      <w:pPr>
+        <w:pStyle w:val="ListBullet"/>
+        <w:spacing w:line="240" w:lineRule="auto"/>
+        <w:ind w:left="720"/>
+      </w:pPr>
+      <w:r>
+        <w:rPr>
+          <w:lang w:val="zh_TW" w:bidi="zh_TW"/>
+        </w:rPr>
+      </w:r>
+      <w:r>
+        <w:rPr>
+          <w:lang w:val="zh_TW" w:bidi="zh_TW"/>
+        </w:rPr>
+        <w:t>代禱者</w:t>
+      </w:r>
+    </w:p>
+    <w:p>
+      <w:pPr>
+        <w:pStyle w:val="ListBullet"/>
+        <w:spacing w:line="240" w:lineRule="auto"/>
+        <w:ind w:left="720"/>
+      </w:pPr>
+      <w:r>
+        <w:rPr>
+          <w:lang w:val="zh_TW" w:bidi="zh_TW"/>
+        </w:rPr>
+      </w:r>
+      <w:r>
+        <w:rPr>
+          <w:lang w:val="zh_TW" w:bidi="zh_TW"/>
+        </w:rPr>
+        <w:t>牧羊人</w:t>
+      </w:r>
+    </w:p>
+    <w:p>
+      <w:pPr>
+        <w:pStyle w:val="ListBullet"/>
+        <w:spacing w:line="240" w:lineRule="auto"/>
+        <w:ind w:left="720"/>
+      </w:pPr>
+      <w:r>
+        <w:rPr>
+          <w:lang w:val="zh_TW" w:bidi="zh_TW"/>
+        </w:rPr>
+      </w:r>
+      <w:r>
+        <w:rPr>
+          <w:lang w:val="zh_TW" w:bidi="zh_TW"/>
+        </w:rPr>
+        <w:t>行神蹟者</w:t>
+      </w:r>
+    </w:p>
+    <w:p>
+      <w:pPr>
+        <w:pStyle w:val="ListBullet"/>
+        <w:spacing w:line="240" w:lineRule="auto"/>
+        <w:ind w:left="720"/>
+      </w:pPr>
+      <w:r>
+        <w:rPr>
+          <w:lang w:val="zh_TW" w:bidi="zh_TW"/>
+        </w:rPr>
+      </w:r>
+      <w:r>
+        <w:rPr>
+          <w:lang w:val="zh_TW" w:bidi="zh_TW"/>
+        </w:rPr>
+        <w:t>民族創立人</w:t>
+      </w:r>
+    </w:p>
+    <w:p>
+      <w:pPr/>
+      <w:r>
+        <w:rPr>
+          <w:lang w:val="zh_TW" w:bidi="zh_TW"/>
+        </w:rPr>
+      </w:r>
+      <w:r>
+        <w:rPr>
+          <w:lang w:val="zh_TW" w:bidi="zh_TW"/>
+        </w:rPr>
+        <w:t>他名字的意思並不確定。可能是一個希伯來文詞語，意思是「拉出來」（</w:t>
       </w:r>
       <w:hyperlink r:id="rId13">
         <w:r>
@@ -262,6 +400,705 @@
             <w:color w:val="0000EE"/>
             <w:u w:val="single"/>
           </w:rPr>
+          <w:t>出2:10</w:t>
+        </w:r>
+      </w:hyperlink>
+      <w:r>
+        <w:rPr>
+          <w:lang w:val="zh_TW" w:bidi="zh_TW"/>
+        </w:rPr>
+        <w:t>；比較</w:t>
+      </w:r>
+      <w:hyperlink r:id="rId14">
+        <w:r>
+          <w:rPr>
+            <w:lang w:val="zh_TW" w:bidi="zh_TW"/>
+          </w:rPr>
+          <w:rPr>
+            <w:color w:val="0000EE"/>
+            <w:u w:val="single"/>
+          </w:rPr>
+          <w:t>撒下22:17</w:t>
+        </w:r>
+      </w:hyperlink>
+      <w:r>
+        <w:rPr>
+          <w:lang w:val="zh_TW" w:bidi="zh_TW"/>
+        </w:rPr>
+        <w:t>；</w:t>
+      </w:r>
+      <w:hyperlink r:id="rId15">
+        <w:r>
+          <w:rPr>
+            <w:lang w:val="zh_TW" w:bidi="zh_TW"/>
+          </w:rPr>
+          <w:rPr>
+            <w:color w:val="0000EE"/>
+            <w:u w:val="single"/>
+          </w:rPr>
+          <w:t>詩18:16</w:t>
+        </w:r>
+      </w:hyperlink>
+      <w:r>
+        <w:rPr>
+          <w:lang w:val="zh_TW" w:bidi="zh_TW"/>
+        </w:rPr>
+        <w:t>）。如果是在法老的女兒發現他後，幫他取的埃及名字，這個名字可能意味著「子」的意思，如同埃及名字中的亞摩斯（Ahmose）、</w:t>
+      </w:r>
+      <w:r>
+        <w:rPr>
+          <w:lang w:val="zh_TW" w:bidi="zh_TW"/>
+        </w:rPr>
+        <w:t>圖特摩斯</w:t>
+      </w:r>
+      <w:r>
+        <w:rPr>
+          <w:lang w:val="zh_TW" w:bidi="zh_TW"/>
+        </w:rPr>
+        <w:t>（Thutmose）和</w:t>
+      </w:r>
+      <w:r>
+        <w:rPr>
+          <w:lang w:val="zh_TW" w:bidi="zh_TW"/>
+        </w:rPr>
+        <w:t>蘭塞（</w:t>
+      </w:r>
+      <w:r>
+        <w:rPr>
+          <w:lang w:val="zh_TW" w:bidi="zh_TW"/>
+        </w:rPr>
+        <w:t>Ramses）。舊約聖經沒有其他人使用這個名字。</w:t>
+      </w:r>
+    </w:p>
+    <w:p>
+      <w:pPr/>
+      <w:r>
+        <w:rPr>
+          <w:lang w:val="zh_TW" w:bidi="zh_TW"/>
+        </w:rPr>
+      </w:r>
+      <w:r>
+        <w:rPr>
+          <w:lang w:val="zh_TW" w:bidi="zh_TW"/>
+        </w:rPr>
+        <w:t>摩西是舊約聖經中最偉大的人物，他的名字出現了767次。他的影響力延伸到新約聖經，出現了79次。他生命的最初四十年是在法老家中度過，他從中學到埃及人一切的智慧（</w:t>
+      </w:r>
+      <w:hyperlink r:id="rId16">
+        <w:r>
+          <w:rPr>
+            <w:lang w:val="zh_TW" w:bidi="zh_TW"/>
+          </w:rPr>
+          <w:rPr>
+            <w:color w:val="0000EE"/>
+            <w:u w:val="single"/>
+          </w:rPr>
+          <w:t>徒7:23</w:t>
+        </w:r>
+      </w:hyperlink>
+      <w:r>
+        <w:rPr>
+          <w:lang w:val="zh_TW" w:bidi="zh_TW"/>
+        </w:rPr>
+        <w:t>）。</w:t>
+      </w:r>
+    </w:p>
+    <w:p>
+      <w:pPr/>
+      <w:r>
+        <w:rPr>
+          <w:lang w:val="zh_TW" w:bidi="zh_TW"/>
+        </w:rPr>
+      </w:r>
+      <w:r>
+        <w:rPr>
+          <w:lang w:val="zh_TW" w:bidi="zh_TW"/>
+        </w:rPr>
+        <w:t>在接下來的四十年中，他因為殺了一個虐待希伯來人的埃及人，成為逃犯，住在米甸。他最後的四十年致力帶領以色列人出埃及，前往神應許給亞伯拉罕和他後裔的土地（</w:t>
+      </w:r>
+      <w:hyperlink r:id="rId17">
+        <w:r>
+          <w:rPr>
+            <w:lang w:val="zh_TW" w:bidi="zh_TW"/>
+          </w:rPr>
+          <w:rPr>
+            <w:color w:val="0000EE"/>
+            <w:u w:val="single"/>
+          </w:rPr>
+          <w:t>創12:1–3</w:t>
+        </w:r>
+      </w:hyperlink>
+      <w:r>
+        <w:rPr>
+          <w:lang w:val="zh_TW" w:bidi="zh_TW"/>
+        </w:rPr>
+        <w:t>）。他帶領以色列人曠野漂流四十年後，在120歲去世。他把他們帶到約旦河東方應許之地的邊緣（</w:t>
+      </w:r>
+      <w:hyperlink r:id="rId18">
+        <w:r>
+          <w:rPr>
+            <w:lang w:val="zh_TW" w:bidi="zh_TW"/>
+          </w:rPr>
+          <w:rPr>
+            <w:color w:val="0000EE"/>
+            <w:u w:val="single"/>
+          </w:rPr>
+          <w:t>申34:7</w:t>
+        </w:r>
+      </w:hyperlink>
+      <w:r>
+        <w:rPr>
+          <w:lang w:val="zh_TW" w:bidi="zh_TW"/>
+        </w:rPr>
+        <w:t>）。摩西是歷史上舉足輕重的人物，將一群奴隸變成了一個對歷史進程有深遠影響的民族。</w:t>
+      </w:r>
+    </w:p>
+    <w:p>
+      <w:pPr>
+        <w:pStyle w:val="Heading3"/>
+      </w:pPr>
+      <w:r>
+        <w:rPr>
+          <w:lang w:val="zh_TW" w:bidi="zh_TW"/>
+        </w:rPr>
+        <w:t>概述</w:t>
+      </w:r>
+    </w:p>
+    <w:p>
+      <w:pPr/>
+      <w:r>
+        <w:rPr>
+          <w:lang w:val="zh_TW" w:bidi="zh_TW"/>
+        </w:rPr>
+      </w:r>
+      <w:r>
+        <w:rPr>
+          <w:lang w:val="zh_TW" w:bidi="zh_TW"/>
+        </w:rPr>
+        <w:t>• 背景</w:t>
+      </w:r>
+    </w:p>
+    <w:p>
+      <w:pPr/>
+      <w:r>
+        <w:rPr>
+          <w:lang w:val="zh_TW" w:bidi="zh_TW"/>
+        </w:rPr>
+      </w:r>
+      <w:r>
+        <w:rPr>
+          <w:lang w:val="zh_TW" w:bidi="zh_TW"/>
+        </w:rPr>
+        <w:t>• 在埃及的頭四十年</w:t>
+      </w:r>
+    </w:p>
+    <w:p>
+      <w:pPr/>
+      <w:r>
+        <w:rPr>
+          <w:lang w:val="zh_TW" w:bidi="zh_TW"/>
+        </w:rPr>
+      </w:r>
+      <w:r>
+        <w:rPr>
+          <w:lang w:val="zh_TW" w:bidi="zh_TW"/>
+        </w:rPr>
+        <w:t>• 在米甸的第二個四十年</w:t>
+      </w:r>
+    </w:p>
+    <w:p>
+      <w:pPr/>
+      <w:r>
+        <w:rPr>
+          <w:lang w:val="zh_TW" w:bidi="zh_TW"/>
+        </w:rPr>
+      </w:r>
+      <w:r>
+        <w:rPr>
+          <w:lang w:val="zh_TW" w:bidi="zh_TW"/>
+        </w:rPr>
+        <w:t>• 從埃及到迦南的第三個四十年</w:t>
+      </w:r>
+    </w:p>
+    <w:p>
+      <w:pPr/>
+      <w:r>
+        <w:rPr>
+          <w:lang w:val="zh_TW" w:bidi="zh_TW"/>
+        </w:rPr>
+      </w:r>
+      <w:r>
+        <w:rPr>
+          <w:lang w:val="zh_TW" w:bidi="zh_TW"/>
+        </w:rPr>
+        <w:t>• 新約聖經中的摩西</w:t>
+      </w:r>
+    </w:p>
+    <w:p>
+      <w:pPr>
+        <w:pStyle w:val="Heading3"/>
+      </w:pPr>
+      <w:r>
+        <w:rPr>
+          <w:lang w:val="zh_TW" w:bidi="zh_TW"/>
+        </w:rPr>
+        <w:t>背景</w:t>
+      </w:r>
+    </w:p>
+    <w:p>
+      <w:pPr/>
+      <w:r>
+        <w:rPr>
+          <w:lang w:val="zh_TW" w:bidi="zh_TW"/>
+        </w:rPr>
+      </w:r>
+      <w:r>
+        <w:rPr>
+          <w:lang w:val="zh_TW" w:bidi="zh_TW"/>
+        </w:rPr>
+        <w:t>我們只可以透過聖經來認識摩西的生平。考古學家確認了與摩西的事跡，但卻不知道他是否為虛構的角色，或他實際上做了什麼。他的故事始於雅各，就是他兒子們在迦南地饑荒期間抵達埃及。他們一家受約瑟邀請，又受到法老的愛戴，便定居在埃及東北部的歌珊，便在那裡住了430年（</w:t>
+      </w:r>
+      <w:hyperlink r:id="rId19">
+        <w:r>
+          <w:rPr>
+            <w:lang w:val="zh_TW" w:bidi="zh_TW"/>
+          </w:rPr>
+          <w:rPr>
+            <w:color w:val="0000EE"/>
+            <w:u w:val="single"/>
+          </w:rPr>
+          <w:t>出12:40</w:t>
+        </w:r>
+      </w:hyperlink>
+      <w:r>
+        <w:rPr>
+          <w:lang w:val="zh_TW" w:bidi="zh_TW"/>
+        </w:rPr>
+        <w:t>）。隨著時光流逝，他們落地生根，人口迅速增長，遍佈那地（</w:t>
+      </w:r>
+      <w:hyperlink r:id="rId20">
+        <w:r>
+          <w:rPr>
+            <w:lang w:val="zh_TW" w:bidi="zh_TW"/>
+          </w:rPr>
+          <w:rPr>
+            <w:color w:val="0000EE"/>
+            <w:u w:val="single"/>
+          </w:rPr>
+          <w:t>出1:7</w:t>
+        </w:r>
+      </w:hyperlink>
+      <w:r>
+        <w:rPr>
+          <w:lang w:val="zh_TW" w:bidi="zh_TW"/>
+        </w:rPr>
+        <w:t>）。一位不認識約瑟的新法老崛起，聖經沒有提到這位法老的名字，他的身份亦存在爭議。他通常被認為是：</w:t>
+      </w:r>
+    </w:p>
+    <w:p>
+      <w:pPr>
+        <w:pStyle w:val="ListBullet"/>
+        <w:spacing w:line="240" w:lineRule="auto"/>
+        <w:ind w:left="720"/>
+      </w:pPr>
+      <w:r>
+        <w:rPr>
+          <w:lang w:val="zh_TW" w:bidi="zh_TW"/>
+        </w:rPr>
+      </w:r>
+      <w:r>
+        <w:rPr>
+          <w:lang w:val="zh_TW" w:bidi="zh_TW"/>
+        </w:rPr>
+        <w:t>圖特摩斯三世（Thutmose III），公元前1504年到1451年的法老；</w:t>
+      </w:r>
+    </w:p>
+    <w:p>
+      <w:pPr>
+        <w:pStyle w:val="ListBullet"/>
+        <w:spacing w:line="240" w:lineRule="auto"/>
+        <w:ind w:left="720"/>
+      </w:pPr>
+      <w:r>
+        <w:rPr>
+          <w:lang w:val="zh_TW" w:bidi="zh_TW"/>
+        </w:rPr>
+      </w:r>
+      <w:r>
+        <w:rPr>
+          <w:lang w:val="zh_TW" w:bidi="zh_TW"/>
+        </w:rPr>
+        <w:t>塞提一世（Seti I），公元前1304年到1290年是法老；或</w:t>
+      </w:r>
+    </w:p>
+    <w:p>
+      <w:pPr>
+        <w:pStyle w:val="ListBullet"/>
+        <w:spacing w:line="240" w:lineRule="auto"/>
+        <w:ind w:left="720"/>
+      </w:pPr>
+      <w:r>
+        <w:rPr>
+          <w:lang w:val="zh_TW" w:bidi="zh_TW"/>
+        </w:rPr>
+      </w:r>
+      <w:r>
+        <w:rPr>
+          <w:lang w:val="zh_TW" w:bidi="zh_TW"/>
+        </w:rPr>
+        <w:t>蘭塞</w:t>
+      </w:r>
+      <w:r>
+        <w:rPr>
+          <w:lang w:val="zh_TW" w:bidi="zh_TW"/>
+        </w:rPr>
+        <w:t>二世（Ramses II），公元前1290年到1224年在位的法老。</w:t>
+      </w:r>
+    </w:p>
+    <w:p>
+      <w:pPr/>
+      <w:r>
+        <w:rPr>
+          <w:lang w:val="zh_TW" w:bidi="zh_TW"/>
+        </w:rPr>
+      </w:r>
+      <w:r>
+        <w:rPr>
+          <w:lang w:val="zh_TW" w:bidi="zh_TW"/>
+        </w:rPr>
+        <w:t>法老擔心以色列人變得強大，漸漸會對國家構成危險。因此，他試圖減少他們的人口，強迫他們工作，建造比東和蘭塞的儲藏城，但嚴酷的政策並沒有減少他們的數目。然後，他試圖讓收生婆殺死男嬰，但她們拒絕遵從他的命令。最後，他命令埃及人將男嬰溺死在尼羅河中。摩西就是在這個逼迫以色列人的背景下出生。</w:t>
+      </w:r>
+    </w:p>
+    <w:p>
+      <w:pPr>
+        <w:pStyle w:val="Heading3"/>
+      </w:pPr>
+      <w:r>
+        <w:rPr>
+          <w:lang w:val="zh_TW" w:bidi="zh_TW"/>
+        </w:rPr>
+        <w:t>在埃及的頭四十年</w:t>
+      </w:r>
+    </w:p>
+    <w:p>
+      <w:pPr>
+        <w:pStyle w:val="Heading4"/>
+      </w:pPr>
+      <w:r>
+        <w:rPr>
+          <w:lang w:val="zh_TW" w:bidi="zh_TW"/>
+        </w:rPr>
+        <w:t>出生和早期經歷</w:t>
+      </w:r>
+    </w:p>
+    <w:p>
+      <w:pPr/>
+      <w:r>
+        <w:rPr>
+          <w:lang w:val="zh_TW" w:bidi="zh_TW"/>
+        </w:rPr>
+      </w:r>
+      <w:r>
+        <w:rPr>
+          <w:lang w:val="zh_TW" w:bidi="zh_TW"/>
+        </w:rPr>
+        <w:t>一位來自利未家族的男子，名叫暗蘭，他娶了他父親的妹妹約基別（</w:t>
+      </w:r>
+      <w:hyperlink r:id="rId21">
+        <w:r>
+          <w:rPr>
+            <w:lang w:val="zh_TW" w:bidi="zh_TW"/>
+          </w:rPr>
+          <w:rPr>
+            <w:color w:val="0000EE"/>
+            <w:u w:val="single"/>
+          </w:rPr>
+          <w:t>出6:20</w:t>
+        </w:r>
+      </w:hyperlink>
+      <w:r>
+        <w:rPr>
+          <w:lang w:val="zh_TW" w:bidi="zh_TW"/>
+        </w:rPr>
+        <w:t>；參</w:t>
+      </w:r>
+      <w:hyperlink r:id="rId22">
+        <w:r>
+          <w:rPr>
+            <w:lang w:val="zh_TW" w:bidi="zh_TW"/>
+          </w:rPr>
+          <w:rPr>
+            <w:color w:val="0000EE"/>
+            <w:u w:val="single"/>
+          </w:rPr>
+          <w:t>2:1</w:t>
+        </w:r>
+      </w:hyperlink>
+      <w:r>
+        <w:rPr>
+          <w:lang w:val="zh_TW" w:bidi="zh_TW"/>
+        </w:rPr>
+        <w:t>）。他們的第一個兒子亞倫，比摩西大三年，且在淹死希伯來嬰兒的命令下達之前出生，所以他沒有生命危險。然而，當摩西出生時，這個殘酷的命令已經生效。摩西出生後三個月，他的母親再也無法匿藏他，於是用蘆葦做了一個籃子，並用瀝青和樹脂塗抹，然後將嬰兒放在裡面，再將籃子放在河岸的蘆葦中間。摩西的姐姐米利暗則在附近守候，察看會發生什麼事。</w:t>
+      </w:r>
+    </w:p>
+    <w:p>
+      <w:pPr/>
+      <w:r>
+        <w:rPr>
+          <w:lang w:val="zh_TW" w:bidi="zh_TW"/>
+        </w:rPr>
+      </w:r>
+      <w:r>
+        <w:rPr>
+          <w:lang w:val="zh_TW" w:bidi="zh_TW"/>
+        </w:rPr>
+        <w:t>不久，法老的女兒一如既往來到河邊洗澡。（約瑟夫稱她為</w:t>
+      </w:r>
+      <w:r>
+        <w:rPr>
+          <w:lang w:val="zh_TW" w:bidi="zh_TW"/>
+        </w:rPr>
+        <w:t>她母迪斯〔</w:t>
+      </w:r>
+      <w:r>
+        <w:rPr>
+          <w:lang w:val="zh_TW" w:bidi="zh_TW"/>
+        </w:rPr>
+        <w:t>Thermuthis</w:t>
+      </w:r>
+      <w:r>
+        <w:rPr>
+          <w:lang w:val="zh_TW" w:bidi="zh_TW"/>
+        </w:rPr>
+        <w:t>〕</w:t>
+      </w:r>
+      <w:r>
+        <w:rPr>
+          <w:lang w:val="zh_TW" w:bidi="zh_TW"/>
+        </w:rPr>
+        <w:t>，其他人稱她為哈特謝普蘇特</w:t>
+      </w:r>
+      <w:r>
+        <w:rPr>
+          <w:lang w:val="zh_TW" w:bidi="zh_TW"/>
+        </w:rPr>
+        <w:t>〔</w:t>
+      </w:r>
+      <w:r>
+        <w:rPr>
+          <w:lang w:val="zh_TW" w:bidi="zh_TW"/>
+        </w:rPr>
+        <w:t>Hatshepsut</w:t>
+      </w:r>
+      <w:r>
+        <w:rPr>
+          <w:lang w:val="zh_TW" w:bidi="zh_TW"/>
+        </w:rPr>
+        <w:t>〕</w:t>
+      </w:r>
+      <w:r>
+        <w:rPr>
+          <w:lang w:val="zh_TW" w:bidi="zh_TW"/>
+        </w:rPr>
+        <w:t>，但她實際名字不詳。）她發現這個嬰兒，認出他是希伯來人的孩子，決定將他養育成人，成為自己的孩子。米利暗隨後上前，提出找一位希伯來婦女來哺乳這個孩子。公主同意，米利暗把嬰兒帶回給他的母親哺乳，她可能持續為他哺乳，直到兒子兩三歲（比較</w:t>
+      </w:r>
+      <w:hyperlink r:id="rId23">
+        <w:r>
+          <w:rPr>
+            <w:lang w:val="zh_TW" w:bidi="zh_TW"/>
+          </w:rPr>
+          <w:rPr>
+            <w:color w:val="0000EE"/>
+            <w:u w:val="single"/>
+          </w:rPr>
+          <w:t>撒上1:19–24</w:t>
+        </w:r>
+      </w:hyperlink>
+      <w:r>
+        <w:rPr>
+          <w:lang w:val="zh_TW" w:bidi="zh_TW"/>
+        </w:rPr>
+        <w:t>）。</w:t>
+      </w:r>
+    </w:p>
+    <w:p>
+      <w:pPr/>
+      <w:r>
+        <w:rPr>
+          <w:lang w:val="zh_TW" w:bidi="zh_TW"/>
+        </w:rPr>
+      </w:r>
+      <w:r>
+        <w:rPr>
+          <w:lang w:val="zh_TW" w:bidi="zh_TW"/>
+        </w:rPr>
+        <w:t>然而，摩西早年並無其他記錄。我們不知道他的母親是否在他後來的童年和青年時期繼續照顧他，或者她有否讓他知道自己的真正身份，並教導他希伯來人的信仰。我們所知的是，摩西學習一切埃及人的智慧，接受為皇室成員而設的教育，使他</w:t>
+      </w:r>
+      <w:r>
+        <w:rPr>
+          <w:lang w:val="zh_TW" w:bidi="zh_TW"/>
+        </w:rPr>
+        <w:t>說話行事都有才能</w:t>
+      </w:r>
+      <w:r>
+        <w:rPr>
+          <w:lang w:val="zh_TW" w:bidi="zh_TW"/>
+        </w:rPr>
+        <w:t>（</w:t>
+      </w:r>
+      <w:hyperlink r:id="rId24">
+        <w:r>
+          <w:rPr>
+            <w:lang w:val="zh_TW" w:bidi="zh_TW"/>
+          </w:rPr>
+          <w:rPr>
+            <w:color w:val="0000EE"/>
+            <w:u w:val="single"/>
+          </w:rPr>
+          <w:t>徒7:22</w:t>
+        </w:r>
+      </w:hyperlink>
+      <w:r>
+        <w:rPr>
+          <w:lang w:val="zh_TW" w:bidi="zh_TW"/>
+        </w:rPr>
+        <w:t>）。</w:t>
+      </w:r>
+    </w:p>
+    <w:p>
+      <w:pPr>
+        <w:pStyle w:val="Heading4"/>
+      </w:pPr>
+      <w:r>
+        <w:rPr>
+          <w:lang w:val="zh_TW" w:bidi="zh_TW"/>
+        </w:rPr>
+        <w:t>與他自己民族的認同感</w:t>
+      </w:r>
+    </w:p>
+    <w:p>
+      <w:pPr/>
+      <w:r>
+        <w:rPr>
+          <w:lang w:val="zh_TW" w:bidi="zh_TW"/>
+        </w:rPr>
+      </w:r>
+      <w:r>
+        <w:rPr>
+          <w:lang w:val="zh_TW" w:bidi="zh_TW"/>
+        </w:rPr>
+        <w:t>我們並不清楚，摩西在何時知道自己是希伯來人而不是埃及人；但到他四十歲時，顯然已經知道。有一天，他出去探望他的同胞，看看他們受到甚麼樣的待遇。他出生時埃及人對他希伯來同胞的殘酷對待仍舊存在。當他看到一個埃及人正在毆打一個希伯來人時，摩西在忿怒中殺了那個埃及人，將他埋葬。他以為沒有人注意到，但其實有人看到了。第二天，當他試圖阻止兩個希伯來人打架時，他們轉向他並指責他謀殺：「</w:t>
+      </w:r>
+      <w:r>
+        <w:rPr>
+          <w:lang w:val="zh_TW" w:bidi="zh_TW"/>
+        </w:rPr>
+        <w:t>誰立你作我們的首領和審判官呢？難道你要殺我，像殺那埃及人嗎？</w:t>
+      </w:r>
+      <w:r>
+        <w:rPr>
+          <w:lang w:val="zh_TW" w:bidi="zh_TW"/>
+        </w:rPr>
+        <w:t>」（</w:t>
+      </w:r>
+      <w:hyperlink r:id="rId25">
+        <w:r>
+          <w:rPr>
+            <w:lang w:val="zh_TW" w:bidi="zh_TW"/>
+          </w:rPr>
+          <w:rPr>
+            <w:color w:val="0000EE"/>
+            <w:u w:val="single"/>
+          </w:rPr>
+          <w:t>出2:14</w:t>
+        </w:r>
+      </w:hyperlink>
+      <w:r>
+        <w:rPr>
+          <w:lang w:val="zh_TW" w:bidi="zh_TW"/>
+        </w:rPr>
+        <w:t>）。</w:t>
+      </w:r>
+      <w:hyperlink r:id="rId26">
+        <w:r>
+          <w:rPr>
+            <w:lang w:val="zh_TW" w:bidi="zh_TW"/>
+          </w:rPr>
+          <w:rPr>
+            <w:color w:val="0000EE"/>
+            <w:u w:val="single"/>
+          </w:rPr>
+          <w:t>使徒行傳七章25節</w:t>
+        </w:r>
+      </w:hyperlink>
+      <w:r>
+        <w:rPr>
+          <w:lang w:val="zh_TW" w:bidi="zh_TW"/>
+        </w:rPr>
+        <w:t>補充說：「</w:t>
+      </w:r>
+      <w:r>
+        <w:rPr>
+          <w:lang w:val="zh_TW" w:bidi="zh_TW"/>
+        </w:rPr>
+        <w:t>他以為弟兄必明白神是藉他的手搭救他們；他們卻不明白。</w:t>
+      </w:r>
+      <w:r>
+        <w:rPr>
+          <w:lang w:val="zh_TW" w:bidi="zh_TW"/>
+        </w:rPr>
+        <w:t>」摩西才意識到，他謀殺埃及人的事已經被人知道，並且法老家成員的身分也未能保護他，於是逃到米甸。</w:t>
+      </w:r>
+    </w:p>
+    <w:p>
+      <w:pPr>
+        <w:pStyle w:val="Heading3"/>
+      </w:pPr>
+      <w:r>
+        <w:rPr>
+          <w:lang w:val="zh_TW" w:bidi="zh_TW"/>
+        </w:rPr>
+        <w:t>在米甸的第二個四十年</w:t>
+      </w:r>
+    </w:p>
+    <w:p>
+      <w:pPr>
+        <w:pStyle w:val="Heading4"/>
+      </w:pPr>
+      <w:r>
+        <w:rPr>
+          <w:lang w:val="zh_TW" w:bidi="zh_TW"/>
+        </w:rPr>
+        <w:t>入贅</w:t>
+      </w:r>
+      <w:r>
+        <w:rPr>
+          <w:lang w:val="zh_TW" w:bidi="zh_TW"/>
+        </w:rPr>
+        <w:t>葉忒羅的家庭</w:t>
+      </w:r>
+    </w:p>
+    <w:p>
+      <w:pPr/>
+      <w:r>
+        <w:rPr>
+          <w:lang w:val="zh_TW" w:bidi="zh_TW"/>
+        </w:rPr>
+      </w:r>
+      <w:r>
+        <w:rPr>
+          <w:lang w:val="zh_TW" w:bidi="zh_TW"/>
+        </w:rPr>
+        <w:t>抵達米甸後，摩西獨自坐在井旁。他在那裡看到，米甸祭司的七個女兒正在為父親的羊群打水。當牧羊人試圖趕走她們時，摩西幫助她們給動物喝水。祭司葉忒羅便邀請摩西與他的家人同住，並將他的女兒西坡拉嫁給摩西為妻（</w:t>
+      </w:r>
+      <w:hyperlink r:id="rId27">
+        <w:r>
+          <w:rPr>
+            <w:lang w:val="zh_TW" w:bidi="zh_TW"/>
+          </w:rPr>
+          <w:rPr>
+            <w:color w:val="0000EE"/>
+            <w:u w:val="single"/>
+          </w:rPr>
           <w:t>出3:1</w:t>
         </w:r>
       </w:hyperlink>
@@ -269,18 +1106,1073 @@
         <w:rPr>
           <w:lang w:val="zh_TW" w:bidi="zh_TW"/>
         </w:rPr>
-        <w:t>–</w:t>
-      </w:r>
-      <w:hyperlink r:id="rId13">
-        <w:r>
-          <w:rPr>
-            <w:lang w:val="zh_TW" w:bidi="zh_TW"/>
-          </w:rPr>
-          <w:rPr>
-            <w:color w:val="0000EE"/>
-            <w:u w:val="single"/>
-          </w:rPr>
-          <w:t>15</w:t>
+        <w:t>；葉忒羅在</w:t>
+      </w:r>
+      <w:hyperlink r:id="rId28">
+        <w:r>
+          <w:rPr>
+            <w:lang w:val="zh_TW" w:bidi="zh_TW"/>
+          </w:rPr>
+          <w:rPr>
+            <w:color w:val="0000EE"/>
+            <w:u w:val="single"/>
+          </w:rPr>
+          <w:t>出埃及記二章18節</w:t>
+        </w:r>
+      </w:hyperlink>
+      <w:r>
+        <w:rPr>
+          <w:lang w:val="zh_TW" w:bidi="zh_TW"/>
+        </w:rPr>
+        <w:t>，被稱為流珥；或在</w:t>
+      </w:r>
+      <w:hyperlink r:id="rId29">
+        <w:r>
+          <w:rPr>
+            <w:lang w:val="zh_TW" w:bidi="zh_TW"/>
+          </w:rPr>
+          <w:rPr>
+            <w:color w:val="0000EE"/>
+            <w:u w:val="single"/>
+          </w:rPr>
+          <w:t>民數記十章29節</w:t>
+        </w:r>
+      </w:hyperlink>
+      <w:r>
+        <w:rPr>
+          <w:lang w:val="zh_TW" w:bidi="zh_TW"/>
+        </w:rPr>
+        <w:t>被稱為何巴）。學者們對於何巴在</w:t>
+      </w:r>
+      <w:hyperlink r:id="rId29">
+        <w:r>
+          <w:rPr>
+            <w:lang w:val="zh_TW" w:bidi="zh_TW"/>
+          </w:rPr>
+          <w:rPr>
+            <w:color w:val="0000EE"/>
+            <w:u w:val="single"/>
+          </w:rPr>
+          <w:t>民數記十章29節</w:t>
+        </w:r>
+      </w:hyperlink>
+      <w:r>
+        <w:rPr>
+          <w:lang w:val="zh_TW" w:bidi="zh_TW"/>
+        </w:rPr>
+        <w:t>的身份存在分歧。有些人認為他是摩西的岳父，另一些人則認為他是摩西的內兄（brother-in-law）。</w:t>
+      </w:r>
+    </w:p>
+    <w:p>
+      <w:pPr/>
+      <w:r>
+        <w:rPr>
+          <w:lang w:val="zh_TW" w:bidi="zh_TW"/>
+        </w:rPr>
+      </w:r>
+      <w:r>
+        <w:rPr>
+          <w:i/>
+          <w:lang w:val="zh_TW" w:bidi="zh_TW"/>
+        </w:rPr>
+        <w:t>另見</w:t>
+      </w:r>
+      <w:r>
+        <w:rPr>
+          <w:lang w:val="zh_TW" w:bidi="zh_TW"/>
+        </w:rPr>
+        <w:t xml:space="preserve"> </w:t>
+      </w:r>
+      <w:r>
+        <w:rPr>
+          <w:lang w:val="zh_TW" w:bidi="zh_TW"/>
+        </w:rPr>
+        <w:t>何巴</w:t>
+      </w:r>
+    </w:p>
+    <w:p>
+      <w:pPr/>
+      <w:r>
+        <w:rPr>
+          <w:lang w:val="zh_TW" w:bidi="zh_TW"/>
+        </w:rPr>
+      </w:r>
+      <w:r>
+        <w:rPr>
+          <w:lang w:val="zh_TW" w:bidi="zh_TW"/>
+        </w:rPr>
+        <w:t>在米甸，摩西和西坡拉有兩個兒子，革舜和以利以謝（</w:t>
+      </w:r>
+      <w:hyperlink r:id="rId30">
+        <w:r>
+          <w:rPr>
+            <w:lang w:val="zh_TW" w:bidi="zh_TW"/>
+          </w:rPr>
+          <w:rPr>
+            <w:color w:val="0000EE"/>
+            <w:u w:val="single"/>
+          </w:rPr>
+          <w:t>出2:22</w:t>
+        </w:r>
+      </w:hyperlink>
+      <w:hyperlink r:id="rId31">
+        <w:r>
+          <w:rPr>
+            <w:lang w:val="zh_TW" w:bidi="zh_TW"/>
+          </w:rPr>
+          <w:rPr>
+            <w:color w:val="0000EE"/>
+            <w:u w:val="single"/>
+          </w:rPr>
+          <w:t>，18:4</w:t>
+        </w:r>
+      </w:hyperlink>
+      <w:r>
+        <w:rPr>
+          <w:lang w:val="zh_TW" w:bidi="zh_TW"/>
+        </w:rPr>
+        <w:t>）。在米甸的四十年間，摩西可能已經淡忘過往埃及的生活。他無法預見神會很快就呼召他回到埃及，更要面對新的法老，要求他釋放希伯來人，脫離束縛。然而，神沒有忘記祂的子民，正準備拯救他們。</w:t>
+      </w:r>
+    </w:p>
+    <w:p>
+      <w:pPr>
+        <w:pStyle w:val="Heading4"/>
+      </w:pPr>
+      <w:r>
+        <w:rPr>
+          <w:lang w:val="zh_TW" w:bidi="zh_TW"/>
+        </w:rPr>
+        <w:t>在燃燒的荊棘中遇見神</w:t>
+      </w:r>
+    </w:p>
+    <w:p>
+      <w:pPr/>
+      <w:r>
+        <w:rPr>
+          <w:lang w:val="zh_TW" w:bidi="zh_TW"/>
+        </w:rPr>
+      </w:r>
+      <w:r>
+        <w:rPr>
+          <w:lang w:val="zh_TW" w:bidi="zh_TW"/>
+        </w:rPr>
+        <w:t>有一天，當摩西正在照顧他岳父的羊群時，他把羊群帶到了何烈山（也稱為西奈山）。神在一個燃燒但未被燒毀的荊棘中，以火焰的形式向他顯現。摩西走近觀察這個奇異的景象，並聽見神從荊棘中對他說話：「 摩西！ 摩西！」他說：「我在這裏。」神說：「不要近前來。當把你腳上的鞋脫下來，因為你所站之地是聖地」（</w:t>
+      </w:r>
+      <w:hyperlink r:id="rId32">
+        <w:r>
+          <w:rPr>
+            <w:lang w:val="zh_TW" w:bidi="zh_TW"/>
+          </w:rPr>
+          <w:rPr>
+            <w:color w:val="0000EE"/>
+            <w:u w:val="single"/>
+          </w:rPr>
+          <w:t>出3:4–5</w:t>
+        </w:r>
+      </w:hyperlink>
+      <w:r>
+        <w:rPr>
+          <w:lang w:val="zh_TW" w:bidi="zh_TW"/>
+        </w:rPr>
+        <w:t>）。</w:t>
+      </w:r>
+    </w:p>
+    <w:p>
+      <w:pPr/>
+      <w:r>
+        <w:rPr>
+          <w:lang w:val="zh_TW" w:bidi="zh_TW"/>
+        </w:rPr>
+      </w:r>
+      <w:r>
+        <w:rPr>
+          <w:lang w:val="zh_TW" w:bidi="zh_TW"/>
+        </w:rPr>
+        <w:t>神自稱為亞伯拉罕、以撒和雅各的神，並向摩西保證，祂已聽見祂子民的呼求，並知道他們的苦難。神揭示祂的計劃，就是要差遣摩西去埃及，解救祂的子民脫離奴役。</w:t>
+      </w:r>
+    </w:p>
+    <w:p>
+      <w:pPr/>
+      <w:r>
+        <w:rPr>
+          <w:lang w:val="zh_TW" w:bidi="zh_TW"/>
+        </w:rPr>
+      </w:r>
+      <w:r>
+        <w:rPr>
+          <w:lang w:val="zh_TW" w:bidi="zh_TW"/>
+        </w:rPr>
+        <w:t>摩西感到</w:t>
+      </w:r>
+      <w:r>
+        <w:rPr>
+          <w:lang w:val="zh_TW" w:bidi="zh_TW"/>
+        </w:rPr>
+        <w:t>力有未逮</w:t>
+      </w:r>
+      <w:r>
+        <w:rPr>
+          <w:lang w:val="zh_TW" w:bidi="zh_TW"/>
+        </w:rPr>
+        <w:t>，便開始找藉口。然而，神向摩西保證，祂會與他同在（</w:t>
+      </w:r>
+      <w:hyperlink r:id="rId33">
+        <w:r>
+          <w:rPr>
+            <w:lang w:val="zh_TW" w:bidi="zh_TW"/>
+          </w:rPr>
+          <w:rPr>
+            <w:color w:val="0000EE"/>
+            <w:u w:val="single"/>
+          </w:rPr>
+          <w:t>出3:11–12</w:t>
+        </w:r>
+      </w:hyperlink>
+      <w:r>
+        <w:rPr>
+          <w:lang w:val="zh_TW" w:bidi="zh_TW"/>
+        </w:rPr>
+        <w:t>）。當摩西擔心，如果其他人詢問神的名字該怎麼回答時，神便回答：</w:t>
+      </w:r>
+      <w:r>
+        <w:rPr>
+          <w:lang w:val="zh_TW" w:bidi="zh_TW"/>
+        </w:rPr>
+        <w:t>「我是自有永有的」；又說：「你要對以色列人這樣說：『那自有的打發我到你們這裏來。』」</w:t>
+      </w:r>
+      <w:r>
+        <w:rPr>
+          <w:lang w:val="zh_TW" w:bidi="zh_TW"/>
+        </w:rPr>
+        <w:t>（</w:t>
+      </w:r>
+      <w:hyperlink r:id="rId34">
+        <w:r>
+          <w:rPr>
+            <w:lang w:val="zh_TW" w:bidi="zh_TW"/>
+          </w:rPr>
+          <w:rPr>
+            <w:color w:val="0000EE"/>
+            <w:u w:val="single"/>
+          </w:rPr>
+          <w:t>出3:13–14</w:t>
+        </w:r>
+      </w:hyperlink>
+      <w:r>
+        <w:rPr>
+          <w:lang w:val="zh_TW" w:bidi="zh_TW"/>
+        </w:rPr>
+        <w:t>）。學者們對這個名字提出了許多解釋。可以確定的是，這個名字暗示神藉自己的力量永存自足。</w:t>
+      </w:r>
+    </w:p>
+    <w:p>
+      <w:pPr/>
+      <w:r>
+        <w:rPr>
+          <w:lang w:val="zh_TW" w:bidi="zh_TW"/>
+        </w:rPr>
+      </w:r>
+      <w:r>
+        <w:rPr>
+          <w:lang w:val="zh_TW" w:bidi="zh_TW"/>
+        </w:rPr>
+        <w:t>接著，摩西擔心百姓不會相信他。神便給他三個神跡：</w:t>
+      </w:r>
+    </w:p>
+    <w:p>
+      <w:pPr>
+        <w:pStyle w:val="ListNumber"/>
+        <w:numPr>
+          <w:ilvl w:val="0"/>
+          <w:numId w:val="14"/>
+        </w:numPr>
+        <w:spacing w:line="240" w:lineRule="auto"/>
+        <w:ind w:left="720"/>
+      </w:pPr>
+      <w:r>
+        <w:rPr>
+          <w:lang w:val="zh_TW" w:bidi="zh_TW"/>
+        </w:rPr>
+      </w:r>
+      <w:r>
+        <w:rPr>
+          <w:lang w:val="zh_TW" w:bidi="zh_TW"/>
+        </w:rPr>
+        <w:t>將他的杖變成蛇</w:t>
+      </w:r>
+    </w:p>
+    <w:p>
+      <w:pPr>
+        <w:pStyle w:val="ListNumber"/>
+        <w:spacing w:line="240" w:lineRule="auto"/>
+        <w:ind w:left="720"/>
+      </w:pPr>
+      <w:r>
+        <w:rPr>
+          <w:lang w:val="zh_TW" w:bidi="zh_TW"/>
+        </w:rPr>
+      </w:r>
+      <w:r>
+        <w:rPr>
+          <w:lang w:val="zh_TW" w:bidi="zh_TW"/>
+        </w:rPr>
+        <w:t>使他的手生大痲瘋</w:t>
+      </w:r>
+    </w:p>
+    <w:p>
+      <w:pPr>
+        <w:pStyle w:val="ListNumber"/>
+        <w:spacing w:line="240" w:lineRule="auto"/>
+        <w:ind w:left="720"/>
+      </w:pPr>
+      <w:r>
+        <w:rPr>
+          <w:lang w:val="zh_TW" w:bidi="zh_TW"/>
+        </w:rPr>
+      </w:r>
+      <w:r>
+        <w:rPr>
+          <w:lang w:val="zh_TW" w:bidi="zh_TW"/>
+        </w:rPr>
+        <w:t>將尼羅河的水變成血（</w:t>
+      </w:r>
+      <w:hyperlink r:id="rId35">
+        <w:r>
+          <w:rPr>
+            <w:lang w:val="zh_TW" w:bidi="zh_TW"/>
+          </w:rPr>
+          <w:rPr>
+            <w:color w:val="0000EE"/>
+            <w:u w:val="single"/>
+          </w:rPr>
+          <w:t>出4:1–9</w:t>
+        </w:r>
+      </w:hyperlink>
+      <w:r>
+        <w:rPr>
+          <w:lang w:val="zh_TW" w:bidi="zh_TW"/>
+        </w:rPr>
+        <w:t>）。</w:t>
+      </w:r>
+    </w:p>
+    <w:p>
+      <w:pPr/>
+      <w:r>
+        <w:rPr>
+          <w:lang w:val="zh_TW" w:bidi="zh_TW"/>
+        </w:rPr>
+      </w:r>
+      <w:r>
+        <w:rPr>
+          <w:lang w:val="zh_TW" w:bidi="zh_TW"/>
+        </w:rPr>
+        <w:t>儘管有這些神蹟，摩西仍然猶豫不決：</w:t>
+      </w:r>
+      <w:r>
+        <w:rPr>
+          <w:lang w:val="zh_TW" w:bidi="zh_TW"/>
+        </w:rPr>
+        <w:t>「主啊，我素日不是能言的人，就是從你對僕人說話以後，也是這樣。我本是拙口笨舌的。」</w:t>
+      </w:r>
+      <w:r>
+        <w:rPr>
+          <w:lang w:val="zh_TW" w:bidi="zh_TW"/>
+        </w:rPr>
+        <w:t>（</w:t>
+      </w:r>
+      <w:hyperlink r:id="rId36">
+        <w:r>
+          <w:rPr>
+            <w:lang w:val="zh_TW" w:bidi="zh_TW"/>
+          </w:rPr>
+          <w:rPr>
+            <w:color w:val="0000EE"/>
+            <w:u w:val="single"/>
+          </w:rPr>
+          <w:t>出埃及記4:10</w:t>
+        </w:r>
+      </w:hyperlink>
+      <w:r>
+        <w:rPr>
+          <w:lang w:val="zh_TW" w:bidi="zh_TW"/>
+        </w:rPr>
+        <w:t>）神告訴他，會讓他知道該說什麼。然而，摩西求神派遣其他人。神最終同意讓摩西的兄弟亞倫為他說話。神會將祂的指示告訴摩西，然後亞倫會將這些話傳給百姓。</w:t>
+      </w:r>
+    </w:p>
+    <w:p>
+      <w:pPr>
+        <w:pStyle w:val="Heading4"/>
+      </w:pPr>
+      <w:r>
+        <w:rPr>
+          <w:lang w:val="zh_TW" w:bidi="zh_TW"/>
+        </w:rPr>
+        <w:t>回到埃及</w:t>
+      </w:r>
+    </w:p>
+    <w:p>
+      <w:pPr/>
+      <w:r>
+        <w:rPr>
+          <w:lang w:val="zh_TW" w:bidi="zh_TW"/>
+        </w:rPr>
+      </w:r>
+      <w:r>
+        <w:rPr>
+          <w:lang w:val="zh_TW" w:bidi="zh_TW"/>
+        </w:rPr>
+        <w:t>摩西帶著他的妻子和兒子出發前往埃及，告訴他的岳父他想去那裡探望他的家人（</w:t>
+      </w:r>
+      <w:hyperlink r:id="rId37">
+        <w:r>
+          <w:rPr>
+            <w:lang w:val="zh_TW" w:bidi="zh_TW"/>
+          </w:rPr>
+          <w:rPr>
+            <w:color w:val="0000EE"/>
+            <w:u w:val="single"/>
+          </w:rPr>
+          <w:t>出4:18</w:t>
+        </w:r>
+      </w:hyperlink>
+      <w:r>
+        <w:rPr>
+          <w:lang w:val="zh_TW" w:bidi="zh_TW"/>
+        </w:rPr>
+        <w:t>）。根據聖經記載，他將妻子和兒子們放在驢上，啟程出發（</w:t>
+      </w:r>
+      <w:hyperlink r:id="rId38">
+        <w:r>
+          <w:rPr>
+            <w:lang w:val="zh_TW" w:bidi="zh_TW"/>
+          </w:rPr>
+          <w:rPr>
+            <w:color w:val="0000EE"/>
+            <w:u w:val="single"/>
+          </w:rPr>
+          <w:t>出4:20</w:t>
+        </w:r>
+      </w:hyperlink>
+      <w:r>
+        <w:rPr>
+          <w:lang w:val="zh_TW" w:bidi="zh_TW"/>
+        </w:rPr>
+        <w:t>）。這顯示兩個孩子都很年輕，並不是在摩西成婚之初出生的。</w:t>
+      </w:r>
+    </w:p>
+    <w:p>
+      <w:pPr/>
+      <w:r>
+        <w:rPr>
+          <w:lang w:val="zh_TW" w:bidi="zh_TW"/>
+        </w:rPr>
+      </w:r>
+      <w:r>
+        <w:rPr>
+          <w:lang w:val="zh_TW" w:bidi="zh_TW"/>
+        </w:rPr>
+        <w:t>在旅程中的一個休息停駐點，發生了一件令人詫異的事，就是耶和華遇見摩西並試圖殺死他，因為摩西在離開米甸之前，沒有為他的孩子行割禮（</w:t>
+      </w:r>
+      <w:hyperlink r:id="rId39">
+        <w:r>
+          <w:rPr>
+            <w:lang w:val="zh_TW" w:bidi="zh_TW"/>
+          </w:rPr>
+          <w:rPr>
+            <w:color w:val="0000EE"/>
+            <w:u w:val="single"/>
+          </w:rPr>
+          <w:t>出4:24</w:t>
+        </w:r>
+      </w:hyperlink>
+      <w:r>
+        <w:rPr>
+          <w:lang w:val="zh_TW" w:bidi="zh_TW"/>
+        </w:rPr>
+        <w:t>）。當西坡拉意識到摩西危在旦夕時，她親自執行割禮。然後她對丈夫說：「你真是我的血郎了」（</w:t>
+      </w:r>
+      <w:hyperlink r:id="rId40">
+        <w:r>
+          <w:rPr>
+            <w:lang w:val="zh_TW" w:bidi="zh_TW"/>
+          </w:rPr>
+          <w:rPr>
+            <w:color w:val="0000EE"/>
+            <w:u w:val="single"/>
+          </w:rPr>
+          <w:t>出4:25</w:t>
+        </w:r>
+      </w:hyperlink>
+      <w:r>
+        <w:rPr>
+          <w:lang w:val="zh_TW" w:bidi="zh_TW"/>
+        </w:rPr>
+        <w:t>）。這奇怪的事件提醒，盟約的領袖必須遵循盟約（</w:t>
+      </w:r>
+      <w:hyperlink r:id="rId41">
+        <w:r>
+          <w:rPr>
+            <w:lang w:val="zh_TW" w:bidi="zh_TW"/>
+          </w:rPr>
+          <w:rPr>
+            <w:color w:val="0000EE"/>
+            <w:u w:val="single"/>
+          </w:rPr>
+          <w:t>創17:10–14</w:t>
+        </w:r>
+      </w:hyperlink>
+      <w:r>
+        <w:rPr>
+          <w:lang w:val="zh_TW" w:bidi="zh_TW"/>
+        </w:rPr>
+        <w:t>）。（以色列是神盟約中的子民，因為神與他們立了盟約</w:t>
+      </w:r>
+      <w:r>
+        <w:rPr>
+          <w:lang w:val="zh_TW" w:bidi="zh_TW"/>
+        </w:rPr>
+        <w:t>，</w:t>
+      </w:r>
+      <w:r>
+        <w:rPr>
+          <w:lang w:val="zh_TW" w:bidi="zh_TW"/>
+        </w:rPr>
+        <w:t>即特別的協議，要求男性接受割禮。）</w:t>
+      </w:r>
+    </w:p>
+    <w:p>
+      <w:pPr/>
+      <w:r>
+        <w:rPr>
+          <w:lang w:val="zh_TW" w:bidi="zh_TW"/>
+        </w:rPr>
+      </w:r>
+      <w:r>
+        <w:rPr>
+          <w:lang w:val="zh_TW" w:bidi="zh_TW"/>
+        </w:rPr>
+        <w:t>當時亞倫還在埃及，神告訴他要去摩西在燃燒荊棘遇見神的山上，與他的兄弟會合。摩西告知亞倫所發生的一切，他們一起去了埃及，召集希伯來人的長老，告知他們這些事件。當摩西和亞倫在百姓面前展示神蹟時，這些領袖便相信摩西和亞倫是神派來拯救他們的（</w:t>
+      </w:r>
+      <w:hyperlink r:id="rId42">
+        <w:r>
+          <w:rPr>
+            <w:lang w:val="zh_TW" w:bidi="zh_TW"/>
+          </w:rPr>
+          <w:rPr>
+            <w:color w:val="0000EE"/>
+            <w:u w:val="single"/>
+          </w:rPr>
+          <w:t>出4:30–31</w:t>
+        </w:r>
+      </w:hyperlink>
+      <w:r>
+        <w:rPr>
+          <w:lang w:val="zh_TW" w:bidi="zh_TW"/>
+        </w:rPr>
+        <w:t>）。</w:t>
+      </w:r>
+    </w:p>
+    <w:p>
+      <w:pPr>
+        <w:pStyle w:val="Heading3"/>
+      </w:pPr>
+      <w:r>
+        <w:rPr>
+          <w:lang w:val="zh_TW" w:bidi="zh_TW"/>
+        </w:rPr>
+        <w:t>從埃及到迦南的第三個四十年</w:t>
+      </w:r>
+    </w:p>
+    <w:p>
+      <w:pPr>
+        <w:pStyle w:val="Heading4"/>
+      </w:pPr>
+      <w:r>
+        <w:rPr>
+          <w:lang w:val="zh_TW" w:bidi="zh_TW"/>
+        </w:rPr>
+        <w:t>與法老的相遇</w:t>
+      </w:r>
+    </w:p>
+    <w:p>
+      <w:pPr/>
+      <w:r>
+        <w:rPr>
+          <w:lang w:val="zh_TW" w:bidi="zh_TW"/>
+        </w:rPr>
+      </w:r>
+      <w:r>
+        <w:rPr>
+          <w:lang w:val="zh_TW" w:bidi="zh_TW"/>
+        </w:rPr>
+        <w:t>不久，摩西回到埃及，並和亞倫一起去見法老。摩西重申耶和華的要求：「</w:t>
+      </w:r>
+      <w:r>
+        <w:rPr>
+          <w:lang w:val="zh_TW" w:bidi="zh_TW"/>
+        </w:rPr>
+        <w:t>容我的百姓去，在曠野向我守節。</w:t>
+      </w:r>
+      <w:r>
+        <w:rPr>
+          <w:lang w:val="zh_TW" w:bidi="zh_TW"/>
+        </w:rPr>
+        <w:t>」（</w:t>
+      </w:r>
+      <w:hyperlink r:id="rId43">
+        <w:r>
+          <w:rPr>
+            <w:lang w:val="zh_TW" w:bidi="zh_TW"/>
+          </w:rPr>
+          <w:rPr>
+            <w:color w:val="0000EE"/>
+            <w:u w:val="single"/>
+          </w:rPr>
+          <w:t>出5:1</w:t>
+        </w:r>
+      </w:hyperlink>
+      <w:r>
+        <w:rPr>
+          <w:lang w:val="zh_TW" w:bidi="zh_TW"/>
+        </w:rPr>
+        <w:t>）。法老斷然拒絕，說他從未聽說過這個神；由於法老自認為是神，並感到非常受辱，他不僅拒絕了摩西的要求，還讓希伯來人的工作更加艱難。他們現在必須自己收集稻草來製磚，但仍須製作與先前要求同樣數目的磚。</w:t>
+      </w:r>
+    </w:p>
+    <w:p>
+      <w:pPr/>
+      <w:r>
+        <w:rPr>
+          <w:lang w:val="zh_TW" w:bidi="zh_TW"/>
+        </w:rPr>
+      </w:r>
+      <w:r>
+        <w:rPr>
+          <w:lang w:val="zh_TW" w:bidi="zh_TW"/>
+        </w:rPr>
+        <w:t>希伯來人感到無比難受，並責怪摩西，要他為他們的困境負責。摩西感到十分困惱，向神抱怨。神安慰摩西，是祂會將希伯來人從奴役中解救出來，並帶他們到應許給亞伯拉罕、以撒和雅各的土地。祂叫摩西回到法老那裡，重申</w:t>
+      </w:r>
+      <w:r>
+        <w:rPr>
+          <w:lang w:val="zh_TW" w:bidi="zh_TW"/>
+        </w:rPr>
+        <w:t>訴</w:t>
+      </w:r>
+      <w:r>
+        <w:rPr>
+          <w:lang w:val="zh_TW" w:bidi="zh_TW"/>
+        </w:rPr>
+        <w:t>求，並警告如果法老拒絕，會招致嚴重後果。</w:t>
+      </w:r>
+    </w:p>
+    <w:p>
+      <w:pPr/>
+      <w:r>
+        <w:rPr>
+          <w:lang w:val="zh_TW" w:bidi="zh_TW"/>
+        </w:rPr>
+      </w:r>
+      <w:r>
+        <w:rPr>
+          <w:lang w:val="zh_TW" w:bidi="zh_TW"/>
+        </w:rPr>
+        <w:t>當摩西和亞倫回到法老那裡時，摩西再次要求他讓以色列人離開。他向法老展示一個神蹟，將他的杖變成蛇；但埃及的術士用他們的邪術做到同樣的事，所以法老仍然拒絕聽從。然後，摩西為埃及帶來九災，以顯示神的力量，迫使法老服從。這些災難包括：</w:t>
+      </w:r>
+    </w:p>
+    <w:p>
+      <w:pPr>
+        <w:pStyle w:val="ListNumber"/>
+        <w:numPr>
+          <w:ilvl w:val="0"/>
+          <w:numId w:val="15"/>
+        </w:numPr>
+        <w:spacing w:line="240" w:lineRule="auto"/>
+        <w:ind w:left="720"/>
+      </w:pPr>
+      <w:r>
+        <w:rPr>
+          <w:lang w:val="zh_TW" w:bidi="zh_TW"/>
+        </w:rPr>
+      </w:r>
+      <w:r>
+        <w:rPr>
+          <w:lang w:val="zh_TW" w:bidi="zh_TW"/>
+        </w:rPr>
+        <w:t>將尼羅河的水變成血</w:t>
+      </w:r>
+    </w:p>
+    <w:p>
+      <w:pPr>
+        <w:pStyle w:val="ListNumber"/>
+        <w:spacing w:line="240" w:lineRule="auto"/>
+        <w:ind w:left="720"/>
+      </w:pPr>
+      <w:r>
+        <w:rPr>
+          <w:lang w:val="zh_TW" w:bidi="zh_TW"/>
+        </w:rPr>
+      </w:r>
+      <w:r>
+        <w:rPr>
+          <w:lang w:val="zh_TW" w:bidi="zh_TW"/>
+        </w:rPr>
+        <w:t>青蛙的瘟疫</w:t>
+      </w:r>
+    </w:p>
+    <w:p>
+      <w:pPr>
+        <w:pStyle w:val="ListNumber"/>
+        <w:spacing w:line="240" w:lineRule="auto"/>
+        <w:ind w:left="720"/>
+      </w:pPr>
+      <w:r>
+        <w:rPr>
+          <w:lang w:val="zh_TW" w:bidi="zh_TW"/>
+        </w:rPr>
+      </w:r>
+      <w:r>
+        <w:rPr>
+          <w:lang w:val="zh_TW" w:bidi="zh_TW"/>
+        </w:rPr>
+        <w:t>虱</w:t>
+      </w:r>
+    </w:p>
+    <w:p>
+      <w:pPr>
+        <w:pStyle w:val="ListNumber"/>
+        <w:spacing w:line="240" w:lineRule="auto"/>
+        <w:ind w:left="720"/>
+      </w:pPr>
+      <w:r>
+        <w:rPr>
+          <w:lang w:val="zh_TW" w:bidi="zh_TW"/>
+        </w:rPr>
+      </w:r>
+      <w:r>
+        <w:rPr>
+          <w:lang w:val="zh_TW" w:bidi="zh_TW"/>
+        </w:rPr>
+        <w:t>蒼蠅</w:t>
+      </w:r>
+    </w:p>
+    <w:p>
+      <w:pPr>
+        <w:pStyle w:val="ListNumber"/>
+        <w:spacing w:line="240" w:lineRule="auto"/>
+        <w:ind w:left="720"/>
+      </w:pPr>
+      <w:r>
+        <w:rPr>
+          <w:lang w:val="zh_TW" w:bidi="zh_TW"/>
+        </w:rPr>
+      </w:r>
+      <w:r>
+        <w:rPr>
+          <w:lang w:val="zh_TW" w:bidi="zh_TW"/>
+        </w:rPr>
+        <w:t>牲畜的災病</w:t>
+      </w:r>
+    </w:p>
+    <w:p>
+      <w:pPr>
+        <w:pStyle w:val="ListNumber"/>
+        <w:spacing w:line="240" w:lineRule="auto"/>
+        <w:ind w:left="720"/>
+      </w:pPr>
+      <w:r>
+        <w:rPr>
+          <w:lang w:val="zh_TW" w:bidi="zh_TW"/>
+        </w:rPr>
+      </w:r>
+      <w:r>
+        <w:rPr>
+          <w:lang w:val="zh_TW" w:bidi="zh_TW"/>
+        </w:rPr>
+        <w:t>瘡</w:t>
+      </w:r>
+    </w:p>
+    <w:p>
+      <w:pPr>
+        <w:pStyle w:val="ListNumber"/>
+        <w:spacing w:line="240" w:lineRule="auto"/>
+        <w:ind w:left="720"/>
+      </w:pPr>
+      <w:r>
+        <w:rPr>
+          <w:lang w:val="zh_TW" w:bidi="zh_TW"/>
+        </w:rPr>
+      </w:r>
+      <w:r>
+        <w:rPr>
+          <w:lang w:val="zh_TW" w:bidi="zh_TW"/>
+        </w:rPr>
+        <w:t>冰雹</w:t>
+      </w:r>
+    </w:p>
+    <w:p>
+      <w:pPr>
+        <w:pStyle w:val="ListNumber"/>
+        <w:spacing w:line="240" w:lineRule="auto"/>
+        <w:ind w:left="720"/>
+      </w:pPr>
+      <w:r>
+        <w:rPr>
+          <w:lang w:val="zh_TW" w:bidi="zh_TW"/>
+        </w:rPr>
+      </w:r>
+      <w:r>
+        <w:rPr>
+          <w:lang w:val="zh_TW" w:bidi="zh_TW"/>
+        </w:rPr>
+        <w:t>蝗蟲</w:t>
+      </w:r>
+    </w:p>
+    <w:p>
+      <w:pPr>
+        <w:pStyle w:val="ListNumber"/>
+        <w:spacing w:line="240" w:lineRule="auto"/>
+        <w:ind w:left="720"/>
+      </w:pPr>
+      <w:r>
+        <w:rPr>
+          <w:lang w:val="zh_TW" w:bidi="zh_TW"/>
+        </w:rPr>
+      </w:r>
+      <w:r>
+        <w:rPr>
+          <w:lang w:val="zh_TW" w:bidi="zh_TW"/>
+        </w:rPr>
+        <w:t>完全的黑暗</w:t>
+      </w:r>
+    </w:p>
+    <w:p>
+      <w:pPr/>
+      <w:r>
+        <w:rPr>
+          <w:lang w:val="zh_TW" w:bidi="zh_TW"/>
+        </w:rPr>
+      </w:r>
+      <w:r>
+        <w:rPr>
+          <w:lang w:val="zh_TW" w:bidi="zh_TW"/>
+        </w:rPr>
+        <w:t>在這些災中，法老有時會同意讓以色列人離開，但一旦災難結束，他又會改變主意，再次拒絕。前九災使埃及滿目瘡痍，但以色列人仍未重獲自由。然而，神還有最後一災要降下，將是最嚴重的一擊。</w:t>
+      </w:r>
+    </w:p>
+    <w:p>
+      <w:pPr>
+        <w:pStyle w:val="Heading4"/>
+      </w:pPr>
+      <w:r>
+        <w:rPr>
+          <w:lang w:val="zh_TW" w:bidi="zh_TW"/>
+        </w:rPr>
+        <w:t>第一個逾越節</w:t>
+      </w:r>
+    </w:p>
+    <w:p>
+      <w:pPr/>
+      <w:r>
+        <w:rPr>
+          <w:lang w:val="zh_TW" w:bidi="zh_TW"/>
+        </w:rPr>
+      </w:r>
+      <w:r>
+        <w:rPr>
+          <w:lang w:val="zh_TW" w:bidi="zh_TW"/>
+        </w:rPr>
+        <w:t>神告訴摩西，還有一災要降臨埃及：「</w:t>
+      </w:r>
+      <w:r>
+        <w:rPr>
+          <w:lang w:val="zh_TW" w:bidi="zh_TW"/>
+        </w:rPr>
+        <w:t>凡在埃及地，從坐寶座的法老直到磨子後的婢女所有的長子，以及一切頭生的牲畜，都必死</w:t>
+      </w:r>
+      <w:r>
+        <w:rPr>
+          <w:lang w:val="zh_TW" w:bidi="zh_TW"/>
+        </w:rPr>
+        <w:t>」（</w:t>
+      </w:r>
+      <w:hyperlink r:id="rId44">
+        <w:r>
+          <w:rPr>
+            <w:lang w:val="zh_TW" w:bidi="zh_TW"/>
+          </w:rPr>
+          <w:rPr>
+            <w:color w:val="0000EE"/>
+            <w:u w:val="single"/>
+          </w:rPr>
+          <w:t>出11:5</w:t>
+        </w:r>
+      </w:hyperlink>
+      <w:r>
+        <w:rPr>
+          <w:lang w:val="zh_TW" w:bidi="zh_TW"/>
+        </w:rPr>
+        <w:t>）。祂向摩西保證，這災不會影響希伯來人，「</w:t>
+      </w:r>
+      <w:r>
+        <w:rPr>
+          <w:lang w:val="zh_TW" w:bidi="zh_TW"/>
+        </w:rPr>
+        <w:t>好叫你們知道耶和華是將埃及人和以色列人分別出來</w:t>
+      </w:r>
+      <w:r>
+        <w:rPr>
+          <w:lang w:val="zh_TW" w:bidi="zh_TW"/>
+        </w:rPr>
+        <w:t>」（</w:t>
+      </w:r>
+      <w:hyperlink r:id="rId45">
+        <w:r>
+          <w:rPr>
+            <w:lang w:val="zh_TW" w:bidi="zh_TW"/>
+          </w:rPr>
+          <w:rPr>
+            <w:color w:val="0000EE"/>
+            <w:u w:val="single"/>
+          </w:rPr>
+          <w:t>出11:7</w:t>
+        </w:r>
+      </w:hyperlink>
+      <w:r>
+        <w:rPr>
+          <w:lang w:val="zh_TW" w:bidi="zh_TW"/>
+        </w:rPr>
+        <w:t>）。</w:t>
+      </w:r>
+    </w:p>
+    <w:p>
+      <w:pPr/>
+      <w:r>
+        <w:rPr>
+          <w:lang w:val="zh_TW" w:bidi="zh_TW"/>
+        </w:rPr>
+      </w:r>
+      <w:r>
+        <w:rPr>
+          <w:lang w:val="zh_TW" w:bidi="zh_TW"/>
+        </w:rPr>
+        <w:t>神透過摩西和亞倫，指示百姓迅速準備離開埃及。他們要向埃及人索取銀飾和金飾（</w:t>
+      </w:r>
+      <w:hyperlink r:id="rId46">
+        <w:r>
+          <w:rPr>
+            <w:lang w:val="zh_TW" w:bidi="zh_TW"/>
+          </w:rPr>
+          <w:rPr>
+            <w:color w:val="0000EE"/>
+            <w:u w:val="single"/>
+          </w:rPr>
+          <w:t>出11:2–3</w:t>
+        </w:r>
+      </w:hyperlink>
+      <w:r>
+        <w:rPr>
+          <w:lang w:val="zh_TW" w:bidi="zh_TW"/>
+        </w:rPr>
+        <w:t>）。埃及人同意，可能是出於恐懼，並希望這些禮物能阻止災難發生。希伯來人也要為每個家庭準備一隻羊羔，作為他們在埃及的最後晚餐。這便成為後來猶太人過逾越節的傳統。他們要將羊羔的血塗在房屋的門框和門楣上，那夜逾越節的晚餐將會在其中享用。凡是門上有血的地方，那戶人家就不會遭受傷害。他們還要準備無酵餅（就是未經發酵的餅）。</w:t>
+      </w:r>
+    </w:p>
+    <w:p>
+      <w:pPr/>
+      <w:r>
+        <w:rPr>
+          <w:lang w:val="zh_TW" w:bidi="zh_TW"/>
+        </w:rPr>
+      </w:r>
+      <w:r>
+        <w:rPr>
+          <w:lang w:val="zh_TW" w:bidi="zh_TW"/>
+        </w:rPr>
+        <w:t>在半夜，耶和華擊殺埃及所有的長子，從法老的長子到階下囚，無一倖免。當法老看到這悲劇時，他命令摩西和以色列人立即離開（</w:t>
+      </w:r>
+      <w:hyperlink r:id="rId47">
+        <w:r>
+          <w:rPr>
+            <w:lang w:val="zh_TW" w:bidi="zh_TW"/>
+          </w:rPr>
+          <w:rPr>
+            <w:color w:val="0000EE"/>
+            <w:u w:val="single"/>
+          </w:rPr>
+          <w:t>出12:31–32</w:t>
+        </w:r>
+      </w:hyperlink>
+      <w:r>
+        <w:rPr>
+          <w:lang w:val="zh_TW" w:bidi="zh_TW"/>
+        </w:rPr>
+        <w:t>）。聖經說約有六十萬希伯來男人離開埃及。加上婦女和兒童，總數超過二百萬人。</w:t>
+      </w:r>
+    </w:p>
+    <w:p>
+      <w:pPr>
+        <w:pStyle w:val="Heading4"/>
+      </w:pPr>
+      <w:r>
+        <w:rPr>
+          <w:lang w:val="zh_TW" w:bidi="zh_TW"/>
+        </w:rPr>
+        <w:t>出埃及</w:t>
+      </w:r>
+    </w:p>
+    <w:p>
+      <w:pPr/>
+      <w:r>
+        <w:rPr>
+          <w:lang w:val="zh_TW" w:bidi="zh_TW"/>
+        </w:rPr>
+      </w:r>
+      <w:r>
+        <w:rPr>
+          <w:lang w:val="zh_TW" w:bidi="zh_TW"/>
+        </w:rPr>
+        <w:t>出埃及是舊約聖經的核心事件，標誌以色列作為民族的誕生。猶太人仍然將這事件視為神拯救祂子民偉大作為，就像基督徒將「十字架」視為信仰的關鍵作為。</w:t>
+      </w:r>
+    </w:p>
+    <w:p>
+      <w:pPr/>
+      <w:r>
+        <w:rPr>
+          <w:lang w:val="zh_TW" w:bidi="zh_TW"/>
+        </w:rPr>
+      </w:r>
+      <w:r>
+        <w:rPr>
+          <w:lang w:val="zh_TW" w:bidi="zh_TW"/>
+        </w:rPr>
+        <w:t>神學家提出許多想法，但我們仍然無法確定希伯來人離開埃及的實際路線。他們沒有選擇最接近迦南的路線，這條路線沿著地中海海岸，大約只需短短10天腳程。相反，他們前往西奈山，那是摩西早前在燃燒荊棘中遇見神的地方。神告訴摩西，祂會帶領人到達同一地點，作為摩西被派來拯救他們的記號（</w:t>
+      </w:r>
+      <w:hyperlink r:id="rId48">
+        <w:r>
+          <w:rPr>
+            <w:lang w:val="zh_TW" w:bidi="zh_TW"/>
+          </w:rPr>
+          <w:rPr>
+            <w:color w:val="0000EE"/>
+            <w:u w:val="single"/>
+          </w:rPr>
+          <w:t>出3:12</w:t>
+        </w:r>
+      </w:hyperlink>
+      <w:r>
+        <w:rPr>
+          <w:lang w:val="zh_TW" w:bidi="zh_TW"/>
+        </w:rPr>
+        <w:t>）。希伯來人也記得約瑟要求他們在返回自己的土地時，要帶著他的骨頭（</w:t>
+      </w:r>
+      <w:hyperlink r:id="rId49">
+        <w:r>
+          <w:rPr>
+            <w:lang w:val="zh_TW" w:bidi="zh_TW"/>
+          </w:rPr>
+          <w:rPr>
+            <w:color w:val="0000EE"/>
+            <w:u w:val="single"/>
+          </w:rPr>
+          <w:t>創50:25</w:t>
         </w:r>
       </w:hyperlink>
       <w:r>
@@ -289,16 +2181,1542 @@
         </w:rPr>
         <w:t>；</w:t>
       </w:r>
-      <w:hyperlink r:id="rId14">
-        <w:r>
-          <w:rPr>
-            <w:lang w:val="zh_TW" w:bidi="zh_TW"/>
-          </w:rPr>
-          <w:rPr>
-            <w:color w:val="0000EE"/>
-            <w:u w:val="single"/>
-          </w:rPr>
-          <w:t>可12:26</w:t>
+      <w:hyperlink r:id="rId50">
+        <w:r>
+          <w:rPr>
+            <w:lang w:val="zh_TW" w:bidi="zh_TW"/>
+          </w:rPr>
+          <w:rPr>
+            <w:color w:val="0000EE"/>
+            <w:u w:val="single"/>
+          </w:rPr>
+          <w:t>出13:19</w:t>
+        </w:r>
+      </w:hyperlink>
+      <w:r>
+        <w:rPr>
+          <w:lang w:val="zh_TW" w:bidi="zh_TW"/>
+        </w:rPr>
+        <w:t>）。</w:t>
+      </w:r>
+    </w:p>
+    <w:p>
+      <w:pPr/>
+      <w:r>
+        <w:rPr>
+          <w:lang w:val="zh_TW" w:bidi="zh_TW"/>
+        </w:rPr>
+      </w:r>
+      <w:r>
+        <w:rPr>
+          <w:lang w:val="zh_TW" w:bidi="zh_TW"/>
+        </w:rPr>
+        <w:t>以色列人在曠野期間，白天有雲柱、晚上有火柱為他們引路。雲柱、火柱代表神的同在，引導他們沿著神所安排的路線前進。</w:t>
+      </w:r>
+    </w:p>
+    <w:p>
+      <w:pPr/>
+      <w:r>
+        <w:rPr>
+          <w:lang w:val="zh_TW" w:bidi="zh_TW"/>
+        </w:rPr>
+      </w:r>
+      <w:r>
+        <w:rPr>
+          <w:lang w:val="zh_TW" w:bidi="zh_TW"/>
+        </w:rPr>
+        <w:t>與此同時，身在埃及的法老後悔讓希伯來人離開，決定帶著他的軍隊追趕他們。希伯來人看到埃及軍隊逼近時，感到非常恐懼。海就在他們前面，埃及人在他們後面，前無退路，後有追兵；於是他們責怪摩西把他們帶出埃及。神向他們保證，他們不需要害怕或做任何事情來保衛自己，因祂承諾為他們爭戰，賜給他們勝利（</w:t>
+      </w:r>
+      <w:hyperlink r:id="rId51">
+        <w:r>
+          <w:rPr>
+            <w:lang w:val="zh_TW" w:bidi="zh_TW"/>
+          </w:rPr>
+          <w:rPr>
+            <w:color w:val="0000EE"/>
+            <w:u w:val="single"/>
+          </w:rPr>
+          <w:t>出14:14</w:t>
+        </w:r>
+      </w:hyperlink>
+      <w:r>
+        <w:rPr>
+          <w:lang w:val="zh_TW" w:bidi="zh_TW"/>
+        </w:rPr>
+        <w:t>）。</w:t>
+      </w:r>
+    </w:p>
+    <w:p>
+      <w:pPr/>
+      <w:r>
+        <w:rPr>
+          <w:lang w:val="zh_TW" w:bidi="zh_TW"/>
+        </w:rPr>
+      </w:r>
+      <w:r>
+        <w:rPr>
+          <w:lang w:val="zh_TW" w:bidi="zh_TW"/>
+        </w:rPr>
+        <w:t>耶和華用強烈的東風分開蘆葦海（常被錯誤地稱為紅海）的水，使以色列人走過乾地。埃及人緊隨其後，進入海中，但是，分開的海水卻湧下淹沒了埃及軍隊。以色列人在海的另一邊安全無恙，他們在歌聲中慶祝神的拯救（</w:t>
+      </w:r>
+      <w:hyperlink r:id="rId52">
+        <w:r>
+          <w:rPr>
+            <w:lang w:val="zh_TW" w:bidi="zh_TW"/>
+          </w:rPr>
+          <w:rPr>
+            <w:color w:val="0000EE"/>
+            <w:u w:val="single"/>
+          </w:rPr>
+          <w:t>出15章</w:t>
+        </w:r>
+      </w:hyperlink>
+      <w:r>
+        <w:rPr>
+          <w:lang w:val="zh_TW" w:bidi="zh_TW"/>
+        </w:rPr>
+        <w:t>），並繼續他們的旅程。接下來的敘述，描述以色列人在曠野掙扎求存：</w:t>
+      </w:r>
+    </w:p>
+    <w:p>
+      <w:pPr>
+        <w:pStyle w:val="ListBullet"/>
+        <w:spacing w:line="240" w:lineRule="auto"/>
+        <w:ind w:left="720"/>
+      </w:pPr>
+      <w:r>
+        <w:rPr>
+          <w:lang w:val="zh_TW" w:bidi="zh_TW"/>
+        </w:rPr>
+      </w:r>
+      <w:r>
+        <w:rPr>
+          <w:lang w:val="zh_TW" w:bidi="zh_TW"/>
+        </w:rPr>
+        <w:t>以色列人遇到食物和水的問題。</w:t>
+      </w:r>
+    </w:p>
+    <w:p>
+      <w:pPr>
+        <w:pStyle w:val="ListBullet"/>
+        <w:spacing w:line="240" w:lineRule="auto"/>
+        <w:ind w:left="720"/>
+      </w:pPr>
+      <w:r>
+        <w:rPr>
+          <w:lang w:val="zh_TW" w:bidi="zh_TW"/>
+        </w:rPr>
+      </w:r>
+      <w:r>
+        <w:rPr>
+          <w:lang w:val="zh_TW" w:bidi="zh_TW"/>
+        </w:rPr>
+        <w:t>以色列人彼此爭論。</w:t>
+      </w:r>
+    </w:p>
+    <w:p>
+      <w:pPr>
+        <w:pStyle w:val="ListBullet"/>
+        <w:spacing w:line="240" w:lineRule="auto"/>
+        <w:ind w:left="720"/>
+      </w:pPr>
+      <w:r>
+        <w:rPr>
+          <w:lang w:val="zh_TW" w:bidi="zh_TW"/>
+        </w:rPr>
+      </w:r>
+      <w:r>
+        <w:rPr>
+          <w:lang w:val="zh_TW" w:bidi="zh_TW"/>
+        </w:rPr>
+        <w:t>以色列人埋怨摩西。</w:t>
+      </w:r>
+    </w:p>
+    <w:p>
+      <w:pPr>
+        <w:pStyle w:val="ListBullet"/>
+        <w:spacing w:line="240" w:lineRule="auto"/>
+        <w:ind w:left="720"/>
+      </w:pPr>
+      <w:r>
+        <w:rPr>
+          <w:lang w:val="zh_TW" w:bidi="zh_TW"/>
+        </w:rPr>
+      </w:r>
+      <w:r>
+        <w:rPr>
+          <w:lang w:val="zh_TW" w:bidi="zh_TW"/>
+        </w:rPr>
+        <w:t>以色列人與敵人戰爭。</w:t>
+      </w:r>
+    </w:p>
+    <w:p>
+      <w:pPr/>
+      <w:r>
+        <w:rPr>
+          <w:lang w:val="zh_TW" w:bidi="zh_TW"/>
+        </w:rPr>
+      </w:r>
+      <w:r>
+        <w:rPr>
+          <w:lang w:val="zh_TW" w:bidi="zh_TW"/>
+        </w:rPr>
+        <w:t>在他們所有經歷中，摩西成為他們合一的力量和偉大的屬靈領袖。</w:t>
+      </w:r>
+    </w:p>
+    <w:p>
+      <w:pPr/>
+      <w:r>
+        <w:rPr>
+          <w:lang w:val="zh_TW" w:bidi="zh_TW"/>
+        </w:rPr>
+      </w:r>
+      <w:r>
+        <w:rPr>
+          <w:lang w:val="zh_TW" w:bidi="zh_TW"/>
+        </w:rPr>
+        <w:t>儘管以色列人見證過神偉大的拯救，其信心卻仍然薄弱。三天後，他們發現水無法飲用，便向摩西埋怨。耶和華指示摩西淨化食水，滿足了他們的需求（</w:t>
+      </w:r>
+      <w:hyperlink r:id="rId53">
+        <w:r>
+          <w:rPr>
+            <w:lang w:val="zh_TW" w:bidi="zh_TW"/>
+          </w:rPr>
+          <w:rPr>
+            <w:color w:val="0000EE"/>
+            <w:u w:val="single"/>
+          </w:rPr>
+          <w:t>出15:22–25</w:t>
+        </w:r>
+      </w:hyperlink>
+      <w:r>
+        <w:rPr>
+          <w:lang w:val="zh_TW" w:bidi="zh_TW"/>
+        </w:rPr>
+        <w:t>）。當他們到達汛的曠野時，由於缺乏食物，於是再次抱怨。神便提供嗎哪，嗎哪是一種類似餅的物質，供養他們直到迦南（</w:t>
+      </w:r>
+      <w:hyperlink r:id="rId54">
+        <w:r>
+          <w:rPr>
+            <w:lang w:val="zh_TW" w:bidi="zh_TW"/>
+          </w:rPr>
+          <w:rPr>
+            <w:color w:val="0000EE"/>
+            <w:u w:val="single"/>
+          </w:rPr>
+          <w:t>出16:1–21</w:t>
+        </w:r>
+      </w:hyperlink>
+      <w:r>
+        <w:rPr>
+          <w:lang w:val="zh_TW" w:bidi="zh_TW"/>
+        </w:rPr>
+        <w:t>）。後來，當他們在利非訂安營時，人們再次抱怨缺水，神便從何烈的磐石供應水（</w:t>
+      </w:r>
+      <w:hyperlink r:id="rId55">
+        <w:r>
+          <w:rPr>
+            <w:lang w:val="zh_TW" w:bidi="zh_TW"/>
+          </w:rPr>
+          <w:rPr>
+            <w:color w:val="0000EE"/>
+            <w:u w:val="single"/>
+          </w:rPr>
+          <w:t>出17:1–7</w:t>
+        </w:r>
+      </w:hyperlink>
+      <w:r>
+        <w:rPr>
+          <w:lang w:val="zh_TW" w:bidi="zh_TW"/>
+        </w:rPr>
+        <w:t>）。亞瑪力人在利非訂攻擊他們時，神又賜給以色列人大大得勝（</w:t>
+      </w:r>
+      <w:hyperlink r:id="rId56">
+        <w:r>
+          <w:rPr>
+            <w:lang w:val="zh_TW" w:bidi="zh_TW"/>
+          </w:rPr>
+          <w:rPr>
+            <w:color w:val="0000EE"/>
+            <w:u w:val="single"/>
+          </w:rPr>
+          <w:t>出17:8–13</w:t>
+        </w:r>
+      </w:hyperlink>
+      <w:r>
+        <w:rPr>
+          <w:lang w:val="zh_TW" w:bidi="zh_TW"/>
+        </w:rPr>
+        <w:t>）。</w:t>
+      </w:r>
+    </w:p>
+    <w:p>
+      <w:pPr/>
+      <w:r>
+        <w:rPr>
+          <w:lang w:val="zh_TW" w:bidi="zh_TW"/>
+        </w:rPr>
+      </w:r>
+      <w:r>
+        <w:rPr>
+          <w:lang w:val="zh_TW" w:bidi="zh_TW"/>
+        </w:rPr>
+        <w:t>摩西和百姓到達西奈，在那裡安營。摩西的岳父葉忒羅來訪，帶來摩西的妻子和兒子。顯然西坡拉先前決定留在她的父親那裡，而不是和摩西一起去埃及。所以，這是一個歡樂的重聚，葉忒羅向神獻上燔祭和祭物。當時摩西正感苦惱，他無法獨自解決希伯來人所有的爭端，因此，葉忒羅建議摩西將部分任務，分配給百姓中負責任的人。摩西同意，葉忒羅返回家鄉，沒有留在西奈參與神的盟約（</w:t>
+      </w:r>
+      <w:hyperlink r:id="rId57">
+        <w:r>
+          <w:rPr>
+            <w:lang w:val="zh_TW" w:bidi="zh_TW"/>
+          </w:rPr>
+          <w:rPr>
+            <w:color w:val="0000EE"/>
+            <w:u w:val="single"/>
+          </w:rPr>
+          <w:t>出18:13–27</w:t>
+        </w:r>
+      </w:hyperlink>
+      <w:r>
+        <w:rPr>
+          <w:lang w:val="zh_TW" w:bidi="zh_TW"/>
+        </w:rPr>
+        <w:t>）。</w:t>
+      </w:r>
+    </w:p>
+    <w:p>
+      <w:pPr>
+        <w:pStyle w:val="Heading4"/>
+      </w:pPr>
+      <w:r>
+        <w:rPr>
+          <w:lang w:val="zh_TW" w:bidi="zh_TW"/>
+        </w:rPr>
+        <w:t>在西奈山頒佈律法</w:t>
+      </w:r>
+    </w:p>
+    <w:p>
+      <w:pPr/>
+      <w:r>
+        <w:rPr>
+          <w:lang w:val="zh_TW" w:bidi="zh_TW"/>
+        </w:rPr>
+      </w:r>
+      <w:r>
+        <w:rPr>
+          <w:lang w:val="zh_TW" w:bidi="zh_TW"/>
+        </w:rPr>
+        <w:t>神信守對摩西的承諾，帶領希伯來人脫離奴役，並帶領他們到西奈山，就是祂最初呼召摩西的地方，神在那裡與以色列立約。神再次降臨在西奈山上，呼召摩西上山頂，那裡有閃電、雷聲、濃雲、火、煙和地震壯觀的自然景象。摩西在那裡停留四十天，領受作為盟約基礎的律法。</w:t>
+      </w:r>
+    </w:p>
+    <w:p>
+      <w:pPr/>
+      <w:r>
+        <w:rPr>
+          <w:lang w:val="zh_TW" w:bidi="zh_TW"/>
+        </w:rPr>
+      </w:r>
+      <w:r>
+        <w:rPr>
+          <w:lang w:val="zh_TW" w:bidi="zh_TW"/>
+        </w:rPr>
+        <w:t>在西奈山上，神顯示自己是一個要求祂的子民，在生命所有方面敬拜祂的神，又是希望與他們建立關係的神。</w:t>
+      </w:r>
+    </w:p>
+    <w:p>
+      <w:pPr>
+        <w:pStyle w:val="Heading4"/>
+      </w:pPr>
+      <w:r>
+        <w:rPr>
+          <w:lang w:val="zh_TW" w:bidi="zh_TW"/>
+        </w:rPr>
+        <w:t>神的子民背棄信仰</w:t>
+      </w:r>
+    </w:p>
+    <w:p>
+      <w:pPr/>
+      <w:r>
+        <w:rPr>
+          <w:lang w:val="zh_TW" w:bidi="zh_TW"/>
+        </w:rPr>
+      </w:r>
+      <w:r>
+        <w:rPr>
+          <w:lang w:val="zh_TW" w:bidi="zh_TW"/>
+        </w:rPr>
+        <w:t>因摩西長時間留在西奈山，百姓開始不耐煩，懷疑他會否回來，所以，們要求亞倫製造偶像給他們崇拜。亞倫收集了百姓的金耳環，將它們熔化，製成一隻金牛犢。</w:t>
+      </w:r>
+      <w:r>
+        <w:rPr>
+          <w:lang w:val="zh_TW" w:bidi="zh_TW"/>
+        </w:rPr>
+        <w:t>亞倫從他們手裏接過來，鑄了一隻牛犢，用雕刻的器具做成。他們就說：「 以色列啊，這是領你出埃及地的神。」（</w:t>
+      </w:r>
+      <w:hyperlink r:id="rId58">
+        <w:r>
+          <w:rPr>
+            <w:lang w:val="zh_TW" w:bidi="zh_TW"/>
+          </w:rPr>
+          <w:rPr>
+            <w:color w:val="0000EE"/>
+            <w:u w:val="single"/>
+          </w:rPr>
+          <w:t>出32:4</w:t>
+        </w:r>
+      </w:hyperlink>
+      <w:r>
+        <w:rPr>
+          <w:lang w:val="zh_TW" w:bidi="zh_TW"/>
+        </w:rPr>
+        <w:t>）。</w:t>
+      </w:r>
+    </w:p>
+    <w:p>
+      <w:pPr/>
+      <w:r>
+        <w:rPr>
+          <w:lang w:val="zh_TW" w:bidi="zh_TW"/>
+        </w:rPr>
+      </w:r>
+      <w:r>
+        <w:rPr>
+          <w:lang w:val="zh_TW" w:bidi="zh_TW"/>
+        </w:rPr>
+        <w:t>第二天，他們以獻祭和慶祝來崇拜偶像。神告知摩西百姓的行為，並打算毀滅他們，更提議從摩西的後裔中建立一個大國。摩西立即為百姓代求，神的忿怒才得止息。摩西帶著刻有律法的石版下山，看到偶像崇拜後，他義憤填膺，摔碎石版，將金牛磨成粉末，混入水中，讓百姓喝下。摩西又要求亞倫解釋，但他卻嘗試淡化自己在其中的角色，說：「</w:t>
+      </w:r>
+      <w:r>
+        <w:rPr>
+          <w:lang w:val="zh_TW" w:bidi="zh_TW"/>
+        </w:rPr>
+        <w:t>我把金環扔在火中，這牛犢便出來了</w:t>
+      </w:r>
+      <w:r>
+        <w:rPr>
+          <w:lang w:val="zh_TW" w:bidi="zh_TW"/>
+        </w:rPr>
+        <w:t>」（</w:t>
+      </w:r>
+      <w:hyperlink r:id="rId59">
+        <w:r>
+          <w:rPr>
+            <w:lang w:val="zh_TW" w:bidi="zh_TW"/>
+          </w:rPr>
+          <w:rPr>
+            <w:color w:val="0000EE"/>
+            <w:u w:val="single"/>
+          </w:rPr>
+          <w:t>出32:24</w:t>
+        </w:r>
+      </w:hyperlink>
+      <w:r>
+        <w:rPr>
+          <w:lang w:val="zh_TW" w:bidi="zh_TW"/>
+        </w:rPr>
+        <w:t>）。</w:t>
+      </w:r>
+    </w:p>
+    <w:p>
+      <w:pPr/>
+      <w:r>
+        <w:rPr>
+          <w:lang w:val="zh_TW" w:bidi="zh_TW"/>
+        </w:rPr>
+      </w:r>
+      <w:r>
+        <w:rPr>
+          <w:lang w:val="zh_TW" w:bidi="zh_TW"/>
+        </w:rPr>
+        <w:t>摩西召集志願者在百姓身上執行神的審判。利未人回應並殺了約三千人，後來得到讚賞和獎勵（</w:t>
+      </w:r>
+      <w:hyperlink r:id="rId60">
+        <w:r>
+          <w:rPr>
+            <w:lang w:val="zh_TW" w:bidi="zh_TW"/>
+          </w:rPr>
+          <w:rPr>
+            <w:color w:val="0000EE"/>
+            <w:u w:val="single"/>
+          </w:rPr>
+          <w:t>申33:9–10</w:t>
+        </w:r>
+      </w:hyperlink>
+      <w:r>
+        <w:rPr>
+          <w:lang w:val="zh_TW" w:bidi="zh_TW"/>
+        </w:rPr>
+        <w:t>）。摩西再次為百姓代求，請求若神不能赦免他們，就毀滅他們。神發憐憫，並應許祂的使者會依舊陪伴他們（</w:t>
+      </w:r>
+      <w:hyperlink r:id="rId61">
+        <w:r>
+          <w:rPr>
+            <w:lang w:val="zh_TW" w:bidi="zh_TW"/>
+          </w:rPr>
+          <w:rPr>
+            <w:color w:val="0000EE"/>
+            <w:u w:val="single"/>
+          </w:rPr>
+          <w:t>出32:34</w:t>
+        </w:r>
+      </w:hyperlink>
+      <w:r>
+        <w:rPr>
+          <w:lang w:val="zh_TW" w:bidi="zh_TW"/>
+        </w:rPr>
+        <w:t>）。</w:t>
+      </w:r>
+    </w:p>
+    <w:p>
+      <w:pPr/>
+      <w:r>
+        <w:rPr>
+          <w:lang w:val="zh_TW" w:bidi="zh_TW"/>
+        </w:rPr>
+      </w:r>
+      <w:r>
+        <w:rPr>
+          <w:lang w:val="zh_TW" w:bidi="zh_TW"/>
+        </w:rPr>
+        <w:t>其後，摩西求神讓他再次看見祂的榮耀。神指示他再雕刻兩塊石版，並返回山上。神在那裡宣告祂的名字：「</w:t>
+      </w:r>
+      <w:r>
+        <w:rPr>
+          <w:lang w:val="zh_TW" w:bidi="zh_TW"/>
+        </w:rPr>
+        <w:t>耶和華，耶和華，是有憐憫有恩典的神，不輕易發怒，並有豐盛的慈愛和誠實</w:t>
+      </w:r>
+      <w:r>
+        <w:rPr>
+          <w:lang w:val="zh_TW" w:bidi="zh_TW"/>
+        </w:rPr>
+        <w:t>」（</w:t>
+      </w:r>
+      <w:hyperlink r:id="rId62">
+        <w:r>
+          <w:rPr>
+            <w:lang w:val="zh_TW" w:bidi="zh_TW"/>
+          </w:rPr>
+          <w:rPr>
+            <w:color w:val="0000EE"/>
+            <w:u w:val="single"/>
+          </w:rPr>
+          <w:t>出34:6</w:t>
+        </w:r>
+      </w:hyperlink>
+      <w:r>
+        <w:rPr>
+          <w:lang w:val="zh_TW" w:bidi="zh_TW"/>
+        </w:rPr>
+        <w:t>）。摩西又在山上待了四十天，神警告他偶像崇拜的事。摩西接受教導後，獲得十誡的另一份副本。當他下山時，他的臉因與神交談而發光，人們便害怕他。所以，摩西將</w:t>
+      </w:r>
+      <w:r>
+        <w:rPr>
+          <w:lang w:val="zh_TW" w:bidi="zh_TW"/>
+        </w:rPr>
+        <w:t>帕子蒙在臉上，而</w:t>
+      </w:r>
+      <w:r>
+        <w:rPr>
+          <w:lang w:val="zh_TW" w:bidi="zh_TW"/>
+        </w:rPr>
+        <w:t>他在神面前時會拿掉它。保羅解釋說，這層帕子是為了讓以色列人看不到摩西臉上的天光消退（</w:t>
+      </w:r>
+      <w:hyperlink r:id="rId63">
+        <w:r>
+          <w:rPr>
+            <w:lang w:val="zh_TW" w:bidi="zh_TW"/>
+          </w:rPr>
+          <w:rPr>
+            <w:color w:val="0000EE"/>
+            <w:u w:val="single"/>
+          </w:rPr>
+          <w:t>林後3:13</w:t>
+        </w:r>
+      </w:hyperlink>
+      <w:r>
+        <w:rPr>
+          <w:lang w:val="zh_TW" w:bidi="zh_TW"/>
+        </w:rPr>
+        <w:t>）。</w:t>
+      </w:r>
+    </w:p>
+    <w:p>
+      <w:pPr>
+        <w:pStyle w:val="Heading4"/>
+      </w:pPr>
+      <w:r>
+        <w:rPr>
+          <w:lang w:val="zh_TW" w:bidi="zh_TW"/>
+        </w:rPr>
+        <w:t>會幕與祭司職份的建立</w:t>
+      </w:r>
+    </w:p>
+    <w:p>
+      <w:pPr/>
+      <w:r>
+        <w:rPr>
+          <w:lang w:val="zh_TW" w:bidi="zh_TW"/>
+        </w:rPr>
+      </w:r>
+      <w:r>
+        <w:rPr>
+          <w:lang w:val="zh_TW" w:bidi="zh_TW"/>
+        </w:rPr>
+        <w:t>摩西第一次上山領受律法時，神叫他收集各種物料來建造會幕。會幕是用來敬拜的可移動聖所。用來建造會幕的物料包括：</w:t>
+      </w:r>
+    </w:p>
+    <w:p>
+      <w:pPr>
+        <w:pStyle w:val="ListBullet"/>
+        <w:spacing w:line="240" w:lineRule="auto"/>
+        <w:ind w:left="720"/>
+      </w:pPr>
+      <w:r>
+        <w:rPr>
+          <w:lang w:val="zh_TW" w:bidi="zh_TW"/>
+        </w:rPr>
+      </w:r>
+      <w:r>
+        <w:rPr>
+          <w:lang w:val="zh_TW" w:bidi="zh_TW"/>
+        </w:rPr>
+        <w:t>黃金</w:t>
+      </w:r>
+    </w:p>
+    <w:p>
+      <w:pPr>
+        <w:pStyle w:val="ListBullet"/>
+        <w:spacing w:line="240" w:lineRule="auto"/>
+        <w:ind w:left="720"/>
+      </w:pPr>
+      <w:r>
+        <w:rPr>
+          <w:lang w:val="zh_TW" w:bidi="zh_TW"/>
+        </w:rPr>
+      </w:r>
+      <w:r>
+        <w:rPr>
+          <w:lang w:val="zh_TW" w:bidi="zh_TW"/>
+        </w:rPr>
+        <w:t>銀</w:t>
+      </w:r>
+    </w:p>
+    <w:p>
+      <w:pPr>
+        <w:pStyle w:val="ListBullet"/>
+        <w:spacing w:line="240" w:lineRule="auto"/>
+        <w:ind w:left="720"/>
+      </w:pPr>
+      <w:r>
+        <w:rPr>
+          <w:lang w:val="zh_TW" w:bidi="zh_TW"/>
+        </w:rPr>
+      </w:r>
+      <w:r>
+        <w:rPr>
+          <w:lang w:val="zh_TW" w:bidi="zh_TW"/>
+        </w:rPr>
+        <w:t>青銅</w:t>
+      </w:r>
+    </w:p>
+    <w:p>
+      <w:pPr>
+        <w:pStyle w:val="ListBullet"/>
+        <w:spacing w:line="240" w:lineRule="auto"/>
+        <w:ind w:left="720"/>
+      </w:pPr>
+      <w:r>
+        <w:rPr>
+          <w:lang w:val="zh_TW" w:bidi="zh_TW"/>
+        </w:rPr>
+      </w:r>
+      <w:r>
+        <w:rPr>
+          <w:lang w:val="zh_TW" w:bidi="zh_TW"/>
+        </w:rPr>
+        <w:t>各種顏色的紗線</w:t>
+      </w:r>
+    </w:p>
+    <w:p>
+      <w:pPr>
+        <w:pStyle w:val="ListBullet"/>
+        <w:spacing w:line="240" w:lineRule="auto"/>
+        <w:ind w:left="720"/>
+      </w:pPr>
+      <w:r>
+        <w:rPr>
+          <w:lang w:val="zh_TW" w:bidi="zh_TW"/>
+        </w:rPr>
+      </w:r>
+      <w:r>
+        <w:rPr>
+          <w:lang w:val="zh_TW" w:bidi="zh_TW"/>
+        </w:rPr>
+        <w:t>細麻布</w:t>
+      </w:r>
+    </w:p>
+    <w:p>
+      <w:pPr>
+        <w:pStyle w:val="ListBullet"/>
+        <w:spacing w:line="240" w:lineRule="auto"/>
+        <w:ind w:left="720"/>
+      </w:pPr>
+      <w:r>
+        <w:rPr>
+          <w:lang w:val="zh_TW" w:bidi="zh_TW"/>
+        </w:rPr>
+      </w:r>
+      <w:r>
+        <w:rPr>
+          <w:lang w:val="zh_TW" w:bidi="zh_TW"/>
+        </w:rPr>
+        <w:t>山羊的毛髮</w:t>
+      </w:r>
+    </w:p>
+    <w:p>
+      <w:pPr>
+        <w:pStyle w:val="ListBullet"/>
+        <w:spacing w:line="240" w:lineRule="auto"/>
+        <w:ind w:left="720"/>
+      </w:pPr>
+      <w:r>
+        <w:rPr>
+          <w:lang w:val="zh_TW" w:bidi="zh_TW"/>
+        </w:rPr>
+      </w:r>
+      <w:r>
+        <w:rPr>
+          <w:lang w:val="zh_TW" w:bidi="zh_TW"/>
+        </w:rPr>
+        <w:t>羊皮</w:t>
+      </w:r>
+    </w:p>
+    <w:p>
+      <w:pPr>
+        <w:pStyle w:val="ListBullet"/>
+        <w:spacing w:line="240" w:lineRule="auto"/>
+        <w:ind w:left="720"/>
+      </w:pPr>
+      <w:r>
+        <w:rPr>
+          <w:lang w:val="zh_TW" w:bidi="zh_TW"/>
+        </w:rPr>
+      </w:r>
+      <w:r>
+        <w:rPr>
+          <w:lang w:val="zh_TW" w:bidi="zh_TW"/>
+        </w:rPr>
+        <w:t>皂莢木</w:t>
+      </w:r>
+    </w:p>
+    <w:p>
+      <w:pPr>
+        <w:pStyle w:val="ListBullet"/>
+        <w:spacing w:line="240" w:lineRule="auto"/>
+        <w:ind w:left="720"/>
+      </w:pPr>
+      <w:r>
+        <w:rPr>
+          <w:lang w:val="zh_TW" w:bidi="zh_TW"/>
+        </w:rPr>
+      </w:r>
+      <w:r>
+        <w:rPr>
+          <w:lang w:val="zh_TW" w:bidi="zh_TW"/>
+        </w:rPr>
+        <w:t>燈油</w:t>
+      </w:r>
+    </w:p>
+    <w:p>
+      <w:pPr>
+        <w:pStyle w:val="ListBullet"/>
+        <w:spacing w:line="240" w:lineRule="auto"/>
+        <w:ind w:left="720"/>
+      </w:pPr>
+      <w:r>
+        <w:rPr>
+          <w:lang w:val="zh_TW" w:bidi="zh_TW"/>
+        </w:rPr>
+      </w:r>
+      <w:r>
+        <w:rPr>
+          <w:lang w:val="zh_TW" w:bidi="zh_TW"/>
+        </w:rPr>
+        <w:t>用於膏油的香料和香</w:t>
+      </w:r>
+    </w:p>
+    <w:p>
+      <w:pPr>
+        <w:pStyle w:val="ListBullet"/>
+        <w:spacing w:line="240" w:lineRule="auto"/>
+        <w:ind w:left="720"/>
+      </w:pPr>
+      <w:r>
+        <w:rPr>
+          <w:lang w:val="zh_TW" w:bidi="zh_TW"/>
+        </w:rPr>
+      </w:r>
+      <w:r>
+        <w:rPr>
+          <w:lang w:val="zh_TW" w:bidi="zh_TW"/>
+        </w:rPr>
+        <w:t>寶石（</w:t>
+      </w:r>
+      <w:hyperlink r:id="rId64">
+        <w:r>
+          <w:rPr>
+            <w:lang w:val="zh_TW" w:bidi="zh_TW"/>
+          </w:rPr>
+          <w:rPr>
+            <w:color w:val="0000EE"/>
+            <w:u w:val="single"/>
+          </w:rPr>
+          <w:t>出25:3–7</w:t>
+        </w:r>
+      </w:hyperlink>
+      <w:r>
+        <w:rPr>
+          <w:lang w:val="zh_TW" w:bidi="zh_TW"/>
+        </w:rPr>
+        <w:t>）</w:t>
+      </w:r>
+    </w:p>
+    <w:p>
+      <w:pPr/>
+      <w:r>
+        <w:rPr>
+          <w:lang w:val="zh_TW" w:bidi="zh_TW"/>
+        </w:rPr>
+      </w:r>
+      <w:r>
+        <w:rPr>
+          <w:lang w:val="zh_TW" w:bidi="zh_TW"/>
+        </w:rPr>
+        <w:t>神給他具體的藍圖和獻祭儀式，讓祭司進行獻祭。在比撒列在亞何利亞伯的協助下，摩西被任命負責建造會幕（</w:t>
+      </w:r>
+      <w:hyperlink r:id="rId65">
+        <w:r>
+          <w:rPr>
+            <w:lang w:val="zh_TW" w:bidi="zh_TW"/>
+          </w:rPr>
+          <w:rPr>
+            <w:color w:val="0000EE"/>
+            <w:u w:val="single"/>
+          </w:rPr>
+          <w:t>出31:1–6</w:t>
+        </w:r>
+      </w:hyperlink>
+      <w:r>
+        <w:rPr>
+          <w:lang w:val="zh_TW" w:bidi="zh_TW"/>
+        </w:rPr>
+        <w:t>）。會幕是可移動的，就像帳篷一樣，隨著希伯來人繼續他們前往迦南的旅程，會幕可以拆卸，並從一個地方移動到另一個地方。</w:t>
+      </w:r>
+    </w:p>
+    <w:p>
+      <w:pPr/>
+      <w:r>
+        <w:rPr>
+          <w:lang w:val="zh_TW" w:bidi="zh_TW"/>
+        </w:rPr>
+      </w:r>
+      <w:r>
+        <w:rPr>
+          <w:lang w:val="zh_TW" w:bidi="zh_TW"/>
+        </w:rPr>
+        <w:t>神也給摩西關於燔祭、素祭、平安祭、罪祭和贖愆祭等的指示（</w:t>
+      </w:r>
+      <w:hyperlink r:id="rId66">
+        <w:r>
+          <w:rPr>
+            <w:lang w:val="zh_TW" w:bidi="zh_TW"/>
+          </w:rPr>
+          <w:rPr>
+            <w:color w:val="0000EE"/>
+            <w:u w:val="single"/>
+          </w:rPr>
+          <w:t>利1–7章</w:t>
+        </w:r>
+      </w:hyperlink>
+      <w:r>
+        <w:rPr>
+          <w:lang w:val="zh_TW" w:bidi="zh_TW"/>
+        </w:rPr>
+        <w:t>）。</w:t>
+      </w:r>
+    </w:p>
+    <w:p>
+      <w:pPr/>
+      <w:r>
+        <w:rPr>
+          <w:lang w:val="zh_TW" w:bidi="zh_TW"/>
+        </w:rPr>
+      </w:r>
+      <w:r>
+        <w:rPr>
+          <w:lang w:val="zh_TW" w:bidi="zh_TW"/>
+        </w:rPr>
+        <w:t>摩西舉行莊嚴的儀式，任命亞倫和他的兒子為祭司，並開始崇拜儀式（</w:t>
+      </w:r>
+      <w:hyperlink r:id="rId67">
+        <w:r>
+          <w:rPr>
+            <w:lang w:val="zh_TW" w:bidi="zh_TW"/>
+          </w:rPr>
+          <w:rPr>
+            <w:color w:val="0000EE"/>
+            <w:u w:val="single"/>
+          </w:rPr>
+          <w:t>利8–9章</w:t>
+        </w:r>
+      </w:hyperlink>
+      <w:r>
+        <w:rPr>
+          <w:lang w:val="zh_TW" w:bidi="zh_TW"/>
+        </w:rPr>
+        <w:t>）。</w:t>
+      </w:r>
+    </w:p>
+    <w:p>
+      <w:pPr/>
+      <w:r>
+        <w:rPr>
+          <w:lang w:val="zh_TW" w:bidi="zh_TW"/>
+        </w:rPr>
+      </w:r>
+      <w:r>
+        <w:rPr>
+          <w:lang w:val="zh_TW" w:bidi="zh_TW"/>
+        </w:rPr>
+        <w:t>在第一次儀式之後，亞倫的兒子拿答與亞比戶，在主面前獻上凡火，就是未經授權獻祭的火。因為他們這樣做，就被神的火吞滅。摩西阻止亞倫和他其餘的兒子哀悼，因為他想強調神無可侵犯的聖潔（</w:t>
+      </w:r>
+      <w:hyperlink r:id="rId68">
+        <w:r>
+          <w:rPr>
+            <w:lang w:val="zh_TW" w:bidi="zh_TW"/>
+          </w:rPr>
+          <w:rPr>
+            <w:color w:val="0000EE"/>
+            <w:u w:val="single"/>
+          </w:rPr>
+          <w:t>利10:1–7</w:t>
+        </w:r>
+      </w:hyperlink>
+      <w:r>
+        <w:rPr>
+          <w:lang w:val="zh_TW" w:bidi="zh_TW"/>
+        </w:rPr>
+        <w:t>）。這件事突顯了聖潔生活的重要性，利未記其他的章節細說了應有的規範。</w:t>
+      </w:r>
+    </w:p>
+    <w:p>
+      <w:pPr>
+        <w:pStyle w:val="Heading4"/>
+      </w:pPr>
+      <w:r>
+        <w:rPr>
+          <w:lang w:val="zh_TW" w:bidi="zh_TW"/>
+        </w:rPr>
+        <w:t>從西奈到加低斯</w:t>
+      </w:r>
+    </w:p>
+    <w:p>
+      <w:pPr/>
+      <w:r>
+        <w:rPr>
+          <w:lang w:val="zh_TW" w:bidi="zh_TW"/>
+        </w:rPr>
+      </w:r>
+      <w:r>
+        <w:rPr>
+          <w:lang w:val="zh_TW" w:bidi="zh_TW"/>
+        </w:rPr>
+        <w:t>出埃及後約一年，以色列人進行了一次人口普查（</w:t>
+      </w:r>
+      <w:hyperlink r:id="rId69">
+        <w:r>
+          <w:rPr>
+            <w:lang w:val="zh_TW" w:bidi="zh_TW"/>
+          </w:rPr>
+          <w:rPr>
+            <w:color w:val="0000EE"/>
+            <w:u w:val="single"/>
+          </w:rPr>
+          <w:t>民9:1</w:t>
+        </w:r>
+      </w:hyperlink>
+      <w:r>
+        <w:rPr>
+          <w:lang w:val="zh_TW" w:bidi="zh_TW"/>
+        </w:rPr>
+        <w:t>）。神提醒他們要守逾越節。一個月後，他們從西奈出發，抱怨嗎哪的單調乏味，渴望埃及的食物，如：</w:t>
+      </w:r>
+    </w:p>
+    <w:p>
+      <w:pPr>
+        <w:pStyle w:val="ListBullet"/>
+        <w:spacing w:line="240" w:lineRule="auto"/>
+        <w:ind w:left="720"/>
+      </w:pPr>
+      <w:r>
+        <w:rPr>
+          <w:lang w:val="zh_TW" w:bidi="zh_TW"/>
+        </w:rPr>
+      </w:r>
+      <w:r>
+        <w:rPr>
+          <w:lang w:val="zh_TW" w:bidi="zh_TW"/>
+        </w:rPr>
+        <w:t>魚</w:t>
+      </w:r>
+    </w:p>
+    <w:p>
+      <w:pPr>
+        <w:pStyle w:val="ListBullet"/>
+        <w:spacing w:line="240" w:lineRule="auto"/>
+        <w:ind w:left="720"/>
+      </w:pPr>
+      <w:r>
+        <w:rPr>
+          <w:lang w:val="zh_TW" w:bidi="zh_TW"/>
+        </w:rPr>
+      </w:r>
+      <w:r>
+        <w:rPr>
+          <w:lang w:val="zh_TW" w:bidi="zh_TW"/>
+        </w:rPr>
+        <w:t>青瓜</w:t>
+      </w:r>
+    </w:p>
+    <w:p>
+      <w:pPr>
+        <w:pStyle w:val="ListBullet"/>
+        <w:spacing w:line="240" w:lineRule="auto"/>
+        <w:ind w:left="720"/>
+      </w:pPr>
+      <w:r>
+        <w:rPr>
+          <w:lang w:val="zh_TW" w:bidi="zh_TW"/>
+        </w:rPr>
+      </w:r>
+      <w:r>
+        <w:rPr>
+          <w:lang w:val="zh_TW" w:bidi="zh_TW"/>
+        </w:rPr>
+        <w:t>蜜瓜</w:t>
+      </w:r>
+    </w:p>
+    <w:p>
+      <w:pPr>
+        <w:pStyle w:val="ListBullet"/>
+        <w:spacing w:line="240" w:lineRule="auto"/>
+        <w:ind w:left="720"/>
+      </w:pPr>
+      <w:r>
+        <w:rPr>
+          <w:lang w:val="zh_TW" w:bidi="zh_TW"/>
+        </w:rPr>
+      </w:r>
+      <w:r>
+        <w:rPr>
+          <w:lang w:val="zh_TW" w:bidi="zh_TW"/>
+        </w:rPr>
+        <w:t>韭蔥</w:t>
+      </w:r>
+    </w:p>
+    <w:p>
+      <w:pPr>
+        <w:pStyle w:val="ListBullet"/>
+        <w:spacing w:line="240" w:lineRule="auto"/>
+        <w:ind w:left="720"/>
+      </w:pPr>
+      <w:r>
+        <w:rPr>
+          <w:lang w:val="zh_TW" w:bidi="zh_TW"/>
+        </w:rPr>
+      </w:r>
+      <w:r>
+        <w:rPr>
+          <w:lang w:val="zh_TW" w:bidi="zh_TW"/>
+        </w:rPr>
+        <w:t>洋蔥</w:t>
+      </w:r>
+    </w:p>
+    <w:p>
+      <w:pPr>
+        <w:pStyle w:val="ListBullet"/>
+        <w:spacing w:line="240" w:lineRule="auto"/>
+        <w:ind w:left="720"/>
+      </w:pPr>
+      <w:r>
+        <w:rPr>
+          <w:lang w:val="zh_TW" w:bidi="zh_TW"/>
+        </w:rPr>
+      </w:r>
+      <w:r>
+        <w:rPr>
+          <w:lang w:val="zh_TW" w:bidi="zh_TW"/>
+        </w:rPr>
+        <w:t>大蒜（</w:t>
+      </w:r>
+      <w:hyperlink r:id="rId70">
+        <w:r>
+          <w:rPr>
+            <w:lang w:val="zh_TW" w:bidi="zh_TW"/>
+          </w:rPr>
+          <w:rPr>
+            <w:color w:val="0000EE"/>
+            <w:u w:val="single"/>
+          </w:rPr>
+          <w:t>民11:4–6</w:t>
+        </w:r>
+      </w:hyperlink>
+      <w:r>
+        <w:rPr>
+          <w:lang w:val="zh_TW" w:bidi="zh_TW"/>
+        </w:rPr>
+        <w:t>）</w:t>
+      </w:r>
+    </w:p>
+    <w:p>
+      <w:pPr/>
+      <w:r>
+        <w:rPr>
+          <w:lang w:val="zh_TW" w:bidi="zh_TW"/>
+        </w:rPr>
+      </w:r>
+      <w:r>
+        <w:rPr>
+          <w:lang w:val="zh_TW" w:bidi="zh_TW"/>
+        </w:rPr>
+        <w:t>神在忿怒中賜下鵪鶉，但他們在吃肉時便死於瘟疫。</w:t>
+      </w:r>
+    </w:p>
+    <w:p>
+      <w:pPr/>
+      <w:r>
+        <w:rPr>
+          <w:lang w:val="zh_TW" w:bidi="zh_TW"/>
+        </w:rPr>
+      </w:r>
+      <w:r>
+        <w:rPr>
+          <w:lang w:val="zh_TW" w:bidi="zh_TW"/>
+        </w:rPr>
+        <w:t>米利暗和亞倫也埋怨摩西，特別是他的古實妻子（</w:t>
+      </w:r>
+      <w:hyperlink r:id="rId71">
+        <w:r>
+          <w:rPr>
+            <w:lang w:val="zh_TW" w:bidi="zh_TW"/>
+          </w:rPr>
+          <w:rPr>
+            <w:color w:val="0000EE"/>
+            <w:u w:val="single"/>
+          </w:rPr>
+          <w:t>民12:1–2</w:t>
+        </w:r>
+      </w:hyperlink>
+      <w:r>
+        <w:rPr>
+          <w:lang w:val="zh_TW" w:bidi="zh_TW"/>
+        </w:rPr>
+        <w:t>）。神學家尚不清楚古實人是否指一個衣索比亞人，或是另一個對西坡拉的稱呼。如果摩西確實再婚，舊約聖經中並沒再提及。摩西保持緘默，神就為他辯護，擊打米利暗使她患上痲瘋病。亞倫就承認他們的罪，而摩西為米利暗代求，使她在七天後痊癒。</w:t>
+      </w:r>
+    </w:p>
+    <w:p>
+      <w:pPr/>
+      <w:r>
+        <w:rPr>
+          <w:lang w:val="zh_TW" w:bidi="zh_TW"/>
+        </w:rPr>
+      </w:r>
+      <w:r>
+        <w:rPr>
+          <w:lang w:val="zh_TW" w:bidi="zh_TW"/>
+        </w:rPr>
+        <w:t>當百姓在加低斯時（在</w:t>
+      </w:r>
+      <w:hyperlink r:id="rId72">
+        <w:r>
+          <w:rPr>
+            <w:lang w:val="zh_TW" w:bidi="zh_TW"/>
+          </w:rPr>
+          <w:rPr>
+            <w:color w:val="0000EE"/>
+            <w:u w:val="single"/>
+          </w:rPr>
+          <w:t>民32:8</w:t>
+        </w:r>
+      </w:hyperlink>
+      <w:r>
+        <w:rPr>
+          <w:lang w:val="zh_TW" w:bidi="zh_TW"/>
+        </w:rPr>
+        <w:t>中也稱為加低斯‧巴尼亞），摩西派遣了十二個男子進入迦南。每個支派各派一人去窺探那地，為以色列的得地為業作好準備。經過四十天，探子回來，他們一致認為那地肥沃誘人，但其中十人害怕迦南人，建議不要進入那地。只有約書亞和迦勒，敦促以色列人信靠神並進入迦南，突顯他們獨特的勇氣和對神忠心。</w:t>
+      </w:r>
+    </w:p>
+    <w:p>
+      <w:pPr/>
+      <w:r>
+        <w:rPr>
+          <w:lang w:val="zh_TW" w:bidi="zh_TW"/>
+        </w:rPr>
+      </w:r>
+      <w:r>
+        <w:rPr>
+          <w:lang w:val="zh_TW" w:bidi="zh_TW"/>
+        </w:rPr>
+        <w:t>儘管以色列人受到鼓勵，卻因恐懼和缺乏信心而拒絕這個計劃。相反，他們密謀折返埃及，任命新領袖帶領他們。他們的叛逆達到頂峰，甚至威脅要用石頭打死摩西和亞倫。這場危機引發神的干預，神因他們持續的不順服而憤怒，準備毀滅那些人。然而，摩西為他們禱告神（</w:t>
+      </w:r>
+      <w:hyperlink r:id="rId73">
+        <w:r>
+          <w:rPr>
+            <w:lang w:val="zh_TW" w:bidi="zh_TW"/>
+          </w:rPr>
+          <w:rPr>
+            <w:color w:val="0000EE"/>
+            <w:u w:val="single"/>
+          </w:rPr>
+          <w:t>民13:1–14:19</w:t>
+        </w:r>
+      </w:hyperlink>
+      <w:r>
+        <w:rPr>
+          <w:lang w:val="zh_TW" w:bidi="zh_TW"/>
+        </w:rPr>
+        <w:t>）。他說，如果神不將以色列人帶入迦南美地，列國將相信以色列人的神無法將他們帶入那地。</w:t>
+      </w:r>
+    </w:p>
+    <w:p>
+      <w:pPr/>
+      <w:r>
+        <w:rPr>
+          <w:lang w:val="zh_TW" w:bidi="zh_TW"/>
+        </w:rPr>
+      </w:r>
+      <w:r>
+        <w:rPr>
+          <w:lang w:val="zh_TW" w:bidi="zh_TW"/>
+        </w:rPr>
+        <w:t>神聽了摩西的話，並下令凡是二十歲及以上發怨言的男人，都不得進入應許之地。這一決定意味著他們必須在曠野中漂流四十年，直到那一代人死去，而他們的下一代將進入迦南地（</w:t>
+      </w:r>
+      <w:hyperlink r:id="rId74">
+        <w:r>
+          <w:rPr>
+            <w:lang w:val="zh_TW" w:bidi="zh_TW"/>
+          </w:rPr>
+          <w:rPr>
+            <w:color w:val="0000EE"/>
+            <w:u w:val="single"/>
+          </w:rPr>
+          <w:t>民14:29–33</w:t>
+        </w:r>
+      </w:hyperlink>
+      <w:r>
+        <w:rPr>
+          <w:lang w:val="zh_TW" w:bidi="zh_TW"/>
+        </w:rPr>
+        <w:t>）。聽到這個審判後，以色列人試圖扭轉命運，決定立即進入那地。然而，這個行動並沒有神的祝福，導致被亞瑪力人和迦南人打敗。</w:t>
+      </w:r>
+    </w:p>
+    <w:p>
+      <w:pPr>
+        <w:pStyle w:val="Heading4"/>
+      </w:pPr>
+      <w:r>
+        <w:rPr>
+          <w:lang w:val="zh_TW" w:bidi="zh_TW"/>
+        </w:rPr>
+        <w:t>在曠野中的四十年</w:t>
+      </w:r>
+    </w:p>
+    <w:p>
+      <w:pPr/>
+      <w:r>
+        <w:rPr>
+          <w:lang w:val="zh_TW" w:bidi="zh_TW"/>
+        </w:rPr>
+      </w:r>
+      <w:r>
+        <w:rPr>
+          <w:lang w:val="zh_TW" w:bidi="zh_TW"/>
+        </w:rPr>
+        <w:t>關於曠野四十年的事件，學者所知甚少。以色列人多次顯示他們缺乏信心和順服，即使他們曾親眼見證神蹟和懲罰。一個名叫可拉的人，再次叛逆摩西和亞倫的權柄。摩西和亞倫懇求神不要因其悖逆而懲罰整個群體（</w:t>
+      </w:r>
+      <w:hyperlink r:id="rId75">
+        <w:r>
+          <w:rPr>
+            <w:lang w:val="zh_TW" w:bidi="zh_TW"/>
+          </w:rPr>
+          <w:rPr>
+            <w:color w:val="0000EE"/>
+            <w:u w:val="single"/>
+          </w:rPr>
+          <w:t>民16:22–24</w:t>
+        </w:r>
+      </w:hyperlink>
+      <w:r>
+        <w:rPr>
+          <w:lang w:val="zh_TW" w:bidi="zh_TW"/>
+        </w:rPr>
+        <w:t>），神將以色列人與叛徒分開。當百姓觀看時，地就裂開，吞噬了他們及其家人和財物。儘管看到這種懲罰，以色列人仍然埋怨摩西和亞倫。這便引發了一場瘟疫，造成14,700人死亡，直到摩西制止這場瘟疫。</w:t>
+      </w:r>
+    </w:p>
+    <w:p>
+      <w:pPr/>
+      <w:r>
+        <w:rPr>
+          <w:lang w:val="zh_TW" w:bidi="zh_TW"/>
+        </w:rPr>
+      </w:r>
+      <w:r>
+        <w:rPr>
+          <w:lang w:val="zh_TW" w:bidi="zh_TW"/>
+        </w:rPr>
+        <w:t>為了確認亞倫的領導地位，神指示摩西從每個支派收集一根杖，然後將它們放在會幕中。而只有亞倫的杖發芽、開花並結出杏仁，顯示神選擇了他。然而，百姓仍然怨聲載道。</w:t>
+      </w:r>
+    </w:p>
+    <w:p>
+      <w:pPr/>
+      <w:r>
+        <w:rPr>
+          <w:lang w:val="zh_TW" w:bidi="zh_TW"/>
+        </w:rPr>
+      </w:r>
+      <w:r>
+        <w:rPr>
+          <w:lang w:val="zh_TW" w:bidi="zh_TW"/>
+        </w:rPr>
+        <w:t>當以色列人流浪曠野的結束前，米利暗死了，並被埋葬在加低斯（</w:t>
+      </w:r>
+      <w:hyperlink r:id="rId76">
+        <w:r>
+          <w:rPr>
+            <w:lang w:val="zh_TW" w:bidi="zh_TW"/>
+          </w:rPr>
+          <w:rPr>
+            <w:color w:val="0000EE"/>
+            <w:u w:val="single"/>
+          </w:rPr>
+          <w:t>民20:1</w:t>
+        </w:r>
+      </w:hyperlink>
+      <w:r>
+        <w:rPr>
+          <w:lang w:val="zh_TW" w:bidi="zh_TW"/>
+        </w:rPr>
+        <w:t>）。不久，百姓因缺水而再次埋怨。神告訴摩西命令磐石出水，但摩西在一時挫折中，用他的杖擊打磐石兩次。雖然水流出來了，神卻責備摩西和亞倫：「</w:t>
+      </w:r>
+      <w:r>
+        <w:rPr>
+          <w:lang w:val="zh_TW" w:bidi="zh_TW"/>
+        </w:rPr>
+        <w:t>因為你們不信我，不在以色列人眼前尊我為聖，所以你們必不得領這會眾進我所賜給他們的地去。</w:t>
+      </w:r>
+      <w:r>
+        <w:rPr>
+          <w:lang w:val="zh_TW" w:bidi="zh_TW"/>
+        </w:rPr>
+        <w:t>」（</w:t>
+      </w:r>
+      <w:hyperlink r:id="rId77">
+        <w:r>
+          <w:rPr>
+            <w:lang w:val="zh_TW" w:bidi="zh_TW"/>
+          </w:rPr>
+          <w:rPr>
+            <w:color w:val="0000EE"/>
+            <w:u w:val="single"/>
+          </w:rPr>
+          <w:t>民 20:12</w:t>
+        </w:r>
+      </w:hyperlink>
+      <w:r>
+        <w:rPr>
+          <w:lang w:val="zh_TW" w:bidi="zh_TW"/>
+        </w:rPr>
+        <w:t>）。在這次事件中，摩西和亞倫將自己置於神的命令之上。因為這個罪，神不許他們帶領以色列人進入應許之地。這嚴厲的懲罰顯示，摩西和亞倫的領導權是上帝所賜的特權，同時承擔重大的責任。</w:t>
+      </w:r>
+    </w:p>
+    <w:p>
+      <w:pPr/>
+      <w:r>
+        <w:rPr>
+          <w:lang w:val="zh_TW" w:bidi="zh_TW"/>
+        </w:rPr>
+      </w:r>
+      <w:r>
+        <w:rPr>
+          <w:lang w:val="zh_TW" w:bidi="zh_TW"/>
+        </w:rPr>
+        <w:t>以色列人離開加低斯後，便前往何珥山。此時，亞倫在何珥山去世，他將祭司袍交給他的兒子以利亞撒（</w:t>
+      </w:r>
+      <w:hyperlink r:id="rId78">
+        <w:r>
+          <w:rPr>
+            <w:lang w:val="zh_TW" w:bidi="zh_TW"/>
+          </w:rPr>
+          <w:rPr>
+            <w:color w:val="0000EE"/>
+            <w:u w:val="single"/>
+          </w:rPr>
+          <w:t>民20:28</w:t>
+        </w:r>
+      </w:hyperlink>
+      <w:r>
+        <w:rPr>
+          <w:lang w:val="zh_TW" w:bidi="zh_TW"/>
+        </w:rPr>
+        <w:t>）。</w:t>
+      </w:r>
+    </w:p>
+    <w:p>
+      <w:pPr/>
+      <w:r>
+        <w:rPr>
+          <w:lang w:val="zh_TW" w:bidi="zh_TW"/>
+        </w:rPr>
+      </w:r>
+      <w:r>
+        <w:rPr>
+          <w:lang w:val="zh_TW" w:bidi="zh_TW"/>
+        </w:rPr>
+        <w:t>當他們繼續旅程時，遇到各種形式的抵抗。他們在何珥瑪戰勝了亞拉得王（</w:t>
+      </w:r>
+      <w:hyperlink r:id="rId79">
+        <w:r>
+          <w:rPr>
+            <w:lang w:val="zh_TW" w:bidi="zh_TW"/>
+          </w:rPr>
+          <w:rPr>
+            <w:color w:val="0000EE"/>
+            <w:u w:val="single"/>
+          </w:rPr>
+          <w:t>民21:1–3</w:t>
+        </w:r>
+      </w:hyperlink>
+      <w:r>
+        <w:rPr>
+          <w:lang w:val="zh_TW" w:bidi="zh_TW"/>
+        </w:rPr>
+        <w:t>）。然而，在繞過以東人的途中，百姓再次埋怨缺乏食物和水。神這次派遣毒蛇到他們中間，很多人因蛇咬而死。然而，那些尚未被咬的人急忙來到摩西面前，承認他們的罪，請求將蛇除去。神便指示摩西製造一條銅蛇，並掛在柱子上。被蛇咬的人仰望銅蛇，便能得到醫治。</w:t>
+      </w:r>
+    </w:p>
+    <w:p>
+      <w:pPr/>
+      <w:r>
+        <w:rPr>
+          <w:lang w:val="zh_TW" w:bidi="zh_TW"/>
+        </w:rPr>
+      </w:r>
+      <w:r>
+        <w:rPr>
+          <w:lang w:val="zh_TW" w:bidi="zh_TW"/>
+        </w:rPr>
+        <w:t>當他們接近亞摩利人王西宏的領土時，以色列人向王請求和平通行，但遭遇敵視。在隨後的戰爭中，以色列人擊敗西宏，佔領他的土地和城市，從而繼續邁向應許之地（</w:t>
+      </w:r>
+      <w:hyperlink r:id="rId80">
+        <w:r>
+          <w:rPr>
+            <w:lang w:val="zh_TW" w:bidi="zh_TW"/>
+          </w:rPr>
+          <w:rPr>
+            <w:color w:val="0000EE"/>
+            <w:u w:val="single"/>
+          </w:rPr>
+          <w:t>民21:21–25</w:t>
+        </w:r>
+      </w:hyperlink>
+      <w:r>
+        <w:rPr>
+          <w:lang w:val="zh_TW" w:bidi="zh_TW"/>
+        </w:rPr>
+        <w:t>）。</w:t>
+      </w:r>
+    </w:p>
+    <w:p>
+      <w:pPr>
+        <w:pStyle w:val="Heading4"/>
+      </w:pPr>
+      <w:r>
+        <w:rPr>
+          <w:lang w:val="zh_TW" w:bidi="zh_TW"/>
+        </w:rPr>
+        <w:t>抵達約旦河</w:t>
+      </w:r>
+    </w:p>
+    <w:p>
+      <w:pPr/>
+      <w:r>
+        <w:rPr>
+          <w:lang w:val="zh_TW" w:bidi="zh_TW"/>
+        </w:rPr>
+      </w:r>
+      <w:r>
+        <w:rPr>
+          <w:lang w:val="zh_TW" w:bidi="zh_TW"/>
+        </w:rPr>
+        <w:t>以色列人打敗西宏後，他們在摩押平原安營，對面就是耶利哥，他們可以從那裡看到應許之地。摩押人因以色列人的勝利而驚惶。為了打敗以色列人，摩押的王巴勒雇用了魔法師巴蘭來詛咒他們。然而，神將巴蘭三次對以色列人的詛咒都化成祝福（</w:t>
+      </w:r>
+      <w:hyperlink r:id="rId81">
+        <w:r>
+          <w:rPr>
+            <w:lang w:val="zh_TW" w:bidi="zh_TW"/>
+          </w:rPr>
+          <w:rPr>
+            <w:color w:val="0000EE"/>
+            <w:u w:val="single"/>
+          </w:rPr>
+          <w:t>民22–24章</w:t>
+        </w:r>
+      </w:hyperlink>
+      <w:r>
+        <w:rPr>
+          <w:lang w:val="zh_TW" w:bidi="zh_TW"/>
+        </w:rPr>
+        <w:t>）。</w:t>
+      </w:r>
+    </w:p>
+    <w:p>
+      <w:pPr/>
+      <w:r>
+        <w:rPr>
+          <w:lang w:val="zh_TW" w:bidi="zh_TW"/>
+        </w:rPr>
+      </w:r>
+      <w:r>
+        <w:rPr>
+          <w:lang w:val="zh_TW" w:bidi="zh_TW"/>
+        </w:rPr>
+        <w:t>雖然巴蘭無法詛咒以色列，他卻建議摩押人引誘以色列人陷入偶像崇拜和不道德的行為，使他們偏離神的心意（</w:t>
+      </w:r>
+      <w:hyperlink r:id="rId82">
+        <w:r>
+          <w:rPr>
+            <w:lang w:val="zh_TW" w:bidi="zh_TW"/>
+          </w:rPr>
+          <w:rPr>
+            <w:color w:val="0000EE"/>
+            <w:u w:val="single"/>
+          </w:rPr>
+          <w:t>民25:1–3</w:t>
+        </w:r>
+      </w:hyperlink>
+      <w:r>
+        <w:rPr>
+          <w:lang w:val="zh_TW" w:bidi="zh_TW"/>
+        </w:rPr>
+        <w:t>，</w:t>
+      </w:r>
+      <w:hyperlink r:id="rId83">
+        <w:r>
+          <w:rPr>
+            <w:lang w:val="zh_TW" w:bidi="zh_TW"/>
+          </w:rPr>
+          <w:rPr>
+            <w:color w:val="0000EE"/>
+            <w:u w:val="single"/>
+          </w:rPr>
+          <w:t>31:16</w:t>
         </w:r>
       </w:hyperlink>
       <w:r>
@@ -307,7 +3725,1007 @@
         </w:rPr>
         <w:t>；</w:t>
       </w:r>
-      <w:hyperlink r:id="rId15">
+      <w:hyperlink r:id="rId84">
+        <w:r>
+          <w:rPr>
+            <w:lang w:val="zh_TW" w:bidi="zh_TW"/>
+          </w:rPr>
+          <w:rPr>
+            <w:color w:val="0000EE"/>
+            <w:u w:val="single"/>
+          </w:rPr>
+          <w:t>彼後2:15</w:t>
+        </w:r>
+      </w:hyperlink>
+      <w:r>
+        <w:rPr>
+          <w:lang w:val="zh_TW" w:bidi="zh_TW"/>
+        </w:rPr>
+        <w:t>；</w:t>
+      </w:r>
+      <w:hyperlink r:id="rId85">
+        <w:r>
+          <w:rPr>
+            <w:lang w:val="zh_TW" w:bidi="zh_TW"/>
+          </w:rPr>
+          <w:rPr>
+            <w:color w:val="0000EE"/>
+            <w:u w:val="single"/>
+          </w:rPr>
+          <w:t>啟2:14</w:t>
+        </w:r>
+      </w:hyperlink>
+      <w:r>
+        <w:rPr>
+          <w:lang w:val="zh_TW" w:bidi="zh_TW"/>
+        </w:rPr>
+        <w:t>）。以色列人聽從這個建議，向摩押的神獻祭，又參與異教崇拜，觸怒了神。神便降下一場瘟疫，殺死了24,000名以色列人（</w:t>
+      </w:r>
+      <w:hyperlink r:id="rId86">
+        <w:r>
+          <w:rPr>
+            <w:lang w:val="zh_TW" w:bidi="zh_TW"/>
+          </w:rPr>
+          <w:rPr>
+            <w:color w:val="0000EE"/>
+            <w:u w:val="single"/>
+          </w:rPr>
+          <w:t>民25:9</w:t>
+        </w:r>
+      </w:hyperlink>
+      <w:r>
+        <w:rPr>
+          <w:lang w:val="zh_TW" w:bidi="zh_TW"/>
+        </w:rPr>
+        <w:t>）。這次事件標誌著以色列首次面臨偶像崇拜的誘惑，預示著他們在迦南將面臨偶像崇拜的問題，他們持續偶像崇拜，最終導致他們的滅亡。</w:t>
+      </w:r>
+    </w:p>
+    <w:p>
+      <w:pPr/>
+      <w:r>
+        <w:rPr>
+          <w:lang w:val="zh_TW" w:bidi="zh_TW"/>
+        </w:rPr>
+      </w:r>
+      <w:r>
+        <w:rPr>
+          <w:lang w:val="zh_TW" w:bidi="zh_TW"/>
+        </w:rPr>
+        <w:t>在瘟疫之後，神指示摩西和以利亞撒進行一次類似四十年前的人口普查。雖然整整一代人在曠野中死去，除了迦勒和約書亞，第一次普查中的所有人都已經死去，但新一代已經成長，新人口普查所得的人口數目幾乎相同。這次普查顯示以色列人有601,730名年齡在20歲或以上適合戰爭的男子（</w:t>
+      </w:r>
+      <w:hyperlink r:id="rId87">
+        <w:r>
+          <w:rPr>
+            <w:lang w:val="zh_TW" w:bidi="zh_TW"/>
+          </w:rPr>
+          <w:rPr>
+            <w:color w:val="0000EE"/>
+            <w:u w:val="single"/>
+          </w:rPr>
+          <w:t>民26:51</w:t>
+        </w:r>
+      </w:hyperlink>
+      <w:r>
+        <w:rPr>
+          <w:lang w:val="zh_TW" w:bidi="zh_TW"/>
+        </w:rPr>
+        <w:t>）。</w:t>
+      </w:r>
+    </w:p>
+    <w:p>
+      <w:pPr/>
+      <w:r>
+        <w:rPr>
+          <w:lang w:val="zh_TW" w:bidi="zh_TW"/>
+        </w:rPr>
+      </w:r>
+      <w:r>
+        <w:rPr>
+          <w:lang w:val="zh_TW" w:bidi="zh_TW"/>
+        </w:rPr>
+        <w:t>神其後命令摩西在以利亞撒、祭司和會眾的見證下，公開任命約書亞為他的繼承者（</w:t>
+      </w:r>
+      <w:hyperlink r:id="rId88">
+        <w:r>
+          <w:rPr>
+            <w:lang w:val="zh_TW" w:bidi="zh_TW"/>
+          </w:rPr>
+          <w:rPr>
+            <w:color w:val="0000EE"/>
+            <w:u w:val="single"/>
+          </w:rPr>
+          <w:t>民27:12–23</w:t>
+        </w:r>
+      </w:hyperlink>
+      <w:r>
+        <w:rPr>
+          <w:lang w:val="zh_TW" w:bidi="zh_TW"/>
+        </w:rPr>
+        <w:t>）。摩西也接到關於節期、獻祭和起誓的指示（</w:t>
+      </w:r>
+      <w:hyperlink r:id="rId89">
+        <w:r>
+          <w:rPr>
+            <w:lang w:val="zh_TW" w:bidi="zh_TW"/>
+          </w:rPr>
+          <w:rPr>
+            <w:color w:val="0000EE"/>
+            <w:u w:val="single"/>
+          </w:rPr>
+          <w:t>民28–30章</w:t>
+        </w:r>
+      </w:hyperlink>
+      <w:r>
+        <w:rPr>
+          <w:lang w:val="zh_TW" w:bidi="zh_TW"/>
+        </w:rPr>
+        <w:t>）。神命令摩西為以色列向米甸人報仇，是他領導的最後一項任務。在這次戰役中，以色列人取得決定性的勝利，殺死了米甸王和巴蘭。</w:t>
+      </w:r>
+    </w:p>
+    <w:p>
+      <w:pPr/>
+      <w:r>
+        <w:rPr>
+          <w:lang w:val="zh_TW" w:bidi="zh_TW"/>
+        </w:rPr>
+      </w:r>
+      <w:r>
+        <w:rPr>
+          <w:lang w:val="zh_TW" w:bidi="zh_TW"/>
+        </w:rPr>
+        <w:t>耶和華又賜給摩西詳細的指示，關於應許之地的邊界，並指定將土地分給各支派的領袖（</w:t>
+      </w:r>
+      <w:hyperlink r:id="rId90">
+        <w:r>
+          <w:rPr>
+            <w:lang w:val="zh_TW" w:bidi="zh_TW"/>
+          </w:rPr>
+          <w:rPr>
+            <w:color w:val="0000EE"/>
+            <w:u w:val="single"/>
+          </w:rPr>
+          <w:t>民34章</w:t>
+        </w:r>
+      </w:hyperlink>
+      <w:r>
+        <w:rPr>
+          <w:lang w:val="zh_TW" w:bidi="zh_TW"/>
+        </w:rPr>
+        <w:t>）。神也給了利未人48座城市，包括六座逃城。這些城市是為了保護那些被控誤殺的人，確保他們在人面前得到公平公正的審訊，而不是遭到報復的傷害（</w:t>
+      </w:r>
+      <w:hyperlink r:id="rId91">
+        <w:r>
+          <w:rPr>
+            <w:lang w:val="zh_TW" w:bidi="zh_TW"/>
+          </w:rPr>
+          <w:rPr>
+            <w:color w:val="0000EE"/>
+            <w:u w:val="single"/>
+          </w:rPr>
+          <w:t>民35章</w:t>
+        </w:r>
+      </w:hyperlink>
+      <w:r>
+        <w:rPr>
+          <w:lang w:val="zh_TW" w:bidi="zh_TW"/>
+        </w:rPr>
+        <w:t>）。</w:t>
+      </w:r>
+    </w:p>
+    <w:p>
+      <w:pPr>
+        <w:pStyle w:val="Heading4"/>
+      </w:pPr>
+      <w:r>
+        <w:rPr>
+          <w:lang w:val="zh_TW" w:bidi="zh_TW"/>
+        </w:rPr>
+        <w:t>摩西之死</w:t>
+      </w:r>
+    </w:p>
+    <w:p>
+      <w:pPr/>
+      <w:r>
+        <w:rPr>
+          <w:lang w:val="zh_TW" w:bidi="zh_TW"/>
+        </w:rPr>
+      </w:r>
+      <w:r>
+        <w:rPr>
+          <w:lang w:val="zh_TW" w:bidi="zh_TW"/>
+        </w:rPr>
+        <w:t>申命記是摩西對以色列人的告別之言，講述他在去世前的最後指示和反思。摩西是這本書中的唯一講者，向聚集的會眾說話，回顧他們在西奈山以來的旅程。他回顧他們過去的失敗，包括38年前拒絕進入應許之地（</w:t>
+      </w:r>
+      <w:hyperlink r:id="rId92">
+        <w:r>
+          <w:rPr>
+            <w:lang w:val="zh_TW" w:bidi="zh_TW"/>
+          </w:rPr>
+          <w:rPr>
+            <w:color w:val="0000EE"/>
+            <w:u w:val="single"/>
+          </w:rPr>
+          <w:t>申2:14</w:t>
+        </w:r>
+      </w:hyperlink>
+      <w:r>
+        <w:rPr>
+          <w:lang w:val="zh_TW" w:bidi="zh_TW"/>
+        </w:rPr>
+        <w:t>）。他憶起他要求過約旦河看那片應許之地。神只允許摩西從毗斯迦山頂觀看應許之地，但不允許他進入。</w:t>
+      </w:r>
+    </w:p>
+    <w:p>
+      <w:pPr/>
+      <w:r>
+        <w:rPr>
+          <w:lang w:val="zh_TW" w:bidi="zh_TW"/>
+        </w:rPr>
+      </w:r>
+      <w:r>
+        <w:rPr>
+          <w:lang w:val="zh_TW" w:bidi="zh_TW"/>
+        </w:rPr>
+        <w:t>摩西利用這個機會，敦促百姓順服神的律法和誡命，強調他們的順服，將為即將進入的應許之地帶來祝福。</w:t>
+      </w:r>
+    </w:p>
+    <w:p>
+      <w:pPr/>
+      <w:r>
+        <w:rPr>
+          <w:lang w:val="zh_TW" w:bidi="zh_TW"/>
+        </w:rPr>
+      </w:r>
+      <w:r>
+        <w:rPr>
+          <w:lang w:val="zh_TW" w:bidi="zh_TW"/>
+        </w:rPr>
+        <w:t>當摩西生命的接近終結時，神指示他和約書亞在會幕見面，約書亞在那裡被正式任命，成為以色列的新領袖（</w:t>
+      </w:r>
+      <w:hyperlink r:id="rId93">
+        <w:r>
+          <w:rPr>
+            <w:lang w:val="zh_TW" w:bidi="zh_TW"/>
+          </w:rPr>
+          <w:rPr>
+            <w:color w:val="0000EE"/>
+            <w:u w:val="single"/>
+          </w:rPr>
+          <w:t>申31:14–23</w:t>
+        </w:r>
+      </w:hyperlink>
+      <w:r>
+        <w:rPr>
+          <w:lang w:val="zh_TW" w:bidi="zh_TW"/>
+        </w:rPr>
+        <w:t>）。在摩西去世之前，他祝福以色列人（</w:t>
+      </w:r>
+      <w:hyperlink r:id="rId94">
+        <w:r>
+          <w:rPr>
+            <w:lang w:val="zh_TW" w:bidi="zh_TW"/>
+          </w:rPr>
+          <w:rPr>
+            <w:color w:val="0000EE"/>
+            <w:u w:val="single"/>
+          </w:rPr>
+          <w:t>申33</w:t>
+        </w:r>
+      </w:hyperlink>
+      <w:r>
+        <w:rPr>
+          <w:lang w:val="zh_TW" w:bidi="zh_TW"/>
+        </w:rPr>
+        <w:t>）。</w:t>
+      </w:r>
+    </w:p>
+    <w:p>
+      <w:pPr/>
+      <w:r>
+        <w:rPr>
+          <w:lang w:val="zh_TW" w:bidi="zh_TW"/>
+        </w:rPr>
+      </w:r>
+      <w:r>
+        <w:rPr>
+          <w:lang w:val="zh_TW" w:bidi="zh_TW"/>
+        </w:rPr>
+        <w:t>然後，摩西登上尼波山，特別是到達毗斯迦的山頂，神向他展示應許之地，雖然神不允許他進入其中。摩西死在那裡，神親自將他埋葬在摩押的一個山谷中，對面就是伯‧毗珥（</w:t>
+      </w:r>
+      <w:hyperlink r:id="rId95">
+        <w:r>
+          <w:rPr>
+            <w:lang w:val="zh_TW" w:bidi="zh_TW"/>
+          </w:rPr>
+          <w:rPr>
+            <w:color w:val="0000EE"/>
+            <w:u w:val="single"/>
+          </w:rPr>
+          <w:t>申34:6</w:t>
+        </w:r>
+      </w:hyperlink>
+      <w:r>
+        <w:rPr>
+          <w:lang w:val="zh_TW" w:bidi="zh_TW"/>
+        </w:rPr>
+        <w:t>）。</w:t>
+      </w:r>
+    </w:p>
+    <w:p>
+      <w:pPr/>
+      <w:r>
+        <w:rPr>
+          <w:lang w:val="zh_TW" w:bidi="zh_TW"/>
+        </w:rPr>
+      </w:r>
+      <w:r>
+        <w:rPr>
+          <w:lang w:val="zh_TW" w:bidi="zh_TW"/>
+        </w:rPr>
+        <w:t>摩西去世時年120歲，以色列人為他的去世哀悼30天。對摩西最後的致敬，反映了他與神獨特的關係：「</w:t>
+      </w:r>
+      <w:r>
+        <w:rPr>
+          <w:lang w:val="zh_TW" w:bidi="zh_TW"/>
+        </w:rPr>
+        <w:t>以後以色列中再沒有興起先知像摩西的。他是耶和華面對面所認識的</w:t>
+      </w:r>
+      <w:r>
+        <w:rPr>
+          <w:lang w:val="zh_TW" w:bidi="zh_TW"/>
+        </w:rPr>
+        <w:t>」（</w:t>
+      </w:r>
+      <w:hyperlink r:id="rId96">
+        <w:r>
+          <w:rPr>
+            <w:lang w:val="zh_TW" w:bidi="zh_TW"/>
+          </w:rPr>
+          <w:rPr>
+            <w:color w:val="0000EE"/>
+            <w:u w:val="single"/>
+          </w:rPr>
+          <w:t>申34:10</w:t>
+        </w:r>
+      </w:hyperlink>
+      <w:r>
+        <w:rPr>
+          <w:lang w:val="zh_TW" w:bidi="zh_TW"/>
+        </w:rPr>
+        <w:t>）。</w:t>
+      </w:r>
+    </w:p>
+    <w:p>
+      <w:pPr>
+        <w:pStyle w:val="Heading3"/>
+      </w:pPr>
+      <w:r>
+        <w:rPr>
+          <w:lang w:val="zh_TW" w:bidi="zh_TW"/>
+        </w:rPr>
+        <w:t>在新約聖經中的摩西</w:t>
+      </w:r>
+    </w:p>
+    <w:p>
+      <w:pPr/>
+      <w:r>
+        <w:rPr>
+          <w:lang w:val="zh_TW" w:bidi="zh_TW"/>
+        </w:rPr>
+      </w:r>
+      <w:r>
+        <w:rPr>
+          <w:lang w:val="zh_TW" w:bidi="zh_TW"/>
+        </w:rPr>
+        <w:t>在新約聖經時代中，所有猶太人和基督徒都認為摩西是摩西五經的作者。一些片語顯示他與聖經的首五本書有關，例如：</w:t>
+      </w:r>
+    </w:p>
+    <w:p>
+      <w:pPr>
+        <w:pStyle w:val="ListBullet"/>
+        <w:spacing w:line="240" w:lineRule="auto"/>
+        <w:ind w:left="720"/>
+      </w:pPr>
+      <w:r>
+        <w:rPr>
+          <w:lang w:val="zh_TW" w:bidi="zh_TW"/>
+        </w:rPr>
+      </w:r>
+      <w:r>
+        <w:rPr>
+          <w:lang w:val="zh_TW" w:bidi="zh_TW"/>
+        </w:rPr>
+        <w:t>「摩西律法」（</w:t>
+      </w:r>
+      <w:hyperlink r:id="rId97">
+        <w:r>
+          <w:rPr>
+            <w:lang w:val="zh_TW" w:bidi="zh_TW"/>
+          </w:rPr>
+          <w:rPr>
+            <w:color w:val="0000EE"/>
+            <w:u w:val="single"/>
+          </w:rPr>
+          <w:t>路2:22</w:t>
+        </w:r>
+      </w:hyperlink>
+      <w:r>
+        <w:rPr>
+          <w:lang w:val="zh_TW" w:bidi="zh_TW"/>
+        </w:rPr>
+        <w:t>）</w:t>
+      </w:r>
+    </w:p>
+    <w:p>
+      <w:pPr>
+        <w:pStyle w:val="ListBullet"/>
+        <w:spacing w:line="240" w:lineRule="auto"/>
+        <w:ind w:left="720"/>
+      </w:pPr>
+      <w:r>
+        <w:rPr>
+          <w:lang w:val="zh_TW" w:bidi="zh_TW"/>
+        </w:rPr>
+      </w:r>
+      <w:r>
+        <w:rPr>
+          <w:lang w:val="zh_TW" w:bidi="zh_TW"/>
+        </w:rPr>
+        <w:t>「</w:t>
+      </w:r>
+      <w:r>
+        <w:rPr>
+          <w:lang w:val="zh_TW" w:bidi="zh_TW"/>
+        </w:rPr>
+        <w:t>摩西為甚麼吩咐</w:t>
+      </w:r>
+      <w:r>
+        <w:rPr>
+          <w:lang w:val="zh_TW" w:bidi="zh_TW"/>
+        </w:rPr>
+        <w:t>」（</w:t>
+      </w:r>
+      <w:hyperlink r:id="rId98">
+        <w:r>
+          <w:rPr>
+            <w:lang w:val="zh_TW" w:bidi="zh_TW"/>
+          </w:rPr>
+          <w:rPr>
+            <w:color w:val="0000EE"/>
+            <w:u w:val="single"/>
+          </w:rPr>
+          <w:t>太19:7</w:t>
+        </w:r>
+      </w:hyperlink>
+      <w:r>
+        <w:rPr>
+          <w:lang w:val="zh_TW" w:bidi="zh_TW"/>
+        </w:rPr>
+        <w:t>）</w:t>
+      </w:r>
+    </w:p>
+    <w:p>
+      <w:pPr>
+        <w:pStyle w:val="ListBullet"/>
+        <w:spacing w:line="240" w:lineRule="auto"/>
+        <w:ind w:left="720"/>
+      </w:pPr>
+      <w:r>
+        <w:rPr>
+          <w:lang w:val="zh_TW" w:bidi="zh_TW"/>
+        </w:rPr>
+      </w:r>
+      <w:r>
+        <w:rPr>
+          <w:lang w:val="zh_TW" w:bidi="zh_TW"/>
+        </w:rPr>
+        <w:t>「摩西說」（</w:t>
+      </w:r>
+      <w:hyperlink r:id="rId99">
+        <w:r>
+          <w:rPr>
+            <w:lang w:val="zh_TW" w:bidi="zh_TW"/>
+          </w:rPr>
+          <w:rPr>
+            <w:color w:val="0000EE"/>
+            <w:u w:val="single"/>
+          </w:rPr>
+          <w:t>可7:10</w:t>
+        </w:r>
+      </w:hyperlink>
+      <w:r>
+        <w:rPr>
+          <w:lang w:val="zh_TW" w:bidi="zh_TW"/>
+        </w:rPr>
+        <w:t>）</w:t>
+      </w:r>
+    </w:p>
+    <w:p>
+      <w:pPr>
+        <w:pStyle w:val="ListBullet"/>
+        <w:spacing w:line="240" w:lineRule="auto"/>
+        <w:ind w:left="720"/>
+      </w:pPr>
+      <w:r>
+        <w:rPr>
+          <w:lang w:val="zh_TW" w:bidi="zh_TW"/>
+        </w:rPr>
+      </w:r>
+      <w:r>
+        <w:rPr>
+          <w:lang w:val="zh_TW" w:bidi="zh_TW"/>
+        </w:rPr>
+        <w:t>「</w:t>
+      </w:r>
+      <w:r>
+        <w:rPr>
+          <w:lang w:val="zh_TW" w:bidi="zh_TW"/>
+        </w:rPr>
+        <w:t>摩西為我們寫着說</w:t>
+      </w:r>
+      <w:r>
+        <w:rPr>
+          <w:lang w:val="zh_TW" w:bidi="zh_TW"/>
+        </w:rPr>
+        <w:t>」 （</w:t>
+      </w:r>
+      <w:hyperlink r:id="rId100">
+        <w:r>
+          <w:rPr>
+            <w:lang w:val="zh_TW" w:bidi="zh_TW"/>
+          </w:rPr>
+          <w:rPr>
+            <w:color w:val="0000EE"/>
+            <w:u w:val="single"/>
+          </w:rPr>
+          <w:t>可12:19</w:t>
+        </w:r>
+      </w:hyperlink>
+      <w:r>
+        <w:rPr>
+          <w:lang w:val="zh_TW" w:bidi="zh_TW"/>
+        </w:rPr>
+        <w:t>）</w:t>
+      </w:r>
+    </w:p>
+    <w:p>
+      <w:pPr/>
+      <w:r>
+        <w:rPr>
+          <w:lang w:val="zh_TW" w:bidi="zh_TW"/>
+        </w:rPr>
+      </w:r>
+      <w:r>
+        <w:rPr>
+          <w:lang w:val="zh_TW" w:bidi="zh_TW"/>
+        </w:rPr>
+        <w:t>他在新約聖經中出現的次數，比其他舊約聖經人物都要多，總共79次。他主要被描述為律法的頒佈者（</w:t>
+      </w:r>
+      <w:hyperlink r:id="rId101">
+        <w:r>
+          <w:rPr>
+            <w:lang w:val="zh_TW" w:bidi="zh_TW"/>
+          </w:rPr>
+          <w:rPr>
+            <w:color w:val="0000EE"/>
+            <w:u w:val="single"/>
+          </w:rPr>
+          <w:t>太8:4</w:t>
+        </w:r>
+      </w:hyperlink>
+      <w:r>
+        <w:rPr>
+          <w:lang w:val="zh_TW" w:bidi="zh_TW"/>
+        </w:rPr>
+        <w:t>；</w:t>
+      </w:r>
+      <w:hyperlink r:id="rId99">
+        <w:r>
+          <w:rPr>
+            <w:lang w:val="zh_TW" w:bidi="zh_TW"/>
+          </w:rPr>
+          <w:rPr>
+            <w:color w:val="0000EE"/>
+            <w:u w:val="single"/>
+          </w:rPr>
+          <w:t>可7:10</w:t>
+        </w:r>
+      </w:hyperlink>
+      <w:r>
+        <w:rPr>
+          <w:lang w:val="zh_TW" w:bidi="zh_TW"/>
+        </w:rPr>
+        <w:t>；</w:t>
+      </w:r>
+      <w:hyperlink r:id="rId102">
+        <w:r>
+          <w:rPr>
+            <w:lang w:val="zh_TW" w:bidi="zh_TW"/>
+          </w:rPr>
+          <w:rPr>
+            <w:color w:val="0000EE"/>
+            <w:u w:val="single"/>
+          </w:rPr>
+          <w:t>約1:17</w:t>
+        </w:r>
+      </w:hyperlink>
+      <w:r>
+        <w:rPr>
+          <w:lang w:val="zh_TW" w:bidi="zh_TW"/>
+        </w:rPr>
+        <w:t>；</w:t>
+      </w:r>
+      <w:hyperlink r:id="rId103">
+        <w:r>
+          <w:rPr>
+            <w:lang w:val="zh_TW" w:bidi="zh_TW"/>
+          </w:rPr>
+          <w:rPr>
+            <w:color w:val="0000EE"/>
+            <w:u w:val="single"/>
+          </w:rPr>
+          <w:t>徒15:1</w:t>
+        </w:r>
+      </w:hyperlink>
+      <w:r>
+        <w:rPr>
+          <w:lang w:val="zh_TW" w:bidi="zh_TW"/>
+        </w:rPr>
+        <w:t>）。他在耶穌的登山變象時出現，代表舊約聖經的律法。以利亞也出現了，代表舊約聖經的先知（</w:t>
+      </w:r>
+      <w:hyperlink r:id="rId104">
+        <w:r>
+          <w:rPr>
+            <w:lang w:val="zh_TW" w:bidi="zh_TW"/>
+          </w:rPr>
+          <w:rPr>
+            <w:color w:val="0000EE"/>
+            <w:u w:val="single"/>
+          </w:rPr>
+          <w:t>太17:1–3</w:t>
+        </w:r>
+      </w:hyperlink>
+      <w:r>
+        <w:rPr>
+          <w:lang w:val="zh_TW" w:bidi="zh_TW"/>
+        </w:rPr>
+        <w:t>）。</w:t>
+      </w:r>
+    </w:p>
+    <w:p>
+      <w:pPr/>
+      <w:r>
+        <w:rPr>
+          <w:lang w:val="zh_TW" w:bidi="zh_TW"/>
+        </w:rPr>
+      </w:r>
+      <w:r>
+        <w:rPr>
+          <w:lang w:val="zh_TW" w:bidi="zh_TW"/>
+        </w:rPr>
+        <w:t>摩西在新約聖經中也被描繪為一位先知。作為先知，他談到了即將來臨的彌賽亞和祂的受苦（</w:t>
+      </w:r>
+      <w:hyperlink r:id="rId105">
+        <w:r>
+          <w:rPr>
+            <w:lang w:val="zh_TW" w:bidi="zh_TW"/>
+          </w:rPr>
+          <w:rPr>
+            <w:color w:val="0000EE"/>
+            <w:u w:val="single"/>
+          </w:rPr>
+          <w:t>路24:25–27</w:t>
+        </w:r>
+      </w:hyperlink>
+      <w:r>
+        <w:rPr>
+          <w:lang w:val="zh_TW" w:bidi="zh_TW"/>
+        </w:rPr>
+        <w:t>；</w:t>
+      </w:r>
+      <w:hyperlink r:id="rId106">
+        <w:r>
+          <w:rPr>
+            <w:lang w:val="zh_TW" w:bidi="zh_TW"/>
+          </w:rPr>
+          <w:rPr>
+            <w:color w:val="0000EE"/>
+            <w:u w:val="single"/>
+          </w:rPr>
+          <w:t>徒3:22</w:t>
+        </w:r>
+      </w:hyperlink>
+      <w:r>
+        <w:rPr>
+          <w:lang w:val="zh_TW" w:bidi="zh_TW"/>
+        </w:rPr>
+        <w:t>）。新約聖經將摩西和耶穌聯繫起來，以展示在新約和舊約之間連貫性。例如：</w:t>
+      </w:r>
+    </w:p>
+    <w:p>
+      <w:pPr>
+        <w:pStyle w:val="ListBullet"/>
+        <w:spacing w:line="240" w:lineRule="auto"/>
+        <w:ind w:left="720"/>
+      </w:pPr>
+      <w:r>
+        <w:rPr>
+          <w:lang w:val="zh_TW" w:bidi="zh_TW"/>
+        </w:rPr>
+      </w:r>
+      <w:r>
+        <w:rPr>
+          <w:lang w:val="zh_TW" w:bidi="zh_TW"/>
+        </w:rPr>
+        <w:t>耶穌誕生的故事與摩西的故事並列，都是神拯救作為嬰兒的他們，逃脫地上統治者的謀殺陰謀（</w:t>
+      </w:r>
+      <w:hyperlink r:id="rId107">
+        <w:r>
+          <w:rPr>
+            <w:lang w:val="zh_TW" w:bidi="zh_TW"/>
+          </w:rPr>
+          <w:rPr>
+            <w:color w:val="0000EE"/>
+            <w:u w:val="single"/>
+          </w:rPr>
+          <w:t>太2:13–18</w:t>
+        </w:r>
+      </w:hyperlink>
+      <w:r>
+        <w:rPr>
+          <w:lang w:val="zh_TW" w:bidi="zh_TW"/>
+        </w:rPr>
+        <w:t>）。</w:t>
+      </w:r>
+    </w:p>
+    <w:p>
+      <w:pPr>
+        <w:pStyle w:val="ListBullet"/>
+        <w:spacing w:line="240" w:lineRule="auto"/>
+        <w:ind w:left="720"/>
+      </w:pPr>
+      <w:r>
+        <w:rPr>
+          <w:lang w:val="zh_TW" w:bidi="zh_TW"/>
+        </w:rPr>
+      </w:r>
+      <w:r>
+        <w:rPr>
+          <w:lang w:val="zh_TW" w:bidi="zh_TW"/>
+        </w:rPr>
+        <w:t>耶穌的登山寶訓反映在西奈山頒佈律法的情景，將祂呈現為神旨意，帶有權威的詮釋者（</w:t>
+      </w:r>
+      <w:hyperlink r:id="rId108">
+        <w:r>
+          <w:rPr>
+            <w:lang w:val="zh_TW" w:bidi="zh_TW"/>
+          </w:rPr>
+          <w:rPr>
+            <w:color w:val="0000EE"/>
+            <w:u w:val="single"/>
+          </w:rPr>
+          <w:t>太5–7章</w:t>
+        </w:r>
+      </w:hyperlink>
+      <w:r>
+        <w:rPr>
+          <w:lang w:val="zh_TW" w:bidi="zh_TW"/>
+        </w:rPr>
+        <w:t>）。</w:t>
+      </w:r>
+    </w:p>
+    <w:p>
+      <w:pPr>
+        <w:pStyle w:val="ListBullet"/>
+        <w:spacing w:line="240" w:lineRule="auto"/>
+        <w:ind w:left="720"/>
+      </w:pPr>
+      <w:r>
+        <w:rPr>
+          <w:lang w:val="zh_TW" w:bidi="zh_TW"/>
+        </w:rPr>
+      </w:r>
+      <w:r>
+        <w:rPr>
+          <w:lang w:val="zh_TW" w:bidi="zh_TW"/>
+        </w:rPr>
+        <w:t>保羅將舊律法，對比加拉太書中與神的新關係。希伯來書的作者，認為摩西頒佈的律法，是為了現在在基督裡使信徒稱義的信心作好準備（</w:t>
+      </w:r>
+      <w:hyperlink r:id="rId109">
+        <w:r>
+          <w:rPr>
+            <w:lang w:val="zh_TW" w:bidi="zh_TW"/>
+          </w:rPr>
+          <w:rPr>
+            <w:color w:val="0000EE"/>
+            <w:u w:val="single"/>
+          </w:rPr>
+          <w:t>希3:5–6</w:t>
+        </w:r>
+      </w:hyperlink>
+      <w:r>
+        <w:rPr>
+          <w:lang w:val="zh_TW" w:bidi="zh_TW"/>
+        </w:rPr>
+        <w:t>；</w:t>
+      </w:r>
+      <w:hyperlink r:id="rId110">
+        <w:r>
+          <w:rPr>
+            <w:lang w:val="zh_TW" w:bidi="zh_TW"/>
+          </w:rPr>
+          <w:rPr>
+            <w:color w:val="0000EE"/>
+            <w:u w:val="single"/>
+          </w:rPr>
+          <w:t>9:11–22</w:t>
+        </w:r>
+      </w:hyperlink>
+      <w:r>
+        <w:rPr>
+          <w:lang w:val="zh_TW" w:bidi="zh_TW"/>
+        </w:rPr>
+        <w:t>）。</w:t>
+      </w:r>
+    </w:p>
+    <w:p>
+      <w:pPr>
+        <w:pStyle w:val="ListBullet"/>
+        <w:spacing w:line="240" w:lineRule="auto"/>
+        <w:ind w:left="720"/>
+      </w:pPr>
+      <w:r>
+        <w:rPr>
+          <w:lang w:val="zh_TW" w:bidi="zh_TW"/>
+        </w:rPr>
+      </w:r>
+      <w:r>
+        <w:rPr>
+          <w:lang w:val="zh_TW" w:bidi="zh_TW"/>
+        </w:rPr>
+        <w:t>約翰福音將藉摩西所給的律法，對比通過耶穌基督而來的恩典和真理（</w:t>
+      </w:r>
+      <w:hyperlink r:id="rId102">
+        <w:r>
+          <w:rPr>
+            <w:lang w:val="zh_TW" w:bidi="zh_TW"/>
+          </w:rPr>
+          <w:rPr>
+            <w:color w:val="0000EE"/>
+            <w:u w:val="single"/>
+          </w:rPr>
+          <w:t>約1:17</w:t>
+        </w:r>
+      </w:hyperlink>
+      <w:r>
+        <w:rPr>
+          <w:lang w:val="zh_TW" w:bidi="zh_TW"/>
+        </w:rPr>
+        <w:t>）。</w:t>
+      </w:r>
+    </w:p>
+    <w:p>
+      <w:pPr>
+        <w:pStyle w:val="ListBullet"/>
+        <w:spacing w:line="240" w:lineRule="auto"/>
+        <w:ind w:left="720"/>
+      </w:pPr>
+      <w:r>
+        <w:rPr>
+          <w:lang w:val="zh_TW" w:bidi="zh_TW"/>
+        </w:rPr>
+      </w:r>
+      <w:r>
+        <w:rPr>
+          <w:lang w:val="zh_TW" w:bidi="zh_TW"/>
+        </w:rPr>
+        <w:t>約翰將曠野中的嗎哪比作耶穌是「生命的糧」（</w:t>
+      </w:r>
+      <w:hyperlink r:id="rId111">
+        <w:r>
+          <w:rPr>
+            <w:lang w:val="zh_TW" w:bidi="zh_TW"/>
+          </w:rPr>
+          <w:rPr>
+            <w:color w:val="0000EE"/>
+            <w:u w:val="single"/>
+          </w:rPr>
+          <w:t>約6:30–35</w:t>
+        </w:r>
+      </w:hyperlink>
+      <w:r>
+        <w:rPr>
+          <w:lang w:val="zh_TW" w:bidi="zh_TW"/>
+        </w:rPr>
+        <w:t>）。</w:t>
+      </w:r>
+    </w:p>
+    <w:p>
+      <w:pPr/>
+      <w:r>
+        <w:rPr>
+          <w:lang w:val="zh_TW" w:bidi="zh_TW"/>
+        </w:rPr>
+      </w:r>
+      <w:r>
+        <w:rPr>
+          <w:lang w:val="zh_TW" w:bidi="zh_TW"/>
+        </w:rPr>
+        <w:t>其它提到摩西或與相關事件的地方包括：</w:t>
+      </w:r>
+    </w:p>
+    <w:p>
+      <w:pPr>
+        <w:pStyle w:val="ListBullet"/>
+        <w:spacing w:line="240" w:lineRule="auto"/>
+        <w:ind w:left="720"/>
+      </w:pPr>
+      <w:r>
+        <w:rPr>
+          <w:lang w:val="zh_TW" w:bidi="zh_TW"/>
+        </w:rPr>
+      </w:r>
+      <w:r>
+        <w:rPr>
+          <w:lang w:val="zh_TW" w:bidi="zh_TW"/>
+        </w:rPr>
+        <w:t>摩西出生（</w:t>
+      </w:r>
+      <w:hyperlink r:id="rId112">
+        <w:r>
+          <w:rPr>
+            <w:lang w:val="zh_TW" w:bidi="zh_TW"/>
+          </w:rPr>
+          <w:rPr>
+            <w:color w:val="0000EE"/>
+            <w:u w:val="single"/>
+          </w:rPr>
+          <w:t>徒7:20</w:t>
+        </w:r>
+      </w:hyperlink>
+      <w:r>
+        <w:rPr>
+          <w:lang w:val="zh_TW" w:bidi="zh_TW"/>
+        </w:rPr>
+        <w:t>；</w:t>
+      </w:r>
+      <w:hyperlink r:id="rId113">
+        <w:r>
+          <w:rPr>
+            <w:lang w:val="zh_TW" w:bidi="zh_TW"/>
+          </w:rPr>
+          <w:rPr>
+            <w:color w:val="0000EE"/>
+            <w:u w:val="single"/>
+          </w:rPr>
+          <w:t>來11:23</w:t>
+        </w:r>
+      </w:hyperlink>
+      <w:r>
+        <w:rPr>
+          <w:lang w:val="zh_TW" w:bidi="zh_TW"/>
+        </w:rPr>
+        <w:t>）</w:t>
+      </w:r>
+    </w:p>
+    <w:p>
+      <w:pPr>
+        <w:pStyle w:val="ListBullet"/>
+        <w:spacing w:line="240" w:lineRule="auto"/>
+        <w:ind w:left="720"/>
+      </w:pPr>
+      <w:r>
+        <w:rPr>
+          <w:lang w:val="zh_TW" w:bidi="zh_TW"/>
+        </w:rPr>
+      </w:r>
+      <w:r>
+        <w:rPr>
+          <w:lang w:val="zh_TW" w:bidi="zh_TW"/>
+        </w:rPr>
+        <w:t>燃燒的荊棘（</w:t>
+      </w:r>
+      <w:hyperlink r:id="rId114">
         <w:r>
           <w:rPr>
             <w:lang w:val="zh_TW" w:bidi="zh_TW"/>
@@ -323,318 +4741,502 @@
         <w:rPr>
           <w:lang w:val="zh_TW" w:bidi="zh_TW"/>
         </w:rPr>
+        <w:t>）</w:t>
+      </w:r>
+    </w:p>
+    <w:p>
+      <w:pPr>
+        <w:pStyle w:val="ListBullet"/>
+        <w:spacing w:line="240" w:lineRule="auto"/>
+        <w:ind w:left="720"/>
+      </w:pPr>
+      <w:r>
+        <w:rPr>
+          <w:lang w:val="zh_TW" w:bidi="zh_TW"/>
+        </w:rPr>
+      </w:r>
+      <w:r>
+        <w:rPr>
+          <w:lang w:val="zh_TW" w:bidi="zh_TW"/>
+        </w:rPr>
+        <w:t>埃及的術士和假教師（</w:t>
+      </w:r>
+      <w:hyperlink r:id="rId115">
+        <w:r>
+          <w:rPr>
+            <w:lang w:val="zh_TW" w:bidi="zh_TW"/>
+          </w:rPr>
+          <w:rPr>
+            <w:color w:val="0000EE"/>
+            <w:u w:val="single"/>
+          </w:rPr>
+          <w:t>提後3:8</w:t>
+        </w:r>
+      </w:hyperlink>
+      <w:r>
+        <w:rPr>
+          <w:lang w:val="zh_TW" w:bidi="zh_TW"/>
+        </w:rPr>
+        <w:t>）</w:t>
+      </w:r>
+    </w:p>
+    <w:p>
+      <w:pPr>
+        <w:pStyle w:val="ListBullet"/>
+        <w:spacing w:line="240" w:lineRule="auto"/>
+        <w:ind w:left="720"/>
+      </w:pPr>
+      <w:r>
+        <w:rPr>
+          <w:lang w:val="zh_TW" w:bidi="zh_TW"/>
+        </w:rPr>
+      </w:r>
+      <w:r>
+        <w:rPr>
+          <w:lang w:val="zh_TW" w:bidi="zh_TW"/>
+        </w:rPr>
+        <w:t>逾越節（</w:t>
+      </w:r>
+      <w:hyperlink r:id="rId116">
+        <w:r>
+          <w:rPr>
+            <w:lang w:val="zh_TW" w:bidi="zh_TW"/>
+          </w:rPr>
+          <w:rPr>
+            <w:color w:val="0000EE"/>
+            <w:u w:val="single"/>
+          </w:rPr>
+          <w:t>來11:28</w:t>
+        </w:r>
+      </w:hyperlink>
+      <w:r>
+        <w:rPr>
+          <w:lang w:val="zh_TW" w:bidi="zh_TW"/>
+        </w:rPr>
+        <w:t>）</w:t>
+      </w:r>
+    </w:p>
+    <w:p>
+      <w:pPr>
+        <w:pStyle w:val="ListBullet"/>
+        <w:spacing w:line="240" w:lineRule="auto"/>
+        <w:ind w:left="720"/>
+      </w:pPr>
+      <w:r>
+        <w:rPr>
+          <w:lang w:val="zh_TW" w:bidi="zh_TW"/>
+        </w:rPr>
+      </w:r>
+      <w:r>
+        <w:rPr>
+          <w:lang w:val="zh_TW" w:bidi="zh_TW"/>
+        </w:rPr>
+        <w:t>出埃及（</w:t>
+      </w:r>
+      <w:hyperlink r:id="rId117">
+        <w:r>
+          <w:rPr>
+            <w:lang w:val="zh_TW" w:bidi="zh_TW"/>
+          </w:rPr>
+          <w:rPr>
+            <w:color w:val="0000EE"/>
+            <w:u w:val="single"/>
+          </w:rPr>
+          <w:t>來3:16</w:t>
+        </w:r>
+      </w:hyperlink>
+      <w:r>
+        <w:rPr>
+          <w:lang w:val="zh_TW" w:bidi="zh_TW"/>
+        </w:rPr>
+        <w:t>）</w:t>
+      </w:r>
+    </w:p>
+    <w:p>
+      <w:pPr>
+        <w:pStyle w:val="ListBullet"/>
+        <w:spacing w:line="240" w:lineRule="auto"/>
+        <w:ind w:left="720"/>
+      </w:pPr>
+      <w:r>
+        <w:rPr>
+          <w:lang w:val="zh_TW" w:bidi="zh_TW"/>
+        </w:rPr>
+      </w:r>
+      <w:r>
+        <w:rPr>
+          <w:lang w:val="zh_TW" w:bidi="zh_TW"/>
+        </w:rPr>
+        <w:t>過紅海（</w:t>
+      </w:r>
+      <w:hyperlink r:id="rId118">
+        <w:r>
+          <w:rPr>
+            <w:lang w:val="zh_TW" w:bidi="zh_TW"/>
+          </w:rPr>
+          <w:rPr>
+            <w:color w:val="0000EE"/>
+            <w:u w:val="single"/>
+          </w:rPr>
+          <w:t>林前10:2</w:t>
+        </w:r>
+      </w:hyperlink>
+      <w:r>
+        <w:rPr>
+          <w:lang w:val="zh_TW" w:bidi="zh_TW"/>
+        </w:rPr>
+        <w:t>）</w:t>
+      </w:r>
+    </w:p>
+    <w:p>
+      <w:pPr>
+        <w:pStyle w:val="ListBullet"/>
+        <w:spacing w:line="240" w:lineRule="auto"/>
+        <w:ind w:left="720"/>
+      </w:pPr>
+      <w:r>
+        <w:rPr>
+          <w:lang w:val="zh_TW" w:bidi="zh_TW"/>
+        </w:rPr>
+      </w:r>
+      <w:r>
+        <w:rPr>
+          <w:lang w:val="zh_TW" w:bidi="zh_TW"/>
+        </w:rPr>
+        <w:t>西奈盟約中的贖罪祭和耶穌獻上的寶血（</w:t>
+      </w:r>
+      <w:hyperlink r:id="rId119">
+        <w:r>
+          <w:rPr>
+            <w:lang w:val="zh_TW" w:bidi="zh_TW"/>
+          </w:rPr>
+          <w:rPr>
+            <w:color w:val="0000EE"/>
+            <w:u w:val="single"/>
+          </w:rPr>
+          <w:t>太26:28</w:t>
+        </w:r>
+      </w:hyperlink>
+      <w:r>
+        <w:rPr>
+          <w:lang w:val="zh_TW" w:bidi="zh_TW"/>
+        </w:rPr>
+        <w:t>）</w:t>
+      </w:r>
+    </w:p>
+    <w:p>
+      <w:pPr>
+        <w:pStyle w:val="ListBullet"/>
+        <w:spacing w:line="240" w:lineRule="auto"/>
+        <w:ind w:left="720"/>
+      </w:pPr>
+      <w:r>
+        <w:rPr>
+          <w:lang w:val="zh_TW" w:bidi="zh_TW"/>
+        </w:rPr>
+      </w:r>
+      <w:r>
+        <w:rPr>
+          <w:lang w:val="zh_TW" w:bidi="zh_TW"/>
+        </w:rPr>
+        <w:t>嗎哪與靈食（</w:t>
+      </w:r>
+      <w:hyperlink r:id="rId120">
+        <w:r>
+          <w:rPr>
+            <w:lang w:val="zh_TW" w:bidi="zh_TW"/>
+          </w:rPr>
+          <w:rPr>
+            <w:color w:val="0000EE"/>
+            <w:u w:val="single"/>
+          </w:rPr>
+          <w:t>林前10:3</w:t>
+        </w:r>
+      </w:hyperlink>
+      <w:r>
+        <w:rPr>
+          <w:lang w:val="zh_TW" w:bidi="zh_TW"/>
+        </w:rPr>
+        <w:t>）</w:t>
+      </w:r>
+    </w:p>
+    <w:p>
+      <w:pPr>
+        <w:pStyle w:val="ListBullet"/>
+        <w:spacing w:line="240" w:lineRule="auto"/>
+        <w:ind w:left="720"/>
+      </w:pPr>
+      <w:r>
+        <w:rPr>
+          <w:lang w:val="zh_TW" w:bidi="zh_TW"/>
+        </w:rPr>
+      </w:r>
+      <w:r>
+        <w:rPr>
+          <w:lang w:val="zh_TW" w:bidi="zh_TW"/>
+        </w:rPr>
+        <w:t>摩西臉上的榮光（</w:t>
+      </w:r>
+      <w:hyperlink r:id="rId121">
+        <w:r>
+          <w:rPr>
+            <w:lang w:val="zh_TW" w:bidi="zh_TW"/>
+          </w:rPr>
+          <w:rPr>
+            <w:color w:val="0000EE"/>
+            <w:u w:val="single"/>
+          </w:rPr>
+          <w:t>林後3:7–18</w:t>
+        </w:r>
+      </w:hyperlink>
+      <w:r>
+        <w:rPr>
+          <w:lang w:val="zh_TW" w:bidi="zh_TW"/>
+        </w:rPr>
+        <w:t>）</w:t>
+      </w:r>
+    </w:p>
+    <w:p>
+      <w:pPr>
+        <w:pStyle w:val="ListBullet"/>
+        <w:spacing w:line="240" w:lineRule="auto"/>
+        <w:ind w:left="720"/>
+      </w:pPr>
+      <w:r>
+        <w:rPr>
+          <w:lang w:val="zh_TW" w:bidi="zh_TW"/>
+        </w:rPr>
+      </w:r>
+      <w:r>
+        <w:rPr>
+          <w:lang w:val="zh_TW" w:bidi="zh_TW"/>
+        </w:rPr>
+        <w:t>從磐石流出的水與靈水（</w:t>
+      </w:r>
+      <w:hyperlink r:id="rId122">
+        <w:r>
+          <w:rPr>
+            <w:lang w:val="zh_TW" w:bidi="zh_TW"/>
+          </w:rPr>
+          <w:rPr>
+            <w:color w:val="0000EE"/>
+            <w:u w:val="single"/>
+          </w:rPr>
+          <w:t>林前10:4</w:t>
+        </w:r>
+      </w:hyperlink>
+      <w:r>
+        <w:rPr>
+          <w:lang w:val="zh_TW" w:bidi="zh_TW"/>
+        </w:rPr>
+        <w:t>）</w:t>
+      </w:r>
+    </w:p>
+    <w:p>
+      <w:pPr>
+        <w:pStyle w:val="ListBullet"/>
+        <w:spacing w:line="240" w:lineRule="auto"/>
+        <w:ind w:left="720"/>
+      </w:pPr>
+      <w:r>
+        <w:rPr>
+          <w:lang w:val="zh_TW" w:bidi="zh_TW"/>
+        </w:rPr>
+      </w:r>
+      <w:r>
+        <w:rPr>
+          <w:lang w:val="zh_TW" w:bidi="zh_TW"/>
+        </w:rPr>
+        <w:t>銅蛇與人子被舉起（</w:t>
+      </w:r>
+      <w:hyperlink r:id="rId123">
+        <w:r>
+          <w:rPr>
+            <w:lang w:val="zh_TW" w:bidi="zh_TW"/>
+          </w:rPr>
+          <w:rPr>
+            <w:color w:val="0000EE"/>
+            <w:u w:val="single"/>
+          </w:rPr>
+          <w:t>約3:14</w:t>
+        </w:r>
+      </w:hyperlink>
+      <w:r>
+        <w:rPr>
+          <w:lang w:val="zh_TW" w:bidi="zh_TW"/>
+        </w:rPr>
+        <w:t>）</w:t>
+      </w:r>
+    </w:p>
+    <w:p>
+      <w:pPr>
+        <w:pStyle w:val="ListBullet"/>
+        <w:spacing w:line="240" w:lineRule="auto"/>
+        <w:ind w:left="720"/>
+      </w:pPr>
+      <w:r>
+        <w:rPr>
+          <w:lang w:val="zh_TW" w:bidi="zh_TW"/>
+        </w:rPr>
+      </w:r>
+      <w:r>
+        <w:rPr>
+          <w:lang w:val="zh_TW" w:bidi="zh_TW"/>
+        </w:rPr>
+        <w:t>摩西之歌和</w:t>
+      </w:r>
+      <w:r>
+        <w:rPr>
+          <w:lang w:val="zh_TW" w:bidi="zh_TW"/>
+        </w:rPr>
+        <w:t>羔羊之歌</w:t>
+      </w:r>
+      <w:r>
+        <w:rPr>
+          <w:lang w:val="zh_TW" w:bidi="zh_TW"/>
+        </w:rPr>
+        <w:t>（</w:t>
+      </w:r>
+      <w:hyperlink r:id="rId124">
+        <w:r>
+          <w:rPr>
+            <w:lang w:val="zh_TW" w:bidi="zh_TW"/>
+          </w:rPr>
+          <w:rPr>
+            <w:color w:val="0000EE"/>
+            <w:u w:val="single"/>
+          </w:rPr>
+          <w:t>啟15:3</w:t>
+        </w:r>
+      </w:hyperlink>
+      <w:r>
+        <w:rPr>
+          <w:lang w:val="zh_TW" w:bidi="zh_TW"/>
+        </w:rPr>
+        <w:t>）</w:t>
+      </w:r>
+    </w:p>
+    <w:p>
+      <w:pPr/>
+      <w:r>
+        <w:rPr>
+          <w:lang w:val="zh_TW" w:bidi="zh_TW"/>
+        </w:rPr>
+      </w:r>
+      <w:r>
+        <w:rPr>
+          <w:i/>
+          <w:lang w:val="zh_TW" w:bidi="zh_TW"/>
+        </w:rPr>
+        <w:t>另見</w:t>
+      </w:r>
+      <w:r>
+        <w:rPr>
+          <w:lang w:val="zh_TW" w:bidi="zh_TW"/>
+        </w:rPr>
+        <w:t xml:space="preserve"> </w:t>
+      </w:r>
+      <w:r>
+        <w:rPr>
+          <w:lang w:val="zh_TW" w:bidi="zh_TW"/>
+        </w:rPr>
+        <w:t>埃及、埃及人</w:t>
+      </w:r>
+      <w:r>
+        <w:rPr>
+          <w:lang w:val="zh_TW" w:bidi="zh_TW"/>
+        </w:rPr>
         <w:t>；</w:t>
       </w:r>
-      <w:hyperlink r:id="rId16">
-        <w:r>
-          <w:rPr>
-            <w:lang w:val="zh_TW" w:bidi="zh_TW"/>
-          </w:rPr>
-          <w:rPr>
-            <w:color w:val="0000EE"/>
-            <w:u w:val="single"/>
-          </w:rPr>
-          <w:t>徒7:30</w:t>
-        </w:r>
-      </w:hyperlink>
-      <w:r>
-        <w:rPr>
-          <w:lang w:val="zh_TW" w:bidi="zh_TW"/>
-        </w:rPr>
-        <w:t>–</w:t>
-      </w:r>
-      <w:hyperlink r:id="rId16">
-        <w:r>
-          <w:rPr>
-            <w:lang w:val="zh_TW" w:bidi="zh_TW"/>
-          </w:rPr>
-          <w:rPr>
-            <w:color w:val="0000EE"/>
-            <w:u w:val="single"/>
-          </w:rPr>
-          <w:t>34</w:t>
-        </w:r>
-      </w:hyperlink>
-      <w:r>
-        <w:rPr>
-          <w:lang w:val="zh_TW" w:bidi="zh_TW"/>
-        </w:rPr>
-        <w:t>）。荊棘燃燒卻不被燒毀的奧秘，使神向摩西啟示了祂的名：「我是自有永有的。」燃燒的荊棘是神顯現，是神同在的可見神蹟。在聖經中，神的榮耀經常與雲、火和煙相聯繫（見</w:t>
-      </w:r>
-      <w:hyperlink r:id="rId17">
-        <w:r>
-          <w:rPr>
-            <w:lang w:val="zh_TW" w:bidi="zh_TW"/>
-          </w:rPr>
-          <w:rPr>
-            <w:color w:val="0000EE"/>
-            <w:u w:val="single"/>
-          </w:rPr>
-          <w:t>出13:21，</w:t>
-        </w:r>
-      </w:hyperlink>
-      <w:hyperlink r:id="rId18">
-        <w:r>
-          <w:rPr>
-            <w:lang w:val="zh_TW" w:bidi="zh_TW"/>
-          </w:rPr>
-          <w:rPr>
-            <w:color w:val="0000EE"/>
-            <w:u w:val="single"/>
-          </w:rPr>
-          <w:t>19:18</w:t>
-        </w:r>
-      </w:hyperlink>
+      <w:r>
+        <w:rPr>
+          <w:lang w:val="zh_TW" w:bidi="zh_TW"/>
+        </w:rPr>
+        <w:t>出埃及</w:t>
+      </w:r>
       <w:r>
         <w:rPr>
           <w:lang w:val="zh_TW" w:bidi="zh_TW"/>
         </w:rPr>
         <w:t>；</w:t>
       </w:r>
-      <w:hyperlink r:id="rId19">
-        <w:r>
-          <w:rPr>
-            <w:lang w:val="zh_TW" w:bidi="zh_TW"/>
-          </w:rPr>
-          <w:rPr>
-            <w:color w:val="0000EE"/>
-            <w:u w:val="single"/>
-          </w:rPr>
-          <w:t>王上8:10</w:t>
-        </w:r>
-      </w:hyperlink>
-      <w:r>
-        <w:rPr>
-          <w:lang w:val="zh_TW" w:bidi="zh_TW"/>
-        </w:rPr>
-        <w:t>–</w:t>
-      </w:r>
-      <w:hyperlink r:id="rId19">
-        <w:r>
-          <w:rPr>
-            <w:lang w:val="zh_TW" w:bidi="zh_TW"/>
-          </w:rPr>
-          <w:rPr>
-            <w:color w:val="0000EE"/>
-            <w:u w:val="single"/>
-          </w:rPr>
-          <w:t>11</w:t>
-        </w:r>
-      </w:hyperlink>
+      <w:r>
+        <w:rPr>
+          <w:lang w:val="zh_TW" w:bidi="zh_TW"/>
+        </w:rPr>
+        <w:t>以色列的歷史</w:t>
+      </w:r>
       <w:r>
         <w:rPr>
           <w:lang w:val="zh_TW" w:bidi="zh_TW"/>
         </w:rPr>
         <w:t>；</w:t>
       </w:r>
-      <w:hyperlink r:id="rId20">
-        <w:r>
-          <w:rPr>
-            <w:lang w:val="zh_TW" w:bidi="zh_TW"/>
-          </w:rPr>
-          <w:rPr>
-            <w:color w:val="0000EE"/>
-            <w:u w:val="single"/>
-          </w:rPr>
-          <w:t>王下1:12，</w:t>
-        </w:r>
-      </w:hyperlink>
-      <w:hyperlink r:id="rId21">
-        <w:r>
-          <w:rPr>
-            <w:lang w:val="zh_TW" w:bidi="zh_TW"/>
-          </w:rPr>
-          <w:rPr>
-            <w:color w:val="0000EE"/>
-            <w:u w:val="single"/>
-          </w:rPr>
-          <w:t>2:11</w:t>
-        </w:r>
-      </w:hyperlink>
+      <w:r>
+        <w:rPr>
+          <w:lang w:val="zh_TW" w:bidi="zh_TW"/>
+        </w:rPr>
+        <w:t>埃及十災</w:t>
+      </w:r>
       <w:r>
         <w:rPr>
           <w:lang w:val="zh_TW" w:bidi="zh_TW"/>
         </w:rPr>
         <w:t>；</w:t>
       </w:r>
-      <w:hyperlink r:id="rId22">
-        <w:r>
-          <w:rPr>
-            <w:lang w:val="zh_TW" w:bidi="zh_TW"/>
-          </w:rPr>
-          <w:rPr>
-            <w:color w:val="0000EE"/>
-            <w:u w:val="single"/>
-          </w:rPr>
-          <w:t>賽6:1</w:t>
-        </w:r>
-      </w:hyperlink>
-      <w:r>
-        <w:rPr>
-          <w:lang w:val="zh_TW" w:bidi="zh_TW"/>
-        </w:rPr>
-        <w:t>–</w:t>
-      </w:r>
-      <w:hyperlink r:id="rId22">
-        <w:r>
-          <w:rPr>
-            <w:lang w:val="zh_TW" w:bidi="zh_TW"/>
-          </w:rPr>
-          <w:rPr>
-            <w:color w:val="0000EE"/>
-            <w:u w:val="single"/>
-          </w:rPr>
-          <w:t>6</w:t>
-        </w:r>
-      </w:hyperlink>
+      <w:r>
+        <w:rPr>
+          <w:lang w:val="zh_TW" w:bidi="zh_TW"/>
+        </w:rPr>
+        <w:t>祭司與利未人</w:t>
+      </w:r>
       <w:r>
         <w:rPr>
           <w:lang w:val="zh_TW" w:bidi="zh_TW"/>
         </w:rPr>
         <w:t>；</w:t>
       </w:r>
-      <w:hyperlink r:id="rId23">
-        <w:r>
-          <w:rPr>
-            <w:lang w:val="zh_TW" w:bidi="zh_TW"/>
-          </w:rPr>
-          <w:rPr>
-            <w:color w:val="0000EE"/>
-            <w:u w:val="single"/>
-          </w:rPr>
-          <w:t>帖後1:7</w:t>
-        </w:r>
-      </w:hyperlink>
+      <w:r>
+        <w:rPr>
+          <w:lang w:val="zh_TW" w:bidi="zh_TW"/>
+        </w:rPr>
+        <w:t>會幕</w:t>
+      </w:r>
       <w:r>
         <w:rPr>
           <w:lang w:val="zh_TW" w:bidi="zh_TW"/>
         </w:rPr>
         <w:t>；</w:t>
       </w:r>
-      <w:hyperlink r:id="rId24">
-        <w:r>
-          <w:rPr>
-            <w:lang w:val="zh_TW" w:bidi="zh_TW"/>
-          </w:rPr>
-          <w:rPr>
-            <w:color w:val="0000EE"/>
-            <w:u w:val="single"/>
-          </w:rPr>
-          <w:t>啟1:14，</w:t>
-        </w:r>
-      </w:hyperlink>
-      <w:hyperlink r:id="rId25">
-        <w:r>
-          <w:rPr>
-            <w:lang w:val="zh_TW" w:bidi="zh_TW"/>
-          </w:rPr>
-          <w:rPr>
-            <w:color w:val="0000EE"/>
-            <w:u w:val="single"/>
-          </w:rPr>
-          <w:t>19:12</w:t>
-        </w:r>
-      </w:hyperlink>
-      <w:r>
-        <w:rPr>
-          <w:lang w:val="zh_TW" w:bidi="zh_TW"/>
-        </w:rPr>
-        <w:t>）。</w:t>
-      </w:r>
-    </w:p>
-    <w:p>
-      <w:pPr/>
-      <w:r>
-        <w:rPr>
-          <w:lang w:val="zh_TW" w:bidi="zh_TW"/>
-        </w:rPr>
-      </w:r>
-      <w:r>
-        <w:rPr>
-          <w:lang w:val="zh_TW" w:bidi="zh_TW"/>
-        </w:rPr>
-        <w:t>燃燒的荊棘象徵神的聖潔。摩西被吩咐脫鞋，因為他所站之地是聖地（</w:t>
-      </w:r>
-      <w:hyperlink r:id="rId26">
-        <w:r>
-          <w:rPr>
-            <w:lang w:val="zh_TW" w:bidi="zh_TW"/>
-          </w:rPr>
-          <w:rPr>
-            <w:color w:val="0000EE"/>
-            <w:u w:val="single"/>
-          </w:rPr>
-          <w:t>出3:5</w:t>
-        </w:r>
-      </w:hyperlink>
-      <w:r>
-        <w:rPr>
-          <w:lang w:val="zh_TW" w:bidi="zh_TW"/>
-        </w:rPr>
-        <w:t>）。埃及的神常被認為居於幽暗之中，但以色列的神卻居於人不能接近的光中（</w:t>
-      </w:r>
-      <w:hyperlink r:id="rId27">
-        <w:r>
-          <w:rPr>
-            <w:lang w:val="zh_TW" w:bidi="zh_TW"/>
-          </w:rPr>
-          <w:rPr>
-            <w:color w:val="0000EE"/>
-            <w:u w:val="single"/>
-          </w:rPr>
-          <w:t>提前6:16</w:t>
-        </w:r>
-      </w:hyperlink>
-      <w:r>
-        <w:rPr>
-          <w:lang w:val="zh_TW" w:bidi="zh_TW"/>
-        </w:rPr>
-        <w:t>）。燃燒的荊棘象徵著神的旨意不是要毀滅祂的子民，而是要拯救他們，帶領他們脫離埃及的奴役，進入應許之地。</w:t>
-      </w:r>
-    </w:p>
-    <w:p>
-      <w:pPr/>
-      <w:r>
-        <w:rPr>
-          <w:lang w:val="zh_TW" w:bidi="zh_TW"/>
-        </w:rPr>
-      </w:r>
-      <w:r>
-        <w:rPr>
-          <w:i/>
-          <w:lang w:val="zh_TW" w:bidi="zh_TW"/>
-        </w:rPr>
-        <w:t>另見</w:t>
-      </w:r>
-      <w:r>
-        <w:rPr>
-          <w:lang w:val="zh_TW" w:bidi="zh_TW"/>
-        </w:rPr>
-        <w:t xml:space="preserve"> </w:t>
-      </w:r>
-      <w:r>
-        <w:rPr>
-          <w:lang w:val="zh_TW" w:bidi="zh_TW"/>
-        </w:rPr>
-        <w:t>出埃及記；</w:t>
-      </w:r>
-      <w:r>
-        <w:rPr>
-          <w:lang w:val="zh_TW" w:bidi="zh_TW"/>
-        </w:rPr>
-        <w:t>摩西；</w:t>
-      </w:r>
-      <w:r>
-        <w:rPr>
-          <w:lang w:val="zh_TW" w:bidi="zh_TW"/>
-        </w:rPr>
-        <w:t>神顯現；</w:t>
-      </w:r>
-      <w:r>
-        <w:rPr>
-          <w:lang w:val="zh_TW" w:bidi="zh_TW"/>
-        </w:rPr>
-        <w:t>神的名字</w:t>
+      <w:r>
+        <w:rPr>
+          <w:lang w:val="zh_TW" w:bidi="zh_TW"/>
+        </w:rPr>
+        <w:t>聖殿</w:t>
+      </w:r>
+      <w:r>
+        <w:rPr>
+          <w:lang w:val="zh_TW" w:bidi="zh_TW"/>
+        </w:rPr>
+        <w:t>；</w:t>
+      </w:r>
+      <w:r>
+        <w:rPr>
+          <w:lang w:val="zh_TW" w:bidi="zh_TW"/>
+        </w:rPr>
+        <w:t>十誡</w:t>
+      </w:r>
+      <w:r>
+        <w:rPr>
+          <w:lang w:val="zh_TW" w:bidi="zh_TW"/>
+        </w:rPr>
+        <w:t>；</w:t>
+      </w:r>
+      <w:r>
+        <w:rPr>
+          <w:lang w:val="zh_TW" w:bidi="zh_TW"/>
+        </w:rPr>
+        <w:t>曠野漂流</w:t>
       </w:r>
       <w:r>
         <w:rPr>
@@ -2543,6 +7145,18 @@
   <w:num w:numId="13" w16cid:durableId="592781308">
     <w:abstractNumId w:val="11"/>
   </w:num>
+  <w:num w:numId="14">
+    <w:abstractNumId w:val="3"/>
+    <w:lvlOverride w:ilvl="0">
+      <w:startOverride w:val="1"/>
+    </w:lvlOverride>
+  </w:num>
+  <w:num w:numId="15">
+    <w:abstractNumId w:val="3"/>
+    <w:lvlOverride w:ilvl="0">
+      <w:startOverride w:val="1"/>
+    </w:lvlOverride>
+  </w:num>
   <w:numIdMacAtCleanup w:val="10"/>
 </w:numbering>
 </file>

--- a/zht/docx/093.content.docx
+++ b/zht/docx/093.content.docx
@@ -19,7 +19,7 @@
         <w:rPr>
           <w:lang w:val="zh_TW" w:bidi="zh_TW"/>
         </w:rPr>
-        <w:t>Resource: 聖經詞典 (Tyndale)</w:t>
+        <w:t>Resource: Tyndale Open Bible Dictionary</w:t>
       </w:r>
       <w:r>
         <w:rPr>
@@ -112,7 +112,7 @@
         <w:rPr>
           <w:lang w:val="zh_TW" w:bidi="zh_TW"/>
         </w:rPr>
-        <w:t>聖經詞典 (Tyndale)</w:t>
+        <w:t>Tyndale Open Bible Dictionary</w:t>
       </w:r>
     </w:p>
     <w:p>
@@ -149,7 +149,7 @@
         <w:rPr>
           <w:lang w:val="zh_TW" w:bidi="zh_TW"/>
         </w:rPr>
-        <w:t>mo</w:t>
+        <w:t>mai</w:t>
       </w:r>
       <w:r>
         <w:rPr>
@@ -212,7 +212,7 @@
         <w:rPr>
           <w:lang w:val="zh_TW" w:bidi="zh_TW"/>
         </w:rPr>
-        <w:t>摩西</w:t>
+        <w:t>麥比拉</w:t>
       </w:r>
       <w:r>
         <w:rPr>
@@ -231,151 +231,79 @@
         <w:rPr>
           <w:lang w:val="zh_TW" w:bidi="zh_TW"/>
         </w:rPr>
-        <w:t>帶領希伯來人脫離埃及的奴役，前往應許之地迦南的偉大領袖。他在西奈山頒佈律法，成為他們宗教信仰數個世紀的基礎。摩西又擔任了多個角色，包括：</w:t>
-      </w:r>
-    </w:p>
-    <w:p>
-      <w:pPr>
-        <w:pStyle w:val="ListBullet"/>
-        <w:spacing w:line="240" w:lineRule="auto"/>
-        <w:ind w:left="720"/>
-      </w:pPr>
-      <w:r>
-        <w:rPr>
-          <w:lang w:val="zh_TW" w:bidi="zh_TW"/>
-        </w:rPr>
-      </w:r>
-      <w:r>
-        <w:rPr>
-          <w:lang w:val="zh_TW" w:bidi="zh_TW"/>
-        </w:rPr>
-        <w:t>先知</w:t>
-      </w:r>
-    </w:p>
-    <w:p>
-      <w:pPr>
-        <w:pStyle w:val="ListBullet"/>
-        <w:spacing w:line="240" w:lineRule="auto"/>
-        <w:ind w:left="720"/>
-      </w:pPr>
-      <w:r>
-        <w:rPr>
-          <w:lang w:val="zh_TW" w:bidi="zh_TW"/>
-        </w:rPr>
-      </w:r>
-      <w:r>
-        <w:rPr>
-          <w:lang w:val="zh_TW" w:bidi="zh_TW"/>
-        </w:rPr>
-        <w:t>祭司</w:t>
-      </w:r>
-    </w:p>
-    <w:p>
-      <w:pPr>
-        <w:pStyle w:val="ListBullet"/>
-        <w:spacing w:line="240" w:lineRule="auto"/>
-        <w:ind w:left="720"/>
-      </w:pPr>
-      <w:r>
-        <w:rPr>
-          <w:lang w:val="zh_TW" w:bidi="zh_TW"/>
-        </w:rPr>
-      </w:r>
-      <w:r>
-        <w:rPr>
-          <w:lang w:val="zh_TW" w:bidi="zh_TW"/>
-        </w:rPr>
-        <w:t>立法者</w:t>
-      </w:r>
-    </w:p>
-    <w:p>
-      <w:pPr>
-        <w:pStyle w:val="ListBullet"/>
-        <w:spacing w:line="240" w:lineRule="auto"/>
-        <w:ind w:left="720"/>
-      </w:pPr>
-      <w:r>
-        <w:rPr>
-          <w:lang w:val="zh_TW" w:bidi="zh_TW"/>
-        </w:rPr>
-      </w:r>
-      <w:r>
-        <w:rPr>
-          <w:lang w:val="zh_TW" w:bidi="zh_TW"/>
-        </w:rPr>
-        <w:t>法官</w:t>
-      </w:r>
-    </w:p>
-    <w:p>
-      <w:pPr>
-        <w:pStyle w:val="ListBullet"/>
-        <w:spacing w:line="240" w:lineRule="auto"/>
-        <w:ind w:left="720"/>
-      </w:pPr>
-      <w:r>
-        <w:rPr>
-          <w:lang w:val="zh_TW" w:bidi="zh_TW"/>
-        </w:rPr>
-      </w:r>
-      <w:r>
-        <w:rPr>
-          <w:lang w:val="zh_TW" w:bidi="zh_TW"/>
-        </w:rPr>
-        <w:t>代禱者</w:t>
-      </w:r>
-    </w:p>
-    <w:p>
-      <w:pPr>
-        <w:pStyle w:val="ListBullet"/>
-        <w:spacing w:line="240" w:lineRule="auto"/>
-        <w:ind w:left="720"/>
-      </w:pPr>
-      <w:r>
-        <w:rPr>
-          <w:lang w:val="zh_TW" w:bidi="zh_TW"/>
-        </w:rPr>
-      </w:r>
-      <w:r>
-        <w:rPr>
-          <w:lang w:val="zh_TW" w:bidi="zh_TW"/>
-        </w:rPr>
-        <w:t>牧羊人</w:t>
-      </w:r>
-    </w:p>
-    <w:p>
-      <w:pPr>
-        <w:pStyle w:val="ListBullet"/>
-        <w:spacing w:line="240" w:lineRule="auto"/>
-        <w:ind w:left="720"/>
-      </w:pPr>
-      <w:r>
-        <w:rPr>
-          <w:lang w:val="zh_TW" w:bidi="zh_TW"/>
-        </w:rPr>
-      </w:r>
-      <w:r>
-        <w:rPr>
-          <w:lang w:val="zh_TW" w:bidi="zh_TW"/>
-        </w:rPr>
-        <w:t>行神蹟者</w:t>
-      </w:r>
-    </w:p>
-    <w:p>
-      <w:pPr>
-        <w:pStyle w:val="ListBullet"/>
-        <w:spacing w:line="240" w:lineRule="auto"/>
-        <w:ind w:left="720"/>
-      </w:pPr>
-      <w:r>
-        <w:rPr>
-          <w:lang w:val="zh_TW" w:bidi="zh_TW"/>
-        </w:rPr>
-      </w:r>
-      <w:r>
-        <w:rPr>
-          <w:lang w:val="zh_TW" w:bidi="zh_TW"/>
-        </w:rPr>
-        <w:t>民族創立人</w:t>
+        <w:t>這是靠近幔利、在希伯崙境內的一小塊樹林地和一個有兩個洞室的洞穴。亞伯拉罕買下這地方，作為撒拉的墳地。賣地的人是赫人以弗崙，價格是400舍客勒銀子（</w:t>
+      </w:r>
+      <w:hyperlink r:id="rId13">
+        <w:r>
+          <w:rPr>
+            <w:lang w:val="zh_TW" w:bidi="zh_TW"/>
+          </w:rPr>
+          <w:rPr>
+            <w:color w:val="0000EE"/>
+            <w:u w:val="single"/>
+          </w:rPr>
+          <w:t>創23:8–19</w:t>
+        </w:r>
+      </w:hyperlink>
+      <w:r>
+        <w:rPr>
+          <w:lang w:val="zh_TW" w:bidi="zh_TW"/>
+        </w:rPr>
+        <w:t>）。後來，亞伯拉罕（</w:t>
+      </w:r>
+      <w:hyperlink r:id="rId14">
+        <w:r>
+          <w:rPr>
+            <w:lang w:val="zh_TW" w:bidi="zh_TW"/>
+          </w:rPr>
+          <w:rPr>
+            <w:color w:val="0000EE"/>
+            <w:u w:val="single"/>
+          </w:rPr>
+          <w:t>25:9</w:t>
+        </w:r>
+      </w:hyperlink>
+      <w:r>
+        <w:rPr>
+          <w:lang w:val="zh_TW" w:bidi="zh_TW"/>
+        </w:rPr>
+        <w:t>）、以撒和利百加（</w:t>
+      </w:r>
+      <w:hyperlink r:id="rId15">
+        <w:r>
+          <w:rPr>
+            <w:lang w:val="zh_TW" w:bidi="zh_TW"/>
+          </w:rPr>
+          <w:rPr>
+            <w:color w:val="0000EE"/>
+            <w:u w:val="single"/>
+          </w:rPr>
+          <w:t>49:30–31</w:t>
+        </w:r>
+      </w:hyperlink>
+      <w:r>
+        <w:rPr>
+          <w:lang w:val="zh_TW" w:bidi="zh_TW"/>
+        </w:rPr>
+        <w:t>），以及雅各（</w:t>
+      </w:r>
+      <w:hyperlink r:id="rId16">
+        <w:r>
+          <w:rPr>
+            <w:lang w:val="zh_TW" w:bidi="zh_TW"/>
+          </w:rPr>
+          <w:rPr>
+            <w:color w:val="0000EE"/>
+            <w:u w:val="single"/>
+          </w:rPr>
+          <w:t>50:13</w:t>
+        </w:r>
+      </w:hyperlink>
+      <w:r>
+        <w:rPr>
+          <w:lang w:val="zh_TW" w:bidi="zh_TW"/>
+        </w:rPr>
+        <w:t>）也葬在這裡。</w:t>
       </w:r>
     </w:p>
     <w:p>
@@ -389,9 +317,9 @@
         <w:rPr>
           <w:lang w:val="zh_TW" w:bidi="zh_TW"/>
         </w:rPr>
-        <w:t>他名字的意思並不確定。可能是一個希伯來文詞語，意思是「拉出來」（</w:t>
-      </w:r>
-      <w:hyperlink r:id="rId13">
+        <w:t>如果將亞伯拉罕購買麥比拉的細節與赫人的律法作比較，就能顯示出</w:t>
+      </w:r>
+      <w:hyperlink r:id="rId17">
         <w:r>
           <w:rPr>
             <w:lang w:val="zh_TW" w:bidi="zh_TW"/>
@@ -400,74 +328,24 @@
             <w:color w:val="0000EE"/>
             <w:u w:val="single"/>
           </w:rPr>
-          <w:t>出2:10</w:t>
+          <w:t>創世記二十三章</w:t>
         </w:r>
       </w:hyperlink>
       <w:r>
         <w:rPr>
           <w:lang w:val="zh_TW" w:bidi="zh_TW"/>
         </w:rPr>
-        <w:t>；比較</w:t>
-      </w:r>
-      <w:hyperlink r:id="rId14">
-        <w:r>
-          <w:rPr>
-            <w:lang w:val="zh_TW" w:bidi="zh_TW"/>
-          </w:rPr>
-          <w:rPr>
-            <w:color w:val="0000EE"/>
-            <w:u w:val="single"/>
-          </w:rPr>
-          <w:t>撒下22:17</w:t>
-        </w:r>
-      </w:hyperlink>
-      <w:r>
-        <w:rPr>
-          <w:lang w:val="zh_TW" w:bidi="zh_TW"/>
-        </w:rPr>
-        <w:t>；</w:t>
-      </w:r>
-      <w:hyperlink r:id="rId15">
-        <w:r>
-          <w:rPr>
-            <w:lang w:val="zh_TW" w:bidi="zh_TW"/>
-          </w:rPr>
-          <w:rPr>
-            <w:color w:val="0000EE"/>
-            <w:u w:val="single"/>
-          </w:rPr>
-          <w:t>詩18:16</w:t>
-        </w:r>
-      </w:hyperlink>
-      <w:r>
-        <w:rPr>
-          <w:lang w:val="zh_TW" w:bidi="zh_TW"/>
-        </w:rPr>
-        <w:t>）。如果是在法老的女兒發現他後，幫他取的埃及名字，這個名字可能意味著「子」的意思，如同埃及名字中的亞摩斯（Ahmose）、</w:t>
-      </w:r>
-      <w:r>
-        <w:rPr>
-          <w:lang w:val="zh_TW" w:bidi="zh_TW"/>
-        </w:rPr>
-        <w:t>圖特摩斯</w:t>
-      </w:r>
-      <w:r>
-        <w:rPr>
-          <w:lang w:val="zh_TW" w:bidi="zh_TW"/>
-        </w:rPr>
-        <w:t>（Thutmose）和</w:t>
-      </w:r>
-      <w:r>
-        <w:rPr>
-          <w:lang w:val="zh_TW" w:bidi="zh_TW"/>
-        </w:rPr>
-        <w:t>蘭塞（</w:t>
-      </w:r>
-      <w:r>
-        <w:rPr>
-          <w:lang w:val="zh_TW" w:bidi="zh_TW"/>
-        </w:rPr>
-        <w:t>Ramses）。舊約聖經沒有其他人使用這個名字。</w:t>
+        <w:t>這段敘事相當可靠。經文特別提到連田間四圍的樹木也包括在交易之內，又按著當時買賣雙方所認可的估價來秤銀子，並且在城門口有見證人，使這筆交易正式公諸於眾。這些細節都符合赫人的律法；而族長時代之後的人本來很可能已經忘記了這類律法。公元前700年以前，錢幣還不是流通的媒介。敘事暗示亞伯拉罕時代的舍客勒是一種重量單位，而不是錢幣，這也顯示這段買賣的記載寫於相當早的年代。</w:t>
+      </w:r>
+      <w:r>
+        <w:rPr>
+          <w:lang w:val="zh_TW" w:bidi="zh_TW"/>
+        </w:rPr>
+      </w:r>
+      <w:r>
+        <w:rPr>
+          <w:lang w:val="zh_TW" w:bidi="zh_TW"/>
+        </w:rPr>
       </w:r>
     </w:p>
     <w:p>
@@ -477,29 +355,21 @@
           <w:lang w:val="zh_TW" w:bidi="zh_TW"/>
         </w:rPr>
       </w:r>
-      <w:r>
-        <w:rPr>
-          <w:lang w:val="zh_TW" w:bidi="zh_TW"/>
-        </w:rPr>
-        <w:t>摩西是舊約聖經中最偉大的人物，他的名字出現了767次。他的影響力延伸到新約聖經，出現了79次。他生命的最初四十年是在法老家中度過，他從中學到埃及人一切的智慧（</w:t>
-      </w:r>
-      <w:hyperlink r:id="rId16">
-        <w:r>
-          <w:rPr>
-            <w:lang w:val="zh_TW" w:bidi="zh_TW"/>
-          </w:rPr>
-          <w:rPr>
-            <w:color w:val="0000EE"/>
-            <w:u w:val="single"/>
-          </w:rPr>
-          <w:t>徒7:23</w:t>
-        </w:r>
-      </w:hyperlink>
-      <w:r>
-        <w:rPr>
-          <w:lang w:val="zh_TW" w:bidi="zh_TW"/>
-        </w:rPr>
-        <w:t>）。</w:t>
+    </w:p>
+    <w:p>
+      <w:pPr>
+        <w:pStyle w:val="Heading2"/>
+      </w:pPr>
+      <w:r>
+        <w:rPr>
+          <w:lang w:val="zh_TW" w:bidi="zh_TW"/>
+        </w:rPr>
+        <w:t>麥基洗德</w:t>
+      </w:r>
+      <w:r>
+        <w:rPr>
+          <w:lang w:val="zh_TW" w:bidi="zh_TW"/>
+        </w:rPr>
       </w:r>
     </w:p>
     <w:p>
@@ -513,9 +383,9 @@
         <w:rPr>
           <w:lang w:val="zh_TW" w:bidi="zh_TW"/>
         </w:rPr>
-        <w:t>在接下來的四十年中，他因為殺了一個虐待希伯來人的埃及人，成為逃犯，住在米甸。他最後的四十年致力帶領以色列人出埃及，前往神應許給亞伯拉罕和他後裔的土地（</w:t>
-      </w:r>
-      <w:hyperlink r:id="rId17">
+        <w:t>一位神秘的聖經人物，其名字意為「公義之王」。麥基洗德既是祭司又是王，他首次在</w:t>
+      </w:r>
+      <w:hyperlink r:id="rId18">
         <w:r>
           <w:rPr>
             <w:lang w:val="zh_TW" w:bidi="zh_TW"/>
@@ -524,15 +394,92 @@
             <w:color w:val="0000EE"/>
             <w:u w:val="single"/>
           </w:rPr>
-          <w:t>創12:1–3</w:t>
+          <w:t>創世記十四章18至20節</w:t>
         </w:r>
       </w:hyperlink>
       <w:r>
         <w:rPr>
           <w:lang w:val="zh_TW" w:bidi="zh_TW"/>
         </w:rPr>
-        <w:t>）。他帶領以色列人曠野漂流四十年後，在120歲去世。他把他們帶到約旦河東方應許之地的邊緣（</w:t>
-      </w:r>
+        <w:t>出現，也在</w:t>
+      </w:r>
+      <w:hyperlink r:id="rId19">
+        <w:r>
+          <w:rPr>
+            <w:lang w:val="zh_TW" w:bidi="zh_TW"/>
+          </w:rPr>
+          <w:rPr>
+            <w:color w:val="0000EE"/>
+            <w:u w:val="single"/>
+          </w:rPr>
+          <w:t>詩篇一百一十篇4節</w:t>
+        </w:r>
+      </w:hyperlink>
+      <w:r>
+        <w:rPr>
+          <w:lang w:val="zh_TW" w:bidi="zh_TW"/>
+        </w:rPr>
+        <w:t>和</w:t>
+      </w:r>
+      <w:hyperlink r:id="rId20">
+        <w:r>
+          <w:rPr>
+            <w:lang w:val="zh_TW" w:bidi="zh_TW"/>
+          </w:rPr>
+          <w:rPr>
+            <w:color w:val="0000EE"/>
+            <w:u w:val="single"/>
+          </w:rPr>
+          <w:t>希伯來書五章10節</w:t>
+        </w:r>
+      </w:hyperlink>
+      <w:r>
+        <w:rPr>
+          <w:lang w:val="zh_TW" w:bidi="zh_TW"/>
+        </w:rPr>
+        <w:t>，</w:t>
+      </w:r>
+      <w:hyperlink r:id="rId21">
+        <w:r>
+          <w:rPr>
+            <w:lang w:val="zh_TW" w:bidi="zh_TW"/>
+          </w:rPr>
+          <w:rPr>
+            <w:color w:val="0000EE"/>
+            <w:u w:val="single"/>
+          </w:rPr>
+          <w:t>六章20節</w:t>
+        </w:r>
+      </w:hyperlink>
+      <w:r>
+        <w:rPr>
+          <w:lang w:val="zh_TW" w:bidi="zh_TW"/>
+        </w:rPr>
+        <w:t>，</w:t>
+      </w:r>
+      <w:hyperlink r:id="rId22">
+        <w:r>
+          <w:rPr>
+            <w:lang w:val="zh_TW" w:bidi="zh_TW"/>
+          </w:rPr>
+          <w:rPr>
+            <w:color w:val="0000EE"/>
+            <w:u w:val="single"/>
+          </w:rPr>
+          <w:t>七章1至17節</w:t>
+        </w:r>
+      </w:hyperlink>
+      <w:r>
+        <w:rPr>
+          <w:lang w:val="zh_TW" w:bidi="zh_TW"/>
+        </w:rPr>
+        <w:t>中被提及。</w:t>
+      </w:r>
+    </w:p>
+    <w:p>
+      <w:pPr>
+        <w:pStyle w:val="Heading3"/>
+      </w:pPr>
       <w:hyperlink r:id="rId18">
         <w:r>
           <w:rPr>
@@ -542,25 +489,14 @@
             <w:color w:val="0000EE"/>
             <w:u w:val="single"/>
           </w:rPr>
-          <w:t>申34:7</w:t>
+          <w:t>創世記十四章18至20節</w:t>
         </w:r>
       </w:hyperlink>
       <w:r>
         <w:rPr>
           <w:lang w:val="zh_TW" w:bidi="zh_TW"/>
         </w:rPr>
-        <w:t>）。摩西是歷史上舉足輕重的人物，將一群奴隸變成了一個對歷史進程有深遠影響的民族。</w:t>
-      </w:r>
-    </w:p>
-    <w:p>
-      <w:pPr>
-        <w:pStyle w:val="Heading3"/>
-      </w:pPr>
-      <w:r>
-        <w:rPr>
-          <w:lang w:val="zh_TW" w:bidi="zh_TW"/>
-        </w:rPr>
-        <w:t>概述</w:t>
+        <w:t>中的麥基洗德</w:t>
       </w:r>
     </w:p>
     <w:p>
@@ -574,7 +510,43 @@
         <w:rPr>
           <w:lang w:val="zh_TW" w:bidi="zh_TW"/>
         </w:rPr>
-        <w:t>• 背景</w:t>
+        <w:t>基大老瑪王和其他三位來自美索不達米亞的國王，攻擊死海附近的五個城市。在這場戰役中，他們俘虜了亞伯拉罕的侄子羅得，連同他的家人和他們所有的財物（</w:t>
+      </w:r>
+      <w:hyperlink r:id="rId23">
+        <w:r>
+          <w:rPr>
+            <w:lang w:val="zh_TW" w:bidi="zh_TW"/>
+          </w:rPr>
+          <w:rPr>
+            <w:color w:val="0000EE"/>
+            <w:u w:val="single"/>
+          </w:rPr>
+          <w:t>創14:1–12</w:t>
+        </w:r>
+      </w:hyperlink>
+      <w:r>
+        <w:rPr>
+          <w:lang w:val="zh_TW" w:bidi="zh_TW"/>
+        </w:rPr>
+        <w:t>）。亞伯拉罕召集了跟從他的人去追擊這些王，便擊敗了他們，救出了羅得和他的家人，並帶回了所有被奪走的財物（</w:t>
+      </w:r>
+      <w:hyperlink r:id="rId24">
+        <w:r>
+          <w:rPr>
+            <w:lang w:val="zh_TW" w:bidi="zh_TW"/>
+          </w:rPr>
+          <w:rPr>
+            <w:color w:val="0000EE"/>
+            <w:u w:val="single"/>
+          </w:rPr>
+          <w:t>創14:13–16</w:t>
+        </w:r>
+      </w:hyperlink>
+      <w:r>
+        <w:rPr>
+          <w:lang w:val="zh_TW" w:bidi="zh_TW"/>
+        </w:rPr>
+        <w:t>）。</w:t>
       </w:r>
     </w:p>
     <w:p>
@@ -588,7 +560,43 @@
         <w:rPr>
           <w:lang w:val="zh_TW" w:bidi="zh_TW"/>
         </w:rPr>
-        <w:t>• 在埃及的頭四十年</w:t>
+        <w:t>當亞伯拉罕從戰鬥中凱旋而歸時，來自死海地區的國王們前來感謝他。麥基洗德這位撒冷王（這是耶路撒冷早期的名字），也來見亞伯拉罕（參</w:t>
+      </w:r>
+      <w:hyperlink r:id="rId25">
+        <w:r>
+          <w:rPr>
+            <w:lang w:val="zh_TW" w:bidi="zh_TW"/>
+          </w:rPr>
+          <w:rPr>
+            <w:color w:val="0000EE"/>
+            <w:u w:val="single"/>
+          </w:rPr>
+          <w:t>詩76:2</w:t>
+        </w:r>
+      </w:hyperlink>
+      <w:r>
+        <w:rPr>
+          <w:lang w:val="zh_TW" w:bidi="zh_TW"/>
+        </w:rPr>
+        <w:t>）。麥基洗德帶來了餅和酒祝福亞伯拉罕，因為他是至高神的祭司（</w:t>
+      </w:r>
+      <w:hyperlink r:id="rId26">
+        <w:r>
+          <w:rPr>
+            <w:lang w:val="zh_TW" w:bidi="zh_TW"/>
+          </w:rPr>
+          <w:rPr>
+            <w:color w:val="0000EE"/>
+            <w:u w:val="single"/>
+          </w:rPr>
+          <w:t>創14:18</w:t>
+        </w:r>
+      </w:hyperlink>
+      <w:r>
+        <w:rPr>
+          <w:lang w:val="zh_TW" w:bidi="zh_TW"/>
+        </w:rPr>
+        <w:t>）。</w:t>
       </w:r>
     </w:p>
     <w:p>
@@ -602,7 +610,128 @@
         <w:rPr>
           <w:lang w:val="zh_TW" w:bidi="zh_TW"/>
         </w:rPr>
-        <w:t>• 在米甸的第二個四十年</w:t>
+        <w:t>這個名字「至高神」（希伯來文為：</w:t>
+      </w:r>
+      <w:r>
+        <w:rPr>
+          <w:i/>
+          <w:lang w:val="zh_TW" w:bidi="zh_TW"/>
+        </w:rPr>
+        <w:t>’El ‘Elyon</w:t>
+      </w:r>
+      <w:r>
+        <w:rPr>
+          <w:lang w:val="zh_TW" w:bidi="zh_TW"/>
+        </w:rPr>
+        <w:t>）意指創天造地唯一的真神。這與迦南人所崇拜的假神不同（比較</w:t>
+      </w:r>
+      <w:hyperlink r:id="rId27">
+        <w:r>
+          <w:rPr>
+            <w:lang w:val="zh_TW" w:bidi="zh_TW"/>
+          </w:rPr>
+          <w:rPr>
+            <w:color w:val="0000EE"/>
+            <w:u w:val="single"/>
+          </w:rPr>
+          <w:t>創14:22</w:t>
+        </w:r>
+      </w:hyperlink>
+      <w:r>
+        <w:rPr>
+          <w:lang w:val="zh_TW" w:bidi="zh_TW"/>
+        </w:rPr>
+        <w:t>；</w:t>
+      </w:r>
+      <w:hyperlink r:id="rId28">
+        <w:r>
+          <w:rPr>
+            <w:lang w:val="zh_TW" w:bidi="zh_TW"/>
+          </w:rPr>
+          <w:rPr>
+            <w:color w:val="0000EE"/>
+            <w:u w:val="single"/>
+          </w:rPr>
+          <w:t>詩7:17</w:t>
+        </w:r>
+      </w:hyperlink>
+      <w:r>
+        <w:rPr>
+          <w:lang w:val="zh_TW" w:bidi="zh_TW"/>
+        </w:rPr>
+        <w:t>，</w:t>
+      </w:r>
+      <w:hyperlink r:id="rId29">
+        <w:r>
+          <w:rPr>
+            <w:lang w:val="zh_TW" w:bidi="zh_TW"/>
+          </w:rPr>
+          <w:rPr>
+            <w:color w:val="0000EE"/>
+            <w:u w:val="single"/>
+          </w:rPr>
+          <w:t>47:2</w:t>
+        </w:r>
+      </w:hyperlink>
+      <w:r>
+        <w:rPr>
+          <w:lang w:val="zh_TW" w:bidi="zh_TW"/>
+        </w:rPr>
+        <w:t>，</w:t>
+      </w:r>
+      <w:hyperlink r:id="rId30">
+        <w:r>
+          <w:rPr>
+            <w:lang w:val="zh_TW" w:bidi="zh_TW"/>
+          </w:rPr>
+          <w:rPr>
+            <w:color w:val="0000EE"/>
+            <w:u w:val="single"/>
+          </w:rPr>
+          <w:t>57:2</w:t>
+        </w:r>
+      </w:hyperlink>
+      <w:r>
+        <w:rPr>
+          <w:lang w:val="zh_TW" w:bidi="zh_TW"/>
+        </w:rPr>
+        <w:t>，</w:t>
+      </w:r>
+      <w:hyperlink r:id="rId31">
+        <w:r>
+          <w:rPr>
+            <w:lang w:val="zh_TW" w:bidi="zh_TW"/>
+          </w:rPr>
+          <w:rPr>
+            <w:color w:val="0000EE"/>
+            <w:u w:val="single"/>
+          </w:rPr>
+          <w:t>78:56</w:t>
+        </w:r>
+      </w:hyperlink>
+      <w:r>
+        <w:rPr>
+          <w:lang w:val="zh_TW" w:bidi="zh_TW"/>
+        </w:rPr>
+        <w:t>）。麥基洗德知道亞伯拉罕也崇拜這個真神（</w:t>
+      </w:r>
+      <w:hyperlink r:id="rId27">
+        <w:r>
+          <w:rPr>
+            <w:lang w:val="zh_TW" w:bidi="zh_TW"/>
+          </w:rPr>
+          <w:rPr>
+            <w:color w:val="0000EE"/>
+            <w:u w:val="single"/>
+          </w:rPr>
+          <w:t>創14:22</w:t>
+        </w:r>
+      </w:hyperlink>
+      <w:r>
+        <w:rPr>
+          <w:lang w:val="zh_TW" w:bidi="zh_TW"/>
+        </w:rPr>
+        <w:t>）。</w:t>
       </w:r>
     </w:p>
     <w:p>
@@ -616,7 +745,7 @@
         <w:rPr>
           <w:lang w:val="zh_TW" w:bidi="zh_TW"/>
         </w:rPr>
-        <w:t>• 從埃及到迦南的第三個四十年</w:t>
+        <w:t>麥基洗德讚美神幫助亞伯拉罕贏得這場爭戰。亞伯拉罕以兩種方式，表明他接受了麥基洗德作為神祭司的角色：他接受了來自麥基洗德的禮物和祝福，並將他所獲得一切的十分之一給了麥基洗德。相反，亞伯拉罕拒絕接受所多瑪王的禮物，因為他不想與那些崇拜假神的人有任何牽連。</w:t>
       </w:r>
     </w:p>
     <w:p>
@@ -630,18 +759,48 @@
         <w:rPr>
           <w:lang w:val="zh_TW" w:bidi="zh_TW"/>
         </w:rPr>
-        <w:t>• 新約聖經中的摩西</w:t>
+        <w:t>我們無法完全知道麥基洗德如何認識神。他可能是透過從挪亞洪水時代流傳下來的故事了解神；又或者像亞伯拉罕一樣，神可能直接對他說話，讓他遠離崇拜假神。我們從</w:t>
+      </w:r>
+      <w:hyperlink r:id="rId32">
+        <w:r>
+          <w:rPr>
+            <w:lang w:val="zh_TW" w:bidi="zh_TW"/>
+          </w:rPr>
+          <w:rPr>
+            <w:color w:val="0000EE"/>
+            <w:u w:val="single"/>
+          </w:rPr>
+          <w:t>希伯來書七章3節</w:t>
+        </w:r>
+      </w:hyperlink>
+      <w:r>
+        <w:rPr>
+          <w:lang w:val="zh_TW" w:bidi="zh_TW"/>
+        </w:rPr>
+        <w:t>知道的是，麥基洗德與其他祭司不同。他並不是因為父親是祭司而成為祭司，而是以某種聖經未完全解釋的特殊方式成為祭司。</w:t>
       </w:r>
     </w:p>
     <w:p>
       <w:pPr>
         <w:pStyle w:val="Heading3"/>
       </w:pPr>
-      <w:r>
-        <w:rPr>
-          <w:lang w:val="zh_TW" w:bidi="zh_TW"/>
-        </w:rPr>
-        <w:t>背景</w:t>
+      <w:hyperlink r:id="rId19">
+        <w:r>
+          <w:rPr>
+            <w:lang w:val="zh_TW" w:bidi="zh_TW"/>
+          </w:rPr>
+          <w:rPr>
+            <w:color w:val="0000EE"/>
+            <w:u w:val="single"/>
+          </w:rPr>
+          <w:t>詩篇一百一十篇4節</w:t>
+        </w:r>
+      </w:hyperlink>
+      <w:r>
+        <w:rPr>
+          <w:lang w:val="zh_TW" w:bidi="zh_TW"/>
+        </w:rPr>
+        <w:t>中的麥基洗德</w:t>
       </w:r>
     </w:p>
     <w:p>
@@ -655,9 +814,9 @@
         <w:rPr>
           <w:lang w:val="zh_TW" w:bidi="zh_TW"/>
         </w:rPr>
-        <w:t>我們只可以透過聖經來認識摩西的生平。考古學家確認了與摩西的事跡，但卻不知道他是否為虛構的角色，或他實際上做了什麼。他的故事始於雅各，就是他兒子們在迦南地饑荒期間抵達埃及。他們一家受約瑟邀請，又受到法老的愛戴，便定居在埃及東北部的歌珊，便在那裡住了430年（</w:t>
-      </w:r>
-      <w:hyperlink r:id="rId19">
+        <w:t>在這篇詩篇中，大衛王寫到一位比他自己更偉大的人，稱這個人為「主」（</w:t>
+      </w:r>
+      <w:hyperlink r:id="rId33">
         <w:r>
           <w:rPr>
             <w:lang w:val="zh_TW" w:bidi="zh_TW"/>
@@ -666,16 +825,16 @@
             <w:color w:val="0000EE"/>
             <w:u w:val="single"/>
           </w:rPr>
-          <w:t>出12:40</w:t>
+          <w:t>詩11:1</w:t>
         </w:r>
       </w:hyperlink>
       <w:r>
         <w:rPr>
           <w:lang w:val="zh_TW" w:bidi="zh_TW"/>
         </w:rPr>
-        <w:t>）。隨著時光流逝，他們落地生根，人口迅速增長，遍佈那地（</w:t>
-      </w:r>
-      <w:hyperlink r:id="rId20">
+        <w:t>；參</w:t>
+      </w:r>
+      <w:hyperlink r:id="rId34">
         <w:r>
           <w:rPr>
             <w:lang w:val="zh_TW" w:bidi="zh_TW"/>
@@ -684,74 +843,14 @@
             <w:color w:val="0000EE"/>
             <w:u w:val="single"/>
           </w:rPr>
-          <w:t>出1:7</w:t>
+          <w:t>可12:35–37</w:t>
         </w:r>
       </w:hyperlink>
       <w:r>
         <w:rPr>
           <w:lang w:val="zh_TW" w:bidi="zh_TW"/>
         </w:rPr>
-        <w:t>）。一位不認識約瑟的新法老崛起，聖經沒有提到這位法老的名字，他的身份亦存在爭議。他通常被認為是：</w:t>
-      </w:r>
-    </w:p>
-    <w:p>
-      <w:pPr>
-        <w:pStyle w:val="ListBullet"/>
-        <w:spacing w:line="240" w:lineRule="auto"/>
-        <w:ind w:left="720"/>
-      </w:pPr>
-      <w:r>
-        <w:rPr>
-          <w:lang w:val="zh_TW" w:bidi="zh_TW"/>
-        </w:rPr>
-      </w:r>
-      <w:r>
-        <w:rPr>
-          <w:lang w:val="zh_TW" w:bidi="zh_TW"/>
-        </w:rPr>
-        <w:t>圖特摩斯三世（Thutmose III），公元前1504年到1451年的法老；</w:t>
-      </w:r>
-    </w:p>
-    <w:p>
-      <w:pPr>
-        <w:pStyle w:val="ListBullet"/>
-        <w:spacing w:line="240" w:lineRule="auto"/>
-        <w:ind w:left="720"/>
-      </w:pPr>
-      <w:r>
-        <w:rPr>
-          <w:lang w:val="zh_TW" w:bidi="zh_TW"/>
-        </w:rPr>
-      </w:r>
-      <w:r>
-        <w:rPr>
-          <w:lang w:val="zh_TW" w:bidi="zh_TW"/>
-        </w:rPr>
-        <w:t>塞提一世（Seti I），公元前1304年到1290年是法老；或</w:t>
-      </w:r>
-    </w:p>
-    <w:p>
-      <w:pPr>
-        <w:pStyle w:val="ListBullet"/>
-        <w:spacing w:line="240" w:lineRule="auto"/>
-        <w:ind w:left="720"/>
-      </w:pPr>
-      <w:r>
-        <w:rPr>
-          <w:lang w:val="zh_TW" w:bidi="zh_TW"/>
-        </w:rPr>
-      </w:r>
-      <w:r>
-        <w:rPr>
-          <w:lang w:val="zh_TW" w:bidi="zh_TW"/>
-        </w:rPr>
-        <w:t>蘭塞</w:t>
-      </w:r>
-      <w:r>
-        <w:rPr>
-          <w:lang w:val="zh_TW" w:bidi="zh_TW"/>
-        </w:rPr>
-        <w:t>二世（Ramses II），公元前1290年到1224年在位的法老。</w:t>
+        <w:t>）。大衛不是在寫自己或他那個時代的其他王。他是在寫未來那將臨、主所應許的彌賽亞。這位彌賽亞將是神的兒子，也是大衛的後裔。</w:t>
       </w:r>
     </w:p>
     <w:p>
@@ -765,29 +864,66 @@
         <w:rPr>
           <w:lang w:val="zh_TW" w:bidi="zh_TW"/>
         </w:rPr>
-        <w:t>法老擔心以色列人變得強大，漸漸會對國家構成危險。因此，他試圖減少他們的人口，強迫他們工作，建造比東和蘭塞的儲藏城，但嚴酷的政策並沒有減少他們的數目。然後，他試圖讓收生婆殺死男嬰，但她們拒絕遵從他的命令。最後，他命令埃及人將男嬰溺死在尼羅河中。摩西就是在這個逼迫以色列人的背景下出生。</w:t>
+        <w:t>在</w:t>
+      </w:r>
+      <w:hyperlink r:id="rId19">
+        <w:r>
+          <w:rPr>
+            <w:lang w:val="zh_TW" w:bidi="zh_TW"/>
+          </w:rPr>
+          <w:rPr>
+            <w:color w:val="0000EE"/>
+            <w:u w:val="single"/>
+          </w:rPr>
+          <w:t>詩篇一百一十篇4節</w:t>
+        </w:r>
+      </w:hyperlink>
+      <w:r>
+        <w:rPr>
+          <w:lang w:val="zh_TW" w:bidi="zh_TW"/>
+        </w:rPr>
+        <w:t>中，大衛對彌賽亞說：「你是照著麥基洗德的等次永遠為祭司。」這個應許的完整意義在希伯來書中有進一步解釋。</w:t>
       </w:r>
     </w:p>
     <w:p>
       <w:pPr>
         <w:pStyle w:val="Heading3"/>
       </w:pPr>
-      <w:r>
-        <w:rPr>
-          <w:lang w:val="zh_TW" w:bidi="zh_TW"/>
-        </w:rPr>
-        <w:t>在埃及的頭四十年</w:t>
-      </w:r>
-    </w:p>
-    <w:p>
-      <w:pPr>
-        <w:pStyle w:val="Heading4"/>
-      </w:pPr>
-      <w:r>
-        <w:rPr>
-          <w:lang w:val="zh_TW" w:bidi="zh_TW"/>
-        </w:rPr>
-        <w:t>出生和早期經歷</w:t>
+      <w:hyperlink r:id="rId35">
+        <w:r>
+          <w:rPr>
+            <w:lang w:val="zh_TW" w:bidi="zh_TW"/>
+          </w:rPr>
+          <w:rPr>
+            <w:color w:val="0000EE"/>
+            <w:u w:val="single"/>
+          </w:rPr>
+          <w:t>希伯來書五章6至11節</w:t>
+        </w:r>
+      </w:hyperlink>
+      <w:r>
+        <w:rPr>
+          <w:lang w:val="zh_TW" w:bidi="zh_TW"/>
+        </w:rPr>
+        <w:t>，</w:t>
+      </w:r>
+      <w:hyperlink r:id="rId36">
+        <w:r>
+          <w:rPr>
+            <w:lang w:val="zh_TW" w:bidi="zh_TW"/>
+          </w:rPr>
+          <w:rPr>
+            <w:color w:val="0000EE"/>
+            <w:u w:val="single"/>
+          </w:rPr>
+          <w:t>六章20至七章28節</w:t>
+        </w:r>
+      </w:hyperlink>
+      <w:r>
+        <w:rPr>
+          <w:lang w:val="zh_TW" w:bidi="zh_TW"/>
+        </w:rPr>
+        <w:t>中的麥基洗德</w:t>
       </w:r>
     </w:p>
     <w:p>
@@ -801,582 +937,7 @@
         <w:rPr>
           <w:lang w:val="zh_TW" w:bidi="zh_TW"/>
         </w:rPr>
-        <w:t>一位來自利未家族的男子，名叫暗蘭，他娶了他父親的妹妹約基別（</w:t>
-      </w:r>
-      <w:hyperlink r:id="rId21">
-        <w:r>
-          <w:rPr>
-            <w:lang w:val="zh_TW" w:bidi="zh_TW"/>
-          </w:rPr>
-          <w:rPr>
-            <w:color w:val="0000EE"/>
-            <w:u w:val="single"/>
-          </w:rPr>
-          <w:t>出6:20</w:t>
-        </w:r>
-      </w:hyperlink>
-      <w:r>
-        <w:rPr>
-          <w:lang w:val="zh_TW" w:bidi="zh_TW"/>
-        </w:rPr>
-        <w:t>；參</w:t>
-      </w:r>
-      <w:hyperlink r:id="rId22">
-        <w:r>
-          <w:rPr>
-            <w:lang w:val="zh_TW" w:bidi="zh_TW"/>
-          </w:rPr>
-          <w:rPr>
-            <w:color w:val="0000EE"/>
-            <w:u w:val="single"/>
-          </w:rPr>
-          <w:t>2:1</w:t>
-        </w:r>
-      </w:hyperlink>
-      <w:r>
-        <w:rPr>
-          <w:lang w:val="zh_TW" w:bidi="zh_TW"/>
-        </w:rPr>
-        <w:t>）。他們的第一個兒子亞倫，比摩西大三年，且在淹死希伯來嬰兒的命令下達之前出生，所以他沒有生命危險。然而，當摩西出生時，這個殘酷的命令已經生效。摩西出生後三個月，他的母親再也無法匿藏他，於是用蘆葦做了一個籃子，並用瀝青和樹脂塗抹，然後將嬰兒放在裡面，再將籃子放在河岸的蘆葦中間。摩西的姐姐米利暗則在附近守候，察看會發生什麼事。</w:t>
-      </w:r>
-    </w:p>
-    <w:p>
-      <w:pPr/>
-      <w:r>
-        <w:rPr>
-          <w:lang w:val="zh_TW" w:bidi="zh_TW"/>
-        </w:rPr>
-      </w:r>
-      <w:r>
-        <w:rPr>
-          <w:lang w:val="zh_TW" w:bidi="zh_TW"/>
-        </w:rPr>
-        <w:t>不久，法老的女兒一如既往來到河邊洗澡。（約瑟夫稱她為</w:t>
-      </w:r>
-      <w:r>
-        <w:rPr>
-          <w:lang w:val="zh_TW" w:bidi="zh_TW"/>
-        </w:rPr>
-        <w:t>她母迪斯〔</w:t>
-      </w:r>
-      <w:r>
-        <w:rPr>
-          <w:lang w:val="zh_TW" w:bidi="zh_TW"/>
-        </w:rPr>
-        <w:t>Thermuthis</w:t>
-      </w:r>
-      <w:r>
-        <w:rPr>
-          <w:lang w:val="zh_TW" w:bidi="zh_TW"/>
-        </w:rPr>
-        <w:t>〕</w:t>
-      </w:r>
-      <w:r>
-        <w:rPr>
-          <w:lang w:val="zh_TW" w:bidi="zh_TW"/>
-        </w:rPr>
-        <w:t>，其他人稱她為哈特謝普蘇特</w:t>
-      </w:r>
-      <w:r>
-        <w:rPr>
-          <w:lang w:val="zh_TW" w:bidi="zh_TW"/>
-        </w:rPr>
-        <w:t>〔</w:t>
-      </w:r>
-      <w:r>
-        <w:rPr>
-          <w:lang w:val="zh_TW" w:bidi="zh_TW"/>
-        </w:rPr>
-        <w:t>Hatshepsut</w:t>
-      </w:r>
-      <w:r>
-        <w:rPr>
-          <w:lang w:val="zh_TW" w:bidi="zh_TW"/>
-        </w:rPr>
-        <w:t>〕</w:t>
-      </w:r>
-      <w:r>
-        <w:rPr>
-          <w:lang w:val="zh_TW" w:bidi="zh_TW"/>
-        </w:rPr>
-        <w:t>，但她實際名字不詳。）她發現這個嬰兒，認出他是希伯來人的孩子，決定將他養育成人，成為自己的孩子。米利暗隨後上前，提出找一位希伯來婦女來哺乳這個孩子。公主同意，米利暗把嬰兒帶回給他的母親哺乳，她可能持續為他哺乳，直到兒子兩三歲（比較</w:t>
-      </w:r>
-      <w:hyperlink r:id="rId23">
-        <w:r>
-          <w:rPr>
-            <w:lang w:val="zh_TW" w:bidi="zh_TW"/>
-          </w:rPr>
-          <w:rPr>
-            <w:color w:val="0000EE"/>
-            <w:u w:val="single"/>
-          </w:rPr>
-          <w:t>撒上1:19–24</w:t>
-        </w:r>
-      </w:hyperlink>
-      <w:r>
-        <w:rPr>
-          <w:lang w:val="zh_TW" w:bidi="zh_TW"/>
-        </w:rPr>
-        <w:t>）。</w:t>
-      </w:r>
-    </w:p>
-    <w:p>
-      <w:pPr/>
-      <w:r>
-        <w:rPr>
-          <w:lang w:val="zh_TW" w:bidi="zh_TW"/>
-        </w:rPr>
-      </w:r>
-      <w:r>
-        <w:rPr>
-          <w:lang w:val="zh_TW" w:bidi="zh_TW"/>
-        </w:rPr>
-        <w:t>然而，摩西早年並無其他記錄。我們不知道他的母親是否在他後來的童年和青年時期繼續照顧他，或者她有否讓他知道自己的真正身份，並教導他希伯來人的信仰。我們所知的是，摩西學習一切埃及人的智慧，接受為皇室成員而設的教育，使他</w:t>
-      </w:r>
-      <w:r>
-        <w:rPr>
-          <w:lang w:val="zh_TW" w:bidi="zh_TW"/>
-        </w:rPr>
-        <w:t>說話行事都有才能</w:t>
-      </w:r>
-      <w:r>
-        <w:rPr>
-          <w:lang w:val="zh_TW" w:bidi="zh_TW"/>
-        </w:rPr>
-        <w:t>（</w:t>
-      </w:r>
-      <w:hyperlink r:id="rId24">
-        <w:r>
-          <w:rPr>
-            <w:lang w:val="zh_TW" w:bidi="zh_TW"/>
-          </w:rPr>
-          <w:rPr>
-            <w:color w:val="0000EE"/>
-            <w:u w:val="single"/>
-          </w:rPr>
-          <w:t>徒7:22</w:t>
-        </w:r>
-      </w:hyperlink>
-      <w:r>
-        <w:rPr>
-          <w:lang w:val="zh_TW" w:bidi="zh_TW"/>
-        </w:rPr>
-        <w:t>）。</w:t>
-      </w:r>
-    </w:p>
-    <w:p>
-      <w:pPr>
-        <w:pStyle w:val="Heading4"/>
-      </w:pPr>
-      <w:r>
-        <w:rPr>
-          <w:lang w:val="zh_TW" w:bidi="zh_TW"/>
-        </w:rPr>
-        <w:t>與他自己民族的認同感</w:t>
-      </w:r>
-    </w:p>
-    <w:p>
-      <w:pPr/>
-      <w:r>
-        <w:rPr>
-          <w:lang w:val="zh_TW" w:bidi="zh_TW"/>
-        </w:rPr>
-      </w:r>
-      <w:r>
-        <w:rPr>
-          <w:lang w:val="zh_TW" w:bidi="zh_TW"/>
-        </w:rPr>
-        <w:t>我們並不清楚，摩西在何時知道自己是希伯來人而不是埃及人；但到他四十歲時，顯然已經知道。有一天，他出去探望他的同胞，看看他們受到甚麼樣的待遇。他出生時埃及人對他希伯來同胞的殘酷對待仍舊存在。當他看到一個埃及人正在毆打一個希伯來人時，摩西在忿怒中殺了那個埃及人，將他埋葬。他以為沒有人注意到，但其實有人看到了。第二天，當他試圖阻止兩個希伯來人打架時，他們轉向他並指責他謀殺：「</w:t>
-      </w:r>
-      <w:r>
-        <w:rPr>
-          <w:lang w:val="zh_TW" w:bidi="zh_TW"/>
-        </w:rPr>
-        <w:t>誰立你作我們的首領和審判官呢？難道你要殺我，像殺那埃及人嗎？</w:t>
-      </w:r>
-      <w:r>
-        <w:rPr>
-          <w:lang w:val="zh_TW" w:bidi="zh_TW"/>
-        </w:rPr>
-        <w:t>」（</w:t>
-      </w:r>
-      <w:hyperlink r:id="rId25">
-        <w:r>
-          <w:rPr>
-            <w:lang w:val="zh_TW" w:bidi="zh_TW"/>
-          </w:rPr>
-          <w:rPr>
-            <w:color w:val="0000EE"/>
-            <w:u w:val="single"/>
-          </w:rPr>
-          <w:t>出2:14</w:t>
-        </w:r>
-      </w:hyperlink>
-      <w:r>
-        <w:rPr>
-          <w:lang w:val="zh_TW" w:bidi="zh_TW"/>
-        </w:rPr>
-        <w:t>）。</w:t>
-      </w:r>
-      <w:hyperlink r:id="rId26">
-        <w:r>
-          <w:rPr>
-            <w:lang w:val="zh_TW" w:bidi="zh_TW"/>
-          </w:rPr>
-          <w:rPr>
-            <w:color w:val="0000EE"/>
-            <w:u w:val="single"/>
-          </w:rPr>
-          <w:t>使徒行傳七章25節</w:t>
-        </w:r>
-      </w:hyperlink>
-      <w:r>
-        <w:rPr>
-          <w:lang w:val="zh_TW" w:bidi="zh_TW"/>
-        </w:rPr>
-        <w:t>補充說：「</w:t>
-      </w:r>
-      <w:r>
-        <w:rPr>
-          <w:lang w:val="zh_TW" w:bidi="zh_TW"/>
-        </w:rPr>
-        <w:t>他以為弟兄必明白神是藉他的手搭救他們；他們卻不明白。</w:t>
-      </w:r>
-      <w:r>
-        <w:rPr>
-          <w:lang w:val="zh_TW" w:bidi="zh_TW"/>
-        </w:rPr>
-        <w:t>」摩西才意識到，他謀殺埃及人的事已經被人知道，並且法老家成員的身分也未能保護他，於是逃到米甸。</w:t>
-      </w:r>
-    </w:p>
-    <w:p>
-      <w:pPr>
-        <w:pStyle w:val="Heading3"/>
-      </w:pPr>
-      <w:r>
-        <w:rPr>
-          <w:lang w:val="zh_TW" w:bidi="zh_TW"/>
-        </w:rPr>
-        <w:t>在米甸的第二個四十年</w:t>
-      </w:r>
-    </w:p>
-    <w:p>
-      <w:pPr>
-        <w:pStyle w:val="Heading4"/>
-      </w:pPr>
-      <w:r>
-        <w:rPr>
-          <w:lang w:val="zh_TW" w:bidi="zh_TW"/>
-        </w:rPr>
-        <w:t>入贅</w:t>
-      </w:r>
-      <w:r>
-        <w:rPr>
-          <w:lang w:val="zh_TW" w:bidi="zh_TW"/>
-        </w:rPr>
-        <w:t>葉忒羅的家庭</w:t>
-      </w:r>
-    </w:p>
-    <w:p>
-      <w:pPr/>
-      <w:r>
-        <w:rPr>
-          <w:lang w:val="zh_TW" w:bidi="zh_TW"/>
-        </w:rPr>
-      </w:r>
-      <w:r>
-        <w:rPr>
-          <w:lang w:val="zh_TW" w:bidi="zh_TW"/>
-        </w:rPr>
-        <w:t>抵達米甸後，摩西獨自坐在井旁。他在那裡看到，米甸祭司的七個女兒正在為父親的羊群打水。當牧羊人試圖趕走她們時，摩西幫助她們給動物喝水。祭司葉忒羅便邀請摩西與他的家人同住，並將他的女兒西坡拉嫁給摩西為妻（</w:t>
-      </w:r>
-      <w:hyperlink r:id="rId27">
-        <w:r>
-          <w:rPr>
-            <w:lang w:val="zh_TW" w:bidi="zh_TW"/>
-          </w:rPr>
-          <w:rPr>
-            <w:color w:val="0000EE"/>
-            <w:u w:val="single"/>
-          </w:rPr>
-          <w:t>出3:1</w:t>
-        </w:r>
-      </w:hyperlink>
-      <w:r>
-        <w:rPr>
-          <w:lang w:val="zh_TW" w:bidi="zh_TW"/>
-        </w:rPr>
-        <w:t>；葉忒羅在</w:t>
-      </w:r>
-      <w:hyperlink r:id="rId28">
-        <w:r>
-          <w:rPr>
-            <w:lang w:val="zh_TW" w:bidi="zh_TW"/>
-          </w:rPr>
-          <w:rPr>
-            <w:color w:val="0000EE"/>
-            <w:u w:val="single"/>
-          </w:rPr>
-          <w:t>出埃及記二章18節</w:t>
-        </w:r>
-      </w:hyperlink>
-      <w:r>
-        <w:rPr>
-          <w:lang w:val="zh_TW" w:bidi="zh_TW"/>
-        </w:rPr>
-        <w:t>，被稱為流珥；或在</w:t>
-      </w:r>
-      <w:hyperlink r:id="rId29">
-        <w:r>
-          <w:rPr>
-            <w:lang w:val="zh_TW" w:bidi="zh_TW"/>
-          </w:rPr>
-          <w:rPr>
-            <w:color w:val="0000EE"/>
-            <w:u w:val="single"/>
-          </w:rPr>
-          <w:t>民數記十章29節</w:t>
-        </w:r>
-      </w:hyperlink>
-      <w:r>
-        <w:rPr>
-          <w:lang w:val="zh_TW" w:bidi="zh_TW"/>
-        </w:rPr>
-        <w:t>被稱為何巴）。學者們對於何巴在</w:t>
-      </w:r>
-      <w:hyperlink r:id="rId29">
-        <w:r>
-          <w:rPr>
-            <w:lang w:val="zh_TW" w:bidi="zh_TW"/>
-          </w:rPr>
-          <w:rPr>
-            <w:color w:val="0000EE"/>
-            <w:u w:val="single"/>
-          </w:rPr>
-          <w:t>民數記十章29節</w:t>
-        </w:r>
-      </w:hyperlink>
-      <w:r>
-        <w:rPr>
-          <w:lang w:val="zh_TW" w:bidi="zh_TW"/>
-        </w:rPr>
-        <w:t>的身份存在分歧。有些人認為他是摩西的岳父，另一些人則認為他是摩西的內兄（brother-in-law）。</w:t>
-      </w:r>
-    </w:p>
-    <w:p>
-      <w:pPr/>
-      <w:r>
-        <w:rPr>
-          <w:lang w:val="zh_TW" w:bidi="zh_TW"/>
-        </w:rPr>
-      </w:r>
-      <w:r>
-        <w:rPr>
-          <w:i/>
-          <w:lang w:val="zh_TW" w:bidi="zh_TW"/>
-        </w:rPr>
-        <w:t>另見</w:t>
-      </w:r>
-      <w:r>
-        <w:rPr>
-          <w:lang w:val="zh_TW" w:bidi="zh_TW"/>
-        </w:rPr>
-        <w:t xml:space="preserve"> </w:t>
-      </w:r>
-      <w:r>
-        <w:rPr>
-          <w:lang w:val="zh_TW" w:bidi="zh_TW"/>
-        </w:rPr>
-        <w:t>何巴</w:t>
-      </w:r>
-    </w:p>
-    <w:p>
-      <w:pPr/>
-      <w:r>
-        <w:rPr>
-          <w:lang w:val="zh_TW" w:bidi="zh_TW"/>
-        </w:rPr>
-      </w:r>
-      <w:r>
-        <w:rPr>
-          <w:lang w:val="zh_TW" w:bidi="zh_TW"/>
-        </w:rPr>
-        <w:t>在米甸，摩西和西坡拉有兩個兒子，革舜和以利以謝（</w:t>
-      </w:r>
-      <w:hyperlink r:id="rId30">
-        <w:r>
-          <w:rPr>
-            <w:lang w:val="zh_TW" w:bidi="zh_TW"/>
-          </w:rPr>
-          <w:rPr>
-            <w:color w:val="0000EE"/>
-            <w:u w:val="single"/>
-          </w:rPr>
-          <w:t>出2:22</w:t>
-        </w:r>
-      </w:hyperlink>
-      <w:hyperlink r:id="rId31">
-        <w:r>
-          <w:rPr>
-            <w:lang w:val="zh_TW" w:bidi="zh_TW"/>
-          </w:rPr>
-          <w:rPr>
-            <w:color w:val="0000EE"/>
-            <w:u w:val="single"/>
-          </w:rPr>
-          <w:t>，18:4</w:t>
-        </w:r>
-      </w:hyperlink>
-      <w:r>
-        <w:rPr>
-          <w:lang w:val="zh_TW" w:bidi="zh_TW"/>
-        </w:rPr>
-        <w:t>）。在米甸的四十年間，摩西可能已經淡忘過往埃及的生活。他無法預見神會很快就呼召他回到埃及，更要面對新的法老，要求他釋放希伯來人，脫離束縛。然而，神沒有忘記祂的子民，正準備拯救他們。</w:t>
-      </w:r>
-    </w:p>
-    <w:p>
-      <w:pPr>
-        <w:pStyle w:val="Heading4"/>
-      </w:pPr>
-      <w:r>
-        <w:rPr>
-          <w:lang w:val="zh_TW" w:bidi="zh_TW"/>
-        </w:rPr>
-        <w:t>在燃燒的荊棘中遇見神</w:t>
-      </w:r>
-    </w:p>
-    <w:p>
-      <w:pPr/>
-      <w:r>
-        <w:rPr>
-          <w:lang w:val="zh_TW" w:bidi="zh_TW"/>
-        </w:rPr>
-      </w:r>
-      <w:r>
-        <w:rPr>
-          <w:lang w:val="zh_TW" w:bidi="zh_TW"/>
-        </w:rPr>
-        <w:t>有一天，當摩西正在照顧他岳父的羊群時，他把羊群帶到了何烈山（也稱為西奈山）。神在一個燃燒但未被燒毀的荊棘中，以火焰的形式向他顯現。摩西走近觀察這個奇異的景象，並聽見神從荊棘中對他說話：「 摩西！ 摩西！」他說：「我在這裏。」神說：「不要近前來。當把你腳上的鞋脫下來，因為你所站之地是聖地」（</w:t>
-      </w:r>
-      <w:hyperlink r:id="rId32">
-        <w:r>
-          <w:rPr>
-            <w:lang w:val="zh_TW" w:bidi="zh_TW"/>
-          </w:rPr>
-          <w:rPr>
-            <w:color w:val="0000EE"/>
-            <w:u w:val="single"/>
-          </w:rPr>
-          <w:t>出3:4–5</w:t>
-        </w:r>
-      </w:hyperlink>
-      <w:r>
-        <w:rPr>
-          <w:lang w:val="zh_TW" w:bidi="zh_TW"/>
-        </w:rPr>
-        <w:t>）。</w:t>
-      </w:r>
-    </w:p>
-    <w:p>
-      <w:pPr/>
-      <w:r>
-        <w:rPr>
-          <w:lang w:val="zh_TW" w:bidi="zh_TW"/>
-        </w:rPr>
-      </w:r>
-      <w:r>
-        <w:rPr>
-          <w:lang w:val="zh_TW" w:bidi="zh_TW"/>
-        </w:rPr>
-        <w:t>神自稱為亞伯拉罕、以撒和雅各的神，並向摩西保證，祂已聽見祂子民的呼求，並知道他們的苦難。神揭示祂的計劃，就是要差遣摩西去埃及，解救祂的子民脫離奴役。</w:t>
-      </w:r>
-    </w:p>
-    <w:p>
-      <w:pPr/>
-      <w:r>
-        <w:rPr>
-          <w:lang w:val="zh_TW" w:bidi="zh_TW"/>
-        </w:rPr>
-      </w:r>
-      <w:r>
-        <w:rPr>
-          <w:lang w:val="zh_TW" w:bidi="zh_TW"/>
-        </w:rPr>
-        <w:t>摩西感到</w:t>
-      </w:r>
-      <w:r>
-        <w:rPr>
-          <w:lang w:val="zh_TW" w:bidi="zh_TW"/>
-        </w:rPr>
-        <w:t>力有未逮</w:t>
-      </w:r>
-      <w:r>
-        <w:rPr>
-          <w:lang w:val="zh_TW" w:bidi="zh_TW"/>
-        </w:rPr>
-        <w:t>，便開始找藉口。然而，神向摩西保證，祂會與他同在（</w:t>
-      </w:r>
-      <w:hyperlink r:id="rId33">
-        <w:r>
-          <w:rPr>
-            <w:lang w:val="zh_TW" w:bidi="zh_TW"/>
-          </w:rPr>
-          <w:rPr>
-            <w:color w:val="0000EE"/>
-            <w:u w:val="single"/>
-          </w:rPr>
-          <w:t>出3:11–12</w:t>
-        </w:r>
-      </w:hyperlink>
-      <w:r>
-        <w:rPr>
-          <w:lang w:val="zh_TW" w:bidi="zh_TW"/>
-        </w:rPr>
-        <w:t>）。當摩西擔心，如果其他人詢問神的名字該怎麼回答時，神便回答：</w:t>
-      </w:r>
-      <w:r>
-        <w:rPr>
-          <w:lang w:val="zh_TW" w:bidi="zh_TW"/>
-        </w:rPr>
-        <w:t>「我是自有永有的」；又說：「你要對以色列人這樣說：『那自有的打發我到你們這裏來。』」</w:t>
-      </w:r>
-      <w:r>
-        <w:rPr>
-          <w:lang w:val="zh_TW" w:bidi="zh_TW"/>
-        </w:rPr>
-        <w:t>（</w:t>
-      </w:r>
-      <w:hyperlink r:id="rId34">
-        <w:r>
-          <w:rPr>
-            <w:lang w:val="zh_TW" w:bidi="zh_TW"/>
-          </w:rPr>
-          <w:rPr>
-            <w:color w:val="0000EE"/>
-            <w:u w:val="single"/>
-          </w:rPr>
-          <w:t>出3:13–14</w:t>
-        </w:r>
-      </w:hyperlink>
-      <w:r>
-        <w:rPr>
-          <w:lang w:val="zh_TW" w:bidi="zh_TW"/>
-        </w:rPr>
-        <w:t>）。學者們對這個名字提出了許多解釋。可以確定的是，這個名字暗示神藉自己的力量永存自足。</w:t>
-      </w:r>
-    </w:p>
-    <w:p>
-      <w:pPr/>
-      <w:r>
-        <w:rPr>
-          <w:lang w:val="zh_TW" w:bidi="zh_TW"/>
-        </w:rPr>
-      </w:r>
-      <w:r>
-        <w:rPr>
-          <w:lang w:val="zh_TW" w:bidi="zh_TW"/>
-        </w:rPr>
-        <w:t>接著，摩西擔心百姓不會相信他。神便給他三個神跡：</w:t>
+        <w:t>希伯來書解釋，為什麼耶穌作為祭司的角色，比來自亞倫家族的祭司更偉大。它將耶穌與麥基洗德進行比較，以下是他們相似的三個方面：</w:t>
       </w:r>
     </w:p>
     <w:p>
@@ -1398,7 +959,25 @@
         <w:rPr>
           <w:lang w:val="zh_TW" w:bidi="zh_TW"/>
         </w:rPr>
-        <w:t>將他的杖變成蛇</w:t>
+        <w:t>耶穌和麥基洗德都是「公義之王」和「平安之王」（</w:t>
+      </w:r>
+      <w:hyperlink r:id="rId37">
+        <w:r>
+          <w:rPr>
+            <w:lang w:val="zh_TW" w:bidi="zh_TW"/>
+          </w:rPr>
+          <w:rPr>
+            <w:color w:val="0000EE"/>
+            <w:u w:val="single"/>
+          </w:rPr>
+          <w:t>來7:1–2</w:t>
+        </w:r>
+      </w:hyperlink>
+      <w:r>
+        <w:rPr>
+          <w:lang w:val="zh_TW" w:bidi="zh_TW"/>
+        </w:rPr>
+        <w:t>）。</w:t>
       </w:r>
     </w:p>
     <w:p>
@@ -1416,7 +995,25 @@
         <w:rPr>
           <w:lang w:val="zh_TW" w:bidi="zh_TW"/>
         </w:rPr>
-        <w:t>使他的手生大痲瘋</w:t>
+        <w:t>兩人以特別的方式成為祭司，並不是因為他們出生在祭司家族中（</w:t>
+      </w:r>
+      <w:hyperlink r:id="rId32">
+        <w:r>
+          <w:rPr>
+            <w:lang w:val="zh_TW" w:bidi="zh_TW"/>
+          </w:rPr>
+          <w:rPr>
+            <w:color w:val="0000EE"/>
+            <w:u w:val="single"/>
+          </w:rPr>
+          <w:t>來7:3</w:t>
+        </w:r>
+      </w:hyperlink>
+      <w:r>
+        <w:rPr>
+          <w:lang w:val="zh_TW" w:bidi="zh_TW"/>
+        </w:rPr>
+        <w:t>）。</w:t>
       </w:r>
     </w:p>
     <w:p>
@@ -1434,9 +1031,9 @@
         <w:rPr>
           <w:lang w:val="zh_TW" w:bidi="zh_TW"/>
         </w:rPr>
-        <w:t>將尼羅河的水變成血（</w:t>
-      </w:r>
-      <w:hyperlink r:id="rId35">
+        <w:t>兩人均作祭司直到永遠（</w:t>
+      </w:r>
+      <w:hyperlink r:id="rId32">
         <w:r>
           <w:rPr>
             <w:lang w:val="zh_TW" w:bidi="zh_TW"/>
@@ -1445,7 +1042,7 @@
             <w:color w:val="0000EE"/>
             <w:u w:val="single"/>
           </w:rPr>
-          <w:t>出4:1–9</w:t>
+          <w:t>來7:3</w:t>
         </w:r>
       </w:hyperlink>
       <w:r>
@@ -1466,21 +1063,9 @@
         <w:rPr>
           <w:lang w:val="zh_TW" w:bidi="zh_TW"/>
         </w:rPr>
-        <w:t>儘管有這些神蹟，摩西仍然猶豫不決：</w:t>
-      </w:r>
-      <w:r>
-        <w:rPr>
-          <w:lang w:val="zh_TW" w:bidi="zh_TW"/>
-        </w:rPr>
-        <w:t>「主啊，我素日不是能言的人，就是從你對僕人說話以後，也是這樣。我本是拙口笨舌的。」</w:t>
-      </w:r>
-      <w:r>
-        <w:rPr>
-          <w:lang w:val="zh_TW" w:bidi="zh_TW"/>
-        </w:rPr>
-        <w:t>（</w:t>
-      </w:r>
-      <w:hyperlink r:id="rId36">
+        <w:t>麥基洗德比亞伯拉罕（利未的父親）更偉大，因為麥基洗德給予亞伯拉罕禮物並祝福他，並從他那裡接受了什一奉獻（</w:t>
+      </w:r>
+      <w:hyperlink r:id="rId38">
         <w:r>
           <w:rPr>
             <w:lang w:val="zh_TW" w:bidi="zh_TW"/>
@@ -1489,25 +1074,68 @@
             <w:color w:val="0000EE"/>
             <w:u w:val="single"/>
           </w:rPr>
-          <w:t>出埃及記4:10</w:t>
+          <w:t>來7:4–10</w:t>
         </w:r>
       </w:hyperlink>
       <w:r>
         <w:rPr>
           <w:lang w:val="zh_TW" w:bidi="zh_TW"/>
         </w:rPr>
-        <w:t>）神告訴他，會讓他知道該說什麼。然而，摩西求神派遣其他人。神最終同意讓摩西的兄弟亞倫為他說話。神會將祂的指示告訴摩西，然後亞倫會將這些話傳給百姓。</w:t>
-      </w:r>
-    </w:p>
-    <w:p>
-      <w:pPr>
-        <w:pStyle w:val="Heading4"/>
-      </w:pPr>
-      <w:r>
-        <w:rPr>
-          <w:lang w:val="zh_TW" w:bidi="zh_TW"/>
-        </w:rPr>
-        <w:t>回到埃及</w:t>
+        <w:t>）。大衛王寫道，將會有一種像麥基洗德的新祭司出現，這表明祭司（來自利未的家族）無法滿足神的子民所需的一切（</w:t>
+      </w:r>
+      <w:hyperlink r:id="rId39">
+        <w:r>
+          <w:rPr>
+            <w:lang w:val="zh_TW" w:bidi="zh_TW"/>
+          </w:rPr>
+          <w:rPr>
+            <w:color w:val="0000EE"/>
+            <w:u w:val="single"/>
+          </w:rPr>
+          <w:t>來7:11–19</w:t>
+        </w:r>
+      </w:hyperlink>
+      <w:r>
+        <w:rPr>
+          <w:lang w:val="zh_TW" w:bidi="zh_TW"/>
+        </w:rPr>
+        <w:t>）。神特別應許耶穌將會成為這種祭司，這是神未曾對利未祭司做過的（</w:t>
+      </w:r>
+      <w:hyperlink r:id="rId40">
+        <w:r>
+          <w:rPr>
+            <w:lang w:val="zh_TW" w:bidi="zh_TW"/>
+          </w:rPr>
+          <w:rPr>
+            <w:color w:val="0000EE"/>
+            <w:u w:val="single"/>
+          </w:rPr>
+          <w:t>來7:20–22</w:t>
+        </w:r>
+      </w:hyperlink>
+      <w:r>
+        <w:rPr>
+          <w:lang w:val="zh_TW" w:bidi="zh_TW"/>
+        </w:rPr>
+        <w:t>）。與那些去世並需要被替換的利未祭司截然不同，這種新的祭司職份將永遠持續下去（</w:t>
+      </w:r>
+      <w:hyperlink r:id="rId41">
+        <w:r>
+          <w:rPr>
+            <w:lang w:val="zh_TW" w:bidi="zh_TW"/>
+          </w:rPr>
+          <w:rPr>
+            <w:color w:val="0000EE"/>
+            <w:u w:val="single"/>
+          </w:rPr>
+          <w:t>來7:23–25</w:t>
+        </w:r>
+      </w:hyperlink>
+      <w:r>
+        <w:rPr>
+          <w:lang w:val="zh_TW" w:bidi="zh_TW"/>
+        </w:rPr>
+        <w:t>）。</w:t>
       </w:r>
     </w:p>
     <w:p>
@@ -1521,9 +1149,33 @@
         <w:rPr>
           <w:lang w:val="zh_TW" w:bidi="zh_TW"/>
         </w:rPr>
-        <w:t>摩西帶著他的妻子和兒子出發前往埃及，告訴他的岳父他想去那裡探望他的家人（</w:t>
-      </w:r>
-      <w:hyperlink r:id="rId37">
+        <w:t>一些聖經學者提出，麥基洗德可能是耶穌在成為人之前，於舊約聖經中出現（這被稱為「基督顯現」</w:t>
+      </w:r>
+      <w:r>
+        <w:rPr>
+          <w:lang w:val="zh_TW" w:bidi="zh_TW"/>
+        </w:rPr>
+        <w:t>〔</w:t>
+      </w:r>
+      <w:r>
+        <w:rPr>
+          <w:lang w:val="zh_TW" w:bidi="zh_TW"/>
+        </w:rPr>
+        <w:t>Christophany</w:t>
+      </w:r>
+      <w:r>
+        <w:rPr>
+          <w:lang w:val="zh_TW" w:bidi="zh_TW"/>
+        </w:rPr>
+        <w:t>〕</w:t>
+      </w:r>
+      <w:r>
+        <w:rPr>
+          <w:lang w:val="zh_TW" w:bidi="zh_TW"/>
+        </w:rPr>
+        <w:t>）。他們這樣認為，是因為</w:t>
+      </w:r>
+      <w:hyperlink r:id="rId32">
         <w:r>
           <w:rPr>
             <w:lang w:val="zh_TW" w:bidi="zh_TW"/>
@@ -1532,32 +1184,14 @@
             <w:color w:val="0000EE"/>
             <w:u w:val="single"/>
           </w:rPr>
-          <w:t>出4:18</w:t>
+          <w:t>希伯來書七章3節</w:t>
         </w:r>
       </w:hyperlink>
       <w:r>
         <w:rPr>
           <w:lang w:val="zh_TW" w:bidi="zh_TW"/>
         </w:rPr>
-        <w:t>）。根據聖經記載，他將妻子和兒子們放在驢上，啟程出發（</w:t>
-      </w:r>
-      <w:hyperlink r:id="rId38">
-        <w:r>
-          <w:rPr>
-            <w:lang w:val="zh_TW" w:bidi="zh_TW"/>
-          </w:rPr>
-          <w:rPr>
-            <w:color w:val="0000EE"/>
-            <w:u w:val="single"/>
-          </w:rPr>
-          <w:t>出4:20</w:t>
-        </w:r>
-      </w:hyperlink>
-      <w:r>
-        <w:rPr>
-          <w:lang w:val="zh_TW" w:bidi="zh_TW"/>
-        </w:rPr>
-        <w:t>）。這顯示兩個孩子都很年輕，並不是在摩西成婚之初出生的。</w:t>
+        <w:t>提到麥基洗德沒有父母、祖先、出生或死亡的記錄。</w:t>
       </w:r>
     </w:p>
     <w:p>
@@ -1571,73 +1205,7 @@
         <w:rPr>
           <w:lang w:val="zh_TW" w:bidi="zh_TW"/>
         </w:rPr>
-        <w:t>在旅程中的一個休息停駐點，發生了一件令人詫異的事，就是耶和華遇見摩西並試圖殺死他，因為摩西在離開米甸之前，沒有為他的孩子行割禮（</w:t>
-      </w:r>
-      <w:hyperlink r:id="rId39">
-        <w:r>
-          <w:rPr>
-            <w:lang w:val="zh_TW" w:bidi="zh_TW"/>
-          </w:rPr>
-          <w:rPr>
-            <w:color w:val="0000EE"/>
-            <w:u w:val="single"/>
-          </w:rPr>
-          <w:t>出4:24</w:t>
-        </w:r>
-      </w:hyperlink>
-      <w:r>
-        <w:rPr>
-          <w:lang w:val="zh_TW" w:bidi="zh_TW"/>
-        </w:rPr>
-        <w:t>）。當西坡拉意識到摩西危在旦夕時，她親自執行割禮。然後她對丈夫說：「你真是我的血郎了」（</w:t>
-      </w:r>
-      <w:hyperlink r:id="rId40">
-        <w:r>
-          <w:rPr>
-            <w:lang w:val="zh_TW" w:bidi="zh_TW"/>
-          </w:rPr>
-          <w:rPr>
-            <w:color w:val="0000EE"/>
-            <w:u w:val="single"/>
-          </w:rPr>
-          <w:t>出4:25</w:t>
-        </w:r>
-      </w:hyperlink>
-      <w:r>
-        <w:rPr>
-          <w:lang w:val="zh_TW" w:bidi="zh_TW"/>
-        </w:rPr>
-        <w:t>）。這奇怪的事件提醒，盟約的領袖必須遵循盟約（</w:t>
-      </w:r>
-      <w:hyperlink r:id="rId41">
-        <w:r>
-          <w:rPr>
-            <w:lang w:val="zh_TW" w:bidi="zh_TW"/>
-          </w:rPr>
-          <w:rPr>
-            <w:color w:val="0000EE"/>
-            <w:u w:val="single"/>
-          </w:rPr>
-          <w:t>創17:10–14</w:t>
-        </w:r>
-      </w:hyperlink>
-      <w:r>
-        <w:rPr>
-          <w:lang w:val="zh_TW" w:bidi="zh_TW"/>
-        </w:rPr>
-        <w:t>）。（以色列是神盟約中的子民，因為神與他們立了盟約</w:t>
-      </w:r>
-      <w:r>
-        <w:rPr>
-          <w:lang w:val="zh_TW" w:bidi="zh_TW"/>
-        </w:rPr>
-        <w:t>，</w:t>
-      </w:r>
-      <w:r>
-        <w:rPr>
-          <w:lang w:val="zh_TW" w:bidi="zh_TW"/>
-        </w:rPr>
-        <w:t>即特別的協議，要求男性接受割禮。）</w:t>
+        <w:t>然而，我們宜理解這節經文為麥基洗德以一種特殊的方式成為祭司。神直接揀選了他，不像利未人因為出生在特定的家庭而成為祭司。麥基洗德就像是耶穌後來作為祭司的一個預表或例子。</w:t>
       </w:r>
     </w:p>
     <w:p>
@@ -1651,9 +1219,21 @@
         <w:rPr>
           <w:lang w:val="zh_TW" w:bidi="zh_TW"/>
         </w:rPr>
-        <w:t>當時亞倫還在埃及，神告訴他要去摩西在燃燒荊棘遇見神的山上，與他的兄弟會合。摩西告知亞倫所發生的一切，他們一起去了埃及，召集希伯來人的長老，告知他們這些事件。當摩西和亞倫在百姓面前展示神蹟時，這些領袖便相信摩西和亞倫是神派來拯救他們的（</w:t>
-      </w:r>
-      <w:hyperlink r:id="rId42">
+        <w:t>希伯來書說麥基洗德是「</w:t>
+      </w:r>
+      <w:r>
+        <w:rPr>
+          <w:lang w:val="zh_TW" w:bidi="zh_TW"/>
+        </w:rPr>
+        <w:t>與神的兒子相似</w:t>
+      </w:r>
+      <w:r>
+        <w:rPr>
+          <w:lang w:val="zh_TW" w:bidi="zh_TW"/>
+        </w:rPr>
+        <w:t>」（</w:t>
+      </w:r>
+      <w:hyperlink r:id="rId32">
         <w:r>
           <w:rPr>
             <w:lang w:val="zh_TW" w:bidi="zh_TW"/>
@@ -1662,36 +1242,14 @@
             <w:color w:val="0000EE"/>
             <w:u w:val="single"/>
           </w:rPr>
-          <w:t>出4:30–31</w:t>
+          <w:t>來7:3</w:t>
         </w:r>
       </w:hyperlink>
       <w:r>
         <w:rPr>
           <w:lang w:val="zh_TW" w:bidi="zh_TW"/>
         </w:rPr>
-        <w:t>）。</w:t>
-      </w:r>
-    </w:p>
-    <w:p>
-      <w:pPr>
-        <w:pStyle w:val="Heading3"/>
-      </w:pPr>
-      <w:r>
-        <w:rPr>
-          <w:lang w:val="zh_TW" w:bidi="zh_TW"/>
-        </w:rPr>
-        <w:t>從埃及到迦南的第三個四十年</w:t>
-      </w:r>
-    </w:p>
-    <w:p>
-      <w:pPr>
-        <w:pStyle w:val="Heading4"/>
-      </w:pPr>
-      <w:r>
-        <w:rPr>
-          <w:lang w:val="zh_TW" w:bidi="zh_TW"/>
-        </w:rPr>
-        <w:t>與法老的相遇</w:t>
+        <w:t>）。這表明麥基洗德與耶穌相似，但實際上並不是耶穌本人。</w:t>
       </w:r>
     </w:p>
     <w:p>
@@ -1703,3540 +1261,34 @@
       </w:r>
       <w:r>
         <w:rPr>
-          <w:lang w:val="zh_TW" w:bidi="zh_TW"/>
-        </w:rPr>
-        <w:t>不久，摩西回到埃及，並和亞倫一起去見法老。摩西重申耶和華的要求：「</w:t>
-      </w:r>
-      <w:r>
-        <w:rPr>
-          <w:lang w:val="zh_TW" w:bidi="zh_TW"/>
-        </w:rPr>
-        <w:t>容我的百姓去，在曠野向我守節。</w:t>
-      </w:r>
-      <w:r>
-        <w:rPr>
-          <w:lang w:val="zh_TW" w:bidi="zh_TW"/>
-        </w:rPr>
-        <w:t>」（</w:t>
-      </w:r>
-      <w:hyperlink r:id="rId43">
-        <w:r>
-          <w:rPr>
-            <w:lang w:val="zh_TW" w:bidi="zh_TW"/>
-          </w:rPr>
-          <w:rPr>
-            <w:color w:val="0000EE"/>
-            <w:u w:val="single"/>
-          </w:rPr>
-          <w:t>出5:1</w:t>
-        </w:r>
-      </w:hyperlink>
-      <w:r>
-        <w:rPr>
-          <w:lang w:val="zh_TW" w:bidi="zh_TW"/>
-        </w:rPr>
-        <w:t>）。法老斷然拒絕，說他從未聽說過這個神；由於法老自認為是神，並感到非常受辱，他不僅拒絕了摩西的要求，還讓希伯來人的工作更加艱難。他們現在必須自己收集稻草來製磚，但仍須製作與先前要求同樣數目的磚。</w:t>
-      </w:r>
-    </w:p>
-    <w:p>
-      <w:pPr/>
-      <w:r>
-        <w:rPr>
-          <w:lang w:val="zh_TW" w:bidi="zh_TW"/>
-        </w:rPr>
-      </w:r>
-      <w:r>
-        <w:rPr>
-          <w:lang w:val="zh_TW" w:bidi="zh_TW"/>
-        </w:rPr>
-        <w:t>希伯來人感到無比難受，並責怪摩西，要他為他們的困境負責。摩西感到十分困惱，向神抱怨。神安慰摩西，是祂會將希伯來人從奴役中解救出來，並帶他們到應許給亞伯拉罕、以撒和雅各的土地。祂叫摩西回到法老那裡，重申</w:t>
-      </w:r>
-      <w:r>
-        <w:rPr>
-          <w:lang w:val="zh_TW" w:bidi="zh_TW"/>
-        </w:rPr>
-        <w:t>訴</w:t>
-      </w:r>
-      <w:r>
-        <w:rPr>
-          <w:lang w:val="zh_TW" w:bidi="zh_TW"/>
-        </w:rPr>
-        <w:t>求，並警告如果法老拒絕，會招致嚴重後果。</w:t>
-      </w:r>
-    </w:p>
-    <w:p>
-      <w:pPr/>
-      <w:r>
-        <w:rPr>
-          <w:lang w:val="zh_TW" w:bidi="zh_TW"/>
-        </w:rPr>
-      </w:r>
-      <w:r>
-        <w:rPr>
-          <w:lang w:val="zh_TW" w:bidi="zh_TW"/>
-        </w:rPr>
-        <w:t>當摩西和亞倫回到法老那裡時，摩西再次要求他讓以色列人離開。他向法老展示一個神蹟，將他的杖變成蛇；但埃及的術士用他們的邪術做到同樣的事，所以法老仍然拒絕聽從。然後，摩西為埃及帶來九災，以顯示神的力量，迫使法老服從。這些災難包括：</w:t>
-      </w:r>
-    </w:p>
-    <w:p>
-      <w:pPr>
-        <w:pStyle w:val="ListNumber"/>
-        <w:numPr>
-          <w:ilvl w:val="0"/>
-          <w:numId w:val="15"/>
-        </w:numPr>
-        <w:spacing w:line="240" w:lineRule="auto"/>
-        <w:ind w:left="720"/>
-      </w:pPr>
-      <w:r>
-        <w:rPr>
-          <w:lang w:val="zh_TW" w:bidi="zh_TW"/>
-        </w:rPr>
-      </w:r>
-      <w:r>
-        <w:rPr>
-          <w:lang w:val="zh_TW" w:bidi="zh_TW"/>
-        </w:rPr>
-        <w:t>將尼羅河的水變成血</w:t>
-      </w:r>
-    </w:p>
-    <w:p>
-      <w:pPr>
-        <w:pStyle w:val="ListNumber"/>
-        <w:spacing w:line="240" w:lineRule="auto"/>
-        <w:ind w:left="720"/>
-      </w:pPr>
-      <w:r>
-        <w:rPr>
-          <w:lang w:val="zh_TW" w:bidi="zh_TW"/>
-        </w:rPr>
-      </w:r>
-      <w:r>
-        <w:rPr>
-          <w:lang w:val="zh_TW" w:bidi="zh_TW"/>
-        </w:rPr>
-        <w:t>青蛙的瘟疫</w:t>
-      </w:r>
-    </w:p>
-    <w:p>
-      <w:pPr>
-        <w:pStyle w:val="ListNumber"/>
-        <w:spacing w:line="240" w:lineRule="auto"/>
-        <w:ind w:left="720"/>
-      </w:pPr>
-      <w:r>
-        <w:rPr>
-          <w:lang w:val="zh_TW" w:bidi="zh_TW"/>
-        </w:rPr>
-      </w:r>
-      <w:r>
-        <w:rPr>
-          <w:lang w:val="zh_TW" w:bidi="zh_TW"/>
-        </w:rPr>
-        <w:t>虱</w:t>
-      </w:r>
-    </w:p>
-    <w:p>
-      <w:pPr>
-        <w:pStyle w:val="ListNumber"/>
-        <w:spacing w:line="240" w:lineRule="auto"/>
-        <w:ind w:left="720"/>
-      </w:pPr>
-      <w:r>
-        <w:rPr>
-          <w:lang w:val="zh_TW" w:bidi="zh_TW"/>
-        </w:rPr>
-      </w:r>
-      <w:r>
-        <w:rPr>
-          <w:lang w:val="zh_TW" w:bidi="zh_TW"/>
-        </w:rPr>
-        <w:t>蒼蠅</w:t>
-      </w:r>
-    </w:p>
-    <w:p>
-      <w:pPr>
-        <w:pStyle w:val="ListNumber"/>
-        <w:spacing w:line="240" w:lineRule="auto"/>
-        <w:ind w:left="720"/>
-      </w:pPr>
-      <w:r>
-        <w:rPr>
-          <w:lang w:val="zh_TW" w:bidi="zh_TW"/>
-        </w:rPr>
-      </w:r>
-      <w:r>
-        <w:rPr>
-          <w:lang w:val="zh_TW" w:bidi="zh_TW"/>
-        </w:rPr>
-        <w:t>牲畜的災病</w:t>
-      </w:r>
-    </w:p>
-    <w:p>
-      <w:pPr>
-        <w:pStyle w:val="ListNumber"/>
-        <w:spacing w:line="240" w:lineRule="auto"/>
-        <w:ind w:left="720"/>
-      </w:pPr>
-      <w:r>
-        <w:rPr>
-          <w:lang w:val="zh_TW" w:bidi="zh_TW"/>
-        </w:rPr>
-      </w:r>
-      <w:r>
-        <w:rPr>
-          <w:lang w:val="zh_TW" w:bidi="zh_TW"/>
-        </w:rPr>
-        <w:t>瘡</w:t>
-      </w:r>
-    </w:p>
-    <w:p>
-      <w:pPr>
-        <w:pStyle w:val="ListNumber"/>
-        <w:spacing w:line="240" w:lineRule="auto"/>
-        <w:ind w:left="720"/>
-      </w:pPr>
-      <w:r>
-        <w:rPr>
-          <w:lang w:val="zh_TW" w:bidi="zh_TW"/>
-        </w:rPr>
-      </w:r>
-      <w:r>
-        <w:rPr>
-          <w:lang w:val="zh_TW" w:bidi="zh_TW"/>
-        </w:rPr>
-        <w:t>冰雹</w:t>
-      </w:r>
-    </w:p>
-    <w:p>
-      <w:pPr>
-        <w:pStyle w:val="ListNumber"/>
-        <w:spacing w:line="240" w:lineRule="auto"/>
-        <w:ind w:left="720"/>
-      </w:pPr>
-      <w:r>
-        <w:rPr>
-          <w:lang w:val="zh_TW" w:bidi="zh_TW"/>
-        </w:rPr>
-      </w:r>
-      <w:r>
-        <w:rPr>
-          <w:lang w:val="zh_TW" w:bidi="zh_TW"/>
-        </w:rPr>
-        <w:t>蝗蟲</w:t>
-      </w:r>
-    </w:p>
-    <w:p>
-      <w:pPr>
-        <w:pStyle w:val="ListNumber"/>
-        <w:spacing w:line="240" w:lineRule="auto"/>
-        <w:ind w:left="720"/>
-      </w:pPr>
-      <w:r>
-        <w:rPr>
-          <w:lang w:val="zh_TW" w:bidi="zh_TW"/>
-        </w:rPr>
-      </w:r>
-      <w:r>
-        <w:rPr>
-          <w:lang w:val="zh_TW" w:bidi="zh_TW"/>
-        </w:rPr>
-        <w:t>完全的黑暗</w:t>
-      </w:r>
-    </w:p>
-    <w:p>
-      <w:pPr/>
-      <w:r>
-        <w:rPr>
-          <w:lang w:val="zh_TW" w:bidi="zh_TW"/>
-        </w:rPr>
-      </w:r>
-      <w:r>
-        <w:rPr>
-          <w:lang w:val="zh_TW" w:bidi="zh_TW"/>
-        </w:rPr>
-        <w:t>在這些災中，法老有時會同意讓以色列人離開，但一旦災難結束，他又會改變主意，再次拒絕。前九災使埃及滿目瘡痍，但以色列人仍未重獲自由。然而，神還有最後一災要降下，將是最嚴重的一擊。</w:t>
-      </w:r>
-    </w:p>
-    <w:p>
-      <w:pPr>
-        <w:pStyle w:val="Heading4"/>
-      </w:pPr>
-      <w:r>
-        <w:rPr>
-          <w:lang w:val="zh_TW" w:bidi="zh_TW"/>
-        </w:rPr>
-        <w:t>第一個逾越節</w:t>
-      </w:r>
-    </w:p>
-    <w:p>
-      <w:pPr/>
-      <w:r>
-        <w:rPr>
-          <w:lang w:val="zh_TW" w:bidi="zh_TW"/>
-        </w:rPr>
-      </w:r>
-      <w:r>
-        <w:rPr>
-          <w:lang w:val="zh_TW" w:bidi="zh_TW"/>
-        </w:rPr>
-        <w:t>神告訴摩西，還有一災要降臨埃及：「</w:t>
-      </w:r>
-      <w:r>
-        <w:rPr>
-          <w:lang w:val="zh_TW" w:bidi="zh_TW"/>
-        </w:rPr>
-        <w:t>凡在埃及地，從坐寶座的法老直到磨子後的婢女所有的長子，以及一切頭生的牲畜，都必死</w:t>
-      </w:r>
-      <w:r>
-        <w:rPr>
-          <w:lang w:val="zh_TW" w:bidi="zh_TW"/>
-        </w:rPr>
-        <w:t>」（</w:t>
-      </w:r>
-      <w:hyperlink r:id="rId44">
-        <w:r>
-          <w:rPr>
-            <w:lang w:val="zh_TW" w:bidi="zh_TW"/>
-          </w:rPr>
-          <w:rPr>
-            <w:color w:val="0000EE"/>
-            <w:u w:val="single"/>
-          </w:rPr>
-          <w:t>出11:5</w:t>
-        </w:r>
-      </w:hyperlink>
-      <w:r>
-        <w:rPr>
-          <w:lang w:val="zh_TW" w:bidi="zh_TW"/>
-        </w:rPr>
-        <w:t>）。祂向摩西保證，這災不會影響希伯來人，「</w:t>
-      </w:r>
-      <w:r>
-        <w:rPr>
-          <w:lang w:val="zh_TW" w:bidi="zh_TW"/>
-        </w:rPr>
-        <w:t>好叫你們知道耶和華是將埃及人和以色列人分別出來</w:t>
-      </w:r>
-      <w:r>
-        <w:rPr>
-          <w:lang w:val="zh_TW" w:bidi="zh_TW"/>
-        </w:rPr>
-        <w:t>」（</w:t>
-      </w:r>
-      <w:hyperlink r:id="rId45">
-        <w:r>
-          <w:rPr>
-            <w:lang w:val="zh_TW" w:bidi="zh_TW"/>
-          </w:rPr>
-          <w:rPr>
-            <w:color w:val="0000EE"/>
-            <w:u w:val="single"/>
-          </w:rPr>
-          <w:t>出11:7</w:t>
-        </w:r>
-      </w:hyperlink>
-      <w:r>
-        <w:rPr>
-          <w:lang w:val="zh_TW" w:bidi="zh_TW"/>
-        </w:rPr>
-        <w:t>）。</w:t>
-      </w:r>
-    </w:p>
-    <w:p>
-      <w:pPr/>
-      <w:r>
-        <w:rPr>
-          <w:lang w:val="zh_TW" w:bidi="zh_TW"/>
-        </w:rPr>
-      </w:r>
-      <w:r>
-        <w:rPr>
-          <w:lang w:val="zh_TW" w:bidi="zh_TW"/>
-        </w:rPr>
-        <w:t>神透過摩西和亞倫，指示百姓迅速準備離開埃及。他們要向埃及人索取銀飾和金飾（</w:t>
-      </w:r>
-      <w:hyperlink r:id="rId46">
-        <w:r>
-          <w:rPr>
-            <w:lang w:val="zh_TW" w:bidi="zh_TW"/>
-          </w:rPr>
-          <w:rPr>
-            <w:color w:val="0000EE"/>
-            <w:u w:val="single"/>
-          </w:rPr>
-          <w:t>出11:2–3</w:t>
-        </w:r>
-      </w:hyperlink>
-      <w:r>
-        <w:rPr>
-          <w:lang w:val="zh_TW" w:bidi="zh_TW"/>
-        </w:rPr>
-        <w:t>）。埃及人同意，可能是出於恐懼，並希望這些禮物能阻止災難發生。希伯來人也要為每個家庭準備一隻羊羔，作為他們在埃及的最後晚餐。這便成為後來猶太人過逾越節的傳統。他們要將羊羔的血塗在房屋的門框和門楣上，那夜逾越節的晚餐將會在其中享用。凡是門上有血的地方，那戶人家就不會遭受傷害。他們還要準備無酵餅（就是未經發酵的餅）。</w:t>
-      </w:r>
-    </w:p>
-    <w:p>
-      <w:pPr/>
-      <w:r>
-        <w:rPr>
-          <w:lang w:val="zh_TW" w:bidi="zh_TW"/>
-        </w:rPr>
-      </w:r>
-      <w:r>
-        <w:rPr>
-          <w:lang w:val="zh_TW" w:bidi="zh_TW"/>
-        </w:rPr>
-        <w:t>在半夜，耶和華擊殺埃及所有的長子，從法老的長子到階下囚，無一倖免。當法老看到這悲劇時，他命令摩西和以色列人立即離開（</w:t>
-      </w:r>
-      <w:hyperlink r:id="rId47">
-        <w:r>
-          <w:rPr>
-            <w:lang w:val="zh_TW" w:bidi="zh_TW"/>
-          </w:rPr>
-          <w:rPr>
-            <w:color w:val="0000EE"/>
-            <w:u w:val="single"/>
-          </w:rPr>
-          <w:t>出12:31–32</w:t>
-        </w:r>
-      </w:hyperlink>
-      <w:r>
-        <w:rPr>
-          <w:lang w:val="zh_TW" w:bidi="zh_TW"/>
-        </w:rPr>
-        <w:t>）。聖經說約有六十萬希伯來男人離開埃及。加上婦女和兒童，總數超過二百萬人。</w:t>
-      </w:r>
-    </w:p>
-    <w:p>
-      <w:pPr>
-        <w:pStyle w:val="Heading4"/>
-      </w:pPr>
-      <w:r>
-        <w:rPr>
-          <w:lang w:val="zh_TW" w:bidi="zh_TW"/>
-        </w:rPr>
-        <w:t>出埃及</w:t>
-      </w:r>
-    </w:p>
-    <w:p>
-      <w:pPr/>
-      <w:r>
-        <w:rPr>
-          <w:lang w:val="zh_TW" w:bidi="zh_TW"/>
-        </w:rPr>
-      </w:r>
-      <w:r>
-        <w:rPr>
-          <w:lang w:val="zh_TW" w:bidi="zh_TW"/>
-        </w:rPr>
-        <w:t>出埃及是舊約聖經的核心事件，標誌以色列作為民族的誕生。猶太人仍然將這事件視為神拯救祂子民偉大作為，就像基督徒將「十字架」視為信仰的關鍵作為。</w:t>
-      </w:r>
-    </w:p>
-    <w:p>
-      <w:pPr/>
-      <w:r>
-        <w:rPr>
-          <w:lang w:val="zh_TW" w:bidi="zh_TW"/>
-        </w:rPr>
-      </w:r>
-      <w:r>
-        <w:rPr>
-          <w:lang w:val="zh_TW" w:bidi="zh_TW"/>
-        </w:rPr>
-        <w:t>神學家提出許多想法，但我們仍然無法確定希伯來人離開埃及的實際路線。他們沒有選擇最接近迦南的路線，這條路線沿著地中海海岸，大約只需短短10天腳程。相反，他們前往西奈山，那是摩西早前在燃燒荊棘中遇見神的地方。神告訴摩西，祂會帶領人到達同一地點，作為摩西被派來拯救他們的記號（</w:t>
-      </w:r>
-      <w:hyperlink r:id="rId48">
-        <w:r>
-          <w:rPr>
-            <w:lang w:val="zh_TW" w:bidi="zh_TW"/>
-          </w:rPr>
-          <w:rPr>
-            <w:color w:val="0000EE"/>
-            <w:u w:val="single"/>
-          </w:rPr>
-          <w:t>出3:12</w:t>
-        </w:r>
-      </w:hyperlink>
-      <w:r>
-        <w:rPr>
-          <w:lang w:val="zh_TW" w:bidi="zh_TW"/>
-        </w:rPr>
-        <w:t>）。希伯來人也記得約瑟要求他們在返回自己的土地時，要帶著他的骨頭（</w:t>
-      </w:r>
-      <w:hyperlink r:id="rId49">
-        <w:r>
-          <w:rPr>
-            <w:lang w:val="zh_TW" w:bidi="zh_TW"/>
-          </w:rPr>
-          <w:rPr>
-            <w:color w:val="0000EE"/>
-            <w:u w:val="single"/>
-          </w:rPr>
-          <w:t>創50:25</w:t>
-        </w:r>
-      </w:hyperlink>
-      <w:r>
-        <w:rPr>
-          <w:lang w:val="zh_TW" w:bidi="zh_TW"/>
-        </w:rPr>
-        <w:t>；</w:t>
-      </w:r>
-      <w:hyperlink r:id="rId50">
-        <w:r>
-          <w:rPr>
-            <w:lang w:val="zh_TW" w:bidi="zh_TW"/>
-          </w:rPr>
-          <w:rPr>
-            <w:color w:val="0000EE"/>
-            <w:u w:val="single"/>
-          </w:rPr>
-          <w:t>出13:19</w:t>
-        </w:r>
-      </w:hyperlink>
-      <w:r>
-        <w:rPr>
-          <w:lang w:val="zh_TW" w:bidi="zh_TW"/>
-        </w:rPr>
-        <w:t>）。</w:t>
-      </w:r>
-    </w:p>
-    <w:p>
-      <w:pPr/>
-      <w:r>
-        <w:rPr>
-          <w:lang w:val="zh_TW" w:bidi="zh_TW"/>
-        </w:rPr>
-      </w:r>
-      <w:r>
-        <w:rPr>
-          <w:lang w:val="zh_TW" w:bidi="zh_TW"/>
-        </w:rPr>
-        <w:t>以色列人在曠野期間，白天有雲柱、晚上有火柱為他們引路。雲柱、火柱代表神的同在，引導他們沿著神所安排的路線前進。</w:t>
-      </w:r>
-    </w:p>
-    <w:p>
-      <w:pPr/>
-      <w:r>
-        <w:rPr>
-          <w:lang w:val="zh_TW" w:bidi="zh_TW"/>
-        </w:rPr>
-      </w:r>
-      <w:r>
-        <w:rPr>
-          <w:lang w:val="zh_TW" w:bidi="zh_TW"/>
-        </w:rPr>
-        <w:t>與此同時，身在埃及的法老後悔讓希伯來人離開，決定帶著他的軍隊追趕他們。希伯來人看到埃及軍隊逼近時，感到非常恐懼。海就在他們前面，埃及人在他們後面，前無退路，後有追兵；於是他們責怪摩西把他們帶出埃及。神向他們保證，他們不需要害怕或做任何事情來保衛自己，因祂承諾為他們爭戰，賜給他們勝利（</w:t>
-      </w:r>
-      <w:hyperlink r:id="rId51">
-        <w:r>
-          <w:rPr>
-            <w:lang w:val="zh_TW" w:bidi="zh_TW"/>
-          </w:rPr>
-          <w:rPr>
-            <w:color w:val="0000EE"/>
-            <w:u w:val="single"/>
-          </w:rPr>
-          <w:t>出14:14</w:t>
-        </w:r>
-      </w:hyperlink>
-      <w:r>
-        <w:rPr>
-          <w:lang w:val="zh_TW" w:bidi="zh_TW"/>
-        </w:rPr>
-        <w:t>）。</w:t>
-      </w:r>
-    </w:p>
-    <w:p>
-      <w:pPr/>
-      <w:r>
-        <w:rPr>
-          <w:lang w:val="zh_TW" w:bidi="zh_TW"/>
-        </w:rPr>
-      </w:r>
-      <w:r>
-        <w:rPr>
-          <w:lang w:val="zh_TW" w:bidi="zh_TW"/>
-        </w:rPr>
-        <w:t>耶和華用強烈的東風分開蘆葦海（常被錯誤地稱為紅海）的水，使以色列人走過乾地。埃及人緊隨其後，進入海中，但是，分開的海水卻湧下淹沒了埃及軍隊。以色列人在海的另一邊安全無恙，他們在歌聲中慶祝神的拯救（</w:t>
-      </w:r>
-      <w:hyperlink r:id="rId52">
-        <w:r>
-          <w:rPr>
-            <w:lang w:val="zh_TW" w:bidi="zh_TW"/>
-          </w:rPr>
-          <w:rPr>
-            <w:color w:val="0000EE"/>
-            <w:u w:val="single"/>
-          </w:rPr>
-          <w:t>出15章</w:t>
-        </w:r>
-      </w:hyperlink>
-      <w:r>
-        <w:rPr>
-          <w:lang w:val="zh_TW" w:bidi="zh_TW"/>
-        </w:rPr>
-        <w:t>），並繼續他們的旅程。接下來的敘述，描述以色列人在曠野掙扎求存：</w:t>
-      </w:r>
-    </w:p>
-    <w:p>
-      <w:pPr>
-        <w:pStyle w:val="ListBullet"/>
-        <w:spacing w:line="240" w:lineRule="auto"/>
-        <w:ind w:left="720"/>
-      </w:pPr>
-      <w:r>
-        <w:rPr>
-          <w:lang w:val="zh_TW" w:bidi="zh_TW"/>
-        </w:rPr>
-      </w:r>
-      <w:r>
-        <w:rPr>
-          <w:lang w:val="zh_TW" w:bidi="zh_TW"/>
-        </w:rPr>
-        <w:t>以色列人遇到食物和水的問題。</w:t>
-      </w:r>
-    </w:p>
-    <w:p>
-      <w:pPr>
-        <w:pStyle w:val="ListBullet"/>
-        <w:spacing w:line="240" w:lineRule="auto"/>
-        <w:ind w:left="720"/>
-      </w:pPr>
-      <w:r>
-        <w:rPr>
-          <w:lang w:val="zh_TW" w:bidi="zh_TW"/>
-        </w:rPr>
-      </w:r>
-      <w:r>
-        <w:rPr>
-          <w:lang w:val="zh_TW" w:bidi="zh_TW"/>
-        </w:rPr>
-        <w:t>以色列人彼此爭論。</w:t>
-      </w:r>
-    </w:p>
-    <w:p>
-      <w:pPr>
-        <w:pStyle w:val="ListBullet"/>
-        <w:spacing w:line="240" w:lineRule="auto"/>
-        <w:ind w:left="720"/>
-      </w:pPr>
-      <w:r>
-        <w:rPr>
-          <w:lang w:val="zh_TW" w:bidi="zh_TW"/>
-        </w:rPr>
-      </w:r>
-      <w:r>
-        <w:rPr>
-          <w:lang w:val="zh_TW" w:bidi="zh_TW"/>
-        </w:rPr>
-        <w:t>以色列人埋怨摩西。</w:t>
-      </w:r>
-    </w:p>
-    <w:p>
-      <w:pPr>
-        <w:pStyle w:val="ListBullet"/>
-        <w:spacing w:line="240" w:lineRule="auto"/>
-        <w:ind w:left="720"/>
-      </w:pPr>
-      <w:r>
-        <w:rPr>
-          <w:lang w:val="zh_TW" w:bidi="zh_TW"/>
-        </w:rPr>
-      </w:r>
-      <w:r>
-        <w:rPr>
-          <w:lang w:val="zh_TW" w:bidi="zh_TW"/>
-        </w:rPr>
-        <w:t>以色列人與敵人戰爭。</w:t>
-      </w:r>
-    </w:p>
-    <w:p>
-      <w:pPr/>
-      <w:r>
-        <w:rPr>
-          <w:lang w:val="zh_TW" w:bidi="zh_TW"/>
-        </w:rPr>
-      </w:r>
-      <w:r>
-        <w:rPr>
-          <w:lang w:val="zh_TW" w:bidi="zh_TW"/>
-        </w:rPr>
-        <w:t>在他們所有經歷中，摩西成為他們合一的力量和偉大的屬靈領袖。</w:t>
-      </w:r>
-    </w:p>
-    <w:p>
-      <w:pPr/>
-      <w:r>
-        <w:rPr>
-          <w:lang w:val="zh_TW" w:bidi="zh_TW"/>
-        </w:rPr>
-      </w:r>
-      <w:r>
-        <w:rPr>
-          <w:lang w:val="zh_TW" w:bidi="zh_TW"/>
-        </w:rPr>
-        <w:t>儘管以色列人見證過神偉大的拯救，其信心卻仍然薄弱。三天後，他們發現水無法飲用，便向摩西埋怨。耶和華指示摩西淨化食水，滿足了他們的需求（</w:t>
-      </w:r>
-      <w:hyperlink r:id="rId53">
-        <w:r>
-          <w:rPr>
-            <w:lang w:val="zh_TW" w:bidi="zh_TW"/>
-          </w:rPr>
-          <w:rPr>
-            <w:color w:val="0000EE"/>
-            <w:u w:val="single"/>
-          </w:rPr>
-          <w:t>出15:22–25</w:t>
-        </w:r>
-      </w:hyperlink>
-      <w:r>
-        <w:rPr>
-          <w:lang w:val="zh_TW" w:bidi="zh_TW"/>
-        </w:rPr>
-        <w:t>）。當他們到達汛的曠野時，由於缺乏食物，於是再次抱怨。神便提供嗎哪，嗎哪是一種類似餅的物質，供養他們直到迦南（</w:t>
-      </w:r>
-      <w:hyperlink r:id="rId54">
-        <w:r>
-          <w:rPr>
-            <w:lang w:val="zh_TW" w:bidi="zh_TW"/>
-          </w:rPr>
-          <w:rPr>
-            <w:color w:val="0000EE"/>
-            <w:u w:val="single"/>
-          </w:rPr>
-          <w:t>出16:1–21</w:t>
-        </w:r>
-      </w:hyperlink>
-      <w:r>
-        <w:rPr>
-          <w:lang w:val="zh_TW" w:bidi="zh_TW"/>
-        </w:rPr>
-        <w:t>）。後來，當他們在利非訂安營時，人們再次抱怨缺水，神便從何烈的磐石供應水（</w:t>
-      </w:r>
-      <w:hyperlink r:id="rId55">
-        <w:r>
-          <w:rPr>
-            <w:lang w:val="zh_TW" w:bidi="zh_TW"/>
-          </w:rPr>
-          <w:rPr>
-            <w:color w:val="0000EE"/>
-            <w:u w:val="single"/>
-          </w:rPr>
-          <w:t>出17:1–7</w:t>
-        </w:r>
-      </w:hyperlink>
-      <w:r>
-        <w:rPr>
-          <w:lang w:val="zh_TW" w:bidi="zh_TW"/>
-        </w:rPr>
-        <w:t>）。亞瑪力人在利非訂攻擊他們時，神又賜給以色列人大大得勝（</w:t>
-      </w:r>
-      <w:hyperlink r:id="rId56">
-        <w:r>
-          <w:rPr>
-            <w:lang w:val="zh_TW" w:bidi="zh_TW"/>
-          </w:rPr>
-          <w:rPr>
-            <w:color w:val="0000EE"/>
-            <w:u w:val="single"/>
-          </w:rPr>
-          <w:t>出17:8–13</w:t>
-        </w:r>
-      </w:hyperlink>
-      <w:r>
-        <w:rPr>
-          <w:lang w:val="zh_TW" w:bidi="zh_TW"/>
-        </w:rPr>
-        <w:t>）。</w:t>
-      </w:r>
-    </w:p>
-    <w:p>
-      <w:pPr/>
-      <w:r>
-        <w:rPr>
-          <w:lang w:val="zh_TW" w:bidi="zh_TW"/>
-        </w:rPr>
-      </w:r>
-      <w:r>
-        <w:rPr>
-          <w:lang w:val="zh_TW" w:bidi="zh_TW"/>
-        </w:rPr>
-        <w:t>摩西和百姓到達西奈，在那裡安營。摩西的岳父葉忒羅來訪，帶來摩西的妻子和兒子。顯然西坡拉先前決定留在她的父親那裡，而不是和摩西一起去埃及。所以，這是一個歡樂的重聚，葉忒羅向神獻上燔祭和祭物。當時摩西正感苦惱，他無法獨自解決希伯來人所有的爭端，因此，葉忒羅建議摩西將部分任務，分配給百姓中負責任的人。摩西同意，葉忒羅返回家鄉，沒有留在西奈參與神的盟約（</w:t>
-      </w:r>
-      <w:hyperlink r:id="rId57">
-        <w:r>
-          <w:rPr>
-            <w:lang w:val="zh_TW" w:bidi="zh_TW"/>
-          </w:rPr>
-          <w:rPr>
-            <w:color w:val="0000EE"/>
-            <w:u w:val="single"/>
-          </w:rPr>
-          <w:t>出18:13–27</w:t>
-        </w:r>
-      </w:hyperlink>
-      <w:r>
-        <w:rPr>
-          <w:lang w:val="zh_TW" w:bidi="zh_TW"/>
-        </w:rPr>
-        <w:t>）。</w:t>
-      </w:r>
-    </w:p>
-    <w:p>
-      <w:pPr>
-        <w:pStyle w:val="Heading4"/>
-      </w:pPr>
-      <w:r>
-        <w:rPr>
-          <w:lang w:val="zh_TW" w:bidi="zh_TW"/>
-        </w:rPr>
-        <w:t>在西奈山頒佈律法</w:t>
-      </w:r>
-    </w:p>
-    <w:p>
-      <w:pPr/>
-      <w:r>
-        <w:rPr>
-          <w:lang w:val="zh_TW" w:bidi="zh_TW"/>
-        </w:rPr>
-      </w:r>
-      <w:r>
-        <w:rPr>
-          <w:lang w:val="zh_TW" w:bidi="zh_TW"/>
-        </w:rPr>
-        <w:t>神信守對摩西的承諾，帶領希伯來人脫離奴役，並帶領他們到西奈山，就是祂最初呼召摩西的地方，神在那裡與以色列立約。神再次降臨在西奈山上，呼召摩西上山頂，那裡有閃電、雷聲、濃雲、火、煙和地震壯觀的自然景象。摩西在那裡停留四十天，領受作為盟約基礎的律法。</w:t>
-      </w:r>
-    </w:p>
-    <w:p>
-      <w:pPr/>
-      <w:r>
-        <w:rPr>
-          <w:lang w:val="zh_TW" w:bidi="zh_TW"/>
-        </w:rPr>
-      </w:r>
-      <w:r>
-        <w:rPr>
-          <w:lang w:val="zh_TW" w:bidi="zh_TW"/>
-        </w:rPr>
-        <w:t>在西奈山上，神顯示自己是一個要求祂的子民，在生命所有方面敬拜祂的神，又是希望與他們建立關係的神。</w:t>
-      </w:r>
-    </w:p>
-    <w:p>
-      <w:pPr>
-        <w:pStyle w:val="Heading4"/>
-      </w:pPr>
-      <w:r>
-        <w:rPr>
-          <w:lang w:val="zh_TW" w:bidi="zh_TW"/>
-        </w:rPr>
-        <w:t>神的子民背棄信仰</w:t>
-      </w:r>
-    </w:p>
-    <w:p>
-      <w:pPr/>
-      <w:r>
-        <w:rPr>
-          <w:lang w:val="zh_TW" w:bidi="zh_TW"/>
-        </w:rPr>
-      </w:r>
-      <w:r>
-        <w:rPr>
-          <w:lang w:val="zh_TW" w:bidi="zh_TW"/>
-        </w:rPr>
-        <w:t>因摩西長時間留在西奈山，百姓開始不耐煩，懷疑他會否回來，所以，們要求亞倫製造偶像給他們崇拜。亞倫收集了百姓的金耳環，將它們熔化，製成一隻金牛犢。</w:t>
-      </w:r>
-      <w:r>
-        <w:rPr>
-          <w:lang w:val="zh_TW" w:bidi="zh_TW"/>
-        </w:rPr>
-        <w:t>亞倫從他們手裏接過來，鑄了一隻牛犢，用雕刻的器具做成。他們就說：「 以色列啊，這是領你出埃及地的神。」（</w:t>
-      </w:r>
-      <w:hyperlink r:id="rId58">
-        <w:r>
-          <w:rPr>
-            <w:lang w:val="zh_TW" w:bidi="zh_TW"/>
-          </w:rPr>
-          <w:rPr>
-            <w:color w:val="0000EE"/>
-            <w:u w:val="single"/>
-          </w:rPr>
-          <w:t>出32:4</w:t>
-        </w:r>
-      </w:hyperlink>
-      <w:r>
-        <w:rPr>
-          <w:lang w:val="zh_TW" w:bidi="zh_TW"/>
-        </w:rPr>
-        <w:t>）。</w:t>
-      </w:r>
-    </w:p>
-    <w:p>
-      <w:pPr/>
-      <w:r>
-        <w:rPr>
-          <w:lang w:val="zh_TW" w:bidi="zh_TW"/>
-        </w:rPr>
-      </w:r>
-      <w:r>
-        <w:rPr>
-          <w:lang w:val="zh_TW" w:bidi="zh_TW"/>
-        </w:rPr>
-        <w:t>第二天，他們以獻祭和慶祝來崇拜偶像。神告知摩西百姓的行為，並打算毀滅他們，更提議從摩西的後裔中建立一個大國。摩西立即為百姓代求，神的忿怒才得止息。摩西帶著刻有律法的石版下山，看到偶像崇拜後，他義憤填膺，摔碎石版，將金牛磨成粉末，混入水中，讓百姓喝下。摩西又要求亞倫解釋，但他卻嘗試淡化自己在其中的角色，說：「</w:t>
-      </w:r>
-      <w:r>
-        <w:rPr>
-          <w:lang w:val="zh_TW" w:bidi="zh_TW"/>
-        </w:rPr>
-        <w:t>我把金環扔在火中，這牛犢便出來了</w:t>
-      </w:r>
-      <w:r>
-        <w:rPr>
-          <w:lang w:val="zh_TW" w:bidi="zh_TW"/>
-        </w:rPr>
-        <w:t>」（</w:t>
-      </w:r>
-      <w:hyperlink r:id="rId59">
-        <w:r>
-          <w:rPr>
-            <w:lang w:val="zh_TW" w:bidi="zh_TW"/>
-          </w:rPr>
-          <w:rPr>
-            <w:color w:val="0000EE"/>
-            <w:u w:val="single"/>
-          </w:rPr>
-          <w:t>出32:24</w:t>
-        </w:r>
-      </w:hyperlink>
-      <w:r>
-        <w:rPr>
-          <w:lang w:val="zh_TW" w:bidi="zh_TW"/>
-        </w:rPr>
-        <w:t>）。</w:t>
-      </w:r>
-    </w:p>
-    <w:p>
-      <w:pPr/>
-      <w:r>
-        <w:rPr>
-          <w:lang w:val="zh_TW" w:bidi="zh_TW"/>
-        </w:rPr>
-      </w:r>
-      <w:r>
-        <w:rPr>
-          <w:lang w:val="zh_TW" w:bidi="zh_TW"/>
-        </w:rPr>
-        <w:t>摩西召集志願者在百姓身上執行神的審判。利未人回應並殺了約三千人，後來得到讚賞和獎勵（</w:t>
-      </w:r>
-      <w:hyperlink r:id="rId60">
-        <w:r>
-          <w:rPr>
-            <w:lang w:val="zh_TW" w:bidi="zh_TW"/>
-          </w:rPr>
-          <w:rPr>
-            <w:color w:val="0000EE"/>
-            <w:u w:val="single"/>
-          </w:rPr>
-          <w:t>申33:9–10</w:t>
-        </w:r>
-      </w:hyperlink>
-      <w:r>
-        <w:rPr>
-          <w:lang w:val="zh_TW" w:bidi="zh_TW"/>
-        </w:rPr>
-        <w:t>）。摩西再次為百姓代求，請求若神不能赦免他們，就毀滅他們。神發憐憫，並應許祂的使者會依舊陪伴他們（</w:t>
-      </w:r>
-      <w:hyperlink r:id="rId61">
-        <w:r>
-          <w:rPr>
-            <w:lang w:val="zh_TW" w:bidi="zh_TW"/>
-          </w:rPr>
-          <w:rPr>
-            <w:color w:val="0000EE"/>
-            <w:u w:val="single"/>
-          </w:rPr>
-          <w:t>出32:34</w:t>
-        </w:r>
-      </w:hyperlink>
-      <w:r>
-        <w:rPr>
-          <w:lang w:val="zh_TW" w:bidi="zh_TW"/>
-        </w:rPr>
-        <w:t>）。</w:t>
-      </w:r>
-    </w:p>
-    <w:p>
-      <w:pPr/>
-      <w:r>
-        <w:rPr>
-          <w:lang w:val="zh_TW" w:bidi="zh_TW"/>
-        </w:rPr>
-      </w:r>
-      <w:r>
-        <w:rPr>
-          <w:lang w:val="zh_TW" w:bidi="zh_TW"/>
-        </w:rPr>
-        <w:t>其後，摩西求神讓他再次看見祂的榮耀。神指示他再雕刻兩塊石版，並返回山上。神在那裡宣告祂的名字：「</w:t>
-      </w:r>
-      <w:r>
-        <w:rPr>
-          <w:lang w:val="zh_TW" w:bidi="zh_TW"/>
-        </w:rPr>
-        <w:t>耶和華，耶和華，是有憐憫有恩典的神，不輕易發怒，並有豐盛的慈愛和誠實</w:t>
-      </w:r>
-      <w:r>
-        <w:rPr>
-          <w:lang w:val="zh_TW" w:bidi="zh_TW"/>
-        </w:rPr>
-        <w:t>」（</w:t>
-      </w:r>
-      <w:hyperlink r:id="rId62">
-        <w:r>
-          <w:rPr>
-            <w:lang w:val="zh_TW" w:bidi="zh_TW"/>
-          </w:rPr>
-          <w:rPr>
-            <w:color w:val="0000EE"/>
-            <w:u w:val="single"/>
-          </w:rPr>
-          <w:t>出34:6</w:t>
-        </w:r>
-      </w:hyperlink>
-      <w:r>
-        <w:rPr>
-          <w:lang w:val="zh_TW" w:bidi="zh_TW"/>
-        </w:rPr>
-        <w:t>）。摩西又在山上待了四十天，神警告他偶像崇拜的事。摩西接受教導後，獲得十誡的另一份副本。當他下山時，他的臉因與神交談而發光，人們便害怕他。所以，摩西將</w:t>
-      </w:r>
-      <w:r>
-        <w:rPr>
-          <w:lang w:val="zh_TW" w:bidi="zh_TW"/>
-        </w:rPr>
-        <w:t>帕子蒙在臉上，而</w:t>
-      </w:r>
-      <w:r>
-        <w:rPr>
-          <w:lang w:val="zh_TW" w:bidi="zh_TW"/>
-        </w:rPr>
-        <w:t>他在神面前時會拿掉它。保羅解釋說，這層帕子是為了讓以色列人看不到摩西臉上的天光消退（</w:t>
-      </w:r>
-      <w:hyperlink r:id="rId63">
-        <w:r>
-          <w:rPr>
-            <w:lang w:val="zh_TW" w:bidi="zh_TW"/>
-          </w:rPr>
-          <w:rPr>
-            <w:color w:val="0000EE"/>
-            <w:u w:val="single"/>
-          </w:rPr>
-          <w:t>林後3:13</w:t>
-        </w:r>
-      </w:hyperlink>
-      <w:r>
-        <w:rPr>
-          <w:lang w:val="zh_TW" w:bidi="zh_TW"/>
-        </w:rPr>
-        <w:t>）。</w:t>
-      </w:r>
-    </w:p>
-    <w:p>
-      <w:pPr>
-        <w:pStyle w:val="Heading4"/>
-      </w:pPr>
-      <w:r>
-        <w:rPr>
-          <w:lang w:val="zh_TW" w:bidi="zh_TW"/>
-        </w:rPr>
-        <w:t>會幕與祭司職份的建立</w:t>
-      </w:r>
-    </w:p>
-    <w:p>
-      <w:pPr/>
-      <w:r>
-        <w:rPr>
-          <w:lang w:val="zh_TW" w:bidi="zh_TW"/>
-        </w:rPr>
-      </w:r>
-      <w:r>
-        <w:rPr>
-          <w:lang w:val="zh_TW" w:bidi="zh_TW"/>
-        </w:rPr>
-        <w:t>摩西第一次上山領受律法時，神叫他收集各種物料來建造會幕。會幕是用來敬拜的可移動聖所。用來建造會幕的物料包括：</w:t>
-      </w:r>
-    </w:p>
-    <w:p>
-      <w:pPr>
-        <w:pStyle w:val="ListBullet"/>
-        <w:spacing w:line="240" w:lineRule="auto"/>
-        <w:ind w:left="720"/>
-      </w:pPr>
-      <w:r>
-        <w:rPr>
-          <w:lang w:val="zh_TW" w:bidi="zh_TW"/>
-        </w:rPr>
-      </w:r>
-      <w:r>
-        <w:rPr>
-          <w:lang w:val="zh_TW" w:bidi="zh_TW"/>
-        </w:rPr>
-        <w:t>黃金</w:t>
-      </w:r>
-    </w:p>
-    <w:p>
-      <w:pPr>
-        <w:pStyle w:val="ListBullet"/>
-        <w:spacing w:line="240" w:lineRule="auto"/>
-        <w:ind w:left="720"/>
-      </w:pPr>
-      <w:r>
-        <w:rPr>
-          <w:lang w:val="zh_TW" w:bidi="zh_TW"/>
-        </w:rPr>
-      </w:r>
-      <w:r>
-        <w:rPr>
-          <w:lang w:val="zh_TW" w:bidi="zh_TW"/>
-        </w:rPr>
-        <w:t>銀</w:t>
-      </w:r>
-    </w:p>
-    <w:p>
-      <w:pPr>
-        <w:pStyle w:val="ListBullet"/>
-        <w:spacing w:line="240" w:lineRule="auto"/>
-        <w:ind w:left="720"/>
-      </w:pPr>
-      <w:r>
-        <w:rPr>
-          <w:lang w:val="zh_TW" w:bidi="zh_TW"/>
-        </w:rPr>
-      </w:r>
-      <w:r>
-        <w:rPr>
-          <w:lang w:val="zh_TW" w:bidi="zh_TW"/>
-        </w:rPr>
-        <w:t>青銅</w:t>
-      </w:r>
-    </w:p>
-    <w:p>
-      <w:pPr>
-        <w:pStyle w:val="ListBullet"/>
-        <w:spacing w:line="240" w:lineRule="auto"/>
-        <w:ind w:left="720"/>
-      </w:pPr>
-      <w:r>
-        <w:rPr>
-          <w:lang w:val="zh_TW" w:bidi="zh_TW"/>
-        </w:rPr>
-      </w:r>
-      <w:r>
-        <w:rPr>
-          <w:lang w:val="zh_TW" w:bidi="zh_TW"/>
-        </w:rPr>
-        <w:t>各種顏色的紗線</w:t>
-      </w:r>
-    </w:p>
-    <w:p>
-      <w:pPr>
-        <w:pStyle w:val="ListBullet"/>
-        <w:spacing w:line="240" w:lineRule="auto"/>
-        <w:ind w:left="720"/>
-      </w:pPr>
-      <w:r>
-        <w:rPr>
-          <w:lang w:val="zh_TW" w:bidi="zh_TW"/>
-        </w:rPr>
-      </w:r>
-      <w:r>
-        <w:rPr>
-          <w:lang w:val="zh_TW" w:bidi="zh_TW"/>
-        </w:rPr>
-        <w:t>細麻布</w:t>
-      </w:r>
-    </w:p>
-    <w:p>
-      <w:pPr>
-        <w:pStyle w:val="ListBullet"/>
-        <w:spacing w:line="240" w:lineRule="auto"/>
-        <w:ind w:left="720"/>
-      </w:pPr>
-      <w:r>
-        <w:rPr>
-          <w:lang w:val="zh_TW" w:bidi="zh_TW"/>
-        </w:rPr>
-      </w:r>
-      <w:r>
-        <w:rPr>
-          <w:lang w:val="zh_TW" w:bidi="zh_TW"/>
-        </w:rPr>
-        <w:t>山羊的毛髮</w:t>
-      </w:r>
-    </w:p>
-    <w:p>
-      <w:pPr>
-        <w:pStyle w:val="ListBullet"/>
-        <w:spacing w:line="240" w:lineRule="auto"/>
-        <w:ind w:left="720"/>
-      </w:pPr>
-      <w:r>
-        <w:rPr>
-          <w:lang w:val="zh_TW" w:bidi="zh_TW"/>
-        </w:rPr>
-      </w:r>
-      <w:r>
-        <w:rPr>
-          <w:lang w:val="zh_TW" w:bidi="zh_TW"/>
-        </w:rPr>
-        <w:t>羊皮</w:t>
-      </w:r>
-    </w:p>
-    <w:p>
-      <w:pPr>
-        <w:pStyle w:val="ListBullet"/>
-        <w:spacing w:line="240" w:lineRule="auto"/>
-        <w:ind w:left="720"/>
-      </w:pPr>
-      <w:r>
-        <w:rPr>
-          <w:lang w:val="zh_TW" w:bidi="zh_TW"/>
-        </w:rPr>
-      </w:r>
-      <w:r>
-        <w:rPr>
-          <w:lang w:val="zh_TW" w:bidi="zh_TW"/>
-        </w:rPr>
-        <w:t>皂莢木</w:t>
-      </w:r>
-    </w:p>
-    <w:p>
-      <w:pPr>
-        <w:pStyle w:val="ListBullet"/>
-        <w:spacing w:line="240" w:lineRule="auto"/>
-        <w:ind w:left="720"/>
-      </w:pPr>
-      <w:r>
-        <w:rPr>
-          <w:lang w:val="zh_TW" w:bidi="zh_TW"/>
-        </w:rPr>
-      </w:r>
-      <w:r>
-        <w:rPr>
-          <w:lang w:val="zh_TW" w:bidi="zh_TW"/>
-        </w:rPr>
-        <w:t>燈油</w:t>
-      </w:r>
-    </w:p>
-    <w:p>
-      <w:pPr>
-        <w:pStyle w:val="ListBullet"/>
-        <w:spacing w:line="240" w:lineRule="auto"/>
-        <w:ind w:left="720"/>
-      </w:pPr>
-      <w:r>
-        <w:rPr>
-          <w:lang w:val="zh_TW" w:bidi="zh_TW"/>
-        </w:rPr>
-      </w:r>
-      <w:r>
-        <w:rPr>
-          <w:lang w:val="zh_TW" w:bidi="zh_TW"/>
-        </w:rPr>
-        <w:t>用於膏油的香料和香</w:t>
-      </w:r>
-    </w:p>
-    <w:p>
-      <w:pPr>
-        <w:pStyle w:val="ListBullet"/>
-        <w:spacing w:line="240" w:lineRule="auto"/>
-        <w:ind w:left="720"/>
-      </w:pPr>
-      <w:r>
-        <w:rPr>
-          <w:lang w:val="zh_TW" w:bidi="zh_TW"/>
-        </w:rPr>
-      </w:r>
-      <w:r>
-        <w:rPr>
-          <w:lang w:val="zh_TW" w:bidi="zh_TW"/>
-        </w:rPr>
-        <w:t>寶石（</w:t>
-      </w:r>
-      <w:hyperlink r:id="rId64">
-        <w:r>
-          <w:rPr>
-            <w:lang w:val="zh_TW" w:bidi="zh_TW"/>
-          </w:rPr>
-          <w:rPr>
-            <w:color w:val="0000EE"/>
-            <w:u w:val="single"/>
-          </w:rPr>
-          <w:t>出25:3–7</w:t>
-        </w:r>
-      </w:hyperlink>
-      <w:r>
-        <w:rPr>
-          <w:lang w:val="zh_TW" w:bidi="zh_TW"/>
-        </w:rPr>
-        <w:t>）</w:t>
-      </w:r>
-    </w:p>
-    <w:p>
-      <w:pPr/>
-      <w:r>
-        <w:rPr>
-          <w:lang w:val="zh_TW" w:bidi="zh_TW"/>
-        </w:rPr>
-      </w:r>
-      <w:r>
-        <w:rPr>
-          <w:lang w:val="zh_TW" w:bidi="zh_TW"/>
-        </w:rPr>
-        <w:t>神給他具體的藍圖和獻祭儀式，讓祭司進行獻祭。在比撒列在亞何利亞伯的協助下，摩西被任命負責建造會幕（</w:t>
-      </w:r>
-      <w:hyperlink r:id="rId65">
-        <w:r>
-          <w:rPr>
-            <w:lang w:val="zh_TW" w:bidi="zh_TW"/>
-          </w:rPr>
-          <w:rPr>
-            <w:color w:val="0000EE"/>
-            <w:u w:val="single"/>
-          </w:rPr>
-          <w:t>出31:1–6</w:t>
-        </w:r>
-      </w:hyperlink>
-      <w:r>
-        <w:rPr>
-          <w:lang w:val="zh_TW" w:bidi="zh_TW"/>
-        </w:rPr>
-        <w:t>）。會幕是可移動的，就像帳篷一樣，隨著希伯來人繼續他們前往迦南的旅程，會幕可以拆卸，並從一個地方移動到另一個地方。</w:t>
-      </w:r>
-    </w:p>
-    <w:p>
-      <w:pPr/>
-      <w:r>
-        <w:rPr>
-          <w:lang w:val="zh_TW" w:bidi="zh_TW"/>
-        </w:rPr>
-      </w:r>
-      <w:r>
-        <w:rPr>
-          <w:lang w:val="zh_TW" w:bidi="zh_TW"/>
-        </w:rPr>
-        <w:t>神也給摩西關於燔祭、素祭、平安祭、罪祭和贖愆祭等的指示（</w:t>
-      </w:r>
-      <w:hyperlink r:id="rId66">
-        <w:r>
-          <w:rPr>
-            <w:lang w:val="zh_TW" w:bidi="zh_TW"/>
-          </w:rPr>
-          <w:rPr>
-            <w:color w:val="0000EE"/>
-            <w:u w:val="single"/>
-          </w:rPr>
-          <w:t>利1–7章</w:t>
-        </w:r>
-      </w:hyperlink>
-      <w:r>
-        <w:rPr>
-          <w:lang w:val="zh_TW" w:bidi="zh_TW"/>
-        </w:rPr>
-        <w:t>）。</w:t>
-      </w:r>
-    </w:p>
-    <w:p>
-      <w:pPr/>
-      <w:r>
-        <w:rPr>
-          <w:lang w:val="zh_TW" w:bidi="zh_TW"/>
-        </w:rPr>
-      </w:r>
-      <w:r>
-        <w:rPr>
-          <w:lang w:val="zh_TW" w:bidi="zh_TW"/>
-        </w:rPr>
-        <w:t>摩西舉行莊嚴的儀式，任命亞倫和他的兒子為祭司，並開始崇拜儀式（</w:t>
-      </w:r>
-      <w:hyperlink r:id="rId67">
-        <w:r>
-          <w:rPr>
-            <w:lang w:val="zh_TW" w:bidi="zh_TW"/>
-          </w:rPr>
-          <w:rPr>
-            <w:color w:val="0000EE"/>
-            <w:u w:val="single"/>
-          </w:rPr>
-          <w:t>利8–9章</w:t>
-        </w:r>
-      </w:hyperlink>
-      <w:r>
-        <w:rPr>
-          <w:lang w:val="zh_TW" w:bidi="zh_TW"/>
-        </w:rPr>
-        <w:t>）。</w:t>
-      </w:r>
-    </w:p>
-    <w:p>
-      <w:pPr/>
-      <w:r>
-        <w:rPr>
-          <w:lang w:val="zh_TW" w:bidi="zh_TW"/>
-        </w:rPr>
-      </w:r>
-      <w:r>
-        <w:rPr>
-          <w:lang w:val="zh_TW" w:bidi="zh_TW"/>
-        </w:rPr>
-        <w:t>在第一次儀式之後，亞倫的兒子拿答與亞比戶，在主面前獻上凡火，就是未經授權獻祭的火。因為他們這樣做，就被神的火吞滅。摩西阻止亞倫和他其餘的兒子哀悼，因為他想強調神無可侵犯的聖潔（</w:t>
-      </w:r>
-      <w:hyperlink r:id="rId68">
-        <w:r>
-          <w:rPr>
-            <w:lang w:val="zh_TW" w:bidi="zh_TW"/>
-          </w:rPr>
-          <w:rPr>
-            <w:color w:val="0000EE"/>
-            <w:u w:val="single"/>
-          </w:rPr>
-          <w:t>利10:1–7</w:t>
-        </w:r>
-      </w:hyperlink>
-      <w:r>
-        <w:rPr>
-          <w:lang w:val="zh_TW" w:bidi="zh_TW"/>
-        </w:rPr>
-        <w:t>）。這件事突顯了聖潔生活的重要性，利未記其他的章節細說了應有的規範。</w:t>
-      </w:r>
-    </w:p>
-    <w:p>
-      <w:pPr>
-        <w:pStyle w:val="Heading4"/>
-      </w:pPr>
-      <w:r>
-        <w:rPr>
-          <w:lang w:val="zh_TW" w:bidi="zh_TW"/>
-        </w:rPr>
-        <w:t>從西奈到加低斯</w:t>
-      </w:r>
-    </w:p>
-    <w:p>
-      <w:pPr/>
-      <w:r>
-        <w:rPr>
-          <w:lang w:val="zh_TW" w:bidi="zh_TW"/>
-        </w:rPr>
-      </w:r>
-      <w:r>
-        <w:rPr>
-          <w:lang w:val="zh_TW" w:bidi="zh_TW"/>
-        </w:rPr>
-        <w:t>出埃及後約一年，以色列人進行了一次人口普查（</w:t>
-      </w:r>
-      <w:hyperlink r:id="rId69">
-        <w:r>
-          <w:rPr>
-            <w:lang w:val="zh_TW" w:bidi="zh_TW"/>
-          </w:rPr>
-          <w:rPr>
-            <w:color w:val="0000EE"/>
-            <w:u w:val="single"/>
-          </w:rPr>
-          <w:t>民9:1</w:t>
-        </w:r>
-      </w:hyperlink>
-      <w:r>
-        <w:rPr>
-          <w:lang w:val="zh_TW" w:bidi="zh_TW"/>
-        </w:rPr>
-        <w:t>）。神提醒他們要守逾越節。一個月後，他們從西奈出發，抱怨嗎哪的單調乏味，渴望埃及的食物，如：</w:t>
-      </w:r>
-    </w:p>
-    <w:p>
-      <w:pPr>
-        <w:pStyle w:val="ListBullet"/>
-        <w:spacing w:line="240" w:lineRule="auto"/>
-        <w:ind w:left="720"/>
-      </w:pPr>
-      <w:r>
-        <w:rPr>
-          <w:lang w:val="zh_TW" w:bidi="zh_TW"/>
-        </w:rPr>
-      </w:r>
-      <w:r>
-        <w:rPr>
-          <w:lang w:val="zh_TW" w:bidi="zh_TW"/>
-        </w:rPr>
-        <w:t>魚</w:t>
-      </w:r>
-    </w:p>
-    <w:p>
-      <w:pPr>
-        <w:pStyle w:val="ListBullet"/>
-        <w:spacing w:line="240" w:lineRule="auto"/>
-        <w:ind w:left="720"/>
-      </w:pPr>
-      <w:r>
-        <w:rPr>
-          <w:lang w:val="zh_TW" w:bidi="zh_TW"/>
-        </w:rPr>
-      </w:r>
-      <w:r>
-        <w:rPr>
-          <w:lang w:val="zh_TW" w:bidi="zh_TW"/>
-        </w:rPr>
-        <w:t>青瓜</w:t>
-      </w:r>
-    </w:p>
-    <w:p>
-      <w:pPr>
-        <w:pStyle w:val="ListBullet"/>
-        <w:spacing w:line="240" w:lineRule="auto"/>
-        <w:ind w:left="720"/>
-      </w:pPr>
-      <w:r>
-        <w:rPr>
-          <w:lang w:val="zh_TW" w:bidi="zh_TW"/>
-        </w:rPr>
-      </w:r>
-      <w:r>
-        <w:rPr>
-          <w:lang w:val="zh_TW" w:bidi="zh_TW"/>
-        </w:rPr>
-        <w:t>蜜瓜</w:t>
-      </w:r>
-    </w:p>
-    <w:p>
-      <w:pPr>
-        <w:pStyle w:val="ListBullet"/>
-        <w:spacing w:line="240" w:lineRule="auto"/>
-        <w:ind w:left="720"/>
-      </w:pPr>
-      <w:r>
-        <w:rPr>
-          <w:lang w:val="zh_TW" w:bidi="zh_TW"/>
-        </w:rPr>
-      </w:r>
-      <w:r>
-        <w:rPr>
-          <w:lang w:val="zh_TW" w:bidi="zh_TW"/>
-        </w:rPr>
-        <w:t>韭蔥</w:t>
-      </w:r>
-    </w:p>
-    <w:p>
-      <w:pPr>
-        <w:pStyle w:val="ListBullet"/>
-        <w:spacing w:line="240" w:lineRule="auto"/>
-        <w:ind w:left="720"/>
-      </w:pPr>
-      <w:r>
-        <w:rPr>
-          <w:lang w:val="zh_TW" w:bidi="zh_TW"/>
-        </w:rPr>
-      </w:r>
-      <w:r>
-        <w:rPr>
-          <w:lang w:val="zh_TW" w:bidi="zh_TW"/>
-        </w:rPr>
-        <w:t>洋蔥</w:t>
-      </w:r>
-    </w:p>
-    <w:p>
-      <w:pPr>
-        <w:pStyle w:val="ListBullet"/>
-        <w:spacing w:line="240" w:lineRule="auto"/>
-        <w:ind w:left="720"/>
-      </w:pPr>
-      <w:r>
-        <w:rPr>
-          <w:lang w:val="zh_TW" w:bidi="zh_TW"/>
-        </w:rPr>
-      </w:r>
-      <w:r>
-        <w:rPr>
-          <w:lang w:val="zh_TW" w:bidi="zh_TW"/>
-        </w:rPr>
-        <w:t>大蒜（</w:t>
-      </w:r>
-      <w:hyperlink r:id="rId70">
-        <w:r>
-          <w:rPr>
-            <w:lang w:val="zh_TW" w:bidi="zh_TW"/>
-          </w:rPr>
-          <w:rPr>
-            <w:color w:val="0000EE"/>
-            <w:u w:val="single"/>
-          </w:rPr>
-          <w:t>民11:4–6</w:t>
-        </w:r>
-      </w:hyperlink>
-      <w:r>
-        <w:rPr>
-          <w:lang w:val="zh_TW" w:bidi="zh_TW"/>
-        </w:rPr>
-        <w:t>）</w:t>
-      </w:r>
-    </w:p>
-    <w:p>
-      <w:pPr/>
-      <w:r>
-        <w:rPr>
-          <w:lang w:val="zh_TW" w:bidi="zh_TW"/>
-        </w:rPr>
-      </w:r>
-      <w:r>
-        <w:rPr>
-          <w:lang w:val="zh_TW" w:bidi="zh_TW"/>
-        </w:rPr>
-        <w:t>神在忿怒中賜下鵪鶉，但他們在吃肉時便死於瘟疫。</w:t>
-      </w:r>
-    </w:p>
-    <w:p>
-      <w:pPr/>
-      <w:r>
-        <w:rPr>
-          <w:lang w:val="zh_TW" w:bidi="zh_TW"/>
-        </w:rPr>
-      </w:r>
-      <w:r>
-        <w:rPr>
-          <w:lang w:val="zh_TW" w:bidi="zh_TW"/>
-        </w:rPr>
-        <w:t>米利暗和亞倫也埋怨摩西，特別是他的古實妻子（</w:t>
-      </w:r>
-      <w:hyperlink r:id="rId71">
-        <w:r>
-          <w:rPr>
-            <w:lang w:val="zh_TW" w:bidi="zh_TW"/>
-          </w:rPr>
-          <w:rPr>
-            <w:color w:val="0000EE"/>
-            <w:u w:val="single"/>
-          </w:rPr>
-          <w:t>民12:1–2</w:t>
-        </w:r>
-      </w:hyperlink>
-      <w:r>
-        <w:rPr>
-          <w:lang w:val="zh_TW" w:bidi="zh_TW"/>
-        </w:rPr>
-        <w:t>）。神學家尚不清楚古實人是否指一個衣索比亞人，或是另一個對西坡拉的稱呼。如果摩西確實再婚，舊約聖經中並沒再提及。摩西保持緘默，神就為他辯護，擊打米利暗使她患上痲瘋病。亞倫就承認他們的罪，而摩西為米利暗代求，使她在七天後痊癒。</w:t>
-      </w:r>
-    </w:p>
-    <w:p>
-      <w:pPr/>
-      <w:r>
-        <w:rPr>
-          <w:lang w:val="zh_TW" w:bidi="zh_TW"/>
-        </w:rPr>
-      </w:r>
-      <w:r>
-        <w:rPr>
-          <w:lang w:val="zh_TW" w:bidi="zh_TW"/>
-        </w:rPr>
-        <w:t>當百姓在加低斯時（在</w:t>
-      </w:r>
-      <w:hyperlink r:id="rId72">
-        <w:r>
-          <w:rPr>
-            <w:lang w:val="zh_TW" w:bidi="zh_TW"/>
-          </w:rPr>
-          <w:rPr>
-            <w:color w:val="0000EE"/>
-            <w:u w:val="single"/>
-          </w:rPr>
-          <w:t>民32:8</w:t>
-        </w:r>
-      </w:hyperlink>
-      <w:r>
-        <w:rPr>
-          <w:lang w:val="zh_TW" w:bidi="zh_TW"/>
-        </w:rPr>
-        <w:t>中也稱為加低斯‧巴尼亞），摩西派遣了十二個男子進入迦南。每個支派各派一人去窺探那地，為以色列的得地為業作好準備。經過四十天，探子回來，他們一致認為那地肥沃誘人，但其中十人害怕迦南人，建議不要進入那地。只有約書亞和迦勒，敦促以色列人信靠神並進入迦南，突顯他們獨特的勇氣和對神忠心。</w:t>
-      </w:r>
-    </w:p>
-    <w:p>
-      <w:pPr/>
-      <w:r>
-        <w:rPr>
-          <w:lang w:val="zh_TW" w:bidi="zh_TW"/>
-        </w:rPr>
-      </w:r>
-      <w:r>
-        <w:rPr>
-          <w:lang w:val="zh_TW" w:bidi="zh_TW"/>
-        </w:rPr>
-        <w:t>儘管以色列人受到鼓勵，卻因恐懼和缺乏信心而拒絕這個計劃。相反，他們密謀折返埃及，任命新領袖帶領他們。他們的叛逆達到頂峰，甚至威脅要用石頭打死摩西和亞倫。這場危機引發神的干預，神因他們持續的不順服而憤怒，準備毀滅那些人。然而，摩西為他們禱告神（</w:t>
-      </w:r>
-      <w:hyperlink r:id="rId73">
-        <w:r>
-          <w:rPr>
-            <w:lang w:val="zh_TW" w:bidi="zh_TW"/>
-          </w:rPr>
-          <w:rPr>
-            <w:color w:val="0000EE"/>
-            <w:u w:val="single"/>
-          </w:rPr>
-          <w:t>民13:1–14:19</w:t>
-        </w:r>
-      </w:hyperlink>
-      <w:r>
-        <w:rPr>
-          <w:lang w:val="zh_TW" w:bidi="zh_TW"/>
-        </w:rPr>
-        <w:t>）。他說，如果神不將以色列人帶入迦南美地，列國將相信以色列人的神無法將他們帶入那地。</w:t>
-      </w:r>
-    </w:p>
-    <w:p>
-      <w:pPr/>
-      <w:r>
-        <w:rPr>
-          <w:lang w:val="zh_TW" w:bidi="zh_TW"/>
-        </w:rPr>
-      </w:r>
-      <w:r>
-        <w:rPr>
-          <w:lang w:val="zh_TW" w:bidi="zh_TW"/>
-        </w:rPr>
-        <w:t>神聽了摩西的話，並下令凡是二十歲及以上發怨言的男人，都不得進入應許之地。這一決定意味著他們必須在曠野中漂流四十年，直到那一代人死去，而他們的下一代將進入迦南地（</w:t>
-      </w:r>
-      <w:hyperlink r:id="rId74">
-        <w:r>
-          <w:rPr>
-            <w:lang w:val="zh_TW" w:bidi="zh_TW"/>
-          </w:rPr>
-          <w:rPr>
-            <w:color w:val="0000EE"/>
-            <w:u w:val="single"/>
-          </w:rPr>
-          <w:t>民14:29–33</w:t>
-        </w:r>
-      </w:hyperlink>
-      <w:r>
-        <w:rPr>
-          <w:lang w:val="zh_TW" w:bidi="zh_TW"/>
-        </w:rPr>
-        <w:t>）。聽到這個審判後，以色列人試圖扭轉命運，決定立即進入那地。然而，這個行動並沒有神的祝福，導致被亞瑪力人和迦南人打敗。</w:t>
-      </w:r>
-    </w:p>
-    <w:p>
-      <w:pPr>
-        <w:pStyle w:val="Heading4"/>
-      </w:pPr>
-      <w:r>
-        <w:rPr>
-          <w:lang w:val="zh_TW" w:bidi="zh_TW"/>
-        </w:rPr>
-        <w:t>在曠野中的四十年</w:t>
-      </w:r>
-    </w:p>
-    <w:p>
-      <w:pPr/>
-      <w:r>
-        <w:rPr>
-          <w:lang w:val="zh_TW" w:bidi="zh_TW"/>
-        </w:rPr>
-      </w:r>
-      <w:r>
-        <w:rPr>
-          <w:lang w:val="zh_TW" w:bidi="zh_TW"/>
-        </w:rPr>
-        <w:t>關於曠野四十年的事件，學者所知甚少。以色列人多次顯示他們缺乏信心和順服，即使他們曾親眼見證神蹟和懲罰。一個名叫可拉的人，再次叛逆摩西和亞倫的權柄。摩西和亞倫懇求神不要因其悖逆而懲罰整個群體（</w:t>
-      </w:r>
-      <w:hyperlink r:id="rId75">
-        <w:r>
-          <w:rPr>
-            <w:lang w:val="zh_TW" w:bidi="zh_TW"/>
-          </w:rPr>
-          <w:rPr>
-            <w:color w:val="0000EE"/>
-            <w:u w:val="single"/>
-          </w:rPr>
-          <w:t>民16:22–24</w:t>
-        </w:r>
-      </w:hyperlink>
-      <w:r>
-        <w:rPr>
-          <w:lang w:val="zh_TW" w:bidi="zh_TW"/>
-        </w:rPr>
-        <w:t>），神將以色列人與叛徒分開。當百姓觀看時，地就裂開，吞噬了他們及其家人和財物。儘管看到這種懲罰，以色列人仍然埋怨摩西和亞倫。這便引發了一場瘟疫，造成14,700人死亡，直到摩西制止這場瘟疫。</w:t>
-      </w:r>
-    </w:p>
-    <w:p>
-      <w:pPr/>
-      <w:r>
-        <w:rPr>
-          <w:lang w:val="zh_TW" w:bidi="zh_TW"/>
-        </w:rPr>
-      </w:r>
-      <w:r>
-        <w:rPr>
-          <w:lang w:val="zh_TW" w:bidi="zh_TW"/>
-        </w:rPr>
-        <w:t>為了確認亞倫的領導地位，神指示摩西從每個支派收集一根杖，然後將它們放在會幕中。而只有亞倫的杖發芽、開花並結出杏仁，顯示神選擇了他。然而，百姓仍然怨聲載道。</w:t>
-      </w:r>
-    </w:p>
-    <w:p>
-      <w:pPr/>
-      <w:r>
-        <w:rPr>
-          <w:lang w:val="zh_TW" w:bidi="zh_TW"/>
-        </w:rPr>
-      </w:r>
-      <w:r>
-        <w:rPr>
-          <w:lang w:val="zh_TW" w:bidi="zh_TW"/>
-        </w:rPr>
-        <w:t>當以色列人流浪曠野的結束前，米利暗死了，並被埋葬在加低斯（</w:t>
-      </w:r>
-      <w:hyperlink r:id="rId76">
-        <w:r>
-          <w:rPr>
-            <w:lang w:val="zh_TW" w:bidi="zh_TW"/>
-          </w:rPr>
-          <w:rPr>
-            <w:color w:val="0000EE"/>
-            <w:u w:val="single"/>
-          </w:rPr>
-          <w:t>民20:1</w:t>
-        </w:r>
-      </w:hyperlink>
-      <w:r>
-        <w:rPr>
-          <w:lang w:val="zh_TW" w:bidi="zh_TW"/>
-        </w:rPr>
-        <w:t>）。不久，百姓因缺水而再次埋怨。神告訴摩西命令磐石出水，但摩西在一時挫折中，用他的杖擊打磐石兩次。雖然水流出來了，神卻責備摩西和亞倫：「</w:t>
-      </w:r>
-      <w:r>
-        <w:rPr>
-          <w:lang w:val="zh_TW" w:bidi="zh_TW"/>
-        </w:rPr>
-        <w:t>因為你們不信我，不在以色列人眼前尊我為聖，所以你們必不得領這會眾進我所賜給他們的地去。</w:t>
-      </w:r>
-      <w:r>
-        <w:rPr>
-          <w:lang w:val="zh_TW" w:bidi="zh_TW"/>
-        </w:rPr>
-        <w:t>」（</w:t>
-      </w:r>
-      <w:hyperlink r:id="rId77">
-        <w:r>
-          <w:rPr>
-            <w:lang w:val="zh_TW" w:bidi="zh_TW"/>
-          </w:rPr>
-          <w:rPr>
-            <w:color w:val="0000EE"/>
-            <w:u w:val="single"/>
-          </w:rPr>
-          <w:t>民 20:12</w:t>
-        </w:r>
-      </w:hyperlink>
-      <w:r>
-        <w:rPr>
-          <w:lang w:val="zh_TW" w:bidi="zh_TW"/>
-        </w:rPr>
-        <w:t>）。在這次事件中，摩西和亞倫將自己置於神的命令之上。因為這個罪，神不許他們帶領以色列人進入應許之地。這嚴厲的懲罰顯示，摩西和亞倫的領導權是上帝所賜的特權，同時承擔重大的責任。</w:t>
-      </w:r>
-    </w:p>
-    <w:p>
-      <w:pPr/>
-      <w:r>
-        <w:rPr>
-          <w:lang w:val="zh_TW" w:bidi="zh_TW"/>
-        </w:rPr>
-      </w:r>
-      <w:r>
-        <w:rPr>
-          <w:lang w:val="zh_TW" w:bidi="zh_TW"/>
-        </w:rPr>
-        <w:t>以色列人離開加低斯後，便前往何珥山。此時，亞倫在何珥山去世，他將祭司袍交給他的兒子以利亞撒（</w:t>
-      </w:r>
-      <w:hyperlink r:id="rId78">
-        <w:r>
-          <w:rPr>
-            <w:lang w:val="zh_TW" w:bidi="zh_TW"/>
-          </w:rPr>
-          <w:rPr>
-            <w:color w:val="0000EE"/>
-            <w:u w:val="single"/>
-          </w:rPr>
-          <w:t>民20:28</w:t>
-        </w:r>
-      </w:hyperlink>
-      <w:r>
-        <w:rPr>
-          <w:lang w:val="zh_TW" w:bidi="zh_TW"/>
-        </w:rPr>
-        <w:t>）。</w:t>
-      </w:r>
-    </w:p>
-    <w:p>
-      <w:pPr/>
-      <w:r>
-        <w:rPr>
-          <w:lang w:val="zh_TW" w:bidi="zh_TW"/>
-        </w:rPr>
-      </w:r>
-      <w:r>
-        <w:rPr>
-          <w:lang w:val="zh_TW" w:bidi="zh_TW"/>
-        </w:rPr>
-        <w:t>當他們繼續旅程時，遇到各種形式的抵抗。他們在何珥瑪戰勝了亞拉得王（</w:t>
-      </w:r>
-      <w:hyperlink r:id="rId79">
-        <w:r>
-          <w:rPr>
-            <w:lang w:val="zh_TW" w:bidi="zh_TW"/>
-          </w:rPr>
-          <w:rPr>
-            <w:color w:val="0000EE"/>
-            <w:u w:val="single"/>
-          </w:rPr>
-          <w:t>民21:1–3</w:t>
-        </w:r>
-      </w:hyperlink>
-      <w:r>
-        <w:rPr>
-          <w:lang w:val="zh_TW" w:bidi="zh_TW"/>
-        </w:rPr>
-        <w:t>）。然而，在繞過以東人的途中，百姓再次埋怨缺乏食物和水。神這次派遣毒蛇到他們中間，很多人因蛇咬而死。然而，那些尚未被咬的人急忙來到摩西面前，承認他們的罪，請求將蛇除去。神便指示摩西製造一條銅蛇，並掛在柱子上。被蛇咬的人仰望銅蛇，便能得到醫治。</w:t>
-      </w:r>
-    </w:p>
-    <w:p>
-      <w:pPr/>
-      <w:r>
-        <w:rPr>
-          <w:lang w:val="zh_TW" w:bidi="zh_TW"/>
-        </w:rPr>
-      </w:r>
-      <w:r>
-        <w:rPr>
-          <w:lang w:val="zh_TW" w:bidi="zh_TW"/>
-        </w:rPr>
-        <w:t>當他們接近亞摩利人王西宏的領土時，以色列人向王請求和平通行，但遭遇敵視。在隨後的戰爭中，以色列人擊敗西宏，佔領他的土地和城市，從而繼續邁向應許之地（</w:t>
-      </w:r>
-      <w:hyperlink r:id="rId80">
-        <w:r>
-          <w:rPr>
-            <w:lang w:val="zh_TW" w:bidi="zh_TW"/>
-          </w:rPr>
-          <w:rPr>
-            <w:color w:val="0000EE"/>
-            <w:u w:val="single"/>
-          </w:rPr>
-          <w:t>民21:21–25</w:t>
-        </w:r>
-      </w:hyperlink>
-      <w:r>
-        <w:rPr>
-          <w:lang w:val="zh_TW" w:bidi="zh_TW"/>
-        </w:rPr>
-        <w:t>）。</w:t>
-      </w:r>
-    </w:p>
-    <w:p>
-      <w:pPr>
-        <w:pStyle w:val="Heading4"/>
-      </w:pPr>
-      <w:r>
-        <w:rPr>
-          <w:lang w:val="zh_TW" w:bidi="zh_TW"/>
-        </w:rPr>
-        <w:t>抵達約旦河</w:t>
-      </w:r>
-    </w:p>
-    <w:p>
-      <w:pPr/>
-      <w:r>
-        <w:rPr>
-          <w:lang w:val="zh_TW" w:bidi="zh_TW"/>
-        </w:rPr>
-      </w:r>
-      <w:r>
-        <w:rPr>
-          <w:lang w:val="zh_TW" w:bidi="zh_TW"/>
-        </w:rPr>
-        <w:t>以色列人打敗西宏後，他們在摩押平原安營，對面就是耶利哥，他們可以從那裡看到應許之地。摩押人因以色列人的勝利而驚惶。為了打敗以色列人，摩押的王巴勒雇用了魔法師巴蘭來詛咒他們。然而，神將巴蘭三次對以色列人的詛咒都化成祝福（</w:t>
-      </w:r>
-      <w:hyperlink r:id="rId81">
-        <w:r>
-          <w:rPr>
-            <w:lang w:val="zh_TW" w:bidi="zh_TW"/>
-          </w:rPr>
-          <w:rPr>
-            <w:color w:val="0000EE"/>
-            <w:u w:val="single"/>
-          </w:rPr>
-          <w:t>民22–24章</w:t>
-        </w:r>
-      </w:hyperlink>
-      <w:r>
-        <w:rPr>
-          <w:lang w:val="zh_TW" w:bidi="zh_TW"/>
-        </w:rPr>
-        <w:t>）。</w:t>
-      </w:r>
-    </w:p>
-    <w:p>
-      <w:pPr/>
-      <w:r>
-        <w:rPr>
-          <w:lang w:val="zh_TW" w:bidi="zh_TW"/>
-        </w:rPr>
-      </w:r>
-      <w:r>
-        <w:rPr>
-          <w:lang w:val="zh_TW" w:bidi="zh_TW"/>
-        </w:rPr>
-        <w:t>雖然巴蘭無法詛咒以色列，他卻建議摩押人引誘以色列人陷入偶像崇拜和不道德的行為，使他們偏離神的心意（</w:t>
-      </w:r>
-      <w:hyperlink r:id="rId82">
-        <w:r>
-          <w:rPr>
-            <w:lang w:val="zh_TW" w:bidi="zh_TW"/>
-          </w:rPr>
-          <w:rPr>
-            <w:color w:val="0000EE"/>
-            <w:u w:val="single"/>
-          </w:rPr>
-          <w:t>民25:1–3</w:t>
-        </w:r>
-      </w:hyperlink>
+          <w:i/>
+          <w:lang w:val="zh_TW" w:bidi="zh_TW"/>
+        </w:rPr>
+        <w:t>另見</w:t>
+      </w:r>
+      <w:r>
+        <w:rPr>
+          <w:lang w:val="zh_TW" w:bidi="zh_TW"/>
+        </w:rPr>
+        <w:t xml:space="preserve"> </w:t>
+      </w:r>
+      <w:r>
+        <w:rPr>
+          <w:lang w:val="zh_TW" w:bidi="zh_TW"/>
+        </w:rPr>
+        <w:t>希伯來書</w:t>
+      </w:r>
       <w:r>
         <w:rPr>
           <w:lang w:val="zh_TW" w:bidi="zh_TW"/>
         </w:rPr>
         <w:t>，</w:t>
       </w:r>
-      <w:hyperlink r:id="rId83">
-        <w:r>
-          <w:rPr>
-            <w:lang w:val="zh_TW" w:bidi="zh_TW"/>
-          </w:rPr>
-          <w:rPr>
-            <w:color w:val="0000EE"/>
-            <w:u w:val="single"/>
-          </w:rPr>
-          <w:t>31:16</w:t>
-        </w:r>
-      </w:hyperlink>
-      <w:r>
-        <w:rPr>
-          <w:lang w:val="zh_TW" w:bidi="zh_TW"/>
-        </w:rPr>
-        <w:t>；</w:t>
-      </w:r>
-      <w:hyperlink r:id="rId84">
-        <w:r>
-          <w:rPr>
-            <w:lang w:val="zh_TW" w:bidi="zh_TW"/>
-          </w:rPr>
-          <w:rPr>
-            <w:color w:val="0000EE"/>
-            <w:u w:val="single"/>
-          </w:rPr>
-          <w:t>彼後2:15</w:t>
-        </w:r>
-      </w:hyperlink>
-      <w:r>
-        <w:rPr>
-          <w:lang w:val="zh_TW" w:bidi="zh_TW"/>
-        </w:rPr>
-        <w:t>；</w:t>
-      </w:r>
-      <w:hyperlink r:id="rId85">
-        <w:r>
-          <w:rPr>
-            <w:lang w:val="zh_TW" w:bidi="zh_TW"/>
-          </w:rPr>
-          <w:rPr>
-            <w:color w:val="0000EE"/>
-            <w:u w:val="single"/>
-          </w:rPr>
-          <w:t>啟2:14</w:t>
-        </w:r>
-      </w:hyperlink>
-      <w:r>
-        <w:rPr>
-          <w:lang w:val="zh_TW" w:bidi="zh_TW"/>
-        </w:rPr>
-        <w:t>）。以色列人聽從這個建議，向摩押的神獻祭，又參與異教崇拜，觸怒了神。神便降下一場瘟疫，殺死了24,000名以色列人（</w:t>
-      </w:r>
-      <w:hyperlink r:id="rId86">
-        <w:r>
-          <w:rPr>
-            <w:lang w:val="zh_TW" w:bidi="zh_TW"/>
-          </w:rPr>
-          <w:rPr>
-            <w:color w:val="0000EE"/>
-            <w:u w:val="single"/>
-          </w:rPr>
-          <w:t>民25:9</w:t>
-        </w:r>
-      </w:hyperlink>
-      <w:r>
-        <w:rPr>
-          <w:lang w:val="zh_TW" w:bidi="zh_TW"/>
-        </w:rPr>
-        <w:t>）。這次事件標誌著以色列首次面臨偶像崇拜的誘惑，預示著他們在迦南將面臨偶像崇拜的問題，他們持續偶像崇拜，最終導致他們的滅亡。</w:t>
-      </w:r>
-    </w:p>
-    <w:p>
-      <w:pPr/>
-      <w:r>
-        <w:rPr>
-          <w:lang w:val="zh_TW" w:bidi="zh_TW"/>
-        </w:rPr>
-      </w:r>
-      <w:r>
-        <w:rPr>
-          <w:lang w:val="zh_TW" w:bidi="zh_TW"/>
-        </w:rPr>
-        <w:t>在瘟疫之後，神指示摩西和以利亞撒進行一次類似四十年前的人口普查。雖然整整一代人在曠野中死去，除了迦勒和約書亞，第一次普查中的所有人都已經死去，但新一代已經成長，新人口普查所得的人口數目幾乎相同。這次普查顯示以色列人有601,730名年齡在20歲或以上適合戰爭的男子（</w:t>
-      </w:r>
-      <w:hyperlink r:id="rId87">
-        <w:r>
-          <w:rPr>
-            <w:lang w:val="zh_TW" w:bidi="zh_TW"/>
-          </w:rPr>
-          <w:rPr>
-            <w:color w:val="0000EE"/>
-            <w:u w:val="single"/>
-          </w:rPr>
-          <w:t>民26:51</w:t>
-        </w:r>
-      </w:hyperlink>
-      <w:r>
-        <w:rPr>
-          <w:lang w:val="zh_TW" w:bidi="zh_TW"/>
-        </w:rPr>
-        <w:t>）。</w:t>
-      </w:r>
-    </w:p>
-    <w:p>
-      <w:pPr/>
-      <w:r>
-        <w:rPr>
-          <w:lang w:val="zh_TW" w:bidi="zh_TW"/>
-        </w:rPr>
-      </w:r>
-      <w:r>
-        <w:rPr>
-          <w:lang w:val="zh_TW" w:bidi="zh_TW"/>
-        </w:rPr>
-        <w:t>神其後命令摩西在以利亞撒、祭司和會眾的見證下，公開任命約書亞為他的繼承者（</w:t>
-      </w:r>
-      <w:hyperlink r:id="rId88">
-        <w:r>
-          <w:rPr>
-            <w:lang w:val="zh_TW" w:bidi="zh_TW"/>
-          </w:rPr>
-          <w:rPr>
-            <w:color w:val="0000EE"/>
-            <w:u w:val="single"/>
-          </w:rPr>
-          <w:t>民27:12–23</w:t>
-        </w:r>
-      </w:hyperlink>
-      <w:r>
-        <w:rPr>
-          <w:lang w:val="zh_TW" w:bidi="zh_TW"/>
-        </w:rPr>
-        <w:t>）。摩西也接到關於節期、獻祭和起誓的指示（</w:t>
-      </w:r>
-      <w:hyperlink r:id="rId89">
-        <w:r>
-          <w:rPr>
-            <w:lang w:val="zh_TW" w:bidi="zh_TW"/>
-          </w:rPr>
-          <w:rPr>
-            <w:color w:val="0000EE"/>
-            <w:u w:val="single"/>
-          </w:rPr>
-          <w:t>民28–30章</w:t>
-        </w:r>
-      </w:hyperlink>
-      <w:r>
-        <w:rPr>
-          <w:lang w:val="zh_TW" w:bidi="zh_TW"/>
-        </w:rPr>
-        <w:t>）。神命令摩西為以色列向米甸人報仇，是他領導的最後一項任務。在這次戰役中，以色列人取得決定性的勝利，殺死了米甸王和巴蘭。</w:t>
-      </w:r>
-    </w:p>
-    <w:p>
-      <w:pPr/>
-      <w:r>
-        <w:rPr>
-          <w:lang w:val="zh_TW" w:bidi="zh_TW"/>
-        </w:rPr>
-      </w:r>
-      <w:r>
-        <w:rPr>
-          <w:lang w:val="zh_TW" w:bidi="zh_TW"/>
-        </w:rPr>
-        <w:t>耶和華又賜給摩西詳細的指示，關於應許之地的邊界，並指定將土地分給各支派的領袖（</w:t>
-      </w:r>
-      <w:hyperlink r:id="rId90">
-        <w:r>
-          <w:rPr>
-            <w:lang w:val="zh_TW" w:bidi="zh_TW"/>
-          </w:rPr>
-          <w:rPr>
-            <w:color w:val="0000EE"/>
-            <w:u w:val="single"/>
-          </w:rPr>
-          <w:t>民34章</w:t>
-        </w:r>
-      </w:hyperlink>
-      <w:r>
-        <w:rPr>
-          <w:lang w:val="zh_TW" w:bidi="zh_TW"/>
-        </w:rPr>
-        <w:t>）。神也給了利未人48座城市，包括六座逃城。這些城市是為了保護那些被控誤殺的人，確保他們在人面前得到公平公正的審訊，而不是遭到報復的傷害（</w:t>
-      </w:r>
-      <w:hyperlink r:id="rId91">
-        <w:r>
-          <w:rPr>
-            <w:lang w:val="zh_TW" w:bidi="zh_TW"/>
-          </w:rPr>
-          <w:rPr>
-            <w:color w:val="0000EE"/>
-            <w:u w:val="single"/>
-          </w:rPr>
-          <w:t>民35章</w:t>
-        </w:r>
-      </w:hyperlink>
-      <w:r>
-        <w:rPr>
-          <w:lang w:val="zh_TW" w:bidi="zh_TW"/>
-        </w:rPr>
-        <w:t>）。</w:t>
-      </w:r>
-    </w:p>
-    <w:p>
-      <w:pPr>
-        <w:pStyle w:val="Heading4"/>
-      </w:pPr>
-      <w:r>
-        <w:rPr>
-          <w:lang w:val="zh_TW" w:bidi="zh_TW"/>
-        </w:rPr>
-        <w:t>摩西之死</w:t>
-      </w:r>
-    </w:p>
-    <w:p>
-      <w:pPr/>
-      <w:r>
-        <w:rPr>
-          <w:lang w:val="zh_TW" w:bidi="zh_TW"/>
-        </w:rPr>
-      </w:r>
-      <w:r>
-        <w:rPr>
-          <w:lang w:val="zh_TW" w:bidi="zh_TW"/>
-        </w:rPr>
-        <w:t>申命記是摩西對以色列人的告別之言，講述他在去世前的最後指示和反思。摩西是這本書中的唯一講者，向聚集的會眾說話，回顧他們在西奈山以來的旅程。他回顧他們過去的失敗，包括38年前拒絕進入應許之地（</w:t>
-      </w:r>
-      <w:hyperlink r:id="rId92">
-        <w:r>
-          <w:rPr>
-            <w:lang w:val="zh_TW" w:bidi="zh_TW"/>
-          </w:rPr>
-          <w:rPr>
-            <w:color w:val="0000EE"/>
-            <w:u w:val="single"/>
-          </w:rPr>
-          <w:t>申2:14</w:t>
-        </w:r>
-      </w:hyperlink>
-      <w:r>
-        <w:rPr>
-          <w:lang w:val="zh_TW" w:bidi="zh_TW"/>
-        </w:rPr>
-        <w:t>）。他憶起他要求過約旦河看那片應許之地。神只允許摩西從毗斯迦山頂觀看應許之地，但不允許他進入。</w:t>
-      </w:r>
-    </w:p>
-    <w:p>
-      <w:pPr/>
-      <w:r>
-        <w:rPr>
-          <w:lang w:val="zh_TW" w:bidi="zh_TW"/>
-        </w:rPr>
-      </w:r>
-      <w:r>
-        <w:rPr>
-          <w:lang w:val="zh_TW" w:bidi="zh_TW"/>
-        </w:rPr>
-        <w:t>摩西利用這個機會，敦促百姓順服神的律法和誡命，強調他們的順服，將為即將進入的應許之地帶來祝福。</w:t>
-      </w:r>
-    </w:p>
-    <w:p>
-      <w:pPr/>
-      <w:r>
-        <w:rPr>
-          <w:lang w:val="zh_TW" w:bidi="zh_TW"/>
-        </w:rPr>
-      </w:r>
-      <w:r>
-        <w:rPr>
-          <w:lang w:val="zh_TW" w:bidi="zh_TW"/>
-        </w:rPr>
-        <w:t>當摩西生命的接近終結時，神指示他和約書亞在會幕見面，約書亞在那裡被正式任命，成為以色列的新領袖（</w:t>
-      </w:r>
-      <w:hyperlink r:id="rId93">
-        <w:r>
-          <w:rPr>
-            <w:lang w:val="zh_TW" w:bidi="zh_TW"/>
-          </w:rPr>
-          <w:rPr>
-            <w:color w:val="0000EE"/>
-            <w:u w:val="single"/>
-          </w:rPr>
-          <w:t>申31:14–23</w:t>
-        </w:r>
-      </w:hyperlink>
-      <w:r>
-        <w:rPr>
-          <w:lang w:val="zh_TW" w:bidi="zh_TW"/>
-        </w:rPr>
-        <w:t>）。在摩西去世之前，他祝福以色列人（</w:t>
-      </w:r>
-      <w:hyperlink r:id="rId94">
-        <w:r>
-          <w:rPr>
-            <w:lang w:val="zh_TW" w:bidi="zh_TW"/>
-          </w:rPr>
-          <w:rPr>
-            <w:color w:val="0000EE"/>
-            <w:u w:val="single"/>
-          </w:rPr>
-          <w:t>申33</w:t>
-        </w:r>
-      </w:hyperlink>
-      <w:r>
-        <w:rPr>
-          <w:lang w:val="zh_TW" w:bidi="zh_TW"/>
-        </w:rPr>
-        <w:t>）。</w:t>
-      </w:r>
-    </w:p>
-    <w:p>
-      <w:pPr/>
-      <w:r>
-        <w:rPr>
-          <w:lang w:val="zh_TW" w:bidi="zh_TW"/>
-        </w:rPr>
-      </w:r>
-      <w:r>
-        <w:rPr>
-          <w:lang w:val="zh_TW" w:bidi="zh_TW"/>
-        </w:rPr>
-        <w:t>然後，摩西登上尼波山，特別是到達毗斯迦的山頂，神向他展示應許之地，雖然神不允許他進入其中。摩西死在那裡，神親自將他埋葬在摩押的一個山谷中，對面就是伯‧毗珥（</w:t>
-      </w:r>
-      <w:hyperlink r:id="rId95">
-        <w:r>
-          <w:rPr>
-            <w:lang w:val="zh_TW" w:bidi="zh_TW"/>
-          </w:rPr>
-          <w:rPr>
-            <w:color w:val="0000EE"/>
-            <w:u w:val="single"/>
-          </w:rPr>
-          <w:t>申34:6</w:t>
-        </w:r>
-      </w:hyperlink>
-      <w:r>
-        <w:rPr>
-          <w:lang w:val="zh_TW" w:bidi="zh_TW"/>
-        </w:rPr>
-        <w:t>）。</w:t>
-      </w:r>
-    </w:p>
-    <w:p>
-      <w:pPr/>
-      <w:r>
-        <w:rPr>
-          <w:lang w:val="zh_TW" w:bidi="zh_TW"/>
-        </w:rPr>
-      </w:r>
-      <w:r>
-        <w:rPr>
-          <w:lang w:val="zh_TW" w:bidi="zh_TW"/>
-        </w:rPr>
-        <w:t>摩西去世時年120歲，以色列人為他的去世哀悼30天。對摩西最後的致敬，反映了他與神獨特的關係：「</w:t>
-      </w:r>
-      <w:r>
-        <w:rPr>
-          <w:lang w:val="zh_TW" w:bidi="zh_TW"/>
-        </w:rPr>
-        <w:t>以後以色列中再沒有興起先知像摩西的。他是耶和華面對面所認識的</w:t>
-      </w:r>
-      <w:r>
-        <w:rPr>
-          <w:lang w:val="zh_TW" w:bidi="zh_TW"/>
-        </w:rPr>
-        <w:t>」（</w:t>
-      </w:r>
-      <w:hyperlink r:id="rId96">
-        <w:r>
-          <w:rPr>
-            <w:lang w:val="zh_TW" w:bidi="zh_TW"/>
-          </w:rPr>
-          <w:rPr>
-            <w:color w:val="0000EE"/>
-            <w:u w:val="single"/>
-          </w:rPr>
-          <w:t>申34:10</w:t>
-        </w:r>
-      </w:hyperlink>
-      <w:r>
-        <w:rPr>
-          <w:lang w:val="zh_TW" w:bidi="zh_TW"/>
-        </w:rPr>
-        <w:t>）。</w:t>
-      </w:r>
-    </w:p>
-    <w:p>
-      <w:pPr>
-        <w:pStyle w:val="Heading3"/>
-      </w:pPr>
-      <w:r>
-        <w:rPr>
-          <w:lang w:val="zh_TW" w:bidi="zh_TW"/>
-        </w:rPr>
-        <w:t>在新約聖經中的摩西</w:t>
-      </w:r>
-    </w:p>
-    <w:p>
-      <w:pPr/>
-      <w:r>
-        <w:rPr>
-          <w:lang w:val="zh_TW" w:bidi="zh_TW"/>
-        </w:rPr>
-      </w:r>
-      <w:r>
-        <w:rPr>
-          <w:lang w:val="zh_TW" w:bidi="zh_TW"/>
-        </w:rPr>
-        <w:t>在新約聖經時代中，所有猶太人和基督徒都認為摩西是摩西五經的作者。一些片語顯示他與聖經的首五本書有關，例如：</w:t>
-      </w:r>
-    </w:p>
-    <w:p>
-      <w:pPr>
-        <w:pStyle w:val="ListBullet"/>
-        <w:spacing w:line="240" w:lineRule="auto"/>
-        <w:ind w:left="720"/>
-      </w:pPr>
-      <w:r>
-        <w:rPr>
-          <w:lang w:val="zh_TW" w:bidi="zh_TW"/>
-        </w:rPr>
-      </w:r>
-      <w:r>
-        <w:rPr>
-          <w:lang w:val="zh_TW" w:bidi="zh_TW"/>
-        </w:rPr>
-        <w:t>「摩西律法」（</w:t>
-      </w:r>
-      <w:hyperlink r:id="rId97">
-        <w:r>
-          <w:rPr>
-            <w:lang w:val="zh_TW" w:bidi="zh_TW"/>
-          </w:rPr>
-          <w:rPr>
-            <w:color w:val="0000EE"/>
-            <w:u w:val="single"/>
-          </w:rPr>
-          <w:t>路2:22</w:t>
-        </w:r>
-      </w:hyperlink>
-      <w:r>
-        <w:rPr>
-          <w:lang w:val="zh_TW" w:bidi="zh_TW"/>
-        </w:rPr>
-        <w:t>）</w:t>
-      </w:r>
-    </w:p>
-    <w:p>
-      <w:pPr>
-        <w:pStyle w:val="ListBullet"/>
-        <w:spacing w:line="240" w:lineRule="auto"/>
-        <w:ind w:left="720"/>
-      </w:pPr>
-      <w:r>
-        <w:rPr>
-          <w:lang w:val="zh_TW" w:bidi="zh_TW"/>
-        </w:rPr>
-      </w:r>
-      <w:r>
-        <w:rPr>
-          <w:lang w:val="zh_TW" w:bidi="zh_TW"/>
-        </w:rPr>
-        <w:t>「</w:t>
-      </w:r>
-      <w:r>
-        <w:rPr>
-          <w:lang w:val="zh_TW" w:bidi="zh_TW"/>
-        </w:rPr>
-        <w:t>摩西為甚麼吩咐</w:t>
-      </w:r>
-      <w:r>
-        <w:rPr>
-          <w:lang w:val="zh_TW" w:bidi="zh_TW"/>
-        </w:rPr>
-        <w:t>」（</w:t>
-      </w:r>
-      <w:hyperlink r:id="rId98">
-        <w:r>
-          <w:rPr>
-            <w:lang w:val="zh_TW" w:bidi="zh_TW"/>
-          </w:rPr>
-          <w:rPr>
-            <w:color w:val="0000EE"/>
-            <w:u w:val="single"/>
-          </w:rPr>
-          <w:t>太19:7</w:t>
-        </w:r>
-      </w:hyperlink>
-      <w:r>
-        <w:rPr>
-          <w:lang w:val="zh_TW" w:bidi="zh_TW"/>
-        </w:rPr>
-        <w:t>）</w:t>
-      </w:r>
-    </w:p>
-    <w:p>
-      <w:pPr>
-        <w:pStyle w:val="ListBullet"/>
-        <w:spacing w:line="240" w:lineRule="auto"/>
-        <w:ind w:left="720"/>
-      </w:pPr>
-      <w:r>
-        <w:rPr>
-          <w:lang w:val="zh_TW" w:bidi="zh_TW"/>
-        </w:rPr>
-      </w:r>
-      <w:r>
-        <w:rPr>
-          <w:lang w:val="zh_TW" w:bidi="zh_TW"/>
-        </w:rPr>
-        <w:t>「摩西說」（</w:t>
-      </w:r>
-      <w:hyperlink r:id="rId99">
-        <w:r>
-          <w:rPr>
-            <w:lang w:val="zh_TW" w:bidi="zh_TW"/>
-          </w:rPr>
-          <w:rPr>
-            <w:color w:val="0000EE"/>
-            <w:u w:val="single"/>
-          </w:rPr>
-          <w:t>可7:10</w:t>
-        </w:r>
-      </w:hyperlink>
-      <w:r>
-        <w:rPr>
-          <w:lang w:val="zh_TW" w:bidi="zh_TW"/>
-        </w:rPr>
-        <w:t>）</w:t>
-      </w:r>
-    </w:p>
-    <w:p>
-      <w:pPr>
-        <w:pStyle w:val="ListBullet"/>
-        <w:spacing w:line="240" w:lineRule="auto"/>
-        <w:ind w:left="720"/>
-      </w:pPr>
-      <w:r>
-        <w:rPr>
-          <w:lang w:val="zh_TW" w:bidi="zh_TW"/>
-        </w:rPr>
-      </w:r>
-      <w:r>
-        <w:rPr>
-          <w:lang w:val="zh_TW" w:bidi="zh_TW"/>
-        </w:rPr>
-        <w:t>「</w:t>
-      </w:r>
-      <w:r>
-        <w:rPr>
-          <w:lang w:val="zh_TW" w:bidi="zh_TW"/>
-        </w:rPr>
-        <w:t>摩西為我們寫着說</w:t>
-      </w:r>
-      <w:r>
-        <w:rPr>
-          <w:lang w:val="zh_TW" w:bidi="zh_TW"/>
-        </w:rPr>
-        <w:t>」 （</w:t>
-      </w:r>
-      <w:hyperlink r:id="rId100">
-        <w:r>
-          <w:rPr>
-            <w:lang w:val="zh_TW" w:bidi="zh_TW"/>
-          </w:rPr>
-          <w:rPr>
-            <w:color w:val="0000EE"/>
-            <w:u w:val="single"/>
-          </w:rPr>
-          <w:t>可12:19</w:t>
-        </w:r>
-      </w:hyperlink>
-      <w:r>
-        <w:rPr>
-          <w:lang w:val="zh_TW" w:bidi="zh_TW"/>
-        </w:rPr>
-        <w:t>）</w:t>
-      </w:r>
-    </w:p>
-    <w:p>
-      <w:pPr/>
-      <w:r>
-        <w:rPr>
-          <w:lang w:val="zh_TW" w:bidi="zh_TW"/>
-        </w:rPr>
-      </w:r>
-      <w:r>
-        <w:rPr>
-          <w:lang w:val="zh_TW" w:bidi="zh_TW"/>
-        </w:rPr>
-        <w:t>他在新約聖經中出現的次數，比其他舊約聖經人物都要多，總共79次。他主要被描述為律法的頒佈者（</w:t>
-      </w:r>
-      <w:hyperlink r:id="rId101">
-        <w:r>
-          <w:rPr>
-            <w:lang w:val="zh_TW" w:bidi="zh_TW"/>
-          </w:rPr>
-          <w:rPr>
-            <w:color w:val="0000EE"/>
-            <w:u w:val="single"/>
-          </w:rPr>
-          <w:t>太8:4</w:t>
-        </w:r>
-      </w:hyperlink>
-      <w:r>
-        <w:rPr>
-          <w:lang w:val="zh_TW" w:bidi="zh_TW"/>
-        </w:rPr>
-        <w:t>；</w:t>
-      </w:r>
-      <w:hyperlink r:id="rId99">
-        <w:r>
-          <w:rPr>
-            <w:lang w:val="zh_TW" w:bidi="zh_TW"/>
-          </w:rPr>
-          <w:rPr>
-            <w:color w:val="0000EE"/>
-            <w:u w:val="single"/>
-          </w:rPr>
-          <w:t>可7:10</w:t>
-        </w:r>
-      </w:hyperlink>
-      <w:r>
-        <w:rPr>
-          <w:lang w:val="zh_TW" w:bidi="zh_TW"/>
-        </w:rPr>
-        <w:t>；</w:t>
-      </w:r>
-      <w:hyperlink r:id="rId102">
-        <w:r>
-          <w:rPr>
-            <w:lang w:val="zh_TW" w:bidi="zh_TW"/>
-          </w:rPr>
-          <w:rPr>
-            <w:color w:val="0000EE"/>
-            <w:u w:val="single"/>
-          </w:rPr>
-          <w:t>約1:17</w:t>
-        </w:r>
-      </w:hyperlink>
-      <w:r>
-        <w:rPr>
-          <w:lang w:val="zh_TW" w:bidi="zh_TW"/>
-        </w:rPr>
-        <w:t>；</w:t>
-      </w:r>
-      <w:hyperlink r:id="rId103">
-        <w:r>
-          <w:rPr>
-            <w:lang w:val="zh_TW" w:bidi="zh_TW"/>
-          </w:rPr>
-          <w:rPr>
-            <w:color w:val="0000EE"/>
-            <w:u w:val="single"/>
-          </w:rPr>
-          <w:t>徒15:1</w:t>
-        </w:r>
-      </w:hyperlink>
-      <w:r>
-        <w:rPr>
-          <w:lang w:val="zh_TW" w:bidi="zh_TW"/>
-        </w:rPr>
-        <w:t>）。他在耶穌的登山變象時出現，代表舊約聖經的律法。以利亞也出現了，代表舊約聖經的先知（</w:t>
-      </w:r>
-      <w:hyperlink r:id="rId104">
-        <w:r>
-          <w:rPr>
-            <w:lang w:val="zh_TW" w:bidi="zh_TW"/>
-          </w:rPr>
-          <w:rPr>
-            <w:color w:val="0000EE"/>
-            <w:u w:val="single"/>
-          </w:rPr>
-          <w:t>太17:1–3</w:t>
-        </w:r>
-      </w:hyperlink>
-      <w:r>
-        <w:rPr>
-          <w:lang w:val="zh_TW" w:bidi="zh_TW"/>
-        </w:rPr>
-        <w:t>）。</w:t>
-      </w:r>
-    </w:p>
-    <w:p>
-      <w:pPr/>
-      <w:r>
-        <w:rPr>
-          <w:lang w:val="zh_TW" w:bidi="zh_TW"/>
-        </w:rPr>
-      </w:r>
-      <w:r>
-        <w:rPr>
-          <w:lang w:val="zh_TW" w:bidi="zh_TW"/>
-        </w:rPr>
-        <w:t>摩西在新約聖經中也被描繪為一位先知。作為先知，他談到了即將來臨的彌賽亞和祂的受苦（</w:t>
-      </w:r>
-      <w:hyperlink r:id="rId105">
-        <w:r>
-          <w:rPr>
-            <w:lang w:val="zh_TW" w:bidi="zh_TW"/>
-          </w:rPr>
-          <w:rPr>
-            <w:color w:val="0000EE"/>
-            <w:u w:val="single"/>
-          </w:rPr>
-          <w:t>路24:25–27</w:t>
-        </w:r>
-      </w:hyperlink>
-      <w:r>
-        <w:rPr>
-          <w:lang w:val="zh_TW" w:bidi="zh_TW"/>
-        </w:rPr>
-        <w:t>；</w:t>
-      </w:r>
-      <w:hyperlink r:id="rId106">
-        <w:r>
-          <w:rPr>
-            <w:lang w:val="zh_TW" w:bidi="zh_TW"/>
-          </w:rPr>
-          <w:rPr>
-            <w:color w:val="0000EE"/>
-            <w:u w:val="single"/>
-          </w:rPr>
-          <w:t>徒3:22</w:t>
-        </w:r>
-      </w:hyperlink>
-      <w:r>
-        <w:rPr>
-          <w:lang w:val="zh_TW" w:bidi="zh_TW"/>
-        </w:rPr>
-        <w:t>）。新約聖經將摩西和耶穌聯繫起來，以展示在新約和舊約之間連貫性。例如：</w:t>
-      </w:r>
-    </w:p>
-    <w:p>
-      <w:pPr>
-        <w:pStyle w:val="ListBullet"/>
-        <w:spacing w:line="240" w:lineRule="auto"/>
-        <w:ind w:left="720"/>
-      </w:pPr>
-      <w:r>
-        <w:rPr>
-          <w:lang w:val="zh_TW" w:bidi="zh_TW"/>
-        </w:rPr>
-      </w:r>
-      <w:r>
-        <w:rPr>
-          <w:lang w:val="zh_TW" w:bidi="zh_TW"/>
-        </w:rPr>
-        <w:t>耶穌誕生的故事與摩西的故事並列，都是神拯救作為嬰兒的他們，逃脫地上統治者的謀殺陰謀（</w:t>
-      </w:r>
-      <w:hyperlink r:id="rId107">
-        <w:r>
-          <w:rPr>
-            <w:lang w:val="zh_TW" w:bidi="zh_TW"/>
-          </w:rPr>
-          <w:rPr>
-            <w:color w:val="0000EE"/>
-            <w:u w:val="single"/>
-          </w:rPr>
-          <w:t>太2:13–18</w:t>
-        </w:r>
-      </w:hyperlink>
-      <w:r>
-        <w:rPr>
-          <w:lang w:val="zh_TW" w:bidi="zh_TW"/>
-        </w:rPr>
-        <w:t>）。</w:t>
-      </w:r>
-    </w:p>
-    <w:p>
-      <w:pPr>
-        <w:pStyle w:val="ListBullet"/>
-        <w:spacing w:line="240" w:lineRule="auto"/>
-        <w:ind w:left="720"/>
-      </w:pPr>
-      <w:r>
-        <w:rPr>
-          <w:lang w:val="zh_TW" w:bidi="zh_TW"/>
-        </w:rPr>
-      </w:r>
-      <w:r>
-        <w:rPr>
-          <w:lang w:val="zh_TW" w:bidi="zh_TW"/>
-        </w:rPr>
-        <w:t>耶穌的登山寶訓反映在西奈山頒佈律法的情景，將祂呈現為神旨意，帶有權威的詮釋者（</w:t>
-      </w:r>
-      <w:hyperlink r:id="rId108">
-        <w:r>
-          <w:rPr>
-            <w:lang w:val="zh_TW" w:bidi="zh_TW"/>
-          </w:rPr>
-          <w:rPr>
-            <w:color w:val="0000EE"/>
-            <w:u w:val="single"/>
-          </w:rPr>
-          <w:t>太5–7章</w:t>
-        </w:r>
-      </w:hyperlink>
-      <w:r>
-        <w:rPr>
-          <w:lang w:val="zh_TW" w:bidi="zh_TW"/>
-        </w:rPr>
-        <w:t>）。</w:t>
-      </w:r>
-    </w:p>
-    <w:p>
-      <w:pPr>
-        <w:pStyle w:val="ListBullet"/>
-        <w:spacing w:line="240" w:lineRule="auto"/>
-        <w:ind w:left="720"/>
-      </w:pPr>
-      <w:r>
-        <w:rPr>
-          <w:lang w:val="zh_TW" w:bidi="zh_TW"/>
-        </w:rPr>
-      </w:r>
-      <w:r>
-        <w:rPr>
-          <w:lang w:val="zh_TW" w:bidi="zh_TW"/>
-        </w:rPr>
-        <w:t>保羅將舊律法，對比加拉太書中與神的新關係。希伯來書的作者，認為摩西頒佈的律法，是為了現在在基督裡使信徒稱義的信心作好準備（</w:t>
-      </w:r>
-      <w:hyperlink r:id="rId109">
-        <w:r>
-          <w:rPr>
-            <w:lang w:val="zh_TW" w:bidi="zh_TW"/>
-          </w:rPr>
-          <w:rPr>
-            <w:color w:val="0000EE"/>
-            <w:u w:val="single"/>
-          </w:rPr>
-          <w:t>希3:5–6</w:t>
-        </w:r>
-      </w:hyperlink>
-      <w:r>
-        <w:rPr>
-          <w:lang w:val="zh_TW" w:bidi="zh_TW"/>
-        </w:rPr>
-        <w:t>；</w:t>
-      </w:r>
-      <w:hyperlink r:id="rId110">
-        <w:r>
-          <w:rPr>
-            <w:lang w:val="zh_TW" w:bidi="zh_TW"/>
-          </w:rPr>
-          <w:rPr>
-            <w:color w:val="0000EE"/>
-            <w:u w:val="single"/>
-          </w:rPr>
-          <w:t>9:11–22</w:t>
-        </w:r>
-      </w:hyperlink>
-      <w:r>
-        <w:rPr>
-          <w:lang w:val="zh_TW" w:bidi="zh_TW"/>
-        </w:rPr>
-        <w:t>）。</w:t>
-      </w:r>
-    </w:p>
-    <w:p>
-      <w:pPr>
-        <w:pStyle w:val="ListBullet"/>
-        <w:spacing w:line="240" w:lineRule="auto"/>
-        <w:ind w:left="720"/>
-      </w:pPr>
-      <w:r>
-        <w:rPr>
-          <w:lang w:val="zh_TW" w:bidi="zh_TW"/>
-        </w:rPr>
-      </w:r>
-      <w:r>
-        <w:rPr>
-          <w:lang w:val="zh_TW" w:bidi="zh_TW"/>
-        </w:rPr>
-        <w:t>約翰福音將藉摩西所給的律法，對比通過耶穌基督而來的恩典和真理（</w:t>
-      </w:r>
-      <w:hyperlink r:id="rId102">
-        <w:r>
-          <w:rPr>
-            <w:lang w:val="zh_TW" w:bidi="zh_TW"/>
-          </w:rPr>
-          <w:rPr>
-            <w:color w:val="0000EE"/>
-            <w:u w:val="single"/>
-          </w:rPr>
-          <w:t>約1:17</w:t>
-        </w:r>
-      </w:hyperlink>
-      <w:r>
-        <w:rPr>
-          <w:lang w:val="zh_TW" w:bidi="zh_TW"/>
-        </w:rPr>
-        <w:t>）。</w:t>
-      </w:r>
-    </w:p>
-    <w:p>
-      <w:pPr>
-        <w:pStyle w:val="ListBullet"/>
-        <w:spacing w:line="240" w:lineRule="auto"/>
-        <w:ind w:left="720"/>
-      </w:pPr>
-      <w:r>
-        <w:rPr>
-          <w:lang w:val="zh_TW" w:bidi="zh_TW"/>
-        </w:rPr>
-      </w:r>
-      <w:r>
-        <w:rPr>
-          <w:lang w:val="zh_TW" w:bidi="zh_TW"/>
-        </w:rPr>
-        <w:t>約翰將曠野中的嗎哪比作耶穌是「生命的糧」（</w:t>
-      </w:r>
-      <w:hyperlink r:id="rId111">
-        <w:r>
-          <w:rPr>
-            <w:lang w:val="zh_TW" w:bidi="zh_TW"/>
-          </w:rPr>
-          <w:rPr>
-            <w:color w:val="0000EE"/>
-            <w:u w:val="single"/>
-          </w:rPr>
-          <w:t>約6:30–35</w:t>
-        </w:r>
-      </w:hyperlink>
-      <w:r>
-        <w:rPr>
-          <w:lang w:val="zh_TW" w:bidi="zh_TW"/>
-        </w:rPr>
-        <w:t>）。</w:t>
-      </w:r>
-    </w:p>
-    <w:p>
-      <w:pPr/>
-      <w:r>
-        <w:rPr>
-          <w:lang w:val="zh_TW" w:bidi="zh_TW"/>
-        </w:rPr>
-      </w:r>
-      <w:r>
-        <w:rPr>
-          <w:lang w:val="zh_TW" w:bidi="zh_TW"/>
-        </w:rPr>
-        <w:t>其它提到摩西或與相關事件的地方包括：</w:t>
-      </w:r>
-    </w:p>
-    <w:p>
-      <w:pPr>
-        <w:pStyle w:val="ListBullet"/>
-        <w:spacing w:line="240" w:lineRule="auto"/>
-        <w:ind w:left="720"/>
-      </w:pPr>
-      <w:r>
-        <w:rPr>
-          <w:lang w:val="zh_TW" w:bidi="zh_TW"/>
-        </w:rPr>
-      </w:r>
-      <w:r>
-        <w:rPr>
-          <w:lang w:val="zh_TW" w:bidi="zh_TW"/>
-        </w:rPr>
-        <w:t>摩西出生（</w:t>
-      </w:r>
-      <w:hyperlink r:id="rId112">
-        <w:r>
-          <w:rPr>
-            <w:lang w:val="zh_TW" w:bidi="zh_TW"/>
-          </w:rPr>
-          <w:rPr>
-            <w:color w:val="0000EE"/>
-            <w:u w:val="single"/>
-          </w:rPr>
-          <w:t>徒7:20</w:t>
-        </w:r>
-      </w:hyperlink>
-      <w:r>
-        <w:rPr>
-          <w:lang w:val="zh_TW" w:bidi="zh_TW"/>
-        </w:rPr>
-        <w:t>；</w:t>
-      </w:r>
-      <w:hyperlink r:id="rId113">
-        <w:r>
-          <w:rPr>
-            <w:lang w:val="zh_TW" w:bidi="zh_TW"/>
-          </w:rPr>
-          <w:rPr>
-            <w:color w:val="0000EE"/>
-            <w:u w:val="single"/>
-          </w:rPr>
-          <w:t>來11:23</w:t>
-        </w:r>
-      </w:hyperlink>
-      <w:r>
-        <w:rPr>
-          <w:lang w:val="zh_TW" w:bidi="zh_TW"/>
-        </w:rPr>
-        <w:t>）</w:t>
-      </w:r>
-    </w:p>
-    <w:p>
-      <w:pPr>
-        <w:pStyle w:val="ListBullet"/>
-        <w:spacing w:line="240" w:lineRule="auto"/>
-        <w:ind w:left="720"/>
-      </w:pPr>
-      <w:r>
-        <w:rPr>
-          <w:lang w:val="zh_TW" w:bidi="zh_TW"/>
-        </w:rPr>
-      </w:r>
-      <w:r>
-        <w:rPr>
-          <w:lang w:val="zh_TW" w:bidi="zh_TW"/>
-        </w:rPr>
-        <w:t>燃燒的荊棘（</w:t>
-      </w:r>
-      <w:hyperlink r:id="rId114">
-        <w:r>
-          <w:rPr>
-            <w:lang w:val="zh_TW" w:bidi="zh_TW"/>
-          </w:rPr>
-          <w:rPr>
-            <w:color w:val="0000EE"/>
-            <w:u w:val="single"/>
-          </w:rPr>
-          <w:t>路20:37</w:t>
-        </w:r>
-      </w:hyperlink>
-      <w:r>
-        <w:rPr>
-          <w:lang w:val="zh_TW" w:bidi="zh_TW"/>
-        </w:rPr>
-        <w:t>）</w:t>
-      </w:r>
-    </w:p>
-    <w:p>
-      <w:pPr>
-        <w:pStyle w:val="ListBullet"/>
-        <w:spacing w:line="240" w:lineRule="auto"/>
-        <w:ind w:left="720"/>
-      </w:pPr>
-      <w:r>
-        <w:rPr>
-          <w:lang w:val="zh_TW" w:bidi="zh_TW"/>
-        </w:rPr>
-      </w:r>
-      <w:r>
-        <w:rPr>
-          <w:lang w:val="zh_TW" w:bidi="zh_TW"/>
-        </w:rPr>
-        <w:t>埃及的術士和假教師（</w:t>
-      </w:r>
-      <w:hyperlink r:id="rId115">
-        <w:r>
-          <w:rPr>
-            <w:lang w:val="zh_TW" w:bidi="zh_TW"/>
-          </w:rPr>
-          <w:rPr>
-            <w:color w:val="0000EE"/>
-            <w:u w:val="single"/>
-          </w:rPr>
-          <w:t>提後3:8</w:t>
-        </w:r>
-      </w:hyperlink>
-      <w:r>
-        <w:rPr>
-          <w:lang w:val="zh_TW" w:bidi="zh_TW"/>
-        </w:rPr>
-        <w:t>）</w:t>
-      </w:r>
-    </w:p>
-    <w:p>
-      <w:pPr>
-        <w:pStyle w:val="ListBullet"/>
-        <w:spacing w:line="240" w:lineRule="auto"/>
-        <w:ind w:left="720"/>
-      </w:pPr>
-      <w:r>
-        <w:rPr>
-          <w:lang w:val="zh_TW" w:bidi="zh_TW"/>
-        </w:rPr>
-      </w:r>
-      <w:r>
-        <w:rPr>
-          <w:lang w:val="zh_TW" w:bidi="zh_TW"/>
-        </w:rPr>
-        <w:t>逾越節（</w:t>
-      </w:r>
-      <w:hyperlink r:id="rId116">
-        <w:r>
-          <w:rPr>
-            <w:lang w:val="zh_TW" w:bidi="zh_TW"/>
-          </w:rPr>
-          <w:rPr>
-            <w:color w:val="0000EE"/>
-            <w:u w:val="single"/>
-          </w:rPr>
-          <w:t>來11:28</w:t>
-        </w:r>
-      </w:hyperlink>
-      <w:r>
-        <w:rPr>
-          <w:lang w:val="zh_TW" w:bidi="zh_TW"/>
-        </w:rPr>
-        <w:t>）</w:t>
-      </w:r>
-    </w:p>
-    <w:p>
-      <w:pPr>
-        <w:pStyle w:val="ListBullet"/>
-        <w:spacing w:line="240" w:lineRule="auto"/>
-        <w:ind w:left="720"/>
-      </w:pPr>
-      <w:r>
-        <w:rPr>
-          <w:lang w:val="zh_TW" w:bidi="zh_TW"/>
-        </w:rPr>
-      </w:r>
-      <w:r>
-        <w:rPr>
-          <w:lang w:val="zh_TW" w:bidi="zh_TW"/>
-        </w:rPr>
-        <w:t>出埃及（</w:t>
-      </w:r>
-      <w:hyperlink r:id="rId117">
-        <w:r>
-          <w:rPr>
-            <w:lang w:val="zh_TW" w:bidi="zh_TW"/>
-          </w:rPr>
-          <w:rPr>
-            <w:color w:val="0000EE"/>
-            <w:u w:val="single"/>
-          </w:rPr>
-          <w:t>來3:16</w:t>
-        </w:r>
-      </w:hyperlink>
-      <w:r>
-        <w:rPr>
-          <w:lang w:val="zh_TW" w:bidi="zh_TW"/>
-        </w:rPr>
-        <w:t>）</w:t>
-      </w:r>
-    </w:p>
-    <w:p>
-      <w:pPr>
-        <w:pStyle w:val="ListBullet"/>
-        <w:spacing w:line="240" w:lineRule="auto"/>
-        <w:ind w:left="720"/>
-      </w:pPr>
-      <w:r>
-        <w:rPr>
-          <w:lang w:val="zh_TW" w:bidi="zh_TW"/>
-        </w:rPr>
-      </w:r>
-      <w:r>
-        <w:rPr>
-          <w:lang w:val="zh_TW" w:bidi="zh_TW"/>
-        </w:rPr>
-        <w:t>過紅海（</w:t>
-      </w:r>
-      <w:hyperlink r:id="rId118">
-        <w:r>
-          <w:rPr>
-            <w:lang w:val="zh_TW" w:bidi="zh_TW"/>
-          </w:rPr>
-          <w:rPr>
-            <w:color w:val="0000EE"/>
-            <w:u w:val="single"/>
-          </w:rPr>
-          <w:t>林前10:2</w:t>
-        </w:r>
-      </w:hyperlink>
-      <w:r>
-        <w:rPr>
-          <w:lang w:val="zh_TW" w:bidi="zh_TW"/>
-        </w:rPr>
-        <w:t>）</w:t>
-      </w:r>
-    </w:p>
-    <w:p>
-      <w:pPr>
-        <w:pStyle w:val="ListBullet"/>
-        <w:spacing w:line="240" w:lineRule="auto"/>
-        <w:ind w:left="720"/>
-      </w:pPr>
-      <w:r>
-        <w:rPr>
-          <w:lang w:val="zh_TW" w:bidi="zh_TW"/>
-        </w:rPr>
-      </w:r>
-      <w:r>
-        <w:rPr>
-          <w:lang w:val="zh_TW" w:bidi="zh_TW"/>
-        </w:rPr>
-        <w:t>西奈盟約中的贖罪祭和耶穌獻上的寶血（</w:t>
-      </w:r>
-      <w:hyperlink r:id="rId119">
-        <w:r>
-          <w:rPr>
-            <w:lang w:val="zh_TW" w:bidi="zh_TW"/>
-          </w:rPr>
-          <w:rPr>
-            <w:color w:val="0000EE"/>
-            <w:u w:val="single"/>
-          </w:rPr>
-          <w:t>太26:28</w:t>
-        </w:r>
-      </w:hyperlink>
-      <w:r>
-        <w:rPr>
-          <w:lang w:val="zh_TW" w:bidi="zh_TW"/>
-        </w:rPr>
-        <w:t>）</w:t>
-      </w:r>
-    </w:p>
-    <w:p>
-      <w:pPr>
-        <w:pStyle w:val="ListBullet"/>
-        <w:spacing w:line="240" w:lineRule="auto"/>
-        <w:ind w:left="720"/>
-      </w:pPr>
-      <w:r>
-        <w:rPr>
-          <w:lang w:val="zh_TW" w:bidi="zh_TW"/>
-        </w:rPr>
-      </w:r>
-      <w:r>
-        <w:rPr>
-          <w:lang w:val="zh_TW" w:bidi="zh_TW"/>
-        </w:rPr>
-        <w:t>嗎哪與靈食（</w:t>
-      </w:r>
-      <w:hyperlink r:id="rId120">
-        <w:r>
-          <w:rPr>
-            <w:lang w:val="zh_TW" w:bidi="zh_TW"/>
-          </w:rPr>
-          <w:rPr>
-            <w:color w:val="0000EE"/>
-            <w:u w:val="single"/>
-          </w:rPr>
-          <w:t>林前10:3</w:t>
-        </w:r>
-      </w:hyperlink>
-      <w:r>
-        <w:rPr>
-          <w:lang w:val="zh_TW" w:bidi="zh_TW"/>
-        </w:rPr>
-        <w:t>）</w:t>
-      </w:r>
-    </w:p>
-    <w:p>
-      <w:pPr>
-        <w:pStyle w:val="ListBullet"/>
-        <w:spacing w:line="240" w:lineRule="auto"/>
-        <w:ind w:left="720"/>
-      </w:pPr>
-      <w:r>
-        <w:rPr>
-          <w:lang w:val="zh_TW" w:bidi="zh_TW"/>
-        </w:rPr>
-      </w:r>
-      <w:r>
-        <w:rPr>
-          <w:lang w:val="zh_TW" w:bidi="zh_TW"/>
-        </w:rPr>
-        <w:t>摩西臉上的榮光（</w:t>
-      </w:r>
-      <w:hyperlink r:id="rId121">
-        <w:r>
-          <w:rPr>
-            <w:lang w:val="zh_TW" w:bidi="zh_TW"/>
-          </w:rPr>
-          <w:rPr>
-            <w:color w:val="0000EE"/>
-            <w:u w:val="single"/>
-          </w:rPr>
-          <w:t>林後3:7–18</w:t>
-        </w:r>
-      </w:hyperlink>
-      <w:r>
-        <w:rPr>
-          <w:lang w:val="zh_TW" w:bidi="zh_TW"/>
-        </w:rPr>
-        <w:t>）</w:t>
-      </w:r>
-    </w:p>
-    <w:p>
-      <w:pPr>
-        <w:pStyle w:val="ListBullet"/>
-        <w:spacing w:line="240" w:lineRule="auto"/>
-        <w:ind w:left="720"/>
-      </w:pPr>
-      <w:r>
-        <w:rPr>
-          <w:lang w:val="zh_TW" w:bidi="zh_TW"/>
-        </w:rPr>
-      </w:r>
-      <w:r>
-        <w:rPr>
-          <w:lang w:val="zh_TW" w:bidi="zh_TW"/>
-        </w:rPr>
-        <w:t>從磐石流出的水與靈水（</w:t>
-      </w:r>
-      <w:hyperlink r:id="rId122">
-        <w:r>
-          <w:rPr>
-            <w:lang w:val="zh_TW" w:bidi="zh_TW"/>
-          </w:rPr>
-          <w:rPr>
-            <w:color w:val="0000EE"/>
-            <w:u w:val="single"/>
-          </w:rPr>
-          <w:t>林前10:4</w:t>
-        </w:r>
-      </w:hyperlink>
-      <w:r>
-        <w:rPr>
-          <w:lang w:val="zh_TW" w:bidi="zh_TW"/>
-        </w:rPr>
-        <w:t>）</w:t>
-      </w:r>
-    </w:p>
-    <w:p>
-      <w:pPr>
-        <w:pStyle w:val="ListBullet"/>
-        <w:spacing w:line="240" w:lineRule="auto"/>
-        <w:ind w:left="720"/>
-      </w:pPr>
-      <w:r>
-        <w:rPr>
-          <w:lang w:val="zh_TW" w:bidi="zh_TW"/>
-        </w:rPr>
-      </w:r>
-      <w:r>
-        <w:rPr>
-          <w:lang w:val="zh_TW" w:bidi="zh_TW"/>
-        </w:rPr>
-        <w:t>銅蛇與人子被舉起（</w:t>
-      </w:r>
-      <w:hyperlink r:id="rId123">
-        <w:r>
-          <w:rPr>
-            <w:lang w:val="zh_TW" w:bidi="zh_TW"/>
-          </w:rPr>
-          <w:rPr>
-            <w:color w:val="0000EE"/>
-            <w:u w:val="single"/>
-          </w:rPr>
-          <w:t>約3:14</w:t>
-        </w:r>
-      </w:hyperlink>
-      <w:r>
-        <w:rPr>
-          <w:lang w:val="zh_TW" w:bidi="zh_TW"/>
-        </w:rPr>
-        <w:t>）</w:t>
-      </w:r>
-    </w:p>
-    <w:p>
-      <w:pPr>
-        <w:pStyle w:val="ListBullet"/>
-        <w:spacing w:line="240" w:lineRule="auto"/>
-        <w:ind w:left="720"/>
-      </w:pPr>
-      <w:r>
-        <w:rPr>
-          <w:lang w:val="zh_TW" w:bidi="zh_TW"/>
-        </w:rPr>
-      </w:r>
-      <w:r>
-        <w:rPr>
-          <w:lang w:val="zh_TW" w:bidi="zh_TW"/>
-        </w:rPr>
-        <w:t>摩西之歌和</w:t>
-      </w:r>
-      <w:r>
-        <w:rPr>
-          <w:lang w:val="zh_TW" w:bidi="zh_TW"/>
-        </w:rPr>
-        <w:t>羔羊之歌</w:t>
-      </w:r>
-      <w:r>
-        <w:rPr>
-          <w:lang w:val="zh_TW" w:bidi="zh_TW"/>
-        </w:rPr>
-        <w:t>（</w:t>
-      </w:r>
-      <w:hyperlink r:id="rId124">
-        <w:r>
-          <w:rPr>
-            <w:lang w:val="zh_TW" w:bidi="zh_TW"/>
-          </w:rPr>
-          <w:rPr>
-            <w:color w:val="0000EE"/>
-            <w:u w:val="single"/>
-          </w:rPr>
-          <w:t>啟15:3</w:t>
-        </w:r>
-      </w:hyperlink>
-      <w:r>
-        <w:rPr>
-          <w:lang w:val="zh_TW" w:bidi="zh_TW"/>
-        </w:rPr>
-        <w:t>）</w:t>
-      </w:r>
-    </w:p>
-    <w:p>
-      <w:pPr/>
-      <w:r>
-        <w:rPr>
-          <w:lang w:val="zh_TW" w:bidi="zh_TW"/>
-        </w:rPr>
-      </w:r>
-      <w:r>
-        <w:rPr>
-          <w:i/>
-          <w:lang w:val="zh_TW" w:bidi="zh_TW"/>
-        </w:rPr>
-        <w:t>另見</w:t>
-      </w:r>
-      <w:r>
-        <w:rPr>
-          <w:lang w:val="zh_TW" w:bidi="zh_TW"/>
-        </w:rPr>
-        <w:t xml:space="preserve"> </w:t>
-      </w:r>
-      <w:r>
-        <w:rPr>
-          <w:lang w:val="zh_TW" w:bidi="zh_TW"/>
-        </w:rPr>
-        <w:t>埃及、埃及人</w:t>
-      </w:r>
-      <w:r>
-        <w:rPr>
-          <w:lang w:val="zh_TW" w:bidi="zh_TW"/>
-        </w:rPr>
-        <w:t>；</w:t>
-      </w:r>
-      <w:r>
-        <w:rPr>
-          <w:lang w:val="zh_TW" w:bidi="zh_TW"/>
-        </w:rPr>
-        <w:t>出埃及</w:t>
-      </w:r>
-      <w:r>
-        <w:rPr>
-          <w:lang w:val="zh_TW" w:bidi="zh_TW"/>
-        </w:rPr>
-        <w:t>；</w:t>
-      </w:r>
-      <w:r>
-        <w:rPr>
-          <w:lang w:val="zh_TW" w:bidi="zh_TW"/>
-        </w:rPr>
-        <w:t>以色列的歷史</w:t>
-      </w:r>
-      <w:r>
-        <w:rPr>
-          <w:lang w:val="zh_TW" w:bidi="zh_TW"/>
-        </w:rPr>
-        <w:t>；</w:t>
-      </w:r>
-      <w:r>
-        <w:rPr>
-          <w:lang w:val="zh_TW" w:bidi="zh_TW"/>
-        </w:rPr>
-        <w:t>埃及十災</w:t>
-      </w:r>
-      <w:r>
-        <w:rPr>
-          <w:lang w:val="zh_TW" w:bidi="zh_TW"/>
-        </w:rPr>
-        <w:t>；</w:t>
-      </w:r>
-      <w:r>
-        <w:rPr>
-          <w:lang w:val="zh_TW" w:bidi="zh_TW"/>
-        </w:rPr>
-        <w:t>祭司與利未人</w:t>
-      </w:r>
-      <w:r>
-        <w:rPr>
-          <w:lang w:val="zh_TW" w:bidi="zh_TW"/>
-        </w:rPr>
-        <w:t>；</w:t>
-      </w:r>
-      <w:r>
-        <w:rPr>
-          <w:lang w:val="zh_TW" w:bidi="zh_TW"/>
-        </w:rPr>
-        <w:t>會幕</w:t>
-      </w:r>
-      <w:r>
-        <w:rPr>
-          <w:lang w:val="zh_TW" w:bidi="zh_TW"/>
-        </w:rPr>
-        <w:t>；</w:t>
-      </w:r>
-      <w:r>
-        <w:rPr>
-          <w:lang w:val="zh_TW" w:bidi="zh_TW"/>
-        </w:rPr>
-        <w:t>聖殿</w:t>
-      </w:r>
-      <w:r>
-        <w:rPr>
-          <w:lang w:val="zh_TW" w:bidi="zh_TW"/>
-        </w:rPr>
-        <w:t>；</w:t>
-      </w:r>
-      <w:r>
-        <w:rPr>
-          <w:lang w:val="zh_TW" w:bidi="zh_TW"/>
-        </w:rPr>
-        <w:t>十誡</w:t>
-      </w:r>
-      <w:r>
-        <w:rPr>
-          <w:lang w:val="zh_TW" w:bidi="zh_TW"/>
-        </w:rPr>
-        <w:t>；</w:t>
-      </w:r>
-      <w:r>
-        <w:rPr>
-          <w:lang w:val="zh_TW" w:bidi="zh_TW"/>
-        </w:rPr>
-        <w:t>曠野漂流</w:t>
+      <w:r>
+        <w:rPr>
+          <w:lang w:val="zh_TW" w:bidi="zh_TW"/>
+        </w:rPr>
+        <w:t>祭司和利未人</w:t>
       </w:r>
       <w:r>
         <w:rPr>
@@ -7146,12 +3198,6 @@
     <w:abstractNumId w:val="11"/>
   </w:num>
   <w:num w:numId="14">
-    <w:abstractNumId w:val="3"/>
-    <w:lvlOverride w:ilvl="0">
-      <w:startOverride w:val="1"/>
-    </w:lvlOverride>
-  </w:num>
-  <w:num w:numId="15">
     <w:abstractNumId w:val="3"/>
     <w:lvlOverride w:ilvl="0">
       <w:startOverride w:val="1"/>

--- a/zht/docx/093.content.docx
+++ b/zht/docx/093.content.docx
@@ -19,7 +19,7 @@
         <w:rPr>
           <w:lang w:val="zh_TW" w:bidi="zh_TW"/>
         </w:rPr>
-        <w:t>Resource: Tyndale Open Bible Dictionary</w:t>
+        <w:t>Resource: Aquifer Open Bible Dictionary</w:t>
       </w:r>
       <w:r>
         <w:rPr>
@@ -112,7 +112,7 @@
         <w:rPr>
           <w:lang w:val="zh_TW" w:bidi="zh_TW"/>
         </w:rPr>
-        <w:t>Tyndale Open Bible Dictionary</w:t>
+        <w:t>Aquifer Open Bible Dictionary</w:t>
       </w:r>
     </w:p>
     <w:p>

--- a/zht/docx/093.content.docx
+++ b/zht/docx/093.content.docx
@@ -149,7 +149,7 @@
         <w:rPr>
           <w:lang w:val="zh_TW" w:bidi="zh_TW"/>
         </w:rPr>
-        <w:t>lu</w:t>
+        <w:t>liu</w:t>
       </w:r>
       <w:r>
         <w:rPr>
@@ -212,23 +212,184 @@
         <w:rPr>
           <w:lang w:val="zh_TW" w:bidi="zh_TW"/>
         </w:rPr>
-        <w:t>路得記</w:t>
-      </w:r>
-      <w:r>
-        <w:rPr>
-          <w:lang w:val="zh_TW" w:bidi="zh_TW"/>
-        </w:rPr>
-      </w:r>
-    </w:p>
-    <w:p>
-      <w:pPr>
-        <w:pStyle w:val="Heading3"/>
-      </w:pPr>
-      <w:r>
-        <w:rPr>
-          <w:lang w:val="zh_TW" w:bidi="zh_TW"/>
-        </w:rPr>
-        <w:t>概述</w:t>
+        <w:t>流產</w:t>
+      </w:r>
+      <w:r>
+        <w:rPr>
+          <w:lang w:val="zh_TW" w:bidi="zh_TW"/>
+        </w:rPr>
+      </w:r>
+    </w:p>
+    <w:p>
+      <w:pPr/>
+      <w:r>
+        <w:rPr>
+          <w:lang w:val="zh_TW" w:bidi="zh_TW"/>
+        </w:rPr>
+      </w:r>
+      <w:r>
+        <w:rPr>
+          <w:lang w:val="zh_TW" w:bidi="zh_TW"/>
+        </w:rPr>
+        <w:t>指胎兒在尚未能於母體外存活之前，自然死亡而終止妊娠的情況。流產可能發生在動物或人的懷孕過程中（</w:t>
+      </w:r>
+      <w:hyperlink r:id="rId13">
+        <w:r>
+          <w:rPr>
+            <w:lang w:val="zh_TW" w:bidi="zh_TW"/>
+          </w:rPr>
+          <w:rPr>
+            <w:color w:val="0000EE"/>
+            <w:u w:val="single"/>
+          </w:rPr>
+          <w:t>創31:38</w:t>
+        </w:r>
+      </w:hyperlink>
+      <w:r>
+        <w:rPr>
+          <w:lang w:val="zh_TW" w:bidi="zh_TW"/>
+        </w:rPr>
+        <w:t>；</w:t>
+      </w:r>
+      <w:hyperlink r:id="rId14">
+        <w:r>
+          <w:rPr>
+            <w:lang w:val="zh_TW" w:bidi="zh_TW"/>
+          </w:rPr>
+          <w:rPr>
+            <w:color w:val="0000EE"/>
+            <w:u w:val="single"/>
+          </w:rPr>
+          <w:t>伯3:16</w:t>
+        </w:r>
+      </w:hyperlink>
+      <w:r>
+        <w:rPr>
+          <w:lang w:val="zh_TW" w:bidi="zh_TW"/>
+        </w:rPr>
+        <w:t>，</w:t>
+      </w:r>
+      <w:hyperlink r:id="rId15">
+        <w:r>
+          <w:rPr>
+            <w:lang w:val="zh_TW" w:bidi="zh_TW"/>
+          </w:rPr>
+          <w:rPr>
+            <w:color w:val="0000EE"/>
+            <w:u w:val="single"/>
+          </w:rPr>
+          <w:t>21:10</w:t>
+        </w:r>
+      </w:hyperlink>
+      <w:r>
+        <w:rPr>
+          <w:lang w:val="zh_TW" w:bidi="zh_TW"/>
+        </w:rPr>
+        <w:t>；</w:t>
+      </w:r>
+      <w:hyperlink r:id="rId16">
+        <w:r>
+          <w:rPr>
+            <w:lang w:val="zh_TW" w:bidi="zh_TW"/>
+          </w:rPr>
+          <w:rPr>
+            <w:color w:val="0000EE"/>
+            <w:u w:val="single"/>
+          </w:rPr>
+          <w:t>何9:14</w:t>
+        </w:r>
+      </w:hyperlink>
+      <w:r>
+        <w:rPr>
+          <w:lang w:val="zh_TW" w:bidi="zh_TW"/>
+        </w:rPr>
+        <w:t>）。問題的重點不在於無法懷孕，而是在於難以把胎兒懷到足月。「胎墜」這個咒詛，表示婦人不能生育兒女（</w:t>
+      </w:r>
+      <w:hyperlink r:id="rId16">
+        <w:r>
+          <w:rPr>
+            <w:lang w:val="zh_TW" w:bidi="zh_TW"/>
+          </w:rPr>
+          <w:rPr>
+            <w:color w:val="0000EE"/>
+            <w:u w:val="single"/>
+          </w:rPr>
+          <w:t>何9:14</w:t>
+        </w:r>
+      </w:hyperlink>
+      <w:r>
+        <w:rPr>
+          <w:lang w:val="zh_TW" w:bidi="zh_TW"/>
+        </w:rPr>
+        <w:t>）。神的祝福則使人能順利懷孕、生產，並享長壽（</w:t>
+      </w:r>
+      <w:hyperlink r:id="rId17">
+        <w:r>
+          <w:rPr>
+            <w:lang w:val="zh_TW" w:bidi="zh_TW"/>
+          </w:rPr>
+          <w:rPr>
+            <w:color w:val="0000EE"/>
+            <w:u w:val="single"/>
+          </w:rPr>
+          <w:t>出23:26</w:t>
+        </w:r>
+      </w:hyperlink>
+      <w:r>
+        <w:rPr>
+          <w:lang w:val="zh_TW" w:bidi="zh_TW"/>
+        </w:rPr>
+        <w:t>）。</w:t>
+      </w:r>
+    </w:p>
+    <w:p>
+      <w:pPr/>
+      <w:r>
+        <w:rPr>
+          <w:lang w:val="zh_TW" w:bidi="zh_TW"/>
+        </w:rPr>
+      </w:r>
+      <w:r>
+        <w:rPr>
+          <w:lang w:val="zh_TW" w:bidi="zh_TW"/>
+        </w:rPr>
+        <w:t>流產的關鍵在於胎兒過早離開母體，也就是聖經所說的「未見天日的胎」（</w:t>
+      </w:r>
+      <w:hyperlink r:id="rId18">
+        <w:r>
+          <w:rPr>
+            <w:lang w:val="zh_TW" w:bidi="zh_TW"/>
+          </w:rPr>
+          <w:rPr>
+            <w:color w:val="0000EE"/>
+            <w:u w:val="single"/>
+          </w:rPr>
+          <w:t>詩58:8</w:t>
+        </w:r>
+      </w:hyperlink>
+      <w:r>
+        <w:rPr>
+          <w:lang w:val="zh_TW" w:bidi="zh_TW"/>
+        </w:rPr>
+        <w:t>；</w:t>
+      </w:r>
+      <w:hyperlink r:id="rId14">
+        <w:r>
+          <w:rPr>
+            <w:lang w:val="zh_TW" w:bidi="zh_TW"/>
+          </w:rPr>
+          <w:rPr>
+            <w:color w:val="0000EE"/>
+            <w:u w:val="single"/>
+          </w:rPr>
+          <w:t>伯3:16</w:t>
+        </w:r>
+      </w:hyperlink>
+      <w:r>
+        <w:rPr>
+          <w:lang w:val="zh_TW" w:bidi="zh_TW"/>
+        </w:rPr>
+        <w:t>）。雖然流產可能有許多原因，但聖經特別提到兩種情況：</w:t>
       </w:r>
     </w:p>
     <w:p>
@@ -246,7 +407,25 @@
         <w:rPr>
           <w:lang w:val="zh_TW" w:bidi="zh_TW"/>
         </w:rPr>
-        <w:t>路得記是誰寫的？何時寫成？</w:t>
+        <w:t>疏於照料懷孕的牲畜（</w:t>
+      </w:r>
+      <w:hyperlink r:id="rId13">
+        <w:r>
+          <w:rPr>
+            <w:lang w:val="zh_TW" w:bidi="zh_TW"/>
+          </w:rPr>
+          <w:rPr>
+            <w:color w:val="0000EE"/>
+            <w:u w:val="single"/>
+          </w:rPr>
+          <w:t>創31:38</w:t>
+        </w:r>
+      </w:hyperlink>
+      <w:r>
+        <w:rPr>
+          <w:lang w:val="zh_TW" w:bidi="zh_TW"/>
+        </w:rPr>
+        <w:t>），以及</w:t>
       </w:r>
     </w:p>
     <w:p>
@@ -264,54 +443,25 @@
         <w:rPr>
           <w:lang w:val="zh_TW" w:bidi="zh_TW"/>
         </w:rPr>
-        <w:t>路得記為何而寫？</w:t>
-      </w:r>
-    </w:p>
-    <w:p>
-      <w:pPr>
-        <w:pStyle w:val="ListBullet"/>
-        <w:spacing w:line="240" w:lineRule="auto"/>
-        <w:ind w:left="720"/>
-      </w:pPr>
-      <w:r>
-        <w:rPr>
-          <w:lang w:val="zh_TW" w:bidi="zh_TW"/>
-        </w:rPr>
-      </w:r>
-      <w:r>
-        <w:rPr>
-          <w:lang w:val="zh_TW" w:bidi="zh_TW"/>
-        </w:rPr>
-        <w:t>路得記的內容是什麼？</w:t>
-      </w:r>
-    </w:p>
-    <w:p>
-      <w:pPr>
-        <w:pStyle w:val="ListBullet"/>
-        <w:spacing w:line="240" w:lineRule="auto"/>
-        <w:ind w:left="720"/>
-      </w:pPr>
-      <w:r>
-        <w:rPr>
-          <w:lang w:val="zh_TW" w:bidi="zh_TW"/>
-        </w:rPr>
-      </w:r>
-      <w:r>
-        <w:rPr>
-          <w:lang w:val="zh_TW" w:bidi="zh_TW"/>
-        </w:rPr>
-        <w:t>路得記的信息是什麼？</w:t>
-      </w:r>
-    </w:p>
-    <w:p>
-      <w:pPr>
-        <w:pStyle w:val="Heading3"/>
-      </w:pPr>
-      <w:r>
-        <w:rPr>
-          <w:lang w:val="zh_TW" w:bidi="zh_TW"/>
-        </w:rPr>
-        <w:t>路得記是誰寫的？何時寫成？</w:t>
+        <w:t>孕婦受到身體傷害（</w:t>
+      </w:r>
+      <w:hyperlink r:id="rId19">
+        <w:r>
+          <w:rPr>
+            <w:lang w:val="zh_TW" w:bidi="zh_TW"/>
+          </w:rPr>
+          <w:rPr>
+            <w:color w:val="0000EE"/>
+            <w:u w:val="single"/>
+          </w:rPr>
+          <w:t>出21:22</w:t>
+        </w:r>
+      </w:hyperlink>
+      <w:r>
+        <w:rPr>
+          <w:lang w:val="zh_TW" w:bidi="zh_TW"/>
+        </w:rPr>
+        <w:t>）。</w:t>
       </w:r>
     </w:p>
     <w:p>
@@ -321,11 +471,41 @@
           <w:lang w:val="zh_TW" w:bidi="zh_TW"/>
         </w:rPr>
       </w:r>
-      <w:r>
-        <w:rPr>
-          <w:lang w:val="zh_TW" w:bidi="zh_TW"/>
-        </w:rPr>
-        <w:t>這卷書的作者不詳。誰寫這卷書與寫作時間有關。經文中的一些線索能幫助我們回答這個問題。</w:t>
+      <w:hyperlink r:id="rId20">
+        <w:r>
+          <w:rPr>
+            <w:lang w:val="zh_TW" w:bidi="zh_TW"/>
+          </w:rPr>
+          <w:rPr>
+            <w:color w:val="0000EE"/>
+            <w:u w:val="single"/>
+          </w:rPr>
+          <w:t>民數記五章</w:t>
+        </w:r>
+      </w:hyperlink>
+      <w:r>
+        <w:rPr>
+          <w:lang w:val="zh_TW" w:bidi="zh_TW"/>
+        </w:rPr>
+        <w:t>中記載了一項用來查驗妻子是否不忠的試驗。如果她犯了姦淫罪，「她的肚腹就要發脹，大腿就要消瘦」（</w:t>
+      </w:r>
+      <w:hyperlink r:id="rId21">
+        <w:r>
+          <w:rPr>
+            <w:lang w:val="zh_TW" w:bidi="zh_TW"/>
+          </w:rPr>
+          <w:rPr>
+            <w:color w:val="0000EE"/>
+            <w:u w:val="single"/>
+          </w:rPr>
+          <w:t>民5:27</w:t>
+        </w:r>
+      </w:hyperlink>
+      <w:r>
+        <w:rPr>
+          <w:lang w:val="zh_TW" w:bidi="zh_TW"/>
+        </w:rPr>
+        <w:t>）。這些描述可能是在表達流產，也可能是指失去生育能力。</w:t>
       </w:r>
     </w:p>
     <w:p>
@@ -335,23 +515,29 @@
           <w:lang w:val="zh_TW" w:bidi="zh_TW"/>
         </w:rPr>
       </w:r>
-      <w:hyperlink r:id="rId13">
-        <w:r>
-          <w:rPr>
-            <w:lang w:val="zh_TW" w:bidi="zh_TW"/>
-          </w:rPr>
-          <w:rPr>
-            <w:color w:val="0000EE"/>
-            <w:u w:val="single"/>
-          </w:rPr>
-          <w:t>路得記四章18至22節</w:t>
-        </w:r>
-      </w:hyperlink>
-      <w:r>
-        <w:rPr>
-          <w:lang w:val="zh_TW" w:bidi="zh_TW"/>
-        </w:rPr>
-        <w:t>告訴我們，路得是大衛王的曾祖母。這顯示這卷書很可能寫於大衛登基之後。</w:t>
+      <w:r>
+        <w:rPr>
+          <w:lang w:val="zh_TW" w:bidi="zh_TW"/>
+        </w:rPr>
+        <w:t>使徒保羅為了強調自己不配作使徒，把自己蒙召成為使徒的經歷比喻為未到產期而生的人（</w:t>
+      </w:r>
+      <w:hyperlink r:id="rId22">
+        <w:r>
+          <w:rPr>
+            <w:lang w:val="zh_TW" w:bidi="zh_TW"/>
+          </w:rPr>
+          <w:rPr>
+            <w:color w:val="0000EE"/>
+            <w:u w:val="single"/>
+          </w:rPr>
+          <w:t>林前15:8</w:t>
+        </w:r>
+      </w:hyperlink>
+      <w:r>
+        <w:rPr>
+          <w:lang w:val="zh_TW" w:bidi="zh_TW"/>
+        </w:rPr>
+        <w:t>）。</w:t>
       </w:r>
     </w:p>
     <w:p>
@@ -363,9 +549,38 @@
       </w:r>
       <w:r>
         <w:rPr>
-          <w:lang w:val="zh_TW" w:bidi="zh_TW"/>
-        </w:rPr>
-        <w:t>由於路得記不贊同與外邦人通婚，因此這卷書很可能不是寫於所羅門推行外邦婚姻政策的時期。</w:t>
+          <w:i/>
+          <w:lang w:val="zh_TW" w:bidi="zh_TW"/>
+        </w:rPr>
+        <w:t>另見</w:t>
+      </w:r>
+      <w:r>
+        <w:rPr>
+          <w:lang w:val="zh_TW" w:bidi="zh_TW"/>
+        </w:rPr>
+        <w:t xml:space="preserve"> </w:t>
+      </w:r>
+      <w:r>
+        <w:rPr>
+          <w:lang w:val="zh_TW" w:bidi="zh_TW"/>
+        </w:rPr>
+        <w:t>不能生育</w:t>
+      </w:r>
+      <w:r>
+        <w:rPr>
+          <w:lang w:val="zh_TW" w:bidi="zh_TW"/>
+        </w:rPr>
+        <w:t>。</w:t>
+      </w:r>
+      <w:r>
+        <w:rPr>
+          <w:lang w:val="zh_TW" w:bidi="zh_TW"/>
+        </w:rPr>
+      </w:r>
+      <w:r>
+        <w:rPr>
+          <w:lang w:val="zh_TW" w:bidi="zh_TW"/>
+        </w:rPr>
       </w:r>
     </w:p>
     <w:p>
@@ -375,483 +590,21 @@
           <w:lang w:val="zh_TW" w:bidi="zh_TW"/>
         </w:rPr>
       </w:r>
-      <w:r>
-        <w:rPr>
-          <w:lang w:val="zh_TW" w:bidi="zh_TW"/>
-        </w:rPr>
-        <w:t>此外，大衛與摩押之間的友好關係，或許啟發了他國中的某人寫下這卷書，以說明大衛行動的原因（見</w:t>
-      </w:r>
-      <w:hyperlink r:id="rId14">
-        <w:r>
-          <w:rPr>
-            <w:lang w:val="zh_TW" w:bidi="zh_TW"/>
-          </w:rPr>
-          <w:rPr>
-            <w:color w:val="0000EE"/>
-            <w:u w:val="single"/>
-          </w:rPr>
-          <w:t>撒上22:3–5</w:t>
-        </w:r>
-      </w:hyperlink>
-      <w:r>
-        <w:rPr>
-          <w:lang w:val="zh_TW" w:bidi="zh_TW"/>
-        </w:rPr>
-        <w:t>）。因此，作者可能是大衛的親近之人，或許是撒母耳、拿單，或亞比亞他。</w:t>
-      </w:r>
-    </w:p>
-    <w:p>
-      <w:pPr/>
-      <w:r>
-        <w:rPr>
-          <w:lang w:val="zh_TW" w:bidi="zh_TW"/>
-        </w:rPr>
-      </w:r>
-      <w:r>
-        <w:rPr>
-          <w:lang w:val="zh_TW" w:bidi="zh_TW"/>
-        </w:rPr>
-        <w:t>這卷書的敘事以「當士師秉政的時候」這片語開頭。士師的時期約持續三百年，雖然撒母耳也曾作士師，但是這是自俄陀聶開始，至參孫結束。</w:t>
-      </w:r>
-    </w:p>
-    <w:p>
-      <w:pPr/>
-      <w:r>
-        <w:rPr>
-          <w:lang w:val="zh_TW" w:bidi="zh_TW"/>
-        </w:rPr>
-      </w:r>
-      <w:r>
-        <w:rPr>
-          <w:lang w:val="zh_TW" w:bidi="zh_TW"/>
-        </w:rPr>
-        <w:t>如果</w:t>
-      </w:r>
-      <w:hyperlink r:id="rId13">
-        <w:r>
-          <w:rPr>
-            <w:lang w:val="zh_TW" w:bidi="zh_TW"/>
-          </w:rPr>
-          <w:rPr>
-            <w:color w:val="0000EE"/>
-            <w:u w:val="single"/>
-          </w:rPr>
-          <w:t>路得記四章18至22節</w:t>
-        </w:r>
-      </w:hyperlink>
-      <w:r>
-        <w:rPr>
-          <w:lang w:val="zh_TW" w:bidi="zh_TW"/>
-        </w:rPr>
-        <w:t>中的家譜記錄是完整的，那麼這些事件發生在大衛曾祖父的一生之中，並記載了他祖父的出生。若以每代約35年計算，這些事大約發生在公元前11世紀初期，也就是在大衛出生前約100年。</w:t>
-      </w:r>
-    </w:p>
-    <w:p>
-      <w:pPr>
-        <w:pStyle w:val="Heading3"/>
-      </w:pPr>
-      <w:r>
-        <w:rPr>
-          <w:lang w:val="zh_TW" w:bidi="zh_TW"/>
-        </w:rPr>
-        <w:t>路得記為何而寫？</w:t>
-      </w:r>
-    </w:p>
-    <w:p>
-      <w:pPr/>
-      <w:r>
-        <w:rPr>
-          <w:lang w:val="zh_TW" w:bidi="zh_TW"/>
-        </w:rPr>
-      </w:r>
-      <w:r>
-        <w:rPr>
-          <w:lang w:val="zh_TW" w:bidi="zh_TW"/>
-        </w:rPr>
-        <w:t>這卷書的寫作目的取決於其寫作的時間。如果這卷書是在大衛死後不久寫成的，那麼它可能是為了證明大衛的家族（即大衛的王室血脈）是神所揀選的王族。這卷書也可能是用來說明，為何那位敬虔的摩押女子能進入以色列的民族之中。</w:t>
-      </w:r>
-    </w:p>
-    <w:p>
-      <w:pPr>
-        <w:pStyle w:val="Heading3"/>
-      </w:pPr>
-      <w:r>
-        <w:rPr>
-          <w:lang w:val="zh_TW" w:bidi="zh_TW"/>
-        </w:rPr>
-        <w:t>路得記的內容是甚麼？</w:t>
-      </w:r>
-    </w:p>
-    <w:p>
-      <w:pPr>
-        <w:pStyle w:val="Heading4"/>
-      </w:pPr>
-      <w:r>
-        <w:rPr>
-          <w:lang w:val="zh_TW" w:bidi="zh_TW"/>
-        </w:rPr>
-        <w:t>引言（</w:t>
-      </w:r>
-      <w:hyperlink r:id="rId15">
-        <w:r>
-          <w:rPr>
-            <w:lang w:val="zh_TW" w:bidi="zh_TW"/>
-          </w:rPr>
-          <w:rPr>
-            <w:color w:val="0000EE"/>
-            <w:u w:val="single"/>
-          </w:rPr>
-          <w:t>1:1–5</w:t>
-        </w:r>
-      </w:hyperlink>
-      <w:r>
-        <w:rPr>
-          <w:lang w:val="zh_TW" w:bidi="zh_TW"/>
-        </w:rPr>
-        <w:t>）</w:t>
-      </w:r>
-    </w:p>
-    <w:p>
-      <w:pPr/>
-      <w:r>
-        <w:rPr>
-          <w:lang w:val="zh_TW" w:bidi="zh_TW"/>
-        </w:rPr>
-      </w:r>
-      <w:r>
-        <w:rPr>
-          <w:lang w:val="zh_TW" w:bidi="zh_TW"/>
-        </w:rPr>
-        <w:t>由於饑荒，以利米勒帶著妻子拿俄米和兩個兒子瑪倫、基連過約但河往摩押地去，因那裡有糧食。兩個兒子娶了摩押女子為妻，但後來二人都死了，他們的父親也去世。拿俄米成了寡婦，只剩下兩個外邦媳婦。</w:t>
-      </w:r>
-    </w:p>
-    <w:p>
-      <w:pPr>
-        <w:pStyle w:val="Heading4"/>
-      </w:pPr>
-      <w:r>
-        <w:rPr>
-          <w:lang w:val="zh_TW" w:bidi="zh_TW"/>
-        </w:rPr>
-        <w:t>返回伯利恆 （</w:t>
-      </w:r>
-      <w:hyperlink r:id="rId16">
-        <w:r>
-          <w:rPr>
-            <w:lang w:val="zh_TW" w:bidi="zh_TW"/>
-          </w:rPr>
-          <w:rPr>
-            <w:color w:val="0000EE"/>
-            <w:u w:val="single"/>
-          </w:rPr>
-          <w:t>1:6–22</w:t>
-        </w:r>
-      </w:hyperlink>
-      <w:r>
-        <w:rPr>
-          <w:lang w:val="zh_TW" w:bidi="zh_TW"/>
-        </w:rPr>
-        <w:t>）</w:t>
-      </w:r>
-    </w:p>
-    <w:p>
-      <w:pPr/>
-      <w:r>
-        <w:rPr>
-          <w:lang w:val="zh_TW" w:bidi="zh_TW"/>
-        </w:rPr>
-      </w:r>
-      <w:r>
-        <w:rPr>
-          <w:lang w:val="zh_TW" w:bidi="zh_TW"/>
-        </w:rPr>
-        <w:t>拿俄米聽說伯利恆的饑荒已經過去，便預備回去。她的兩個媳婦俄珥巴和路得陪她走了一段路。拿俄米顧念她們在猶大作外邦人可能遭遇的艱難，便勸她們留在本地。兩個年輕的寡婦起初都不肯離開，但拿俄米說明情況：她已年老，不可能再懷孕，因此沒有弟弟能履行娶寡嫂婚（levirate）的責任。她自己也難再出嫁生子。即使這些條件改變，等待也是不切實際的。俄珥巴想通了，就親吻婆婆道別。</w:t>
-      </w:r>
-    </w:p>
-    <w:p>
-      <w:pPr/>
-      <w:r>
-        <w:rPr>
-          <w:lang w:val="zh_TW" w:bidi="zh_TW"/>
-        </w:rPr>
-      </w:r>
-      <w:r>
-        <w:rPr>
-          <w:lang w:val="zh_TW" w:bidi="zh_TW"/>
-        </w:rPr>
-        <w:t>路得「捨不得拿俄米」（</w:t>
-      </w:r>
-      <w:hyperlink r:id="rId17">
-        <w:r>
-          <w:rPr>
-            <w:lang w:val="zh_TW" w:bidi="zh_TW"/>
-          </w:rPr>
-          <w:rPr>
-            <w:color w:val="0000EE"/>
-            <w:u w:val="single"/>
-          </w:rPr>
-          <w:t>得1:14</w:t>
-        </w:r>
-      </w:hyperlink>
-      <w:r>
-        <w:rPr>
-          <w:lang w:val="zh_TW" w:bidi="zh_TW"/>
-        </w:rPr>
-        <w:t>）。路得堅定要與拿俄米同在的心志，所用的希伯來文字詞與形容夫妻聯合的字詞相同（</w:t>
-      </w:r>
-      <w:hyperlink r:id="rId18">
-        <w:r>
-          <w:rPr>
-            <w:lang w:val="zh_TW" w:bidi="zh_TW"/>
-          </w:rPr>
-          <w:rPr>
-            <w:color w:val="0000EE"/>
-            <w:u w:val="single"/>
-          </w:rPr>
-          <w:t>創2:24</w:t>
-        </w:r>
-      </w:hyperlink>
-      <w:r>
-        <w:rPr>
-          <w:lang w:val="zh_TW" w:bidi="zh_TW"/>
-        </w:rPr>
-        <w:t>），意思如同緊貼或黏合，難以分開。路得藉著五個堅定的宣告表明她真誠的決心（</w:t>
-      </w:r>
-      <w:hyperlink r:id="rId19">
-        <w:r>
-          <w:rPr>
-            <w:lang w:val="zh_TW" w:bidi="zh_TW"/>
-          </w:rPr>
-          <w:rPr>
-            <w:color w:val="0000EE"/>
-            <w:u w:val="single"/>
-          </w:rPr>
-          <w:t>得1:16–17</w:t>
-        </w:r>
-      </w:hyperlink>
-      <w:r>
-        <w:rPr>
-          <w:lang w:val="zh_TW" w:bidi="zh_TW"/>
-        </w:rPr>
-        <w:t>）。她捨棄過去的生活，去得著她更看重的新生命，選擇跟隨以色列的神，遵行祂的律法。路得對以色列神的呼求與拿俄米的勸說相合，於是二人一同回到伯利恆。</w:t>
-      </w:r>
-    </w:p>
-    <w:p>
-      <w:pPr/>
-      <w:r>
-        <w:rPr>
-          <w:lang w:val="zh_TW" w:bidi="zh_TW"/>
-        </w:rPr>
-      </w:r>
-      <w:r>
-        <w:rPr>
-          <w:lang w:val="zh_TW" w:bidi="zh_TW"/>
-        </w:rPr>
-        <w:t>拿俄米回到伯利恆的路途十分艱難。她離開伯利恆時有丈夫和兩個兒子，但她回來時他們都已去世。她要求朋友們稱她為「瑪拉」，意思是「苦」。然而，她回來的時候正值收割的起頭，是一個蒙恩的時節。</w:t>
-      </w:r>
-    </w:p>
-    <w:p>
-      <w:pPr>
-        <w:pStyle w:val="Heading4"/>
-      </w:pPr>
-      <w:r>
-        <w:rPr>
-          <w:lang w:val="zh_TW" w:bidi="zh_TW"/>
-        </w:rPr>
-        <w:t>在波阿斯的田間拾麥穗 （</w:t>
-      </w:r>
-      <w:hyperlink r:id="rId20">
-        <w:r>
-          <w:rPr>
-            <w:lang w:val="zh_TW" w:bidi="zh_TW"/>
-          </w:rPr>
-          <w:rPr>
-            <w:color w:val="0000EE"/>
-            <w:u w:val="single"/>
-          </w:rPr>
-          <w:t>2:1–23</w:t>
-        </w:r>
-      </w:hyperlink>
-      <w:r>
-        <w:rPr>
-          <w:lang w:val="zh_TW" w:bidi="zh_TW"/>
-        </w:rPr>
-        <w:t>）</w:t>
-      </w:r>
-    </w:p>
-    <w:p>
-      <w:pPr/>
-      <w:r>
-        <w:rPr>
-          <w:lang w:val="zh_TW" w:bidi="zh_TW"/>
-        </w:rPr>
-      </w:r>
-      <w:r>
-        <w:rPr>
-          <w:lang w:val="zh_TW" w:bidi="zh_TW"/>
-        </w:rPr>
-        <w:t>本章開頭先介紹波阿斯——他是以利米勒的親族，也是個富有的人。</w:t>
-      </w:r>
-    </w:p>
-    <w:p>
-      <w:pPr/>
-      <w:r>
-        <w:rPr>
-          <w:lang w:val="zh_TW" w:bidi="zh_TW"/>
-        </w:rPr>
-      </w:r>
-      <w:r>
-        <w:rPr>
-          <w:lang w:val="zh_TW" w:bidi="zh_TW"/>
-        </w:rPr>
-        <w:t>在第二節中，路得主動提出要到田間去，在用工具收割穀物的工人（這些工人被稱為「收割的人」）後面拾取遺落的麥穗。窮人可以在他們之後拾取遺穗（這些人被稱為「拾穗的人」）。拾穗的人也可以在田地的邊緣收集穀物。這是神所設立的律法之一，目的是讓貧窮的人能有足夠的食物（</w:t>
-      </w:r>
-      <w:hyperlink r:id="rId21">
-        <w:r>
-          <w:rPr>
-            <w:lang w:val="zh_TW" w:bidi="zh_TW"/>
-          </w:rPr>
-          <w:rPr>
-            <w:color w:val="0000EE"/>
-            <w:u w:val="single"/>
-          </w:rPr>
-          <w:t>利19:9–10</w:t>
-        </w:r>
-      </w:hyperlink>
-      <w:r>
-        <w:rPr>
-          <w:lang w:val="zh_TW" w:bidi="zh_TW"/>
-        </w:rPr>
-        <w:t>）。</w:t>
-      </w:r>
-    </w:p>
-    <w:p>
-      <w:pPr/>
-      <w:r>
-        <w:rPr>
-          <w:lang w:val="zh_TW" w:bidi="zh_TW"/>
-        </w:rPr>
-      </w:r>
-      <w:r>
-        <w:rPr>
-          <w:lang w:val="zh_TW" w:bidi="zh_TW"/>
-        </w:rPr>
-        <w:t>路得來到波阿斯的田裡。當波阿斯前來查看時，他注意到路得，詢問她是誰，並得知她的身分。管理的人說，她從清早就一直在田間勤勞工作。波阿斯因路得對拿俄米的忠誠而感動，特別善待她，讓她可以在收割者的後面直接拾穗。此外，年輕的僕人還為她打水，這在當時是相當特別的待遇。</w:t>
-      </w:r>
-    </w:p>
-    <w:p>
-      <w:pPr/>
-      <w:r>
-        <w:rPr>
-          <w:lang w:val="zh_TW" w:bidi="zh_TW"/>
-        </w:rPr>
-      </w:r>
-      <w:r>
-        <w:rPr>
-          <w:lang w:val="zh_TW" w:bidi="zh_TW"/>
-        </w:rPr>
-        <w:t>路得表現出極大的謙卑與尊敬，問波阿斯為何她這外邦女子竟蒙如此恩待。波阿斯提出兩個原因：她愛婆婆，也看見屬靈的真理，使她投靠以色列的神「的翅膀下」（</w:t>
-      </w:r>
-      <w:hyperlink r:id="rId22">
-        <w:r>
-          <w:rPr>
-            <w:lang w:val="zh_TW" w:bidi="zh_TW"/>
-          </w:rPr>
-          <w:rPr>
-            <w:color w:val="0000EE"/>
-            <w:u w:val="single"/>
-          </w:rPr>
-          <w:t>得2:12</w:t>
-        </w:r>
-      </w:hyperlink>
-      <w:r>
-        <w:rPr>
-          <w:lang w:val="zh_TW" w:bidi="zh_TW"/>
-        </w:rPr>
-        <w:t>）。這個片語是在形容神的保護，如同母鳥展翅庇護幼雛一般。</w:t>
-      </w:r>
-    </w:p>
-    <w:p>
-      <w:pPr/>
-      <w:r>
-        <w:rPr>
-          <w:lang w:val="zh_TW" w:bidi="zh_TW"/>
-        </w:rPr>
-      </w:r>
-      <w:r>
-        <w:rPr>
-          <w:lang w:val="zh_TW" w:bidi="zh_TW"/>
-        </w:rPr>
-        <w:t>她也在收割的人的飯桌上得了座位。她照著波阿斯的吩咐，回到田裡繼續拾取未收割的麥穗。到了一天結束時，她回家見拿俄米，告訴她當天所發生的事。拿俄米告訴路得，波阿斯有買贖至親的權利（詳見下文討論）。路得便繼續在波阿斯的田裡工作，直到收割季節結束。</w:t>
-      </w:r>
-    </w:p>
-    <w:p>
-      <w:pPr>
-        <w:pStyle w:val="Heading4"/>
-      </w:pPr>
-      <w:r>
-        <w:rPr>
-          <w:lang w:val="zh_TW" w:bidi="zh_TW"/>
-        </w:rPr>
-        <w:t>依靠至親買贖者（</w:t>
-      </w:r>
-      <w:hyperlink r:id="rId23">
-        <w:r>
-          <w:rPr>
-            <w:lang w:val="zh_TW" w:bidi="zh_TW"/>
-          </w:rPr>
-          <w:rPr>
-            <w:color w:val="0000EE"/>
-            <w:u w:val="single"/>
-          </w:rPr>
-          <w:t>3:1–18</w:t>
-        </w:r>
-      </w:hyperlink>
-      <w:r>
-        <w:rPr>
-          <w:lang w:val="zh_TW" w:bidi="zh_TW"/>
-        </w:rPr>
-        <w:t>）</w:t>
-      </w:r>
-    </w:p>
-    <w:p>
-      <w:pPr/>
-      <w:r>
-        <w:rPr>
-          <w:lang w:val="zh_TW" w:bidi="zh_TW"/>
-        </w:rPr>
-      </w:r>
-      <w:r>
-        <w:rPr>
-          <w:lang w:val="zh_TW" w:bidi="zh_TW"/>
-        </w:rPr>
-        <w:t>拿俄米勸路得去找波阿斯，請他作</w:t>
-      </w:r>
-      <w:r>
-        <w:rPr>
-          <w:i/>
-          <w:lang w:val="zh_TW" w:bidi="zh_TW"/>
-        </w:rPr>
-        <w:t>至親買贖者</w:t>
-      </w:r>
-      <w:r>
-        <w:rPr>
-          <w:lang w:val="zh_TW" w:bidi="zh_TW"/>
-        </w:rPr>
-        <w:t>（</w:t>
-      </w:r>
-      <w:r>
-        <w:rPr>
-          <w:i/>
-          <w:lang w:val="zh_TW" w:bidi="zh_TW"/>
-        </w:rPr>
-        <w:t>go'el</w:t>
-      </w:r>
-      <w:r>
-        <w:rPr>
-          <w:lang w:val="zh_TW" w:bidi="zh_TW"/>
-        </w:rPr>
-        <w:t>或kinsman-redeemer）。拿俄米的計劃看似不尋常，但其中有其理由：</w:t>
+    </w:p>
+    <w:p>
+      <w:pPr>
+        <w:pStyle w:val="Heading2"/>
+      </w:pPr>
+      <w:r>
+        <w:rPr>
+          <w:lang w:val="zh_TW" w:bidi="zh_TW"/>
+        </w:rPr>
+        <w:t>流珥</w:t>
+      </w:r>
+      <w:r>
+        <w:rPr>
+          <w:lang w:val="zh_TW" w:bidi="zh_TW"/>
+        </w:rPr>
       </w:r>
     </w:p>
     <w:p>
@@ -873,43 +626,43 @@
         <w:rPr>
           <w:lang w:val="zh_TW" w:bidi="zh_TW"/>
         </w:rPr>
-        <w:t>拿俄米大概以為波阿斯是最親的親屬，並不知道還有一位更近的（</w:t>
-      </w:r>
-      <w:hyperlink r:id="rId24">
-        <w:r>
-          <w:rPr>
-            <w:lang w:val="zh_TW" w:bidi="zh_TW"/>
-          </w:rPr>
-          <w:rPr>
-            <w:color w:val="0000EE"/>
-            <w:u w:val="single"/>
-          </w:rPr>
-          <w:t>得3:12</w:t>
-        </w:r>
-      </w:hyperlink>
-      <w:r>
-        <w:rPr>
-          <w:lang w:val="zh_TW" w:bidi="zh_TW"/>
-        </w:rPr>
-        <w:t>）。按照以色列的律法（</w:t>
-      </w:r>
-      <w:hyperlink r:id="rId25">
-        <w:r>
-          <w:rPr>
-            <w:lang w:val="zh_TW" w:bidi="zh_TW"/>
-          </w:rPr>
-          <w:rPr>
-            <w:color w:val="0000EE"/>
-            <w:u w:val="single"/>
-          </w:rPr>
-          <w:t>申25:5–19</w:t>
-        </w:r>
-      </w:hyperlink>
-      <w:r>
-        <w:rPr>
-          <w:lang w:val="zh_TW" w:bidi="zh_TW"/>
-        </w:rPr>
-        <w:t>），波阿斯需要娶路得為妻，為已死的丈夫留後。</w:t>
+        <w:t>以掃和妻子巴實抹所生的兒子，也是拿哈、謝拉、沙瑪和米撒四人的父親（</w:t>
+      </w:r>
+      <w:hyperlink r:id="rId23">
+        <w:r>
+          <w:rPr>
+            <w:lang w:val="zh_TW" w:bidi="zh_TW"/>
+          </w:rPr>
+          <w:rPr>
+            <w:color w:val="0000EE"/>
+            <w:u w:val="single"/>
+          </w:rPr>
+          <w:t>創36:4</w:t>
+        </w:r>
+      </w:hyperlink>
+      <w:r>
+        <w:rPr>
+          <w:lang w:val="zh_TW" w:bidi="zh_TW"/>
+        </w:rPr>
+        <w:t>、</w:t>
+      </w:r>
+      <w:hyperlink r:id="rId23">
+        <w:r>
+          <w:rPr>
+            <w:lang w:val="zh_TW" w:bidi="zh_TW"/>
+          </w:rPr>
+          <w:rPr>
+            <w:color w:val="0000EE"/>
+            <w:u w:val="single"/>
+          </w:rPr>
+          <w:t>10–17</w:t>
+        </w:r>
+      </w:hyperlink>
+      <w:r>
+        <w:rPr>
+          <w:lang w:val="zh_TW" w:bidi="zh_TW"/>
+        </w:rPr>
+        <w:t>）。</w:t>
       </w:r>
     </w:p>
     <w:p>
@@ -927,7 +680,181 @@
         <w:rPr>
           <w:lang w:val="zh_TW" w:bidi="zh_TW"/>
         </w:rPr>
-        <w:t>這卷書把拿俄米描寫成敬畏神的婦人。雖然她的計劃看起來不尋常，但並未違背神的律法，也不會讓像波阿斯這樣正直的人感到不當。否則，她的計劃就無法成功。</w:t>
+        <w:t>米甸的祭司，把女兒嫁給摩西為妻。他可能與上面第1項的人是同一人，也就是葉忒羅（</w:t>
+      </w:r>
+      <w:hyperlink r:id="rId24">
+        <w:r>
+          <w:rPr>
+            <w:lang w:val="zh_TW" w:bidi="zh_TW"/>
+          </w:rPr>
+          <w:rPr>
+            <w:color w:val="0000EE"/>
+            <w:u w:val="single"/>
+          </w:rPr>
+          <w:t>出2:18</w:t>
+        </w:r>
+      </w:hyperlink>
+      <w:r>
+        <w:rPr>
+          <w:lang w:val="zh_TW" w:bidi="zh_TW"/>
+        </w:rPr>
+        <w:t>；參</w:t>
+      </w:r>
+      <w:hyperlink r:id="rId25">
+        <w:r>
+          <w:rPr>
+            <w:lang w:val="zh_TW" w:bidi="zh_TW"/>
+          </w:rPr>
+          <w:rPr>
+            <w:color w:val="0000EE"/>
+            <w:u w:val="single"/>
+          </w:rPr>
+          <w:t>出3:1</w:t>
+        </w:r>
+      </w:hyperlink>
+      <w:r>
+        <w:rPr>
+          <w:lang w:val="zh_TW" w:bidi="zh_TW"/>
+        </w:rPr>
+        <w:t>）。有英文譯本將流珥（Reuel）拼寫為Raguel（</w:t>
+      </w:r>
+      <w:hyperlink r:id="rId26">
+        <w:r>
+          <w:rPr>
+            <w:lang w:val="zh_TW" w:bidi="zh_TW"/>
+          </w:rPr>
+          <w:rPr>
+            <w:color w:val="0000EE"/>
+            <w:u w:val="single"/>
+          </w:rPr>
+          <w:t>民10:29</w:t>
+        </w:r>
+      </w:hyperlink>
+      <w:r>
+        <w:rPr>
+          <w:lang w:val="zh_TW" w:bidi="zh_TW"/>
+        </w:rPr>
+        <w:t>）。</w:t>
+      </w:r>
+      <w:r>
+        <w:rPr>
+          <w:i/>
+          <w:lang w:val="zh_TW" w:bidi="zh_TW"/>
+        </w:rPr>
+        <w:t xml:space="preserve">見 </w:t>
+      </w:r>
+      <w:r>
+        <w:rPr>
+          <w:lang w:val="zh_TW" w:bidi="zh_TW"/>
+        </w:rPr>
+        <w:t>葉忒羅</w:t>
+      </w:r>
+      <w:r>
+        <w:rPr>
+          <w:lang w:val="zh_TW" w:bidi="zh_TW"/>
+        </w:rPr>
+        <w:t>。</w:t>
+      </w:r>
+    </w:p>
+    <w:p>
+      <w:pPr>
+        <w:pStyle w:val="ListNumber"/>
+        <w:spacing w:line="240" w:lineRule="auto"/>
+        <w:ind w:left="720"/>
+      </w:pPr>
+      <w:r>
+        <w:rPr>
+          <w:lang w:val="zh_TW" w:bidi="zh_TW"/>
+        </w:rPr>
+      </w:r>
+      <w:r>
+        <w:rPr>
+          <w:lang w:val="zh_TW" w:bidi="zh_TW"/>
+        </w:rPr>
+        <w:t>在</w:t>
+      </w:r>
+      <w:hyperlink r:id="rId27">
+        <w:r>
+          <w:rPr>
+            <w:lang w:val="zh_TW" w:bidi="zh_TW"/>
+          </w:rPr>
+          <w:rPr>
+            <w:color w:val="0000EE"/>
+            <w:u w:val="single"/>
+          </w:rPr>
+          <w:t>民數記二章14節</w:t>
+        </w:r>
+      </w:hyperlink>
+      <w:r>
+        <w:rPr>
+          <w:lang w:val="zh_TW" w:bidi="zh_TW"/>
+        </w:rPr>
+        <w:t>中，流珥（Reuel）是丟珥（Deuel）的另一種寫法。丟珥是以利雅薩的父親。</w:t>
+      </w:r>
+      <w:r>
+        <w:rPr>
+          <w:i/>
+          <w:lang w:val="zh_TW" w:bidi="zh_TW"/>
+        </w:rPr>
+        <w:t xml:space="preserve">見 </w:t>
+      </w:r>
+      <w:r>
+        <w:rPr>
+          <w:lang w:val="zh_TW" w:bidi="zh_TW"/>
+        </w:rPr>
+        <w:t>丟珥</w:t>
+      </w:r>
+      <w:r>
+        <w:rPr>
+          <w:lang w:val="zh_TW" w:bidi="zh_TW"/>
+        </w:rPr>
+        <w:t>。</w:t>
+      </w:r>
+    </w:p>
+    <w:p>
+      <w:pPr>
+        <w:pStyle w:val="ListNumber"/>
+        <w:spacing w:line="240" w:lineRule="auto"/>
+        <w:ind w:left="720"/>
+      </w:pPr>
+      <w:r>
+        <w:rPr>
+          <w:lang w:val="zh_TW" w:bidi="zh_TW"/>
+        </w:rPr>
+      </w:r>
+      <w:r>
+        <w:rPr>
+          <w:lang w:val="zh_TW" w:bidi="zh_TW"/>
+        </w:rPr>
+        <w:t>便雅憫支派中米書蘭的一位祖先（</w:t>
+      </w:r>
+      <w:hyperlink r:id="rId28">
+        <w:r>
+          <w:rPr>
+            <w:lang w:val="zh_TW" w:bidi="zh_TW"/>
+          </w:rPr>
+          <w:rPr>
+            <w:color w:val="0000EE"/>
+            <w:u w:val="single"/>
+          </w:rPr>
+          <w:t>代上9:8</w:t>
+        </w:r>
+      </w:hyperlink>
+      <w:r>
+        <w:rPr>
+          <w:lang w:val="zh_TW" w:bidi="zh_TW"/>
+        </w:rPr>
+        <w:t>）。</w:t>
+      </w:r>
+      <w:r>
+        <w:rPr>
+          <w:lang w:val="zh_TW" w:bidi="zh_TW"/>
+        </w:rPr>
+      </w:r>
+      <w:r>
+        <w:rPr>
+          <w:lang w:val="zh_TW" w:bidi="zh_TW"/>
+        </w:rPr>
       </w:r>
     </w:p>
     <w:p>
@@ -937,33 +864,334 @@
           <w:lang w:val="zh_TW" w:bidi="zh_TW"/>
         </w:rPr>
       </w:r>
-      <w:r>
-        <w:rPr>
-          <w:lang w:val="zh_TW" w:bidi="zh_TW"/>
-        </w:rPr>
-        <w:t>波阿斯以慈愛和體貼回應路得的行動，並告訴她自己並非最近的親屬，但應許隔天就處理這件事。為了保護路得的名譽，波阿斯在天未亮前讓她回家。拿俄米預料波阿斯會在當天把事情解決。</w:t>
-      </w:r>
-    </w:p>
-    <w:p>
-      <w:pPr>
-        <w:pStyle w:val="Heading4"/>
-      </w:pPr>
-      <w:r>
-        <w:rPr>
-          <w:lang w:val="zh_TW" w:bidi="zh_TW"/>
-        </w:rPr>
-        <w:t>贖回產業（</w:t>
-      </w:r>
-      <w:hyperlink r:id="rId26">
-        <w:r>
-          <w:rPr>
-            <w:lang w:val="zh_TW" w:bidi="zh_TW"/>
-          </w:rPr>
-          <w:rPr>
-            <w:color w:val="0000EE"/>
-            <w:u w:val="single"/>
-          </w:rPr>
-          <w:t>4:1–22</w:t>
+    </w:p>
+    <w:p>
+      <w:pPr>
+        <w:pStyle w:val="Heading2"/>
+      </w:pPr>
+      <w:r>
+        <w:rPr>
+          <w:lang w:val="zh_TW" w:bidi="zh_TW"/>
+        </w:rPr>
+        <w:t>流放，放逐</w:t>
+      </w:r>
+      <w:r>
+        <w:rPr>
+          <w:lang w:val="zh_TW" w:bidi="zh_TW"/>
+        </w:rPr>
+      </w:r>
+    </w:p>
+    <w:p>
+      <w:pPr/>
+      <w:r>
+        <w:rPr>
+          <w:lang w:val="zh_TW" w:bidi="zh_TW"/>
+        </w:rPr>
+      </w:r>
+      <w:r>
+        <w:rPr>
+          <w:lang w:val="zh_TW" w:bidi="zh_TW"/>
+        </w:rPr>
+        <w:t>懲罰的一種，將人從國家或群體中排除。</w:t>
+      </w:r>
+    </w:p>
+    <w:p>
+      <w:pPr/>
+      <w:r>
+        <w:rPr>
+          <w:lang w:val="zh_TW" w:bidi="zh_TW"/>
+        </w:rPr>
+      </w:r>
+      <w:r>
+        <w:rPr>
+          <w:lang w:val="zh_TW" w:bidi="zh_TW"/>
+        </w:rPr>
+        <w:t>在聖經中，「放逐」或類似詞語多次出現：</w:t>
+      </w:r>
+    </w:p>
+    <w:p>
+      <w:pPr>
+        <w:pStyle w:val="ListBullet"/>
+        <w:spacing w:line="240" w:lineRule="auto"/>
+        <w:ind w:left="720"/>
+      </w:pPr>
+      <w:r>
+        <w:rPr>
+          <w:lang w:val="zh_TW" w:bidi="zh_TW"/>
+        </w:rPr>
+      </w:r>
+      <w:r>
+        <w:rPr>
+          <w:lang w:val="zh_TW" w:bidi="zh_TW"/>
+        </w:rPr>
+        <w:t>神審判亞當和夏娃（</w:t>
+      </w:r>
+      <w:hyperlink r:id="rId29">
+        <w:r>
+          <w:rPr>
+            <w:lang w:val="zh_TW" w:bidi="zh_TW"/>
+          </w:rPr>
+          <w:rPr>
+            <w:color w:val="0000EE"/>
+            <w:u w:val="single"/>
+          </w:rPr>
+          <w:t>創3:23–24</w:t>
+        </w:r>
+      </w:hyperlink>
+      <w:r>
+        <w:rPr>
+          <w:lang w:val="zh_TW" w:bidi="zh_TW"/>
+        </w:rPr>
+        <w:t>，譯註：和合本譯為打發）</w:t>
+      </w:r>
+    </w:p>
+    <w:p>
+      <w:pPr>
+        <w:pStyle w:val="ListBullet"/>
+        <w:spacing w:line="240" w:lineRule="auto"/>
+        <w:ind w:left="720"/>
+      </w:pPr>
+      <w:r>
+        <w:rPr>
+          <w:lang w:val="zh_TW" w:bidi="zh_TW"/>
+        </w:rPr>
+      </w:r>
+      <w:r>
+        <w:rPr>
+          <w:lang w:val="zh_TW" w:bidi="zh_TW"/>
+        </w:rPr>
+        <w:t>神審判該隱 （</w:t>
+      </w:r>
+      <w:hyperlink r:id="rId30">
+        <w:r>
+          <w:rPr>
+            <w:lang w:val="zh_TW" w:bidi="zh_TW"/>
+          </w:rPr>
+          <w:rPr>
+            <w:color w:val="0000EE"/>
+            <w:u w:val="single"/>
+          </w:rPr>
+          <w:t>4:9–14</w:t>
+        </w:r>
+      </w:hyperlink>
+      <w:r>
+        <w:rPr>
+          <w:lang w:val="zh_TW" w:bidi="zh_TW"/>
+        </w:rPr>
+        <w:t>，譯註：和合本未有譯出放逐一詞）</w:t>
+      </w:r>
+    </w:p>
+    <w:p>
+      <w:pPr>
+        <w:pStyle w:val="ListBullet"/>
+        <w:spacing w:line="240" w:lineRule="auto"/>
+        <w:ind w:left="720"/>
+      </w:pPr>
+      <w:r>
+        <w:rPr>
+          <w:lang w:val="zh_TW" w:bidi="zh_TW"/>
+        </w:rPr>
+      </w:r>
+      <w:r>
+        <w:rPr>
+          <w:lang w:val="zh_TW" w:bidi="zh_TW"/>
+        </w:rPr>
+        <w:t>押沙龍的父親把押沙龍流放（</w:t>
+      </w:r>
+      <w:hyperlink r:id="rId31">
+        <w:r>
+          <w:rPr>
+            <w:lang w:val="zh_TW" w:bidi="zh_TW"/>
+          </w:rPr>
+          <w:rPr>
+            <w:color w:val="0000EE"/>
+            <w:u w:val="single"/>
+          </w:rPr>
+          <w:t>撒下13:37–39，</w:t>
+        </w:r>
+      </w:hyperlink>
+      <w:hyperlink r:id="rId32">
+        <w:r>
+          <w:rPr>
+            <w:lang w:val="zh_TW" w:bidi="zh_TW"/>
+          </w:rPr>
+          <w:rPr>
+            <w:color w:val="0000EE"/>
+            <w:u w:val="single"/>
+          </w:rPr>
+          <w:t>14:13–14</w:t>
+        </w:r>
+      </w:hyperlink>
+      <w:r>
+        <w:rPr>
+          <w:lang w:val="zh_TW" w:bidi="zh_TW"/>
+        </w:rPr>
+        <w:t>，譯註：和合本譯為逃亡）</w:t>
+      </w:r>
+    </w:p>
+    <w:p>
+      <w:pPr>
+        <w:pStyle w:val="ListBullet"/>
+        <w:spacing w:line="240" w:lineRule="auto"/>
+        <w:ind w:left="720"/>
+      </w:pPr>
+      <w:r>
+        <w:rPr>
+          <w:lang w:val="zh_TW" w:bidi="zh_TW"/>
+        </w:rPr>
+      </w:r>
+      <w:r>
+        <w:rPr>
+          <w:lang w:val="zh_TW" w:bidi="zh_TW"/>
+        </w:rPr>
+        <w:t>以色列從應許之地被擄（</w:t>
+      </w:r>
+      <w:hyperlink r:id="rId33">
+        <w:r>
+          <w:rPr>
+            <w:lang w:val="zh_TW" w:bidi="zh_TW"/>
+          </w:rPr>
+          <w:rPr>
+            <w:color w:val="0000EE"/>
+            <w:u w:val="single"/>
+          </w:rPr>
+          <w:t>申30:1</w:t>
+        </w:r>
+      </w:hyperlink>
+      <w:r>
+        <w:rPr>
+          <w:lang w:val="zh_TW" w:bidi="zh_TW"/>
+        </w:rPr>
+        <w:t>；</w:t>
+      </w:r>
+      <w:hyperlink r:id="rId34">
+        <w:r>
+          <w:rPr>
+            <w:lang w:val="zh_TW" w:bidi="zh_TW"/>
+          </w:rPr>
+          <w:rPr>
+            <w:color w:val="0000EE"/>
+            <w:u w:val="single"/>
+          </w:rPr>
+          <w:t>賽11:12</w:t>
+        </w:r>
+      </w:hyperlink>
+      <w:r>
+        <w:rPr>
+          <w:lang w:val="zh_TW" w:bidi="zh_TW"/>
+        </w:rPr>
+        <w:t>；</w:t>
+      </w:r>
+      <w:hyperlink r:id="rId35">
+        <w:r>
+          <w:rPr>
+            <w:lang w:val="zh_TW" w:bidi="zh_TW"/>
+          </w:rPr>
+          <w:rPr>
+            <w:color w:val="0000EE"/>
+            <w:u w:val="single"/>
+          </w:rPr>
+          <w:t>耶16:15</w:t>
+        </w:r>
+      </w:hyperlink>
+      <w:r>
+        <w:rPr>
+          <w:lang w:val="zh_TW" w:bidi="zh_TW"/>
+        </w:rPr>
+        <w:t>；</w:t>
+      </w:r>
+      <w:hyperlink r:id="rId36">
+        <w:r>
+          <w:rPr>
+            <w:lang w:val="zh_TW" w:bidi="zh_TW"/>
+          </w:rPr>
+          <w:rPr>
+            <w:color w:val="0000EE"/>
+            <w:u w:val="single"/>
+          </w:rPr>
+          <w:t>結4:13</w:t>
+        </w:r>
+      </w:hyperlink>
+      <w:r>
+        <w:rPr>
+          <w:lang w:val="zh_TW" w:bidi="zh_TW"/>
+        </w:rPr>
+        <w:t>，譯註：和合本譯為追趕、趕）</w:t>
+      </w:r>
+    </w:p>
+    <w:p>
+      <w:pPr/>
+      <w:r>
+        <w:rPr>
+          <w:lang w:val="zh_TW" w:bidi="zh_TW"/>
+        </w:rPr>
+      </w:r>
+      <w:r>
+        <w:rPr>
+          <w:lang w:val="zh_TW" w:bidi="zh_TW"/>
+        </w:rPr>
+        <w:t>在以色列被擄到巴比倫期間，放逐也是懲罰之一，適用於不順服神或波斯王亞達薛西的人（</w:t>
+      </w:r>
+      <w:hyperlink r:id="rId37">
+        <w:r>
+          <w:rPr>
+            <w:lang w:val="zh_TW" w:bidi="zh_TW"/>
+          </w:rPr>
+          <w:rPr>
+            <w:color w:val="0000EE"/>
+            <w:u w:val="single"/>
+          </w:rPr>
+          <w:t>拉7:26</w:t>
+        </w:r>
+      </w:hyperlink>
+      <w:r>
+        <w:rPr>
+          <w:lang w:val="zh_TW" w:bidi="zh_TW"/>
+        </w:rPr>
+        <w:t>，譯註：和合本譯為充軍）。</w:t>
+      </w:r>
+    </w:p>
+    <w:p>
+      <w:pPr/>
+      <w:r>
+        <w:rPr>
+          <w:lang w:val="zh_TW" w:bidi="zh_TW"/>
+        </w:rPr>
+      </w:r>
+      <w:r>
+        <w:rPr>
+          <w:lang w:val="zh_TW" w:bidi="zh_TW"/>
+        </w:rPr>
+        <w:t>摩西律法規定，以色列人因各種過犯可能會被「剪除」，也就是被排除於群體之外：</w:t>
+      </w:r>
+    </w:p>
+    <w:p>
+      <w:pPr>
+        <w:pStyle w:val="ListBullet"/>
+        <w:spacing w:line="240" w:lineRule="auto"/>
+        <w:ind w:left="720"/>
+      </w:pPr>
+      <w:r>
+        <w:rPr>
+          <w:lang w:val="zh_TW" w:bidi="zh_TW"/>
+        </w:rPr>
+      </w:r>
+      <w:r>
+        <w:rPr>
+          <w:lang w:val="zh_TW" w:bidi="zh_TW"/>
+        </w:rPr>
+        <w:t>沒有給男嬰行割禮（</w:t>
+      </w:r>
+      <w:hyperlink r:id="rId38">
+        <w:r>
+          <w:rPr>
+            <w:lang w:val="zh_TW" w:bidi="zh_TW"/>
+          </w:rPr>
+          <w:rPr>
+            <w:color w:val="0000EE"/>
+            <w:u w:val="single"/>
+          </w:rPr>
+          <w:t>創17:12、14</w:t>
         </w:r>
       </w:hyperlink>
       <w:r>
@@ -974,6 +1202,186 @@
       </w:r>
     </w:p>
     <w:p>
+      <w:pPr>
+        <w:pStyle w:val="ListBullet"/>
+        <w:spacing w:line="240" w:lineRule="auto"/>
+        <w:ind w:left="720"/>
+      </w:pPr>
+      <w:r>
+        <w:rPr>
+          <w:lang w:val="zh_TW" w:bidi="zh_TW"/>
+        </w:rPr>
+      </w:r>
+      <w:r>
+        <w:rPr>
+          <w:lang w:val="zh_TW" w:bidi="zh_TW"/>
+        </w:rPr>
+        <w:t>在逾越節期間吃有酵的餅 （</w:t>
+      </w:r>
+      <w:hyperlink r:id="rId39">
+        <w:r>
+          <w:rPr>
+            <w:lang w:val="zh_TW" w:bidi="zh_TW"/>
+          </w:rPr>
+          <w:rPr>
+            <w:color w:val="0000EE"/>
+            <w:u w:val="single"/>
+          </w:rPr>
+          <w:t>出12:15</w:t>
+        </w:r>
+      </w:hyperlink>
+      <w:r>
+        <w:rPr>
+          <w:lang w:val="zh_TW" w:bidi="zh_TW"/>
+        </w:rPr>
+        <w:t>）</w:t>
+      </w:r>
+    </w:p>
+    <w:p>
+      <w:pPr>
+        <w:pStyle w:val="ListBullet"/>
+        <w:spacing w:line="240" w:lineRule="auto"/>
+        <w:ind w:left="720"/>
+      </w:pPr>
+      <w:r>
+        <w:rPr>
+          <w:lang w:val="zh_TW" w:bidi="zh_TW"/>
+        </w:rPr>
+      </w:r>
+      <w:r>
+        <w:rPr>
+          <w:lang w:val="zh_TW" w:bidi="zh_TW"/>
+        </w:rPr>
+        <w:t>獻上不潔的牲畜作供物 （</w:t>
+      </w:r>
+      <w:hyperlink r:id="rId40">
+        <w:r>
+          <w:rPr>
+            <w:lang w:val="zh_TW" w:bidi="zh_TW"/>
+          </w:rPr>
+          <w:rPr>
+            <w:color w:val="0000EE"/>
+            <w:u w:val="single"/>
+          </w:rPr>
+          <w:t>利17:1–4</w:t>
+        </w:r>
+      </w:hyperlink>
+      <w:r>
+        <w:rPr>
+          <w:lang w:val="zh_TW" w:bidi="zh_TW"/>
+        </w:rPr>
+        <w:t>）</w:t>
+      </w:r>
+    </w:p>
+    <w:p>
+      <w:pPr>
+        <w:pStyle w:val="ListBullet"/>
+        <w:spacing w:line="240" w:lineRule="auto"/>
+        <w:ind w:left="720"/>
+      </w:pPr>
+      <w:r>
+        <w:rPr>
+          <w:lang w:val="zh_TW" w:bidi="zh_TW"/>
+        </w:rPr>
+      </w:r>
+      <w:r>
+        <w:rPr>
+          <w:lang w:val="zh_TW" w:bidi="zh_TW"/>
+        </w:rPr>
+        <w:t>吃血（</w:t>
+      </w:r>
+      <w:hyperlink r:id="rId41">
+        <w:r>
+          <w:rPr>
+            <w:lang w:val="zh_TW" w:bidi="zh_TW"/>
+          </w:rPr>
+          <w:rPr>
+            <w:color w:val="0000EE"/>
+            <w:u w:val="single"/>
+          </w:rPr>
+          <w:t>利17:10</w:t>
+        </w:r>
+      </w:hyperlink>
+      <w:r>
+        <w:rPr>
+          <w:lang w:val="zh_TW" w:bidi="zh_TW"/>
+        </w:rPr>
+        <w:t>）</w:t>
+      </w:r>
+    </w:p>
+    <w:p>
+      <w:pPr>
+        <w:pStyle w:val="ListBullet"/>
+        <w:spacing w:line="240" w:lineRule="auto"/>
+        <w:ind w:left="720"/>
+      </w:pPr>
+      <w:r>
+        <w:rPr>
+          <w:lang w:val="zh_TW" w:bidi="zh_TW"/>
+        </w:rPr>
+      </w:r>
+      <w:r>
+        <w:rPr>
+          <w:lang w:val="zh_TW" w:bidi="zh_TW"/>
+        </w:rPr>
+        <w:t>故意犯罪（</w:t>
+      </w:r>
+      <w:hyperlink r:id="rId42">
+        <w:r>
+          <w:rPr>
+            <w:lang w:val="zh_TW" w:bidi="zh_TW"/>
+          </w:rPr>
+          <w:rPr>
+            <w:color w:val="0000EE"/>
+            <w:u w:val="single"/>
+          </w:rPr>
+          <w:t>民15:30–31</w:t>
+        </w:r>
+      </w:hyperlink>
+      <w:r>
+        <w:rPr>
+          <w:lang w:val="zh_TW" w:bidi="zh_TW"/>
+        </w:rPr>
+        <w:t>）</w:t>
+      </w:r>
+    </w:p>
+    <w:p>
+      <w:pPr>
+        <w:pStyle w:val="ListBullet"/>
+        <w:spacing w:line="240" w:lineRule="auto"/>
+        <w:ind w:left="720"/>
+      </w:pPr>
+      <w:r>
+        <w:rPr>
+          <w:lang w:val="zh_TW" w:bidi="zh_TW"/>
+        </w:rPr>
+      </w:r>
+      <w:r>
+        <w:rPr>
+          <w:lang w:val="zh_TW" w:bidi="zh_TW"/>
+        </w:rPr>
+        <w:t>與死人接觸後沒有進行禮儀上的潔淨（</w:t>
+      </w:r>
+      <w:hyperlink r:id="rId43">
+        <w:r>
+          <w:rPr>
+            <w:lang w:val="zh_TW" w:bidi="zh_TW"/>
+          </w:rPr>
+          <w:rPr>
+            <w:color w:val="0000EE"/>
+            <w:u w:val="single"/>
+          </w:rPr>
+          <w:t>民19:11–20</w:t>
+        </w:r>
+      </w:hyperlink>
+      <w:r>
+        <w:rPr>
+          <w:lang w:val="zh_TW" w:bidi="zh_TW"/>
+        </w:rPr>
+        <w:t>）</w:t>
+      </w:r>
+    </w:p>
+    <w:p>
       <w:pPr/>
       <w:r>
         <w:rPr>
@@ -984,25 +1392,447 @@
         <w:rPr>
           <w:lang w:val="zh_TW" w:bidi="zh_TW"/>
         </w:rPr>
-        <w:t>波阿斯到城門口，那裡是人們處理公共事務的地方。他要與那位更近的親屬商談此事。十位城中的長老作見證人。第一個議題是產業。波阿斯問那位更近的親屬是否願意為拿俄米買下那塊地。按以色列的傳統，買那地也意味著要娶那摩押寡婦路得為妻（</w:t>
-      </w:r>
-      <w:hyperlink r:id="rId27">
-        <w:r>
-          <w:rPr>
-            <w:lang w:val="zh_TW" w:bidi="zh_TW"/>
-          </w:rPr>
-          <w:rPr>
-            <w:color w:val="0000EE"/>
-            <w:u w:val="single"/>
-          </w:rPr>
-          <w:t>得4:5</w:t>
-        </w:r>
-      </w:hyperlink>
-      <w:r>
-        <w:rPr>
-          <w:lang w:val="zh_TW" w:bidi="zh_TW"/>
-        </w:rPr>
-        <w:t>）。那位更近的親屬不願娶路得，因為那樣會使他的產業分給將來所生的兒子。他脫下鞋子，把權利讓出，這是放棄產業權的象徵。於是，波阿斯成了至親買贖者。波阿斯與路得婚後生了一個兒子，按以色列的律法，這孩子被視為拿俄米的後代與繼承人。</w:t>
+        <w:t>被「剪除」很可能表示同時被排除在社會與宗教生活之外（</w:t>
+      </w:r>
+      <w:hyperlink r:id="rId44">
+        <w:r>
+          <w:rPr>
+            <w:lang w:val="zh_TW" w:bidi="zh_TW"/>
+          </w:rPr>
+          <w:rPr>
+            <w:color w:val="0000EE"/>
+            <w:u w:val="single"/>
+          </w:rPr>
+          <w:t>約9:18</w:t>
+        </w:r>
+      </w:hyperlink>
+      <w:hyperlink r:id="rId45">
+        <w:r>
+          <w:rPr>
+            <w:lang w:val="zh_TW" w:bidi="zh_TW"/>
+          </w:rPr>
+          <w:rPr>
+            <w:color w:val="0000EE"/>
+            <w:u w:val="single"/>
+          </w:rPr>
+          <w:t>–</w:t>
+        </w:r>
+      </w:hyperlink>
+      <w:hyperlink r:id="rId44">
+        <w:r>
+          <w:rPr>
+            <w:lang w:val="zh_TW" w:bidi="zh_TW"/>
+          </w:rPr>
+          <w:rPr>
+            <w:color w:val="0000EE"/>
+            <w:u w:val="single"/>
+          </w:rPr>
+          <w:t>23、34</w:t>
+        </w:r>
+      </w:hyperlink>
+      <w:r>
+        <w:rPr>
+          <w:lang w:val="zh_TW" w:bidi="zh_TW"/>
+        </w:rPr>
+        <w:t>）。以色列民族曾被流放在外邦，到了被擄歸回之後，失去產業與永遠從神的百姓中被剪除，便成了正式的懲罰（</w:t>
+      </w:r>
+      <w:hyperlink r:id="rId46">
+        <w:r>
+          <w:rPr>
+            <w:lang w:val="zh_TW" w:bidi="zh_TW"/>
+          </w:rPr>
+          <w:rPr>
+            <w:color w:val="0000EE"/>
+            <w:u w:val="single"/>
+          </w:rPr>
+          <w:t>拉10:7–8</w:t>
+        </w:r>
+      </w:hyperlink>
+      <w:r>
+        <w:rPr>
+          <w:lang w:val="zh_TW" w:bidi="zh_TW"/>
+        </w:rPr>
+        <w:t>）。</w:t>
+      </w:r>
+    </w:p>
+    <w:p>
+      <w:pPr/>
+      <w:r>
+        <w:rPr>
+          <w:lang w:val="zh_TW" w:bidi="zh_TW"/>
+        </w:rPr>
+      </w:r>
+      <w:r>
+        <w:rPr>
+          <w:lang w:val="zh_TW" w:bidi="zh_TW"/>
+        </w:rPr>
+        <w:t>羅馬人與其他征服者一樣，把放逐當作懲罰的方式。例如，在皇帝克勞第時期，由於猶太人之間為了基督的事起了紛爭，克勞第將他們逐出羅馬城（</w:t>
+      </w:r>
+      <w:hyperlink r:id="rId47">
+        <w:r>
+          <w:rPr>
+            <w:lang w:val="zh_TW" w:bidi="zh_TW"/>
+          </w:rPr>
+          <w:rPr>
+            <w:color w:val="0000EE"/>
+            <w:u w:val="single"/>
+          </w:rPr>
+          <w:t>徒18:2</w:t>
+        </w:r>
+      </w:hyperlink>
+      <w:r>
+        <w:rPr>
+          <w:lang w:val="zh_TW" w:bidi="zh_TW"/>
+        </w:rPr>
+        <w:t>）。啟示錄的作者也在羅馬逼迫基督徒期間，被流放到拔摩島（</w:t>
+      </w:r>
+      <w:hyperlink r:id="rId48">
+        <w:r>
+          <w:rPr>
+            <w:lang w:val="zh_TW" w:bidi="zh_TW"/>
+          </w:rPr>
+          <w:rPr>
+            <w:color w:val="0000EE"/>
+            <w:u w:val="single"/>
+          </w:rPr>
+          <w:t>啟1:9</w:t>
+        </w:r>
+      </w:hyperlink>
+      <w:r>
+        <w:rPr>
+          <w:lang w:val="zh_TW" w:bidi="zh_TW"/>
+        </w:rPr>
+        <w:t>）。更嚴厲的放逐包括永遠不得返回某地、喪失公民權，以及財產被沒收。</w:t>
+      </w:r>
+    </w:p>
+    <w:p>
+      <w:pPr/>
+      <w:r>
+        <w:rPr>
+          <w:lang w:val="zh_TW" w:bidi="zh_TW"/>
+        </w:rPr>
+      </w:r>
+      <w:r>
+        <w:rPr>
+          <w:i/>
+          <w:lang w:val="zh_TW" w:bidi="zh_TW"/>
+        </w:rPr>
+        <w:t>另見</w:t>
+      </w:r>
+      <w:r>
+        <w:rPr>
+          <w:lang w:val="zh_TW" w:bidi="zh_TW"/>
+        </w:rPr>
+        <w:t xml:space="preserve"> </w:t>
+      </w:r>
+      <w:r>
+        <w:rPr>
+          <w:lang w:val="zh_TW" w:bidi="zh_TW"/>
+        </w:rPr>
+        <w:t>猶太人的散居</w:t>
+      </w:r>
+      <w:r>
+        <w:rPr>
+          <w:lang w:val="zh_TW" w:bidi="zh_TW"/>
+        </w:rPr>
+        <w:t>。</w:t>
+      </w:r>
+      <w:r>
+        <w:rPr>
+          <w:lang w:val="zh_TW" w:bidi="zh_TW"/>
+        </w:rPr>
+      </w:r>
+      <w:r>
+        <w:rPr>
+          <w:lang w:val="zh_TW" w:bidi="zh_TW"/>
+        </w:rPr>
+      </w:r>
+    </w:p>
+    <w:p>
+      <w:pPr/>
+      <w:r>
+        <w:rPr>
+          <w:lang w:val="zh_TW" w:bidi="zh_TW"/>
+        </w:rPr>
+      </w:r>
+    </w:p>
+    <w:p>
+      <w:pPr>
+        <w:pStyle w:val="Heading2"/>
+      </w:pPr>
+      <w:r>
+        <w:rPr>
+          <w:lang w:val="zh_TW" w:bidi="zh_TW"/>
+        </w:rPr>
+        <w:t>流瑪</w:t>
+      </w:r>
+      <w:r>
+        <w:rPr>
+          <w:lang w:val="zh_TW" w:bidi="zh_TW"/>
+        </w:rPr>
+      </w:r>
+    </w:p>
+    <w:p>
+      <w:pPr>
+        <w:pStyle w:val="Heading2"/>
+      </w:pPr>
+      <w:r>
+        <w:rPr>
+          <w:lang w:val="zh_TW" w:bidi="zh_TW"/>
+        </w:rPr>
+        <w:t>流瑪</w:t>
+      </w:r>
+    </w:p>
+    <w:p>
+      <w:pPr/>
+      <w:r>
+        <w:rPr>
+          <w:lang w:val="zh_TW" w:bidi="zh_TW"/>
+        </w:rPr>
+      </w:r>
+      <w:r>
+        <w:rPr>
+          <w:lang w:val="zh_TW" w:bidi="zh_TW"/>
+        </w:rPr>
+        <w:t>拿鶴的妾（</w:t>
+      </w:r>
+      <w:hyperlink r:id="rId49">
+        <w:r>
+          <w:rPr>
+            <w:lang w:val="zh_TW" w:bidi="zh_TW"/>
+          </w:rPr>
+          <w:rPr>
+            <w:color w:val="0000EE"/>
+            <w:u w:val="single"/>
+          </w:rPr>
+          <w:t>創22:24</w:t>
+        </w:r>
+      </w:hyperlink>
+      <w:r>
+        <w:rPr>
+          <w:lang w:val="zh_TW" w:bidi="zh_TW"/>
+        </w:rPr>
+        <w:t>）。她的四個兒子是居住在大馬士革以北的亞蘭人的祖先。</w:t>
+      </w:r>
+      <w:r>
+        <w:rPr>
+          <w:lang w:val="zh_TW" w:bidi="zh_TW"/>
+        </w:rPr>
+      </w:r>
+      <w:r>
+        <w:rPr>
+          <w:lang w:val="zh_TW" w:bidi="zh_TW"/>
+        </w:rPr>
+      </w:r>
+    </w:p>
+    <w:p>
+      <w:pPr/>
+      <w:r>
+        <w:rPr>
+          <w:lang w:val="zh_TW" w:bidi="zh_TW"/>
+        </w:rPr>
+      </w:r>
+    </w:p>
+    <w:p>
+      <w:pPr>
+        <w:pStyle w:val="Heading2"/>
+      </w:pPr>
+      <w:r>
+        <w:rPr>
+          <w:lang w:val="zh_TW" w:bidi="zh_TW"/>
+        </w:rPr>
+        <w:t>流人血的罪</w:t>
+      </w:r>
+      <w:r>
+        <w:rPr>
+          <w:lang w:val="zh_TW" w:bidi="zh_TW"/>
+        </w:rPr>
+      </w:r>
+    </w:p>
+    <w:p>
+      <w:pPr/>
+      <w:r>
+        <w:rPr>
+          <w:lang w:val="zh_TW" w:bidi="zh_TW"/>
+        </w:rPr>
+      </w:r>
+      <w:r>
+        <w:rPr>
+          <w:lang w:val="zh_TW" w:bidi="zh_TW"/>
+        </w:rPr>
+        <w:t>「流人血的罪」指對他人的死亡負上責任。在聖經中，這術語來自一個希伯來文，意思是「血」或「流血」（</w:t>
+      </w:r>
+      <w:hyperlink r:id="rId50">
+        <w:r>
+          <w:rPr>
+            <w:lang w:val="zh_TW" w:bidi="zh_TW"/>
+          </w:rPr>
+          <w:rPr>
+            <w:color w:val="0000EE"/>
+            <w:u w:val="single"/>
+          </w:rPr>
+          <w:t>出22:2–3</w:t>
+        </w:r>
+      </w:hyperlink>
+      <w:r>
+        <w:rPr>
+          <w:lang w:val="zh_TW" w:bidi="zh_TW"/>
+        </w:rPr>
+        <w:t>；</w:t>
+      </w:r>
+      <w:hyperlink r:id="rId51">
+        <w:r>
+          <w:rPr>
+            <w:lang w:val="zh_TW" w:bidi="zh_TW"/>
+          </w:rPr>
+          <w:rPr>
+            <w:color w:val="0000EE"/>
+            <w:u w:val="single"/>
+          </w:rPr>
+          <w:t>利17:4</w:t>
+        </w:r>
+      </w:hyperlink>
+      <w:r>
+        <w:rPr>
+          <w:lang w:val="zh_TW" w:bidi="zh_TW"/>
+        </w:rPr>
+        <w:t>；</w:t>
+      </w:r>
+      <w:hyperlink r:id="rId52">
+        <w:r>
+          <w:rPr>
+            <w:lang w:val="zh_TW" w:bidi="zh_TW"/>
+          </w:rPr>
+          <w:rPr>
+            <w:color w:val="0000EE"/>
+            <w:u w:val="single"/>
+          </w:rPr>
+          <w:t>撒上25:26、33</w:t>
+        </w:r>
+      </w:hyperlink>
+      <w:r>
+        <w:rPr>
+          <w:lang w:val="zh_TW" w:bidi="zh_TW"/>
+        </w:rPr>
+        <w:t>；</w:t>
+      </w:r>
+      <w:hyperlink r:id="rId53">
+        <w:r>
+          <w:rPr>
+            <w:lang w:val="zh_TW" w:bidi="zh_TW"/>
+          </w:rPr>
+          <w:rPr>
+            <w:color w:val="0000EE"/>
+            <w:u w:val="single"/>
+          </w:rPr>
+          <w:t>何12:14</w:t>
+        </w:r>
+      </w:hyperlink>
+      <w:r>
+        <w:rPr>
+          <w:lang w:val="zh_TW" w:bidi="zh_TW"/>
+        </w:rPr>
+        <w:t>）。當一個人殺死另一個人，就被稱為「流血」，並且因令那人死亡而有罪。</w:t>
+      </w:r>
+    </w:p>
+    <w:p>
+      <w:pPr/>
+      <w:r>
+        <w:rPr>
+          <w:lang w:val="zh_TW" w:bidi="zh_TW"/>
+        </w:rPr>
+      </w:r>
+      <w:r>
+        <w:rPr>
+          <w:lang w:val="zh_TW" w:bidi="zh_TW"/>
+        </w:rPr>
+        <w:t>「流人血的罪（bloodguiltiness）」這翻譯只在</w:t>
+      </w:r>
+      <w:hyperlink r:id="rId54">
+        <w:r>
+          <w:rPr>
+            <w:lang w:val="zh_TW" w:bidi="zh_TW"/>
+          </w:rPr>
+          <w:rPr>
+            <w:color w:val="0000EE"/>
+            <w:u w:val="single"/>
+          </w:rPr>
+          <w:t>詩篇五十一篇14節</w:t>
+        </w:r>
+      </w:hyperlink>
+      <w:r>
+        <w:rPr>
+          <w:lang w:val="zh_TW" w:bidi="zh_TW"/>
+        </w:rPr>
+        <w:t>中使用。當這個希伯來文詞語以複數形式出現時，通常是指某人殺了另一個人；單數形式則可能有三種意思，分別指：</w:t>
+      </w:r>
+    </w:p>
+    <w:p>
+      <w:pPr>
+        <w:pStyle w:val="ListBullet"/>
+        <w:spacing w:line="240" w:lineRule="auto"/>
+        <w:ind w:left="720"/>
+      </w:pPr>
+      <w:r>
+        <w:rPr>
+          <w:lang w:val="zh_TW" w:bidi="zh_TW"/>
+        </w:rPr>
+      </w:r>
+      <w:r>
+        <w:rPr>
+          <w:lang w:val="zh_TW" w:bidi="zh_TW"/>
+        </w:rPr>
+        <w:t>血本身</w:t>
+      </w:r>
+    </w:p>
+    <w:p>
+      <w:pPr>
+        <w:pStyle w:val="ListBullet"/>
+        <w:spacing w:line="240" w:lineRule="auto"/>
+        <w:ind w:left="720"/>
+      </w:pPr>
+      <w:r>
+        <w:rPr>
+          <w:lang w:val="zh_TW" w:bidi="zh_TW"/>
+        </w:rPr>
+      </w:r>
+      <w:r>
+        <w:rPr>
+          <w:lang w:val="zh_TW" w:bidi="zh_TW"/>
+        </w:rPr>
+        <w:t>殺人的行動</w:t>
+      </w:r>
+    </w:p>
+    <w:p>
+      <w:pPr>
+        <w:pStyle w:val="ListBullet"/>
+        <w:spacing w:line="240" w:lineRule="auto"/>
+        <w:ind w:left="720"/>
+      </w:pPr>
+      <w:r>
+        <w:rPr>
+          <w:lang w:val="zh_TW" w:bidi="zh_TW"/>
+        </w:rPr>
+      </w:r>
+      <w:r>
+        <w:rPr>
+          <w:lang w:val="zh_TW" w:bidi="zh_TW"/>
+        </w:rPr>
+        <w:t>因殺人而有罪</w:t>
+      </w:r>
+    </w:p>
+    <w:p>
+      <w:pPr/>
+      <w:r>
+        <w:rPr>
+          <w:lang w:val="zh_TW" w:bidi="zh_TW"/>
+        </w:rPr>
+      </w:r>
+      <w:r>
+        <w:rPr>
+          <w:lang w:val="zh_TW" w:bidi="zh_TW"/>
+        </w:rPr>
+        <w:t>在整本聖經裡，我們看到殺人者必須判以死刑。在聖經時代，殺人的情況多是使人流血而發生。</w:t>
       </w:r>
     </w:p>
     <w:p>
@@ -1013,7 +1843,7 @@
         <w:rPr>
           <w:lang w:val="zh_TW" w:bidi="zh_TW"/>
         </w:rPr>
-        <w:t>路得記的信息是甚麼？</w:t>
+        <w:t>流人血的罪的種類</w:t>
       </w:r>
     </w:p>
     <w:p>
@@ -1027,25 +1857,115 @@
         <w:rPr>
           <w:lang w:val="zh_TW" w:bidi="zh_TW"/>
         </w:rPr>
-        <w:t>首先，路得記表明了路得的家譜延續到大衛。這條血脈在</w:t>
-      </w:r>
-      <w:hyperlink r:id="rId28">
-        <w:r>
-          <w:rPr>
-            <w:lang w:val="zh_TW" w:bidi="zh_TW"/>
-          </w:rPr>
-          <w:rPr>
-            <w:color w:val="0000EE"/>
-            <w:u w:val="single"/>
-          </w:rPr>
-          <w:t>馬太福音一章</w:t>
-        </w:r>
-      </w:hyperlink>
-      <w:r>
-        <w:rPr>
-          <w:lang w:val="zh_TW" w:bidi="zh_TW"/>
-        </w:rPr>
-        <w:t>中得以延續，並在耶穌裡得以成全。</w:t>
+        <w:t>第一種流人血的罪，是有人故意殺害另一個人。舊約聖經把這類殺害稱為「流無辜血」（</w:t>
+      </w:r>
+      <w:hyperlink r:id="rId55">
+        <w:r>
+          <w:rPr>
+            <w:lang w:val="zh_TW" w:bidi="zh_TW"/>
+          </w:rPr>
+          <w:rPr>
+            <w:color w:val="0000EE"/>
+            <w:u w:val="single"/>
+          </w:rPr>
+          <w:t>拿1:14</w:t>
+        </w:r>
+      </w:hyperlink>
+      <w:r>
+        <w:rPr>
+          <w:lang w:val="zh_TW" w:bidi="zh_TW"/>
+        </w:rPr>
+        <w:t>）。聖經解釋了當有人殺了無辜的人時會發生甚麼事，以及這樣的人應當受甚麼懲罰（</w:t>
+      </w:r>
+      <w:hyperlink r:id="rId56">
+        <w:r>
+          <w:rPr>
+            <w:lang w:val="zh_TW" w:bidi="zh_TW"/>
+          </w:rPr>
+          <w:rPr>
+            <w:color w:val="0000EE"/>
+            <w:u w:val="single"/>
+          </w:rPr>
+          <w:t>創9:6</w:t>
+        </w:r>
+      </w:hyperlink>
+      <w:r>
+        <w:rPr>
+          <w:lang w:val="zh_TW" w:bidi="zh_TW"/>
+        </w:rPr>
+        <w:t>；</w:t>
+      </w:r>
+      <w:hyperlink r:id="rId57">
+        <w:r>
+          <w:rPr>
+            <w:lang w:val="zh_TW" w:bidi="zh_TW"/>
+          </w:rPr>
+          <w:rPr>
+            <w:color w:val="0000EE"/>
+            <w:u w:val="single"/>
+          </w:rPr>
+          <w:t>申19:11–13</w:t>
+        </w:r>
+      </w:hyperlink>
+      <w:r>
+        <w:rPr>
+          <w:lang w:val="zh_TW" w:bidi="zh_TW"/>
+        </w:rPr>
+        <w:t>；</w:t>
+      </w:r>
+      <w:hyperlink r:id="rId58">
+        <w:r>
+          <w:rPr>
+            <w:lang w:val="zh_TW" w:bidi="zh_TW"/>
+          </w:rPr>
+          <w:rPr>
+            <w:color w:val="0000EE"/>
+            <w:u w:val="single"/>
+          </w:rPr>
+          <w:t>王下24:4</w:t>
+        </w:r>
+      </w:hyperlink>
+      <w:r>
+        <w:rPr>
+          <w:lang w:val="zh_TW" w:bidi="zh_TW"/>
+        </w:rPr>
+        <w:t>；</w:t>
+      </w:r>
+      <w:hyperlink r:id="rId59">
+        <w:r>
+          <w:rPr>
+            <w:lang w:val="zh_TW" w:bidi="zh_TW"/>
+          </w:rPr>
+          <w:rPr>
+            <w:color w:val="0000EE"/>
+            <w:u w:val="single"/>
+          </w:rPr>
+          <w:t>結33:6</w:t>
+        </w:r>
+      </w:hyperlink>
+      <w:r>
+        <w:rPr>
+          <w:lang w:val="zh_TW" w:bidi="zh_TW"/>
+        </w:rPr>
+        <w:t>）。根據聖經的教導，謀殺別人的人不能以贖價來逃避刑罰（</w:t>
+      </w:r>
+      <w:hyperlink r:id="rId60">
+        <w:r>
+          <w:rPr>
+            <w:lang w:val="zh_TW" w:bidi="zh_TW"/>
+          </w:rPr>
+          <w:rPr>
+            <w:color w:val="0000EE"/>
+            <w:u w:val="single"/>
+          </w:rPr>
+          <w:t>民35:31</w:t>
+        </w:r>
+      </w:hyperlink>
+      <w:r>
+        <w:rPr>
+          <w:lang w:val="zh_TW" w:bidi="zh_TW"/>
+        </w:rPr>
+        <w:t>）。</w:t>
       </w:r>
     </w:p>
     <w:p>
@@ -1059,7 +1979,37 @@
         <w:rPr>
           <w:lang w:val="zh_TW" w:bidi="zh_TW"/>
         </w:rPr>
-        <w:t>其次，這卷書顯出神恩典的美。這故事表明神的慈愛臨到所有人，甚至臨到並非生於以色列的人。外邦人（即使來自摩押）也能一同分享以色列所蒙的福分。</w:t>
+        <w:t>另一種流人血的罪是有人誤殺他人（</w:t>
+      </w:r>
+      <w:hyperlink r:id="rId61">
+        <w:r>
+          <w:rPr>
+            <w:lang w:val="zh_TW" w:bidi="zh_TW"/>
+          </w:rPr>
+          <w:rPr>
+            <w:color w:val="0000EE"/>
+            <w:u w:val="single"/>
+          </w:rPr>
+          <w:t>民35:9–28；</w:t>
+        </w:r>
+      </w:hyperlink>
+      <w:hyperlink r:id="rId62">
+        <w:r>
+          <w:rPr>
+            <w:lang w:val="zh_TW" w:bidi="zh_TW"/>
+          </w:rPr>
+          <w:rPr>
+            <w:color w:val="0000EE"/>
+            <w:u w:val="single"/>
+          </w:rPr>
+          <w:t>申19:4–10</w:t>
+        </w:r>
+      </w:hyperlink>
+      <w:r>
+        <w:rPr>
+          <w:lang w:val="zh_TW" w:bidi="zh_TW"/>
+        </w:rPr>
+        <w:t>）。在這類情況中，造成別人死亡的人可以逃到稱為「逃城」的地方尋求保護。如果他離開逃城，死者至親中有權申冤的人就可以殺死他，而這位至親被稱為「報血仇的人」。</w:t>
       </w:r>
     </w:p>
     <w:p>
@@ -1073,7 +2023,25 @@
         <w:rPr>
           <w:lang w:val="zh_TW" w:bidi="zh_TW"/>
         </w:rPr>
-        <w:t>在神學上，「至親買贖者」的概念明顯預表彌賽亞（受膏者）。祂必須是血緣上的親屬，有能力贖回產業，並且甘心願意這樣作，也願意娶亡親的寡婦為妻。</w:t>
+        <w:t>有時候，人們會發現屍體，但沒有人知道那人是被誰殺的。在這種情況下，離屍體最近的那座城要為這死亡負責。</w:t>
+      </w:r>
+      <w:hyperlink r:id="rId63">
+        <w:r>
+          <w:rPr>
+            <w:lang w:val="zh_TW" w:bidi="zh_TW"/>
+          </w:rPr>
+          <w:rPr>
+            <w:color w:val="0000EE"/>
+            <w:u w:val="single"/>
+          </w:rPr>
+          <w:t>申命記二十一章1至9節</w:t>
+        </w:r>
+      </w:hyperlink>
+      <w:r>
+        <w:rPr>
+          <w:lang w:val="zh_TW" w:bidi="zh_TW"/>
+        </w:rPr>
+        <w:t>說明，這些城可以一種特別禮儀，來除去這項責任。</w:t>
       </w:r>
     </w:p>
     <w:p>
@@ -1087,35 +2055,43 @@
         <w:rPr>
           <w:lang w:val="zh_TW" w:bidi="zh_TW"/>
         </w:rPr>
-        <w:t>最後，路得對拿俄米的愛成為忠誠的榜樣。伯利恆的婦女對拿娥米說：「是愛慕你的那兒婦所生的。有這兒婦比有七個兒子還好」（</w:t>
-      </w:r>
-      <w:hyperlink r:id="rId29">
-        <w:r>
-          <w:rPr>
-            <w:lang w:val="zh_TW" w:bidi="zh_TW"/>
-          </w:rPr>
-          <w:rPr>
-            <w:color w:val="0000EE"/>
-            <w:u w:val="single"/>
-          </w:rPr>
-          <w:t>得4:15</w:t>
-        </w:r>
-      </w:hyperlink>
-      <w:r>
-        <w:rPr>
-          <w:lang w:val="zh_TW" w:bidi="zh_TW"/>
-        </w:rPr>
-        <w:t>）。在當時的文化中，能有七個兒子被視為極大的福分，而這些婦人所說的意思是：路得對拿俄米的愛與照顧比這樣的福分更寶貴。</w:t>
-      </w:r>
-      <w:r>
-        <w:rPr>
-          <w:lang w:val="zh_TW" w:bidi="zh_TW"/>
-        </w:rPr>
-      </w:r>
-      <w:r>
-        <w:rPr>
-          <w:lang w:val="zh_TW" w:bidi="zh_TW"/>
-        </w:rPr>
+        <w:t>在古代以色列，百姓在處理牲畜時，也可能因處理不當而犯罪（</w:t>
+      </w:r>
+      <w:hyperlink r:id="rId64">
+        <w:r>
+          <w:rPr>
+            <w:lang w:val="zh_TW" w:bidi="zh_TW"/>
+          </w:rPr>
+          <w:rPr>
+            <w:color w:val="0000EE"/>
+            <w:u w:val="single"/>
+          </w:rPr>
+          <w:t>利17:3–4、10–11</w:t>
+        </w:r>
+      </w:hyperlink>
+      <w:r>
+        <w:rPr>
+          <w:lang w:val="zh_TW" w:bidi="zh_TW"/>
+        </w:rPr>
+        <w:t>）。如果一隻牲畜殺了人，就要用石頭打死那隻牲畜（</w:t>
+      </w:r>
+      <w:hyperlink r:id="rId65">
+        <w:r>
+          <w:rPr>
+            <w:lang w:val="zh_TW" w:bidi="zh_TW"/>
+          </w:rPr>
+          <w:rPr>
+            <w:color w:val="0000EE"/>
+            <w:u w:val="single"/>
+          </w:rPr>
+          <w:t>出21:28–29</w:t>
+        </w:r>
+      </w:hyperlink>
+      <w:r>
+        <w:rPr>
+          <w:lang w:val="zh_TW" w:bidi="zh_TW"/>
+        </w:rPr>
+        <w:t>）。</w:t>
       </w:r>
     </w:p>
     <w:p>
@@ -1125,6 +2101,573 @@
           <w:lang w:val="zh_TW" w:bidi="zh_TW"/>
         </w:rPr>
       </w:r>
+      <w:r>
+        <w:rPr>
+          <w:lang w:val="zh_TW" w:bidi="zh_TW"/>
+        </w:rPr>
+        <w:t>有些情況下，殺人不算有罪：</w:t>
+      </w:r>
+    </w:p>
+    <w:p>
+      <w:pPr>
+        <w:pStyle w:val="ListBullet"/>
+        <w:spacing w:line="240" w:lineRule="auto"/>
+        <w:ind w:left="720"/>
+      </w:pPr>
+      <w:r>
+        <w:rPr>
+          <w:lang w:val="zh_TW" w:bidi="zh_TW"/>
+        </w:rPr>
+      </w:r>
+      <w:r>
+        <w:rPr>
+          <w:lang w:val="zh_TW" w:bidi="zh_TW"/>
+        </w:rPr>
+        <w:t>保護自己（</w:t>
+      </w:r>
+      <w:hyperlink r:id="rId66">
+        <w:r>
+          <w:rPr>
+            <w:lang w:val="zh_TW" w:bidi="zh_TW"/>
+          </w:rPr>
+          <w:rPr>
+            <w:color w:val="0000EE"/>
+            <w:u w:val="single"/>
+          </w:rPr>
+          <w:t>出22:2</w:t>
+        </w:r>
+      </w:hyperlink>
+      <w:r>
+        <w:rPr>
+          <w:lang w:val="zh_TW" w:bidi="zh_TW"/>
+        </w:rPr>
+        <w:t>）</w:t>
+      </w:r>
+    </w:p>
+    <w:p>
+      <w:pPr>
+        <w:pStyle w:val="ListBullet"/>
+        <w:spacing w:line="240" w:lineRule="auto"/>
+        <w:ind w:left="720"/>
+      </w:pPr>
+      <w:r>
+        <w:rPr>
+          <w:lang w:val="zh_TW" w:bidi="zh_TW"/>
+        </w:rPr>
+      </w:r>
+      <w:r>
+        <w:rPr>
+          <w:lang w:val="zh_TW" w:bidi="zh_TW"/>
+        </w:rPr>
+        <w:t>執行合法的處決（</w:t>
+      </w:r>
+      <w:hyperlink r:id="rId67">
+        <w:r>
+          <w:rPr>
+            <w:lang w:val="zh_TW" w:bidi="zh_TW"/>
+          </w:rPr>
+          <w:rPr>
+            <w:color w:val="0000EE"/>
+            <w:u w:val="single"/>
+          </w:rPr>
+          <w:t>利20:9–16</w:t>
+        </w:r>
+      </w:hyperlink>
+      <w:r>
+        <w:rPr>
+          <w:lang w:val="zh_TW" w:bidi="zh_TW"/>
+        </w:rPr>
+        <w:t>）</w:t>
+      </w:r>
+    </w:p>
+    <w:p>
+      <w:pPr>
+        <w:pStyle w:val="ListBullet"/>
+        <w:spacing w:line="240" w:lineRule="auto"/>
+        <w:ind w:left="720"/>
+      </w:pPr>
+      <w:r>
+        <w:rPr>
+          <w:lang w:val="zh_TW" w:bidi="zh_TW"/>
+        </w:rPr>
+      </w:r>
+      <w:r>
+        <w:rPr>
+          <w:lang w:val="zh_TW" w:bidi="zh_TW"/>
+        </w:rPr>
+        <w:t>在戰爭中的殺敵（</w:t>
+      </w:r>
+      <w:hyperlink r:id="rId68">
+        <w:r>
+          <w:rPr>
+            <w:lang w:val="zh_TW" w:bidi="zh_TW"/>
+          </w:rPr>
+          <w:rPr>
+            <w:color w:val="0000EE"/>
+            <w:u w:val="single"/>
+          </w:rPr>
+          <w:t>王上2:5–6</w:t>
+        </w:r>
+      </w:hyperlink>
+      <w:r>
+        <w:rPr>
+          <w:lang w:val="zh_TW" w:bidi="zh_TW"/>
+        </w:rPr>
+        <w:t>）</w:t>
+      </w:r>
+    </w:p>
+    <w:p>
+      <w:pPr/>
+      <w:r>
+        <w:rPr>
+          <w:lang w:val="zh_TW" w:bidi="zh_TW"/>
+        </w:rPr>
+      </w:r>
+      <w:r>
+        <w:rPr>
+          <w:lang w:val="zh_TW" w:bidi="zh_TW"/>
+        </w:rPr>
+        <w:t>先知們常用「血」這個詞，來指全以色列民的罪責（</w:t>
+      </w:r>
+      <w:hyperlink r:id="rId69">
+        <w:r>
+          <w:rPr>
+            <w:lang w:val="zh_TW" w:bidi="zh_TW"/>
+          </w:rPr>
+          <w:rPr>
+            <w:color w:val="0000EE"/>
+            <w:u w:val="single"/>
+          </w:rPr>
+          <w:t>賽1:15</w:t>
+        </w:r>
+      </w:hyperlink>
+      <w:r>
+        <w:rPr>
+          <w:lang w:val="zh_TW" w:bidi="zh_TW"/>
+        </w:rPr>
+        <w:t>，</w:t>
+      </w:r>
+      <w:hyperlink r:id="rId70">
+        <w:r>
+          <w:rPr>
+            <w:lang w:val="zh_TW" w:bidi="zh_TW"/>
+          </w:rPr>
+          <w:rPr>
+            <w:color w:val="0000EE"/>
+            <w:u w:val="single"/>
+          </w:rPr>
+          <w:t>4:4；</w:t>
+        </w:r>
+      </w:hyperlink>
+      <w:hyperlink r:id="rId71">
+        <w:r>
+          <w:rPr>
+            <w:lang w:val="zh_TW" w:bidi="zh_TW"/>
+          </w:rPr>
+          <w:rPr>
+            <w:color w:val="0000EE"/>
+            <w:u w:val="single"/>
+          </w:rPr>
+          <w:t>結7:23</w:t>
+        </w:r>
+      </w:hyperlink>
+      <w:r>
+        <w:rPr>
+          <w:lang w:val="zh_TW" w:bidi="zh_TW"/>
+        </w:rPr>
+        <w:t>，</w:t>
+      </w:r>
+      <w:hyperlink r:id="rId72">
+        <w:r>
+          <w:rPr>
+            <w:lang w:val="zh_TW" w:bidi="zh_TW"/>
+          </w:rPr>
+          <w:rPr>
+            <w:color w:val="0000EE"/>
+            <w:u w:val="single"/>
+          </w:rPr>
+          <w:t>9:9；</w:t>
+        </w:r>
+      </w:hyperlink>
+      <w:hyperlink r:id="rId73">
+        <w:r>
+          <w:rPr>
+            <w:lang w:val="zh_TW" w:bidi="zh_TW"/>
+          </w:rPr>
+          <w:rPr>
+            <w:color w:val="0000EE"/>
+            <w:u w:val="single"/>
+          </w:rPr>
+          <w:t>何1:4</w:t>
+        </w:r>
+      </w:hyperlink>
+      <w:r>
+        <w:rPr>
+          <w:lang w:val="zh_TW" w:bidi="zh_TW"/>
+        </w:rPr>
+        <w:t>，</w:t>
+      </w:r>
+      <w:hyperlink r:id="rId74">
+        <w:r>
+          <w:rPr>
+            <w:lang w:val="zh_TW" w:bidi="zh_TW"/>
+          </w:rPr>
+          <w:rPr>
+            <w:color w:val="0000EE"/>
+            <w:u w:val="single"/>
+          </w:rPr>
+          <w:t>4:2</w:t>
+        </w:r>
+      </w:hyperlink>
+      <w:r>
+        <w:rPr>
+          <w:lang w:val="zh_TW" w:bidi="zh_TW"/>
+        </w:rPr>
+        <w:t>；</w:t>
+      </w:r>
+      <w:hyperlink r:id="rId75">
+        <w:r>
+          <w:rPr>
+            <w:lang w:val="zh_TW" w:bidi="zh_TW"/>
+          </w:rPr>
+          <w:rPr>
+            <w:color w:val="0000EE"/>
+            <w:u w:val="single"/>
+          </w:rPr>
+          <w:t>彌3:10；</w:t>
+        </w:r>
+      </w:hyperlink>
+      <w:hyperlink r:id="rId76">
+        <w:r>
+          <w:rPr>
+            <w:lang w:val="zh_TW" w:bidi="zh_TW"/>
+          </w:rPr>
+          <w:rPr>
+            <w:color w:val="0000EE"/>
+            <w:u w:val="single"/>
+          </w:rPr>
+          <w:t>哈2:8、12、17</w:t>
+        </w:r>
+      </w:hyperlink>
+      <w:r>
+        <w:rPr>
+          <w:lang w:val="zh_TW" w:bidi="zh_TW"/>
+        </w:rPr>
+        <w:t>）。</w:t>
+      </w:r>
+    </w:p>
+    <w:p>
+      <w:pPr/>
+      <w:r>
+        <w:rPr>
+          <w:lang w:val="zh_TW" w:bidi="zh_TW"/>
+        </w:rPr>
+      </w:r>
+      <w:r>
+        <w:rPr>
+          <w:lang w:val="zh_TW" w:bidi="zh_TW"/>
+        </w:rPr>
+        <w:t>有些罪極為嚴重，即使不涉及殺人，律法也規定要用死刑來懲罰犯罪的人（</w:t>
+      </w:r>
+      <w:hyperlink r:id="rId67">
+        <w:r>
+          <w:rPr>
+            <w:lang w:val="zh_TW" w:bidi="zh_TW"/>
+          </w:rPr>
+          <w:rPr>
+            <w:color w:val="0000EE"/>
+            <w:u w:val="single"/>
+          </w:rPr>
+          <w:t>利20:9–16</w:t>
+        </w:r>
+      </w:hyperlink>
+      <w:r>
+        <w:rPr>
+          <w:lang w:val="zh_TW" w:bidi="zh_TW"/>
+        </w:rPr>
+        <w:t>；</w:t>
+      </w:r>
+      <w:hyperlink r:id="rId77">
+        <w:r>
+          <w:rPr>
+            <w:lang w:val="zh_TW" w:bidi="zh_TW"/>
+          </w:rPr>
+          <w:rPr>
+            <w:color w:val="0000EE"/>
+            <w:u w:val="single"/>
+          </w:rPr>
+          <w:t>結8:10–13</w:t>
+        </w:r>
+      </w:hyperlink>
+      <w:r>
+        <w:rPr>
+          <w:lang w:val="zh_TW" w:bidi="zh_TW"/>
+        </w:rPr>
+        <w:t>）。這些罪包括：</w:t>
+      </w:r>
+    </w:p>
+    <w:p>
+      <w:pPr>
+        <w:pStyle w:val="ListBullet"/>
+        <w:spacing w:line="240" w:lineRule="auto"/>
+        <w:ind w:left="720"/>
+      </w:pPr>
+      <w:r>
+        <w:rPr>
+          <w:lang w:val="zh_TW" w:bidi="zh_TW"/>
+        </w:rPr>
+      </w:r>
+      <w:r>
+        <w:rPr>
+          <w:lang w:val="zh_TW" w:bidi="zh_TW"/>
+        </w:rPr>
+        <w:t>敬拜假神</w:t>
+      </w:r>
+    </w:p>
+    <w:p>
+      <w:pPr>
+        <w:pStyle w:val="ListBullet"/>
+        <w:spacing w:line="240" w:lineRule="auto"/>
+        <w:ind w:left="720"/>
+      </w:pPr>
+      <w:r>
+        <w:rPr>
+          <w:lang w:val="zh_TW" w:bidi="zh_TW"/>
+        </w:rPr>
+      </w:r>
+      <w:r>
+        <w:rPr>
+          <w:lang w:val="zh_TW" w:bidi="zh_TW"/>
+        </w:rPr>
+        <w:t>將受造物當作神（偶像）來敬拜</w:t>
+      </w:r>
+    </w:p>
+    <w:p>
+      <w:pPr>
+        <w:pStyle w:val="ListBullet"/>
+        <w:spacing w:line="240" w:lineRule="auto"/>
+        <w:ind w:left="720"/>
+      </w:pPr>
+      <w:r>
+        <w:rPr>
+          <w:lang w:val="zh_TW" w:bidi="zh_TW"/>
+        </w:rPr>
+      </w:r>
+      <w:r>
+        <w:rPr>
+          <w:lang w:val="zh_TW" w:bidi="zh_TW"/>
+        </w:rPr>
+        <w:t>在婚姻中不忠（姦淫）</w:t>
+      </w:r>
+    </w:p>
+    <w:p>
+      <w:pPr>
+        <w:pStyle w:val="ListBullet"/>
+        <w:spacing w:line="240" w:lineRule="auto"/>
+        <w:ind w:left="720"/>
+      </w:pPr>
+      <w:r>
+        <w:rPr>
+          <w:lang w:val="zh_TW" w:bidi="zh_TW"/>
+        </w:rPr>
+      </w:r>
+      <w:r>
+        <w:rPr>
+          <w:lang w:val="zh_TW" w:bidi="zh_TW"/>
+        </w:rPr>
+        <w:t>偷竊（搶奪）</w:t>
+      </w:r>
+    </w:p>
+    <w:p>
+      <w:pPr>
+        <w:pStyle w:val="ListBullet"/>
+        <w:spacing w:line="240" w:lineRule="auto"/>
+        <w:ind w:left="720"/>
+      </w:pPr>
+      <w:r>
+        <w:rPr>
+          <w:lang w:val="zh_TW" w:bidi="zh_TW"/>
+        </w:rPr>
+      </w:r>
+      <w:r>
+        <w:rPr>
+          <w:lang w:val="zh_TW" w:bidi="zh_TW"/>
+        </w:rPr>
+        <w:t>欺壓貧窮人</w:t>
+      </w:r>
+    </w:p>
+    <w:p>
+      <w:pPr>
+        <w:pStyle w:val="ListBullet"/>
+        <w:spacing w:line="240" w:lineRule="auto"/>
+        <w:ind w:left="720"/>
+      </w:pPr>
+      <w:r>
+        <w:rPr>
+          <w:lang w:val="zh_TW" w:bidi="zh_TW"/>
+        </w:rPr>
+      </w:r>
+      <w:r>
+        <w:rPr>
+          <w:lang w:val="zh_TW" w:bidi="zh_TW"/>
+        </w:rPr>
+        <w:t>違背重要的誓言</w:t>
+      </w:r>
+    </w:p>
+    <w:p>
+      <w:pPr>
+        <w:pStyle w:val="ListBullet"/>
+        <w:spacing w:line="240" w:lineRule="auto"/>
+        <w:ind w:left="720"/>
+      </w:pPr>
+      <w:r>
+        <w:rPr>
+          <w:lang w:val="zh_TW" w:bidi="zh_TW"/>
+        </w:rPr>
+      </w:r>
+      <w:r>
+        <w:rPr>
+          <w:lang w:val="zh_TW" w:bidi="zh_TW"/>
+        </w:rPr>
+        <w:t>向別人收取不公平的利息</w:t>
+      </w:r>
+    </w:p>
+    <w:p>
+      <w:pPr/>
+      <w:r>
+        <w:rPr>
+          <w:lang w:val="zh_TW" w:bidi="zh_TW"/>
+        </w:rPr>
+      </w:r>
+      <w:r>
+        <w:rPr>
+          <w:lang w:val="zh_TW" w:bidi="zh_TW"/>
+        </w:rPr>
+        <w:t>在整本聖經中，從創世記（</w:t>
+      </w:r>
+      <w:hyperlink r:id="rId78">
+        <w:r>
+          <w:rPr>
+            <w:lang w:val="zh_TW" w:bidi="zh_TW"/>
+          </w:rPr>
+          <w:rPr>
+            <w:color w:val="0000EE"/>
+            <w:u w:val="single"/>
+          </w:rPr>
+          <w:t>4:10–12</w:t>
+        </w:r>
+      </w:hyperlink>
+      <w:r>
+        <w:rPr>
+          <w:lang w:val="zh_TW" w:bidi="zh_TW"/>
+        </w:rPr>
+        <w:t>）到先知書（</w:t>
+      </w:r>
+      <w:hyperlink r:id="rId79">
+        <w:r>
+          <w:rPr>
+            <w:lang w:val="zh_TW" w:bidi="zh_TW"/>
+          </w:rPr>
+          <w:rPr>
+            <w:color w:val="0000EE"/>
+            <w:u w:val="single"/>
+          </w:rPr>
+          <w:t>賽26:21；</w:t>
+        </w:r>
+      </w:hyperlink>
+      <w:hyperlink r:id="rId80">
+        <w:r>
+          <w:rPr>
+            <w:lang w:val="zh_TW" w:bidi="zh_TW"/>
+          </w:rPr>
+          <w:rPr>
+            <w:color w:val="0000EE"/>
+            <w:u w:val="single"/>
+          </w:rPr>
+          <w:t>結24:6–9</w:t>
+        </w:r>
+      </w:hyperlink>
+      <w:r>
+        <w:rPr>
+          <w:lang w:val="zh_TW" w:bidi="zh_TW"/>
+        </w:rPr>
+        <w:t>），直至新約聖經（</w:t>
+      </w:r>
+      <w:hyperlink r:id="rId81">
+        <w:r>
+          <w:rPr>
+            <w:lang w:val="zh_TW" w:bidi="zh_TW"/>
+          </w:rPr>
+          <w:rPr>
+            <w:color w:val="0000EE"/>
+            <w:u w:val="single"/>
+          </w:rPr>
+          <w:t>啟6:10</w:t>
+        </w:r>
+      </w:hyperlink>
+      <w:r>
+        <w:rPr>
+          <w:lang w:val="zh_TW" w:bidi="zh_TW"/>
+        </w:rPr>
+        <w:t>）我們都看見神要施行公義，並且懲罰那些殺害別人的人。</w:t>
+      </w:r>
+    </w:p>
+    <w:p>
+      <w:pPr/>
+      <w:r>
+        <w:rPr>
+          <w:lang w:val="zh_TW" w:bidi="zh_TW"/>
+        </w:rPr>
+      </w:r>
+      <w:r>
+        <w:rPr>
+          <w:i/>
+          <w:lang w:val="zh_TW" w:bidi="zh_TW"/>
+        </w:rPr>
+        <w:t>另見</w:t>
+      </w:r>
+      <w:r>
+        <w:rPr>
+          <w:lang w:val="zh_TW" w:bidi="zh_TW"/>
+        </w:rPr>
+        <w:t xml:space="preserve"> </w:t>
+      </w:r>
+      <w:r>
+        <w:rPr>
+          <w:lang w:val="zh_TW" w:bidi="zh_TW"/>
+        </w:rPr>
+        <w:t>逃城；</w:t>
+      </w:r>
+      <w:r>
+        <w:rPr>
+          <w:lang w:val="zh_TW" w:bidi="zh_TW"/>
+        </w:rPr>
+        <w:t>刑法和懲罰</w:t>
+      </w:r>
+      <w:r>
+        <w:rPr>
+          <w:lang w:val="zh_TW" w:bidi="zh_TW"/>
+        </w:rPr>
+        <w:t>。</w:t>
+      </w:r>
+      <w:r>
+        <w:rPr>
+          <w:lang w:val="zh_TW" w:bidi="zh_TW"/>
+        </w:rPr>
+      </w:r>
+      <w:r>
+        <w:rPr>
+          <w:lang w:val="zh_TW" w:bidi="zh_TW"/>
+        </w:rPr>
+      </w:r>
+    </w:p>
+    <w:p>
+      <w:pPr/>
+      <w:r>
+        <w:rPr>
+          <w:lang w:val="zh_TW" w:bidi="zh_TW"/>
+        </w:rPr>
+      </w:r>
     </w:p>
     <w:p>
       <w:pPr>
@@ -1134,7 +2677,7 @@
         <w:rPr>
           <w:lang w:val="zh_TW" w:bidi="zh_TW"/>
         </w:rPr>
-        <w:t>路德、路德族、路低人</w:t>
+        <w:t>硫磺</w:t>
       </w:r>
       <w:r>
         <w:rPr>
@@ -1153,178 +2696,248 @@
         <w:rPr>
           <w:lang w:val="zh_TW" w:bidi="zh_TW"/>
         </w:rPr>
-        <w:t>在</w:t>
-      </w:r>
-      <w:hyperlink r:id="rId30">
-        <w:r>
-          <w:rPr>
-            <w:lang w:val="zh_TW" w:bidi="zh_TW"/>
-          </w:rPr>
-          <w:rPr>
-            <w:color w:val="0000EE"/>
-            <w:u w:val="single"/>
-          </w:rPr>
-          <w:t>創世記第十章</w:t>
-        </w:r>
-      </w:hyperlink>
-      <w:r>
-        <w:rPr>
-          <w:lang w:val="zh_TW" w:bidi="zh_TW"/>
-        </w:rPr>
-        <w:t>的列國表（table of nations）中出現的名字。路低被列為麥西的長子，而路德被列為閃的第四子。基於這一記載，較合宜的理解是：兩者可能具有不同的族源。然而，有些人則提出這兩個名字指的均是小亞細亞的民族，即呂底亞人（Lydians），他們在亞述巴尼拔（Ashurbanipal）的銘文中被提到為路都（</w:t>
+        <w:t>硫磺是非金屬元素硫的古老名稱，字面意思是「會燃燒的石頭」硫磺的燃點比許多其他物質低，燃燒時會產生刺鼻的二氧化硫煙霧。硫磺自然存在於火山區，例如死海谷地。</w:t>
+      </w:r>
+    </w:p>
+    <w:p>
+      <w:pPr/>
+      <w:r>
+        <w:rPr>
+          <w:lang w:val="zh_TW" w:bidi="zh_TW"/>
+        </w:rPr>
+      </w:r>
+      <w:r>
+        <w:rPr>
+          <w:lang w:val="zh_TW" w:bidi="zh_TW"/>
+        </w:rPr>
+        <w:t>在聖經中，「火與硫磺」常被用來象徵神對惡人的懲罰（</w:t>
+      </w:r>
+      <w:hyperlink r:id="rId82">
+        <w:r>
+          <w:rPr>
+            <w:lang w:val="zh_TW" w:bidi="zh_TW"/>
+          </w:rPr>
+          <w:rPr>
+            <w:color w:val="0000EE"/>
+            <w:u w:val="single"/>
+          </w:rPr>
+          <w:t>創19:24</w:t>
+        </w:r>
+      </w:hyperlink>
+      <w:r>
+        <w:rPr>
+          <w:lang w:val="zh_TW" w:bidi="zh_TW"/>
+        </w:rPr>
+        <w:t>；</w:t>
+      </w:r>
+      <w:hyperlink r:id="rId83">
+        <w:r>
+          <w:rPr>
+            <w:lang w:val="zh_TW" w:bidi="zh_TW"/>
+          </w:rPr>
+          <w:rPr>
+            <w:color w:val="0000EE"/>
+            <w:u w:val="single"/>
+          </w:rPr>
+          <w:t>申29:23</w:t>
+        </w:r>
+      </w:hyperlink>
+      <w:r>
+        <w:rPr>
+          <w:lang w:val="zh_TW" w:bidi="zh_TW"/>
+        </w:rPr>
+        <w:t>；</w:t>
+      </w:r>
+      <w:hyperlink r:id="rId84">
+        <w:r>
+          <w:rPr>
+            <w:lang w:val="zh_TW" w:bidi="zh_TW"/>
+          </w:rPr>
+          <w:rPr>
+            <w:color w:val="0000EE"/>
+            <w:u w:val="single"/>
+          </w:rPr>
+          <w:t>伯18:15</w:t>
+        </w:r>
+      </w:hyperlink>
+      <w:r>
+        <w:rPr>
+          <w:lang w:val="zh_TW" w:bidi="zh_TW"/>
+        </w:rPr>
+        <w:t>；</w:t>
+      </w:r>
+      <w:hyperlink r:id="rId85">
+        <w:r>
+          <w:rPr>
+            <w:lang w:val="zh_TW" w:bidi="zh_TW"/>
+          </w:rPr>
+          <w:rPr>
+            <w:color w:val="0000EE"/>
+            <w:u w:val="single"/>
+          </w:rPr>
+          <w:t>詩11:6</w:t>
+        </w:r>
+      </w:hyperlink>
+      <w:r>
+        <w:rPr>
+          <w:lang w:val="zh_TW" w:bidi="zh_TW"/>
+        </w:rPr>
+        <w:t>；</w:t>
+      </w:r>
+      <w:hyperlink r:id="rId86">
+        <w:r>
+          <w:rPr>
+            <w:lang w:val="zh_TW" w:bidi="zh_TW"/>
+          </w:rPr>
+          <w:rPr>
+            <w:color w:val="0000EE"/>
+            <w:u w:val="single"/>
+          </w:rPr>
+          <w:t>結38:22</w:t>
+        </w:r>
+      </w:hyperlink>
+      <w:r>
+        <w:rPr>
+          <w:lang w:val="zh_TW" w:bidi="zh_TW"/>
+        </w:rPr>
+        <w:t>；</w:t>
+      </w:r>
+      <w:hyperlink r:id="rId87">
+        <w:r>
+          <w:rPr>
+            <w:lang w:val="zh_TW" w:bidi="zh_TW"/>
+          </w:rPr>
+          <w:rPr>
+            <w:color w:val="0000EE"/>
+            <w:u w:val="single"/>
+          </w:rPr>
+          <w:t>路17:29</w:t>
+        </w:r>
+      </w:hyperlink>
+      <w:r>
+        <w:rPr>
+          <w:lang w:val="zh_TW" w:bidi="zh_TW"/>
+        </w:rPr>
+        <w:t>；</w:t>
+      </w:r>
+      <w:hyperlink r:id="rId88">
+        <w:r>
+          <w:rPr>
+            <w:lang w:val="zh_TW" w:bidi="zh_TW"/>
+          </w:rPr>
+          <w:rPr>
+            <w:color w:val="0000EE"/>
+            <w:u w:val="single"/>
+          </w:rPr>
+          <w:t>啟9:17–18</w:t>
+        </w:r>
+      </w:hyperlink>
+      <w:r>
+        <w:rPr>
+          <w:lang w:val="zh_TW" w:bidi="zh_TW"/>
+        </w:rPr>
+        <w:t>，</w:t>
+      </w:r>
+      <w:hyperlink r:id="rId89">
+        <w:r>
+          <w:rPr>
+            <w:lang w:val="zh_TW" w:bidi="zh_TW"/>
+          </w:rPr>
+          <w:rPr>
+            <w:color w:val="0000EE"/>
+            <w:u w:val="single"/>
+          </w:rPr>
+          <w:t>14:10</w:t>
+        </w:r>
+      </w:hyperlink>
+      <w:r>
+        <w:rPr>
+          <w:lang w:val="zh_TW" w:bidi="zh_TW"/>
+        </w:rPr>
+        <w:t>，</w:t>
+      </w:r>
+      <w:hyperlink r:id="rId90">
+        <w:r>
+          <w:rPr>
+            <w:lang w:val="zh_TW" w:bidi="zh_TW"/>
+          </w:rPr>
+          <w:rPr>
+            <w:color w:val="0000EE"/>
+            <w:u w:val="single"/>
+          </w:rPr>
+          <w:t>19:20</w:t>
+        </w:r>
+      </w:hyperlink>
+      <w:r>
+        <w:rPr>
+          <w:lang w:val="zh_TW" w:bidi="zh_TW"/>
+        </w:rPr>
+        <w:t>，</w:t>
+      </w:r>
+      <w:hyperlink r:id="rId91">
+        <w:r>
+          <w:rPr>
+            <w:lang w:val="zh_TW" w:bidi="zh_TW"/>
+          </w:rPr>
+          <w:rPr>
+            <w:color w:val="0000EE"/>
+            <w:u w:val="single"/>
+          </w:rPr>
+          <w:t>20:10</w:t>
+        </w:r>
+      </w:hyperlink>
+      <w:r>
+        <w:rPr>
+          <w:lang w:val="zh_TW" w:bidi="zh_TW"/>
+        </w:rPr>
+        <w:t>，</w:t>
+      </w:r>
+      <w:hyperlink r:id="rId92">
+        <w:r>
+          <w:rPr>
+            <w:lang w:val="zh_TW" w:bidi="zh_TW"/>
+          </w:rPr>
+          <w:rPr>
+            <w:color w:val="0000EE"/>
+            <w:u w:val="single"/>
+          </w:rPr>
+          <w:t>21:8</w:t>
+        </w:r>
+      </w:hyperlink>
+      <w:r>
+        <w:rPr>
+          <w:lang w:val="zh_TW" w:bidi="zh_TW"/>
+        </w:rPr>
+        <w:t>）</w:t>
+      </w:r>
+    </w:p>
+    <w:p>
+      <w:pPr/>
+      <w:r>
+        <w:rPr>
+          <w:lang w:val="zh_TW" w:bidi="zh_TW"/>
+        </w:rPr>
+      </w:r>
+      <w:r>
+        <w:rPr>
+          <w:lang w:val="zh_TW" w:bidi="zh_TW"/>
+        </w:rPr>
+        <w:t>以色列境內最後一次火山噴發，大約發生在四千年前。科學家透過放射性碳定年法推算出這時間。當時這些劇烈的火山活動，對當時居住在該地的人群造成了深遠的影響。人們將這些親身經歷編成故事，並在世世代代之間口耳相傳。</w:t>
+      </w:r>
+    </w:p>
+    <w:p>
+      <w:pPr/>
+      <w:r>
+        <w:rPr>
+          <w:lang w:val="zh_TW" w:bidi="zh_TW"/>
+        </w:rPr>
       </w:r>
       <w:r>
         <w:rPr>
           <w:i/>
           <w:lang w:val="zh_TW" w:bidi="zh_TW"/>
         </w:rPr>
-        <w:t>Luddu</w:t>
-      </w:r>
-      <w:r>
-        <w:rPr>
-          <w:lang w:val="zh_TW" w:bidi="zh_TW"/>
-        </w:rPr>
-        <w:t>）</w:t>
-      </w:r>
-      <w:r>
-        <w:rPr>
-          <w:i/>
-          <w:lang w:val="zh_TW" w:bidi="zh_TW"/>
-        </w:rPr>
-        <w:t>。</w:t>
-      </w:r>
-      <w:r>
-        <w:rPr>
-          <w:lang w:val="zh_TW" w:bidi="zh_TW"/>
-        </w:rPr>
-        <w:t xml:space="preserve"> 毫無疑問，至少路德應該與呂底亞有關聯，因約瑟夫（Josephus）也持此看法（</w:t>
-      </w:r>
-      <w:r>
-        <w:rPr>
-          <w:i/>
-          <w:lang w:val="zh_TW" w:bidi="zh_TW"/>
-        </w:rPr>
-        <w:t>猶太古史記</w:t>
-      </w:r>
-      <w:r>
-        <w:rPr>
-          <w:lang w:val="zh_TW" w:bidi="zh_TW"/>
-        </w:rPr>
-        <w:t xml:space="preserve"> 〔</w:t>
-      </w:r>
-      <w:r>
-        <w:rPr>
-          <w:i/>
-          <w:lang w:val="zh_TW" w:bidi="zh_TW"/>
-        </w:rPr>
-        <w:t>Antiquities</w:t>
-      </w:r>
-      <w:r>
-        <w:rPr>
-          <w:lang w:val="zh_TW" w:bidi="zh_TW"/>
-        </w:rPr>
-        <w:t>〕1.6.4）。在</w:t>
-      </w:r>
-      <w:hyperlink r:id="rId31">
-        <w:r>
-          <w:rPr>
-            <w:lang w:val="zh_TW" w:bidi="zh_TW"/>
-          </w:rPr>
-          <w:rPr>
-            <w:color w:val="0000EE"/>
-            <w:u w:val="single"/>
-          </w:rPr>
-          <w:t>以賽亞書六十六章19節</w:t>
-        </w:r>
-      </w:hyperlink>
-      <w:r>
-        <w:rPr>
-          <w:lang w:val="zh_TW" w:bidi="zh_TW"/>
-        </w:rPr>
-        <w:t>中，路德列在其它小亞細亞列國之中，亦支持其地理與族群觀點。</w:t>
-      </w:r>
-    </w:p>
-    <w:p>
-      <w:pPr/>
-      <w:r>
-        <w:rPr>
-          <w:lang w:val="zh_TW" w:bidi="zh_TW"/>
-        </w:rPr>
-      </w:r>
-      <w:r>
-        <w:rPr>
-          <w:lang w:val="zh_TW" w:bidi="zh_TW"/>
-        </w:rPr>
-        <w:t>聖經多處提及路德人，而上下文往往暗示他們善於作戰。根據</w:t>
-      </w:r>
-      <w:hyperlink r:id="rId32">
-        <w:r>
-          <w:rPr>
-            <w:lang w:val="zh_TW" w:bidi="zh_TW"/>
-          </w:rPr>
-          <w:rPr>
-            <w:color w:val="0000EE"/>
-            <w:u w:val="single"/>
-          </w:rPr>
-          <w:t>耶利米書四十六章9節</w:t>
-        </w:r>
-      </w:hyperlink>
-      <w:r>
-        <w:rPr>
-          <w:lang w:val="zh_TW" w:bidi="zh_TW"/>
-        </w:rPr>
-        <w:t>，他們與埃及人一起在公元前605年的迦基米設戰役（battle of Carchemish）中對抗巴比倫人。在</w:t>
-      </w:r>
-      <w:hyperlink r:id="rId33">
-        <w:r>
-          <w:rPr>
-            <w:lang w:val="zh_TW" w:bidi="zh_TW"/>
-          </w:rPr>
-          <w:rPr>
-            <w:color w:val="0000EE"/>
-            <w:u w:val="single"/>
-          </w:rPr>
-          <w:t>以西結書二十七章10節</w:t>
-        </w:r>
-      </w:hyperlink>
-      <w:r>
-        <w:rPr>
-          <w:lang w:val="zh_TW" w:bidi="zh_TW"/>
-        </w:rPr>
-        <w:t>中對泰爾的哀歌中，他們被列為泰爾軍隊中的僱傭兵之一。或者</w:t>
-      </w:r>
-      <w:hyperlink r:id="rId34">
-        <w:r>
-          <w:rPr>
-            <w:lang w:val="zh_TW" w:bidi="zh_TW"/>
-          </w:rPr>
-          <w:rPr>
-            <w:color w:val="0000EE"/>
-            <w:u w:val="single"/>
-          </w:rPr>
-          <w:t>以西結書三十章5節</w:t>
-        </w:r>
-      </w:hyperlink>
-      <w:r>
-        <w:rPr>
-          <w:lang w:val="zh_TW" w:bidi="zh_TW"/>
-        </w:rPr>
-        <w:t>也可能是另一例，顯示呂底亞人作為傭兵——這次是在埃及軍中服役。這種對埃及的軍事援助可以追溯到亞述時期，當時蓋吉茲（Gyges）向埃及的普薩美提克（Psammetichus）提供軍事援助以對抗亞述人。</w:t>
-      </w:r>
-    </w:p>
-    <w:p>
-      <w:pPr/>
-      <w:r>
-        <w:rPr>
-          <w:lang w:val="zh_TW" w:bidi="zh_TW"/>
-        </w:rPr>
-      </w:r>
-      <w:r>
-        <w:rPr>
-          <w:i/>
-          <w:lang w:val="zh_TW" w:bidi="zh_TW"/>
-        </w:rPr>
-        <w:t>另見</w:t>
+        <w:t>見</w:t>
       </w:r>
       <w:r>
         <w:rPr>
@@ -1336,7 +2949,7 @@
         <w:rPr>
           <w:lang w:val="zh_TW" w:bidi="zh_TW"/>
         </w:rPr>
-        <w:t>呂底亞（地點）</w:t>
+        <w:t>礦物和金屬</w:t>
       </w:r>
       <w:r>
         <w:rPr>

--- a/zht/docx/093.content.docx
+++ b/zht/docx/093.content.docx
@@ -149,7 +149,7 @@
         <w:rPr>
           <w:lang w:val="zh_TW" w:bidi="zh_TW"/>
         </w:rPr>
-        <w:t>liu</w:t>
+        <w:t>lin</w:t>
       </w:r>
       <w:r>
         <w:rPr>
@@ -212,7 +212,7 @@
         <w:rPr>
           <w:lang w:val="zh_TW" w:bidi="zh_TW"/>
         </w:rPr>
-        <w:t>流產</w:t>
+        <w:t>鄰舍</w:t>
       </w:r>
       <w:r>
         <w:rPr>
@@ -231,115 +231,48 @@
         <w:rPr>
           <w:lang w:val="zh_TW" w:bidi="zh_TW"/>
         </w:rPr>
-        <w:t>指胎兒在尚未能於母體外存活之前，自然死亡而終止妊娠的情況。流產可能發生在動物或人的懷孕過程中（</w:t>
-      </w:r>
-      <w:hyperlink r:id="rId13">
-        <w:r>
-          <w:rPr>
-            <w:lang w:val="zh_TW" w:bidi="zh_TW"/>
-          </w:rPr>
-          <w:rPr>
-            <w:color w:val="0000EE"/>
-            <w:u w:val="single"/>
-          </w:rPr>
-          <w:t>創31:38</w:t>
-        </w:r>
-      </w:hyperlink>
-      <w:r>
-        <w:rPr>
-          <w:lang w:val="zh_TW" w:bidi="zh_TW"/>
-        </w:rPr>
-        <w:t>；</w:t>
-      </w:r>
-      <w:hyperlink r:id="rId14">
-        <w:r>
-          <w:rPr>
-            <w:lang w:val="zh_TW" w:bidi="zh_TW"/>
-          </w:rPr>
-          <w:rPr>
-            <w:color w:val="0000EE"/>
-            <w:u w:val="single"/>
-          </w:rPr>
-          <w:t>伯3:16</w:t>
-        </w:r>
-      </w:hyperlink>
+        <w:t>在舊約時期和猶太教</w:t>
+      </w:r>
+      <w:r>
+        <w:rPr>
+          <w:lang w:val="zh_TW" w:bidi="zh_TW"/>
+        </w:rPr>
+        <w:t>晚期</w:t>
+      </w:r>
       <w:r>
         <w:rPr>
           <w:lang w:val="zh_TW" w:bidi="zh_TW"/>
         </w:rPr>
         <w:t>，</w:t>
       </w:r>
-      <w:hyperlink r:id="rId15">
-        <w:r>
-          <w:rPr>
-            <w:lang w:val="zh_TW" w:bidi="zh_TW"/>
-          </w:rPr>
-          <w:rPr>
-            <w:color w:val="0000EE"/>
-            <w:u w:val="single"/>
-          </w:rPr>
-          <w:t>21:10</w:t>
-        </w:r>
-      </w:hyperlink>
-      <w:r>
-        <w:rPr>
-          <w:lang w:val="zh_TW" w:bidi="zh_TW"/>
-        </w:rPr>
-        <w:t>；</w:t>
-      </w:r>
-      <w:hyperlink r:id="rId16">
-        <w:r>
-          <w:rPr>
-            <w:lang w:val="zh_TW" w:bidi="zh_TW"/>
-          </w:rPr>
-          <w:rPr>
-            <w:color w:val="0000EE"/>
-            <w:u w:val="single"/>
-          </w:rPr>
-          <w:t>何9:14</w:t>
-        </w:r>
-      </w:hyperlink>
-      <w:r>
-        <w:rPr>
-          <w:lang w:val="zh_TW" w:bidi="zh_TW"/>
-        </w:rPr>
-        <w:t>）。問題的重點不在於無法懷孕，而是在於難以把胎兒懷到足月。「胎墜」這個咒詛，表示婦人不能生育兒女（</w:t>
-      </w:r>
-      <w:hyperlink r:id="rId16">
-        <w:r>
-          <w:rPr>
-            <w:lang w:val="zh_TW" w:bidi="zh_TW"/>
-          </w:rPr>
-          <w:rPr>
-            <w:color w:val="0000EE"/>
-            <w:u w:val="single"/>
-          </w:rPr>
-          <w:t>何9:14</w:t>
-        </w:r>
-      </w:hyperlink>
-      <w:r>
-        <w:rPr>
-          <w:lang w:val="zh_TW" w:bidi="zh_TW"/>
-        </w:rPr>
-        <w:t>）。神的祝福則使人能順利懷孕、生產，並享長壽（</w:t>
-      </w:r>
-      <w:hyperlink r:id="rId17">
-        <w:r>
-          <w:rPr>
-            <w:lang w:val="zh_TW" w:bidi="zh_TW"/>
-          </w:rPr>
-          <w:rPr>
-            <w:color w:val="0000EE"/>
-            <w:u w:val="single"/>
-          </w:rPr>
-          <w:t>出23:26</w:t>
-        </w:r>
-      </w:hyperlink>
-      <w:r>
-        <w:rPr>
-          <w:lang w:val="zh_TW" w:bidi="zh_TW"/>
-        </w:rPr>
-        <w:t>）。</w:t>
+      <w:r>
+        <w:rPr>
+          <w:lang w:val="zh_TW" w:bidi="zh_TW"/>
+        </w:rPr>
+        <w:t>這個概念顯然僅限於以色列人，或與神訂的盟約</w:t>
+      </w:r>
+      <w:r>
+        <w:rPr>
+          <w:lang w:val="zh_TW" w:bidi="zh_TW"/>
+        </w:rPr>
+        <w:t>群體</w:t>
+      </w:r>
+      <w:r>
+        <w:rPr>
+          <w:lang w:val="zh_TW" w:bidi="zh_TW"/>
+        </w:rPr>
+        <w:t>中之成員。然而，耶穌將這一概念擴展，使其涵蓋所有在人生旅途中遇見的人。</w:t>
+      </w:r>
+    </w:p>
+    <w:p>
+      <w:pPr>
+        <w:pStyle w:val="Heading3"/>
+      </w:pPr>
+      <w:r>
+        <w:rPr>
+          <w:lang w:val="zh_TW" w:bidi="zh_TW"/>
+        </w:rPr>
+        <w:t>在舊約中</w:t>
       </w:r>
     </w:p>
     <w:p>
@@ -353,9 +286,9 @@
         <w:rPr>
           <w:lang w:val="zh_TW" w:bidi="zh_TW"/>
         </w:rPr>
-        <w:t>流產的關鍵在於胎兒過早離開母體，也就是聖經所說的「未見天日的胎」（</w:t>
-      </w:r>
-      <w:hyperlink r:id="rId18">
+        <w:t>雖然舊約從未明確將「鄰舍」限制為以色列人，但這個詞通常指的是盟約中的成員，即其他以色列人（見</w:t>
+      </w:r>
+      <w:hyperlink r:id="rId13">
         <w:r>
           <w:rPr>
             <w:lang w:val="zh_TW" w:bidi="zh_TW"/>
@@ -364,14 +297,14 @@
             <w:color w:val="0000EE"/>
             <w:u w:val="single"/>
           </w:rPr>
-          <w:t>詩58:8</w:t>
+          <w:t>利6:1–7</w:t>
         </w:r>
       </w:hyperlink>
       <w:r>
         <w:rPr>
           <w:lang w:val="zh_TW" w:bidi="zh_TW"/>
         </w:rPr>
-        <w:t>；</w:t>
+        <w:t>，</w:t>
       </w:r>
       <w:hyperlink r:id="rId14">
         <w:r>
@@ -382,34 +315,16 @@
             <w:color w:val="0000EE"/>
             <w:u w:val="single"/>
           </w:rPr>
-          <w:t>伯3:16</w:t>
+          <w:t>19</w:t>
         </w:r>
       </w:hyperlink>
       <w:r>
         <w:rPr>
           <w:lang w:val="zh_TW" w:bidi="zh_TW"/>
         </w:rPr>
-        <w:t>）。雖然流產可能有許多原因，但聖經特別提到兩種情況：</w:t>
-      </w:r>
-    </w:p>
-    <w:p>
-      <w:pPr>
-        <w:pStyle w:val="ListBullet"/>
-        <w:spacing w:line="240" w:lineRule="auto"/>
-        <w:ind w:left="720"/>
-      </w:pPr>
-      <w:r>
-        <w:rPr>
-          <w:lang w:val="zh_TW" w:bidi="zh_TW"/>
-        </w:rPr>
-      </w:r>
-      <w:r>
-        <w:rPr>
-          <w:lang w:val="zh_TW" w:bidi="zh_TW"/>
-        </w:rPr>
-        <w:t>疏於照料懷孕的牲畜（</w:t>
-      </w:r>
-      <w:hyperlink r:id="rId13">
+        <w:t>；</w:t>
+      </w:r>
+      <w:hyperlink r:id="rId15">
         <w:r>
           <w:rPr>
             <w:lang w:val="zh_TW" w:bidi="zh_TW"/>
@@ -418,34 +333,16 @@
             <w:color w:val="0000EE"/>
             <w:u w:val="single"/>
           </w:rPr>
-          <w:t>創31:38</w:t>
+          <w:t>申15:2–3</w:t>
         </w:r>
       </w:hyperlink>
       <w:r>
         <w:rPr>
           <w:lang w:val="zh_TW" w:bidi="zh_TW"/>
         </w:rPr>
-        <w:t>），以及</w:t>
-      </w:r>
-    </w:p>
-    <w:p>
-      <w:pPr>
-        <w:pStyle w:val="ListBullet"/>
-        <w:spacing w:line="240" w:lineRule="auto"/>
-        <w:ind w:left="720"/>
-      </w:pPr>
-      <w:r>
-        <w:rPr>
-          <w:lang w:val="zh_TW" w:bidi="zh_TW"/>
-        </w:rPr>
-      </w:r>
-      <w:r>
-        <w:rPr>
-          <w:lang w:val="zh_TW" w:bidi="zh_TW"/>
-        </w:rPr>
-        <w:t>孕婦受到身體傷害（</w:t>
-      </w:r>
-      <w:hyperlink r:id="rId19">
+        <w:t>）。在</w:t>
+      </w:r>
+      <w:hyperlink r:id="rId16">
         <w:r>
           <w:rPr>
             <w:lang w:val="zh_TW" w:bidi="zh_TW"/>
@@ -454,14 +351,92 @@
             <w:color w:val="0000EE"/>
             <w:u w:val="single"/>
           </w:rPr>
-          <w:t>出21:22</w:t>
+          <w:t>利未記十九章18節</w:t>
         </w:r>
       </w:hyperlink>
       <w:r>
         <w:rPr>
           <w:lang w:val="zh_TW" w:bidi="zh_TW"/>
         </w:rPr>
-        <w:t>）。</w:t>
+        <w:t>中，這段經文後來在新約中多次被引用，其中命令以色列人要「</w:t>
+      </w:r>
+      <w:r>
+        <w:rPr>
+          <w:lang w:val="zh_TW" w:bidi="zh_TW"/>
+        </w:rPr>
+        <w:t>愛人如己</w:t>
+      </w:r>
+      <w:r>
+        <w:rPr>
+          <w:lang w:val="zh_TW" w:bidi="zh_TW"/>
+        </w:rPr>
+        <w:t>」。然而，在</w:t>
+      </w:r>
+      <w:hyperlink r:id="rId17">
+        <w:r>
+          <w:rPr>
+            <w:lang w:val="zh_TW" w:bidi="zh_TW"/>
+          </w:rPr>
+          <w:rPr>
+            <w:color w:val="0000EE"/>
+            <w:u w:val="single"/>
+          </w:rPr>
+          <w:t>十九章34節</w:t>
+        </w:r>
+      </w:hyperlink>
+      <w:r>
+        <w:rPr>
+          <w:lang w:val="zh_TW" w:bidi="zh_TW"/>
+        </w:rPr>
+        <w:t>中，又特別指出這種愛也應該施予旅居其中的外邦人（或「寄居者」）。如果「鄰舍」（</w:t>
+      </w:r>
+      <w:hyperlink r:id="rId16">
+        <w:r>
+          <w:rPr>
+            <w:lang w:val="zh_TW" w:bidi="zh_TW"/>
+          </w:rPr>
+          <w:rPr>
+            <w:color w:val="0000EE"/>
+            <w:u w:val="single"/>
+          </w:rPr>
+          <w:t>18</w:t>
+        </w:r>
+      </w:hyperlink>
+      <w:r>
+        <w:rPr>
+          <w:lang w:val="zh_TW" w:bidi="zh_TW"/>
+        </w:rPr>
+        <w:t>節）暗示了一個更廣泛的概念，如「人類」或「同胞」，那麼在第</w:t>
+      </w:r>
+      <w:hyperlink r:id="rId17">
+        <w:r>
+          <w:rPr>
+            <w:lang w:val="zh_TW" w:bidi="zh_TW"/>
+          </w:rPr>
+          <w:rPr>
+            <w:color w:val="0000EE"/>
+            <w:u w:val="single"/>
+          </w:rPr>
+          <w:t>34</w:t>
+        </w:r>
+      </w:hyperlink>
+      <w:r>
+        <w:rPr>
+          <w:lang w:val="zh_TW" w:bidi="zh_TW"/>
+        </w:rPr>
+        <w:t>節中就沒有必要再特別提及</w:t>
+      </w:r>
+      <w:r>
+        <w:rPr>
+          <w:lang w:val="zh_TW" w:bidi="zh_TW"/>
+        </w:rPr>
+        <w:t>同居的外人</w:t>
+      </w:r>
+      <w:r>
+        <w:rPr>
+          <w:lang w:val="zh_TW" w:bidi="zh_TW"/>
+        </w:rPr>
+        <w:t>。因此，「鄰舍」應當是指一個人的直接鄰居，即以色列人。</w:t>
       </w:r>
     </w:p>
     <w:p>
@@ -471,6 +446,48 @@
           <w:lang w:val="zh_TW" w:bidi="zh_TW"/>
         </w:rPr>
       </w:r>
+      <w:r>
+        <w:rPr>
+          <w:lang w:val="zh_TW" w:bidi="zh_TW"/>
+        </w:rPr>
+        <w:t>在盟約社群中，愛鄰舍包含了一些律法上明確規定的責任。人應該公平地對待鄰舍（</w:t>
+      </w:r>
+      <w:hyperlink r:id="rId18">
+        <w:r>
+          <w:rPr>
+            <w:lang w:val="zh_TW" w:bidi="zh_TW"/>
+          </w:rPr>
+          <w:rPr>
+            <w:color w:val="0000EE"/>
+            <w:u w:val="single"/>
+          </w:rPr>
+          <w:t>出22:5–15</w:t>
+        </w:r>
+      </w:hyperlink>
+      <w:r>
+        <w:rPr>
+          <w:lang w:val="zh_TW" w:bidi="zh_TW"/>
+        </w:rPr>
+        <w:t>；</w:t>
+      </w:r>
+      <w:hyperlink r:id="rId19">
+        <w:r>
+          <w:rPr>
+            <w:lang w:val="zh_TW" w:bidi="zh_TW"/>
+          </w:rPr>
+          <w:rPr>
+            <w:color w:val="0000EE"/>
+            <w:u w:val="single"/>
+          </w:rPr>
+          <w:t>利6:2–7</w:t>
+        </w:r>
+      </w:hyperlink>
+      <w:r>
+        <w:rPr>
+          <w:lang w:val="zh_TW" w:bidi="zh_TW"/>
+        </w:rPr>
+        <w:t>，</w:t>
+      </w:r>
       <w:hyperlink r:id="rId20">
         <w:r>
           <w:rPr>
@@ -480,14 +497,14 @@
             <w:color w:val="0000EE"/>
             <w:u w:val="single"/>
           </w:rPr>
-          <w:t>民數記五章</w:t>
+          <w:t>19:9–18</w:t>
         </w:r>
       </w:hyperlink>
       <w:r>
         <w:rPr>
           <w:lang w:val="zh_TW" w:bidi="zh_TW"/>
         </w:rPr>
-        <w:t>中記載了一項用來查驗妻子是否不忠的試驗。如果她犯了姦淫罪，「她的肚腹就要發脹，大腿就要消瘦」（</w:t>
+        <w:t>），尊重他（</w:t>
       </w:r>
       <w:hyperlink r:id="rId21">
         <w:r>
@@ -498,14 +515,128 @@
             <w:color w:val="0000EE"/>
             <w:u w:val="single"/>
           </w:rPr>
-          <w:t>民5:27</w:t>
+          <w:t>出20:16</w:t>
         </w:r>
       </w:hyperlink>
       <w:r>
         <w:rPr>
           <w:lang w:val="zh_TW" w:bidi="zh_TW"/>
         </w:rPr>
-        <w:t>）。這些描述可能是在表達流產，也可能是指失去生育能力。</w:t>
+        <w:t>）以及他的財物（</w:t>
+      </w:r>
+      <w:hyperlink r:id="rId22">
+        <w:r>
+          <w:rPr>
+            <w:lang w:val="zh_TW" w:bidi="zh_TW"/>
+          </w:rPr>
+          <w:rPr>
+            <w:color w:val="0000EE"/>
+            <w:u w:val="single"/>
+          </w:rPr>
+          <w:t>出20:17</w:t>
+        </w:r>
+      </w:hyperlink>
+      <w:r>
+        <w:rPr>
+          <w:lang w:val="zh_TW" w:bidi="zh_TW"/>
+        </w:rPr>
+        <w:t>）。為了促進盟約社群中公正和憐憫的關係，以色列人應視鄰舍為「</w:t>
+      </w:r>
+      <w:r>
+        <w:rPr>
+          <w:lang w:val="zh_TW" w:bidi="zh_TW"/>
+        </w:rPr>
+        <w:t>弟兄</w:t>
+      </w:r>
+      <w:r>
+        <w:rPr>
+          <w:lang w:val="zh_TW" w:bidi="zh_TW"/>
+        </w:rPr>
+        <w:t>」（</w:t>
+      </w:r>
+      <w:hyperlink r:id="rId23">
+        <w:r>
+          <w:rPr>
+            <w:lang w:val="zh_TW" w:bidi="zh_TW"/>
+          </w:rPr>
+          <w:rPr>
+            <w:color w:val="0000EE"/>
+            <w:u w:val="single"/>
+          </w:rPr>
+          <w:t>利25:25</w:t>
+        </w:r>
+      </w:hyperlink>
+      <w:r>
+        <w:rPr>
+          <w:lang w:val="zh_TW" w:bidi="zh_TW"/>
+        </w:rPr>
+        <w:t>；</w:t>
+      </w:r>
+      <w:hyperlink r:id="rId24">
+        <w:r>
+          <w:rPr>
+            <w:lang w:val="zh_TW" w:bidi="zh_TW"/>
+          </w:rPr>
+          <w:rPr>
+            <w:color w:val="0000EE"/>
+            <w:u w:val="single"/>
+          </w:rPr>
+          <w:t>申22:1–4</w:t>
+        </w:r>
+      </w:hyperlink>
+      <w:r>
+        <w:rPr>
+          <w:lang w:val="zh_TW" w:bidi="zh_TW"/>
+        </w:rPr>
+        <w:t>）。</w:t>
+      </w:r>
+      <w:r>
+        <w:rPr>
+          <w:lang w:val="zh_TW" w:bidi="zh_TW"/>
+        </w:rPr>
+        <w:t>對鄰舍所做的，應以同樣的方式回報</w:t>
+      </w:r>
+      <w:r>
+        <w:rPr>
+          <w:lang w:val="zh_TW" w:bidi="zh_TW"/>
+        </w:rPr>
+        <w:t>（</w:t>
+      </w:r>
+      <w:hyperlink r:id="rId25">
+        <w:r>
+          <w:rPr>
+            <w:lang w:val="zh_TW" w:bidi="zh_TW"/>
+          </w:rPr>
+          <w:rPr>
+            <w:color w:val="0000EE"/>
+            <w:u w:val="single"/>
+          </w:rPr>
+          <w:t>利24:19–23</w:t>
+        </w:r>
+      </w:hyperlink>
+      <w:r>
+        <w:rPr>
+          <w:lang w:val="zh_TW" w:bidi="zh_TW"/>
+        </w:rPr>
+        <w:t>；</w:t>
+      </w:r>
+      <w:hyperlink r:id="rId26">
+        <w:r>
+          <w:rPr>
+            <w:lang w:val="zh_TW" w:bidi="zh_TW"/>
+          </w:rPr>
+          <w:rPr>
+            <w:color w:val="0000EE"/>
+            <w:u w:val="single"/>
+          </w:rPr>
+          <w:t>申19:11–19</w:t>
+        </w:r>
+      </w:hyperlink>
+      <w:r>
+        <w:rPr>
+          <w:lang w:val="zh_TW" w:bidi="zh_TW"/>
+        </w:rPr>
+        <w:t>）。</w:t>
       </w:r>
     </w:p>
     <w:p>
@@ -519,9 +650,9 @@
         <w:rPr>
           <w:lang w:val="zh_TW" w:bidi="zh_TW"/>
         </w:rPr>
-        <w:t>使徒保羅為了強調自己不配作使徒，把自己蒙召成為使徒的經歷比喻為未到產期而生的人（</w:t>
-      </w:r>
-      <w:hyperlink r:id="rId22">
+        <w:t>對待鄰舍的重要性在於，這與人跟神的關係息息相關，並且可能顯著影響人與神之間的關係（</w:t>
+      </w:r>
+      <w:hyperlink r:id="rId13">
         <w:r>
           <w:rPr>
             <w:lang w:val="zh_TW" w:bidi="zh_TW"/>
@@ -530,7 +661,127 @@
             <w:color w:val="0000EE"/>
             <w:u w:val="single"/>
           </w:rPr>
-          <w:t>林前15:8</w:t>
+          <w:t>利6:1–7</w:t>
+        </w:r>
+      </w:hyperlink>
+      <w:r>
+        <w:rPr>
+          <w:lang w:val="zh_TW" w:bidi="zh_TW"/>
+        </w:rPr>
+        <w:t>，</w:t>
+      </w:r>
+      <w:hyperlink r:id="rId14">
+        <w:r>
+          <w:rPr>
+            <w:lang w:val="zh_TW" w:bidi="zh_TW"/>
+          </w:rPr>
+          <w:rPr>
+            <w:color w:val="0000EE"/>
+            <w:u w:val="single"/>
+          </w:rPr>
+          <w:t>19</w:t>
+        </w:r>
+      </w:hyperlink>
+      <w:r>
+        <w:rPr>
+          <w:lang w:val="zh_TW" w:bidi="zh_TW"/>
+        </w:rPr>
+        <w:t>，</w:t>
+      </w:r>
+      <w:hyperlink r:id="rId27">
+        <w:r>
+          <w:rPr>
+            <w:lang w:val="zh_TW" w:bidi="zh_TW"/>
+          </w:rPr>
+          <w:rPr>
+            <w:color w:val="0000EE"/>
+            <w:u w:val="single"/>
+          </w:rPr>
+          <w:t>25:17</w:t>
+        </w:r>
+      </w:hyperlink>
+      <w:r>
+        <w:rPr>
+          <w:lang w:val="zh_TW" w:bidi="zh_TW"/>
+        </w:rPr>
+        <w:t>；</w:t>
+      </w:r>
+      <w:hyperlink r:id="rId28">
+        <w:r>
+          <w:rPr>
+            <w:lang w:val="zh_TW" w:bidi="zh_TW"/>
+          </w:rPr>
+          <w:rPr>
+            <w:color w:val="0000EE"/>
+            <w:u w:val="single"/>
+          </w:rPr>
+          <w:t>申24:10–13</w:t>
+        </w:r>
+      </w:hyperlink>
+      <w:r>
+        <w:rPr>
+          <w:lang w:val="zh_TW" w:bidi="zh_TW"/>
+        </w:rPr>
+        <w:t>；</w:t>
+      </w:r>
+      <w:hyperlink r:id="rId29">
+        <w:r>
+          <w:rPr>
+            <w:lang w:val="zh_TW" w:bidi="zh_TW"/>
+          </w:rPr>
+          <w:rPr>
+            <w:color w:val="0000EE"/>
+            <w:u w:val="single"/>
+          </w:rPr>
+          <w:t>詩12</w:t>
+        </w:r>
+      </w:hyperlink>
+      <w:r>
+        <w:rPr>
+          <w:lang w:val="zh_TW" w:bidi="zh_TW"/>
+        </w:rPr>
+        <w:t>）。神曾</w:t>
+      </w:r>
+      <w:r>
+        <w:rPr>
+          <w:lang w:val="zh_TW" w:bidi="zh_TW"/>
+        </w:rPr>
+        <w:t>以</w:t>
+      </w:r>
+      <w:r>
+        <w:rPr>
+          <w:lang w:val="zh_TW" w:bidi="zh_TW"/>
+        </w:rPr>
+        <w:t>憐憫對待以色列人，因此他們也應當以同樣的愛來對待鄰舍（</w:t>
+      </w:r>
+      <w:hyperlink r:id="rId30">
+        <w:r>
+          <w:rPr>
+            <w:lang w:val="zh_TW" w:bidi="zh_TW"/>
+          </w:rPr>
+          <w:rPr>
+            <w:color w:val="0000EE"/>
+            <w:u w:val="single"/>
+          </w:rPr>
+          <w:t>出22:21</w:t>
+        </w:r>
+      </w:hyperlink>
+      <w:r>
+        <w:rPr>
+          <w:lang w:val="zh_TW" w:bidi="zh_TW"/>
+        </w:rPr>
+        <w:t>；</w:t>
+      </w:r>
+      <w:hyperlink r:id="rId31">
+        <w:r>
+          <w:rPr>
+            <w:lang w:val="zh_TW" w:bidi="zh_TW"/>
+          </w:rPr>
+          <w:rPr>
+            <w:color w:val="0000EE"/>
+            <w:u w:val="single"/>
+          </w:rPr>
+          <w:t>利25:35–38</w:t>
         </w:r>
       </w:hyperlink>
       <w:r>
@@ -549,38 +800,236 @@
       </w:r>
       <w:r>
         <w:rPr>
-          <w:i/>
-          <w:lang w:val="zh_TW" w:bidi="zh_TW"/>
-        </w:rPr>
-        <w:t>另見</w:t>
-      </w:r>
-      <w:r>
-        <w:rPr>
-          <w:lang w:val="zh_TW" w:bidi="zh_TW"/>
-        </w:rPr>
-        <w:t xml:space="preserve"> </w:t>
-      </w:r>
-      <w:r>
-        <w:rPr>
-          <w:lang w:val="zh_TW" w:bidi="zh_TW"/>
-        </w:rPr>
-        <w:t>不能生育</w:t>
-      </w:r>
-      <w:r>
-        <w:rPr>
-          <w:lang w:val="zh_TW" w:bidi="zh_TW"/>
-        </w:rPr>
-        <w:t>。</w:t>
-      </w:r>
-      <w:r>
-        <w:rPr>
-          <w:lang w:val="zh_TW" w:bidi="zh_TW"/>
-        </w:rPr>
-      </w:r>
-      <w:r>
-        <w:rPr>
-          <w:lang w:val="zh_TW" w:bidi="zh_TW"/>
-        </w:rPr>
+          <w:lang w:val="zh_TW" w:bidi="zh_TW"/>
+        </w:rPr>
+        <w:t>當這些責任被忽視時，隨之而來的是社會的崩潰或國家的動盪（</w:t>
+      </w:r>
+      <w:hyperlink r:id="rId32">
+        <w:r>
+          <w:rPr>
+            <w:lang w:val="zh_TW" w:bidi="zh_TW"/>
+          </w:rPr>
+          <w:rPr>
+            <w:color w:val="0000EE"/>
+            <w:u w:val="single"/>
+          </w:rPr>
+          <w:t>申28:15–68</w:t>
+        </w:r>
+      </w:hyperlink>
+      <w:r>
+        <w:rPr>
+          <w:lang w:val="zh_TW" w:bidi="zh_TW"/>
+        </w:rPr>
+        <w:t>；</w:t>
+      </w:r>
+      <w:hyperlink r:id="rId33">
+        <w:r>
+          <w:rPr>
+            <w:lang w:val="zh_TW" w:bidi="zh_TW"/>
+          </w:rPr>
+          <w:rPr>
+            <w:color w:val="0000EE"/>
+            <w:u w:val="single"/>
+          </w:rPr>
+          <w:t>何4:1–3</w:t>
+        </w:r>
+      </w:hyperlink>
+      <w:r>
+        <w:rPr>
+          <w:lang w:val="zh_TW" w:bidi="zh_TW"/>
+        </w:rPr>
+        <w:t>；</w:t>
+      </w:r>
+      <w:hyperlink r:id="rId34">
+        <w:r>
+          <w:rPr>
+            <w:lang w:val="zh_TW" w:bidi="zh_TW"/>
+          </w:rPr>
+          <w:rPr>
+            <w:color w:val="0000EE"/>
+            <w:u w:val="single"/>
+          </w:rPr>
+          <w:t>摩2:6–7</w:t>
+        </w:r>
+      </w:hyperlink>
+      <w:r>
+        <w:rPr>
+          <w:lang w:val="zh_TW" w:bidi="zh_TW"/>
+        </w:rPr>
+        <w:t>），這也顯示了鄰舍關係在盟約社群中的重要性。以色列人經常忽視對鄰舍的愛，特別是對有需要的鄰舍，而這正是導致他們受神懲罰而被擄的重要原因之一（</w:t>
+      </w:r>
+      <w:hyperlink r:id="rId35">
+        <w:r>
+          <w:rPr>
+            <w:lang w:val="zh_TW" w:bidi="zh_TW"/>
+          </w:rPr>
+          <w:rPr>
+            <w:color w:val="0000EE"/>
+            <w:u w:val="single"/>
+          </w:rPr>
+          <w:t>耶5:7–9</w:t>
+        </w:r>
+      </w:hyperlink>
+      <w:r>
+        <w:rPr>
+          <w:lang w:val="zh_TW" w:bidi="zh_TW"/>
+        </w:rPr>
+        <w:t>，</w:t>
+      </w:r>
+      <w:hyperlink r:id="rId36">
+        <w:r>
+          <w:rPr>
+            <w:lang w:val="zh_TW" w:bidi="zh_TW"/>
+          </w:rPr>
+          <w:rPr>
+            <w:color w:val="0000EE"/>
+            <w:u w:val="single"/>
+          </w:rPr>
+          <w:t>7:1–15</w:t>
+        </w:r>
+      </w:hyperlink>
+      <w:r>
+        <w:rPr>
+          <w:lang w:val="zh_TW" w:bidi="zh_TW"/>
+        </w:rPr>
+        <w:t>，</w:t>
+      </w:r>
+      <w:hyperlink r:id="rId37">
+        <w:r>
+          <w:rPr>
+            <w:lang w:val="zh_TW" w:bidi="zh_TW"/>
+          </w:rPr>
+          <w:rPr>
+            <w:color w:val="0000EE"/>
+            <w:u w:val="single"/>
+          </w:rPr>
+          <w:t>9:2–9</w:t>
+        </w:r>
+      </w:hyperlink>
+      <w:r>
+        <w:rPr>
+          <w:lang w:val="zh_TW" w:bidi="zh_TW"/>
+        </w:rPr>
+        <w:t>；</w:t>
+      </w:r>
+      <w:hyperlink r:id="rId33">
+        <w:r>
+          <w:rPr>
+            <w:lang w:val="zh_TW" w:bidi="zh_TW"/>
+          </w:rPr>
+          <w:rPr>
+            <w:color w:val="0000EE"/>
+            <w:u w:val="single"/>
+          </w:rPr>
+          <w:t>何4:1–3</w:t>
+        </w:r>
+      </w:hyperlink>
+      <w:r>
+        <w:rPr>
+          <w:lang w:val="zh_TW" w:bidi="zh_TW"/>
+        </w:rPr>
+        <w:t>；</w:t>
+      </w:r>
+      <w:hyperlink r:id="rId34">
+        <w:r>
+          <w:rPr>
+            <w:lang w:val="zh_TW" w:bidi="zh_TW"/>
+          </w:rPr>
+          <w:rPr>
+            <w:color w:val="0000EE"/>
+            <w:u w:val="single"/>
+          </w:rPr>
+          <w:t>摩2:6–7</w:t>
+        </w:r>
+      </w:hyperlink>
+      <w:r>
+        <w:rPr>
+          <w:lang w:val="zh_TW" w:bidi="zh_TW"/>
+        </w:rPr>
+        <w:t>，</w:t>
+      </w:r>
+      <w:hyperlink r:id="rId38">
+        <w:r>
+          <w:rPr>
+            <w:lang w:val="zh_TW" w:bidi="zh_TW"/>
+          </w:rPr>
+          <w:rPr>
+            <w:color w:val="0000EE"/>
+            <w:u w:val="single"/>
+          </w:rPr>
+          <w:t>5:10–13</w:t>
+        </w:r>
+      </w:hyperlink>
+      <w:r>
+        <w:rPr>
+          <w:lang w:val="zh_TW" w:bidi="zh_TW"/>
+        </w:rPr>
+        <w:t>，</w:t>
+      </w:r>
+      <w:hyperlink r:id="rId39">
+        <w:r>
+          <w:rPr>
+            <w:lang w:val="zh_TW" w:bidi="zh_TW"/>
+          </w:rPr>
+          <w:rPr>
+            <w:color w:val="0000EE"/>
+            <w:u w:val="single"/>
+          </w:rPr>
+          <w:t>8:4–6</w:t>
+        </w:r>
+      </w:hyperlink>
+      <w:r>
+        <w:rPr>
+          <w:lang w:val="zh_TW" w:bidi="zh_TW"/>
+        </w:rPr>
+        <w:t>）。然而，以色列人也曾盼望，在彌賽亞的時代，這種真正的鄰舍之愛能夠實現（</w:t>
+      </w:r>
+      <w:hyperlink r:id="rId40">
+        <w:r>
+          <w:rPr>
+            <w:lang w:val="zh_TW" w:bidi="zh_TW"/>
+          </w:rPr>
+          <w:rPr>
+            <w:color w:val="0000EE"/>
+            <w:u w:val="single"/>
+          </w:rPr>
+          <w:t>耶31:34</w:t>
+        </w:r>
+      </w:hyperlink>
+      <w:r>
+        <w:rPr>
+          <w:lang w:val="zh_TW" w:bidi="zh_TW"/>
+        </w:rPr>
+        <w:t>；</w:t>
+      </w:r>
+      <w:hyperlink r:id="rId41">
+        <w:r>
+          <w:rPr>
+            <w:lang w:val="zh_TW" w:bidi="zh_TW"/>
+          </w:rPr>
+          <w:rPr>
+            <w:color w:val="0000EE"/>
+            <w:u w:val="single"/>
+          </w:rPr>
+          <w:t>亞3:10</w:t>
+        </w:r>
+      </w:hyperlink>
+      <w:r>
+        <w:rPr>
+          <w:lang w:val="zh_TW" w:bidi="zh_TW"/>
+        </w:rPr>
+        <w:t>），這也顯示出這種愛在舊約時代的盟約社群中常常被忽略。</w:t>
+      </w:r>
+    </w:p>
+    <w:p>
+      <w:pPr>
+        <w:pStyle w:val="Heading3"/>
+      </w:pPr>
+      <w:r>
+        <w:rPr>
+          <w:lang w:val="zh_TW" w:bidi="zh_TW"/>
+        </w:rPr>
+        <w:t>在晚期猶太教中</w:t>
       </w:r>
     </w:p>
     <w:p>
@@ -590,271 +1039,136 @@
           <w:lang w:val="zh_TW" w:bidi="zh_TW"/>
         </w:rPr>
       </w:r>
+      <w:r>
+        <w:rPr>
+          <w:lang w:val="zh_TW" w:bidi="zh_TW"/>
+        </w:rPr>
+        <w:t>在被擄歸回後，以色列人認識到，神的祝福在某種程度上取決於人們是否彼此實踐公義和愛（</w:t>
+      </w:r>
+      <w:hyperlink r:id="rId42">
+        <w:r>
+          <w:rPr>
+            <w:lang w:val="zh_TW" w:bidi="zh_TW"/>
+          </w:rPr>
+          <w:rPr>
+            <w:color w:val="0000EE"/>
+            <w:u w:val="single"/>
+          </w:rPr>
+          <w:t>亞8:14–17</w:t>
+        </w:r>
+      </w:hyperlink>
+      <w:r>
+        <w:rPr>
+          <w:lang w:val="zh_TW" w:bidi="zh_TW"/>
+        </w:rPr>
+        <w:t>）。然而，對於「鄰舍」的定義仍然存在爭議。有以下幾個因素表明，在這個時期，「鄰舍」僅限於以色列人和改信猶太教的人（改信猶太教的外邦人）。從拉比文獻中可以看出，撒馬利亞人及居住在以色列地的外邦人，通常不被視為「鄰舍」，因此也不值得被愛。在昆蘭的猶太愛色尼派（Jewish Essene community at Qumran）社</w:t>
+      </w:r>
+      <w:r>
+        <w:rPr>
+          <w:lang w:val="zh_TW" w:bidi="zh_TW"/>
+        </w:rPr>
+        <w:t>群</w:t>
+      </w:r>
+      <w:r>
+        <w:rPr>
+          <w:lang w:val="zh_TW" w:bidi="zh_TW"/>
+        </w:rPr>
+        <w:t>內，</w:t>
+      </w:r>
+      <w:r>
+        <w:rPr>
+          <w:lang w:val="zh_TW" w:bidi="zh_TW"/>
+        </w:rPr>
+        <w:t>被尊重和公平對待的「鄰舍」僅限於社群成員</w:t>
+      </w:r>
+      <w:r>
+        <w:rPr>
+          <w:lang w:val="zh_TW" w:bidi="zh_TW"/>
+        </w:rPr>
+        <w:t>。最後，當耶穌</w:t>
+      </w:r>
+      <w:r>
+        <w:rPr>
+          <w:lang w:val="zh_TW" w:bidi="zh_TW"/>
+        </w:rPr>
+        <w:t>提到，</w:t>
+      </w:r>
+      <w:r>
+        <w:rPr>
+          <w:lang w:val="zh_TW" w:bidi="zh_TW"/>
+        </w:rPr>
+        <w:t>「</w:t>
+      </w:r>
+      <w:r>
+        <w:rPr>
+          <w:lang w:val="zh_TW" w:bidi="zh_TW"/>
+        </w:rPr>
+        <w:t>你們聽見有話說：『當愛你的鄰舍，恨你的仇敵。』</w:t>
+      </w:r>
+      <w:r>
+        <w:rPr>
+          <w:lang w:val="zh_TW" w:bidi="zh_TW"/>
+        </w:rPr>
+        <w:t>」（</w:t>
+      </w:r>
+      <w:hyperlink r:id="rId43">
+        <w:r>
+          <w:rPr>
+            <w:lang w:val="zh_TW" w:bidi="zh_TW"/>
+          </w:rPr>
+          <w:rPr>
+            <w:color w:val="0000EE"/>
+            <w:u w:val="single"/>
+          </w:rPr>
+          <w:t>太5:43</w:t>
+        </w:r>
+      </w:hyperlink>
+      <w:r>
+        <w:rPr>
+          <w:lang w:val="zh_TW" w:bidi="zh_TW"/>
+        </w:rPr>
+        <w:t>）時，衪只是引用了部份舊約（</w:t>
+      </w:r>
+      <w:hyperlink r:id="rId16">
+        <w:r>
+          <w:rPr>
+            <w:lang w:val="zh_TW" w:bidi="zh_TW"/>
+          </w:rPr>
+          <w:rPr>
+            <w:color w:val="0000EE"/>
+            <w:u w:val="single"/>
+          </w:rPr>
+          <w:t>利19:18</w:t>
+        </w:r>
+      </w:hyperlink>
+      <w:r>
+        <w:rPr>
+          <w:lang w:val="zh_TW" w:bidi="zh_TW"/>
+        </w:rPr>
+        <w:t>——「</w:t>
+      </w:r>
+      <w:r>
+        <w:rPr>
+          <w:lang w:val="zh_TW" w:bidi="zh_TW"/>
+        </w:rPr>
+        <w:t>要愛人如己</w:t>
+      </w:r>
+      <w:r>
+        <w:rPr>
+          <w:lang w:val="zh_TW" w:bidi="zh_TW"/>
+        </w:rPr>
+        <w:t>」）。而最後的片語「恨你的仇敵」則反映了當時猶太人的普遍觀念，即神只要求他們愛自己的同胞，而不必愛那些被視為「敵人」的外族人。</w:t>
+      </w:r>
     </w:p>
     <w:p>
       <w:pPr>
-        <w:pStyle w:val="Heading2"/>
-      </w:pPr>
-      <w:r>
-        <w:rPr>
-          <w:lang w:val="zh_TW" w:bidi="zh_TW"/>
-        </w:rPr>
-        <w:t>流珥</w:t>
-      </w:r>
-      <w:r>
-        <w:rPr>
-          <w:lang w:val="zh_TW" w:bidi="zh_TW"/>
-        </w:rPr>
-      </w:r>
-    </w:p>
-    <w:p>
-      <w:pPr>
-        <w:pStyle w:val="ListNumber"/>
-        <w:numPr>
-          <w:ilvl w:val="0"/>
-          <w:numId w:val="14"/>
-        </w:numPr>
-        <w:spacing w:line="240" w:lineRule="auto"/>
-        <w:ind w:left="720"/>
-      </w:pPr>
-      <w:r>
-        <w:rPr>
-          <w:lang w:val="zh_TW" w:bidi="zh_TW"/>
-        </w:rPr>
-      </w:r>
-      <w:r>
-        <w:rPr>
-          <w:lang w:val="zh_TW" w:bidi="zh_TW"/>
-        </w:rPr>
-        <w:t>以掃和妻子巴實抹所生的兒子，也是拿哈、謝拉、沙瑪和米撒四人的父親（</w:t>
-      </w:r>
-      <w:hyperlink r:id="rId23">
-        <w:r>
-          <w:rPr>
-            <w:lang w:val="zh_TW" w:bidi="zh_TW"/>
-          </w:rPr>
-          <w:rPr>
-            <w:color w:val="0000EE"/>
-            <w:u w:val="single"/>
-          </w:rPr>
-          <w:t>創36:4</w:t>
-        </w:r>
-      </w:hyperlink>
-      <w:r>
-        <w:rPr>
-          <w:lang w:val="zh_TW" w:bidi="zh_TW"/>
-        </w:rPr>
-        <w:t>、</w:t>
-      </w:r>
-      <w:hyperlink r:id="rId23">
-        <w:r>
-          <w:rPr>
-            <w:lang w:val="zh_TW" w:bidi="zh_TW"/>
-          </w:rPr>
-          <w:rPr>
-            <w:color w:val="0000EE"/>
-            <w:u w:val="single"/>
-          </w:rPr>
-          <w:t>10–17</w:t>
-        </w:r>
-      </w:hyperlink>
-      <w:r>
-        <w:rPr>
-          <w:lang w:val="zh_TW" w:bidi="zh_TW"/>
-        </w:rPr>
-        <w:t>）。</w:t>
-      </w:r>
-    </w:p>
-    <w:p>
-      <w:pPr>
-        <w:pStyle w:val="ListNumber"/>
-        <w:spacing w:line="240" w:lineRule="auto"/>
-        <w:ind w:left="720"/>
-      </w:pPr>
-      <w:r>
-        <w:rPr>
-          <w:lang w:val="zh_TW" w:bidi="zh_TW"/>
-        </w:rPr>
-      </w:r>
-      <w:r>
-        <w:rPr>
-          <w:lang w:val="zh_TW" w:bidi="zh_TW"/>
-        </w:rPr>
-        <w:t>米甸的祭司，把女兒嫁給摩西為妻。他可能與上面第1項的人是同一人，也就是葉忒羅（</w:t>
-      </w:r>
-      <w:hyperlink r:id="rId24">
-        <w:r>
-          <w:rPr>
-            <w:lang w:val="zh_TW" w:bidi="zh_TW"/>
-          </w:rPr>
-          <w:rPr>
-            <w:color w:val="0000EE"/>
-            <w:u w:val="single"/>
-          </w:rPr>
-          <w:t>出2:18</w:t>
-        </w:r>
-      </w:hyperlink>
-      <w:r>
-        <w:rPr>
-          <w:lang w:val="zh_TW" w:bidi="zh_TW"/>
-        </w:rPr>
-        <w:t>；參</w:t>
-      </w:r>
-      <w:hyperlink r:id="rId25">
-        <w:r>
-          <w:rPr>
-            <w:lang w:val="zh_TW" w:bidi="zh_TW"/>
-          </w:rPr>
-          <w:rPr>
-            <w:color w:val="0000EE"/>
-            <w:u w:val="single"/>
-          </w:rPr>
-          <w:t>出3:1</w:t>
-        </w:r>
-      </w:hyperlink>
-      <w:r>
-        <w:rPr>
-          <w:lang w:val="zh_TW" w:bidi="zh_TW"/>
-        </w:rPr>
-        <w:t>）。有英文譯本將流珥（Reuel）拼寫為Raguel（</w:t>
-      </w:r>
-      <w:hyperlink r:id="rId26">
-        <w:r>
-          <w:rPr>
-            <w:lang w:val="zh_TW" w:bidi="zh_TW"/>
-          </w:rPr>
-          <w:rPr>
-            <w:color w:val="0000EE"/>
-            <w:u w:val="single"/>
-          </w:rPr>
-          <w:t>民10:29</w:t>
-        </w:r>
-      </w:hyperlink>
-      <w:r>
-        <w:rPr>
-          <w:lang w:val="zh_TW" w:bidi="zh_TW"/>
-        </w:rPr>
-        <w:t>）。</w:t>
-      </w:r>
-      <w:r>
-        <w:rPr>
-          <w:i/>
-          <w:lang w:val="zh_TW" w:bidi="zh_TW"/>
-        </w:rPr>
-        <w:t xml:space="preserve">見 </w:t>
-      </w:r>
-      <w:r>
-        <w:rPr>
-          <w:lang w:val="zh_TW" w:bidi="zh_TW"/>
-        </w:rPr>
-        <w:t>葉忒羅</w:t>
-      </w:r>
-      <w:r>
-        <w:rPr>
-          <w:lang w:val="zh_TW" w:bidi="zh_TW"/>
-        </w:rPr>
-        <w:t>。</w:t>
-      </w:r>
-    </w:p>
-    <w:p>
-      <w:pPr>
-        <w:pStyle w:val="ListNumber"/>
-        <w:spacing w:line="240" w:lineRule="auto"/>
-        <w:ind w:left="720"/>
-      </w:pPr>
-      <w:r>
-        <w:rPr>
-          <w:lang w:val="zh_TW" w:bidi="zh_TW"/>
-        </w:rPr>
-      </w:r>
-      <w:r>
-        <w:rPr>
-          <w:lang w:val="zh_TW" w:bidi="zh_TW"/>
-        </w:rPr>
-        <w:t>在</w:t>
-      </w:r>
-      <w:hyperlink r:id="rId27">
-        <w:r>
-          <w:rPr>
-            <w:lang w:val="zh_TW" w:bidi="zh_TW"/>
-          </w:rPr>
-          <w:rPr>
-            <w:color w:val="0000EE"/>
-            <w:u w:val="single"/>
-          </w:rPr>
-          <w:t>民數記二章14節</w:t>
-        </w:r>
-      </w:hyperlink>
-      <w:r>
-        <w:rPr>
-          <w:lang w:val="zh_TW" w:bidi="zh_TW"/>
-        </w:rPr>
-        <w:t>中，流珥（Reuel）是丟珥（Deuel）的另一種寫法。丟珥是以利雅薩的父親。</w:t>
-      </w:r>
-      <w:r>
-        <w:rPr>
-          <w:i/>
-          <w:lang w:val="zh_TW" w:bidi="zh_TW"/>
-        </w:rPr>
-        <w:t xml:space="preserve">見 </w:t>
-      </w:r>
-      <w:r>
-        <w:rPr>
-          <w:lang w:val="zh_TW" w:bidi="zh_TW"/>
-        </w:rPr>
-        <w:t>丟珥</w:t>
-      </w:r>
-      <w:r>
-        <w:rPr>
-          <w:lang w:val="zh_TW" w:bidi="zh_TW"/>
-        </w:rPr>
-        <w:t>。</w:t>
-      </w:r>
-    </w:p>
-    <w:p>
-      <w:pPr>
-        <w:pStyle w:val="ListNumber"/>
-        <w:spacing w:line="240" w:lineRule="auto"/>
-        <w:ind w:left="720"/>
-      </w:pPr>
-      <w:r>
-        <w:rPr>
-          <w:lang w:val="zh_TW" w:bidi="zh_TW"/>
-        </w:rPr>
-      </w:r>
-      <w:r>
-        <w:rPr>
-          <w:lang w:val="zh_TW" w:bidi="zh_TW"/>
-        </w:rPr>
-        <w:t>便雅憫支派中米書蘭的一位祖先（</w:t>
-      </w:r>
-      <w:hyperlink r:id="rId28">
-        <w:r>
-          <w:rPr>
-            <w:lang w:val="zh_TW" w:bidi="zh_TW"/>
-          </w:rPr>
-          <w:rPr>
-            <w:color w:val="0000EE"/>
-            <w:u w:val="single"/>
-          </w:rPr>
-          <w:t>代上9:8</w:t>
-        </w:r>
-      </w:hyperlink>
-      <w:r>
-        <w:rPr>
-          <w:lang w:val="zh_TW" w:bidi="zh_TW"/>
-        </w:rPr>
-        <w:t>）。</w:t>
-      </w:r>
-      <w:r>
-        <w:rPr>
-          <w:lang w:val="zh_TW" w:bidi="zh_TW"/>
-        </w:rPr>
-      </w:r>
-      <w:r>
-        <w:rPr>
-          <w:lang w:val="zh_TW" w:bidi="zh_TW"/>
-        </w:rPr>
+        <w:pStyle w:val="Heading3"/>
+      </w:pPr>
+      <w:r>
+        <w:rPr>
+          <w:lang w:val="zh_TW" w:bidi="zh_TW"/>
+        </w:rPr>
+        <w:t>在新約中</w:t>
       </w:r>
     </w:p>
     <w:p>
@@ -864,21 +1178,53 @@
           <w:lang w:val="zh_TW" w:bidi="zh_TW"/>
         </w:rPr>
       </w:r>
-    </w:p>
-    <w:p>
-      <w:pPr>
-        <w:pStyle w:val="Heading2"/>
-      </w:pPr>
-      <w:r>
-        <w:rPr>
-          <w:lang w:val="zh_TW" w:bidi="zh_TW"/>
-        </w:rPr>
-        <w:t>流放，放逐</w:t>
-      </w:r>
-      <w:r>
-        <w:rPr>
-          <w:lang w:val="zh_TW" w:bidi="zh_TW"/>
-        </w:rPr>
+      <w:r>
+        <w:rPr>
+          <w:lang w:val="zh_TW" w:bidi="zh_TW"/>
+        </w:rPr>
+        <w:t>耶穌對「鄰舍」的理解與當時猶太人的觀念大相逕庭，祂消除了對鄰舍之愛的限制。</w:t>
+      </w:r>
+      <w:r>
+        <w:rPr>
+          <w:lang w:val="zh_TW" w:bidi="zh_TW"/>
+        </w:rPr>
+        <w:t>與那些將愛狹義套用在同胞身上的人不同</w:t>
+      </w:r>
+      <w:r>
+        <w:rPr>
+          <w:lang w:val="zh_TW" w:bidi="zh_TW"/>
+        </w:rPr>
+        <w:t>，耶穌主張將對愛鄰舍的義務擴展到</w:t>
+      </w:r>
+      <w:r>
+        <w:rPr>
+          <w:lang w:val="zh_TW" w:bidi="zh_TW"/>
+        </w:rPr>
+        <w:t>仇敵</w:t>
+      </w:r>
+      <w:r>
+        <w:rPr>
+          <w:lang w:val="zh_TW" w:bidi="zh_TW"/>
+        </w:rPr>
+        <w:t>身上（</w:t>
+      </w:r>
+      <w:hyperlink r:id="rId44">
+        <w:r>
+          <w:rPr>
+            <w:lang w:val="zh_TW" w:bidi="zh_TW"/>
+          </w:rPr>
+          <w:rPr>
+            <w:color w:val="0000EE"/>
+            <w:u w:val="single"/>
+          </w:rPr>
+          <w:t>太5:43–48</w:t>
+        </w:r>
+      </w:hyperlink>
+      <w:r>
+        <w:rPr>
+          <w:lang w:val="zh_TW" w:bidi="zh_TW"/>
+        </w:rPr>
+        <w:t>），如此一來，祂完全消除了鄰舍與仇敵之間的區別。</w:t>
       </w:r>
     </w:p>
     <w:p>
@@ -892,7 +1238,133 @@
         <w:rPr>
           <w:lang w:val="zh_TW" w:bidi="zh_TW"/>
         </w:rPr>
-        <w:t>懲罰的一種，將人從國家或群體中排除。</w:t>
+        <w:t>在另一個場合中，</w:t>
+      </w:r>
+      <w:r>
+        <w:rPr>
+          <w:lang w:val="zh_TW" w:bidi="zh_TW"/>
+        </w:rPr>
+        <w:t>一個</w:t>
+      </w:r>
+      <w:r>
+        <w:rPr>
+          <w:lang w:val="zh_TW" w:bidi="zh_TW"/>
+        </w:rPr>
+        <w:t>文士問耶穌什麼是神賜下的最大誡命（</w:t>
+      </w:r>
+      <w:hyperlink r:id="rId45">
+        <w:r>
+          <w:rPr>
+            <w:lang w:val="zh_TW" w:bidi="zh_TW"/>
+          </w:rPr>
+          <w:rPr>
+            <w:color w:val="0000EE"/>
+            <w:u w:val="single"/>
+          </w:rPr>
+          <w:t>可12:28–31）</w:t>
+        </w:r>
+      </w:hyperlink>
+      <w:r>
+        <w:rPr>
+          <w:lang w:val="zh_TW" w:bidi="zh_TW"/>
+        </w:rPr>
+        <w:t>。</w:t>
+      </w:r>
+      <w:r>
+        <w:rPr>
+          <w:lang w:val="zh_TW" w:bidi="zh_TW"/>
+        </w:rPr>
+        <w:t>耶穌回應時</w:t>
+      </w:r>
+      <w:r>
+        <w:rPr>
+          <w:lang w:val="zh_TW" w:bidi="zh_TW"/>
+        </w:rPr>
+        <w:t>引用了</w:t>
+      </w:r>
+      <w:hyperlink r:id="rId46">
+        <w:r>
+          <w:rPr>
+            <w:lang w:val="zh_TW" w:bidi="zh_TW"/>
+          </w:rPr>
+          <w:rPr>
+            <w:color w:val="0000EE"/>
+            <w:u w:val="single"/>
+          </w:rPr>
+          <w:t>申命記六章5節</w:t>
+        </w:r>
+      </w:hyperlink>
+      <w:r>
+        <w:rPr>
+          <w:lang w:val="zh_TW" w:bidi="zh_TW"/>
+        </w:rPr>
+        <w:t>，關於神的本質以及人</w:t>
+      </w:r>
+      <w:r>
+        <w:rPr>
+          <w:lang w:val="zh_TW" w:bidi="zh_TW"/>
+        </w:rPr>
+        <w:t>應</w:t>
+      </w:r>
+      <w:r>
+        <w:rPr>
+          <w:lang w:val="zh_TW" w:bidi="zh_TW"/>
+        </w:rPr>
+        <w:t>盡心、盡性和盡力愛神的義務。而值得注意的是，耶穌並沒有止步於此，而是將此與第二條誡命，即「愛人如己」（</w:t>
+      </w:r>
+      <w:hyperlink r:id="rId16">
+        <w:r>
+          <w:rPr>
+            <w:lang w:val="zh_TW" w:bidi="zh_TW"/>
+          </w:rPr>
+          <w:rPr>
+            <w:color w:val="0000EE"/>
+            <w:u w:val="single"/>
+          </w:rPr>
+          <w:t>利19:18）</w:t>
+        </w:r>
+      </w:hyperlink>
+      <w:r>
+        <w:rPr>
+          <w:lang w:val="zh_TW" w:bidi="zh_TW"/>
+        </w:rPr>
+        <w:t>，連結起來。一些學者認為，這種將愛神和愛鄰舍緊密聯繫在一起的教導起源於耶穌。如果耶穌是第一個將這兩個誡命聯繫在一起的人（見</w:t>
+      </w:r>
+      <w:hyperlink r:id="rId47">
+        <w:r>
+          <w:rPr>
+            <w:lang w:val="zh_TW" w:bidi="zh_TW"/>
+          </w:rPr>
+          <w:rPr>
+            <w:color w:val="0000EE"/>
+            <w:u w:val="single"/>
+          </w:rPr>
+          <w:t>太22:37</w:t>
+        </w:r>
+      </w:hyperlink>
+      <w:r>
+        <w:rPr>
+          <w:lang w:val="zh_TW" w:bidi="zh_TW"/>
+        </w:rPr>
+        <w:t>；</w:t>
+      </w:r>
+      <w:hyperlink r:id="rId48">
+        <w:r>
+          <w:rPr>
+            <w:lang w:val="zh_TW" w:bidi="zh_TW"/>
+          </w:rPr>
+          <w:rPr>
+            <w:color w:val="0000EE"/>
+            <w:u w:val="single"/>
+          </w:rPr>
+          <w:t>可12:29–31</w:t>
+        </w:r>
+      </w:hyperlink>
+      <w:r>
+        <w:rPr>
+          <w:lang w:val="zh_TW" w:bidi="zh_TW"/>
+        </w:rPr>
+        <w:t>），這便揭示了我們的主對這兩項義務關係的理解；真正的愛鄰舍源於對神的愛，反之亦然，對神的愛與在愛中滿足鄰舍的需求是不可分割的。</w:t>
       </w:r>
     </w:p>
     <w:p>
@@ -906,27 +1378,9 @@
         <w:rPr>
           <w:lang w:val="zh_TW" w:bidi="zh_TW"/>
         </w:rPr>
-        <w:t>在聖經中，「放逐」或類似詞語多次出現：</w:t>
-      </w:r>
-    </w:p>
-    <w:p>
-      <w:pPr>
-        <w:pStyle w:val="ListBullet"/>
-        <w:spacing w:line="240" w:lineRule="auto"/>
-        <w:ind w:left="720"/>
-      </w:pPr>
-      <w:r>
-        <w:rPr>
-          <w:lang w:val="zh_TW" w:bidi="zh_TW"/>
-        </w:rPr>
-      </w:r>
-      <w:r>
-        <w:rPr>
-          <w:lang w:val="zh_TW" w:bidi="zh_TW"/>
-        </w:rPr>
-        <w:t>神審判亞當和夏娃（</w:t>
-      </w:r>
-      <w:hyperlink r:id="rId29">
+        <w:t>在耶穌的時代，辯論的焦點不是如何正確地對待鄰舍，而是誰才是真正的鄰舍。一位律法師問了耶穌這個問題（</w:t>
+      </w:r>
+      <w:hyperlink r:id="rId49">
         <w:r>
           <w:rPr>
             <w:lang w:val="zh_TW" w:bidi="zh_TW"/>
@@ -935,34 +1389,52 @@
             <w:color w:val="0000EE"/>
             <w:u w:val="single"/>
           </w:rPr>
-          <w:t>創3:23–24</w:t>
+          <w:t>路10:29</w:t>
         </w:r>
       </w:hyperlink>
       <w:r>
         <w:rPr>
           <w:lang w:val="zh_TW" w:bidi="zh_TW"/>
         </w:rPr>
-        <w:t>，譯註：和合本譯為打發）</w:t>
-      </w:r>
-    </w:p>
-    <w:p>
-      <w:pPr>
-        <w:pStyle w:val="ListBullet"/>
-        <w:spacing w:line="240" w:lineRule="auto"/>
-        <w:ind w:left="720"/>
-      </w:pPr>
-      <w:r>
-        <w:rPr>
-          <w:lang w:val="zh_TW" w:bidi="zh_TW"/>
-        </w:rPr>
-      </w:r>
-      <w:r>
-        <w:rPr>
-          <w:lang w:val="zh_TW" w:bidi="zh_TW"/>
-        </w:rPr>
-        <w:t>神審判該隱 （</w:t>
-      </w:r>
-      <w:hyperlink r:id="rId30">
+        <w:t>）。耶穌讚揚這位律法師，因為他清楚理解</w:t>
+      </w:r>
+      <w:r>
+        <w:rPr>
+          <w:lang w:val="zh_TW" w:bidi="zh_TW"/>
+        </w:rPr>
+        <w:t>得到永生</w:t>
+      </w:r>
+      <w:r>
+        <w:rPr>
+          <w:lang w:val="zh_TW" w:bidi="zh_TW"/>
+        </w:rPr>
+        <w:t>所需的條件，即</w:t>
+      </w:r>
+      <w:r>
+        <w:rPr>
+          <w:lang w:val="zh_TW" w:bidi="zh_TW"/>
+        </w:rPr>
+        <w:t>愛神和愛鄰舍</w:t>
+      </w:r>
+      <w:r>
+        <w:rPr>
+          <w:lang w:val="zh_TW" w:bidi="zh_TW"/>
+        </w:rPr>
+        <w:t>。路加卻暗示，這位律法師提出的進一步限制性問題是為了「顯明自己有理」，也就是</w:t>
+      </w:r>
+      <w:r>
+        <w:rPr>
+          <w:lang w:val="zh_TW" w:bidi="zh_TW"/>
+        </w:rPr>
+        <w:t>為自己同胞有限的愛的行為辯護</w:t>
+      </w:r>
+      <w:r>
+        <w:rPr>
+          <w:lang w:val="zh_TW" w:bidi="zh_TW"/>
+        </w:rPr>
+        <w:t>。耶穌選擇不直接回答，而是用一個比喻來回應，就是我們耳熟能詳好撒馬利亞人的比喻（</w:t>
+      </w:r>
+      <w:hyperlink r:id="rId50">
         <w:r>
           <w:rPr>
             <w:lang w:val="zh_TW" w:bidi="zh_TW"/>
@@ -971,152 +1443,14 @@
             <w:color w:val="0000EE"/>
             <w:u w:val="single"/>
           </w:rPr>
-          <w:t>4:9–14</w:t>
+          <w:t>30–35</w:t>
         </w:r>
       </w:hyperlink>
       <w:r>
         <w:rPr>
           <w:lang w:val="zh_TW" w:bidi="zh_TW"/>
         </w:rPr>
-        <w:t>，譯註：和合本未有譯出放逐一詞）</w:t>
-      </w:r>
-    </w:p>
-    <w:p>
-      <w:pPr>
-        <w:pStyle w:val="ListBullet"/>
-        <w:spacing w:line="240" w:lineRule="auto"/>
-        <w:ind w:left="720"/>
-      </w:pPr>
-      <w:r>
-        <w:rPr>
-          <w:lang w:val="zh_TW" w:bidi="zh_TW"/>
-        </w:rPr>
-      </w:r>
-      <w:r>
-        <w:rPr>
-          <w:lang w:val="zh_TW" w:bidi="zh_TW"/>
-        </w:rPr>
-        <w:t>押沙龍的父親把押沙龍流放（</w:t>
-      </w:r>
-      <w:hyperlink r:id="rId31">
-        <w:r>
-          <w:rPr>
-            <w:lang w:val="zh_TW" w:bidi="zh_TW"/>
-          </w:rPr>
-          <w:rPr>
-            <w:color w:val="0000EE"/>
-            <w:u w:val="single"/>
-          </w:rPr>
-          <w:t>撒下13:37–39，</w:t>
-        </w:r>
-      </w:hyperlink>
-      <w:hyperlink r:id="rId32">
-        <w:r>
-          <w:rPr>
-            <w:lang w:val="zh_TW" w:bidi="zh_TW"/>
-          </w:rPr>
-          <w:rPr>
-            <w:color w:val="0000EE"/>
-            <w:u w:val="single"/>
-          </w:rPr>
-          <w:t>14:13–14</w:t>
-        </w:r>
-      </w:hyperlink>
-      <w:r>
-        <w:rPr>
-          <w:lang w:val="zh_TW" w:bidi="zh_TW"/>
-        </w:rPr>
-        <w:t>，譯註：和合本譯為逃亡）</w:t>
-      </w:r>
-    </w:p>
-    <w:p>
-      <w:pPr>
-        <w:pStyle w:val="ListBullet"/>
-        <w:spacing w:line="240" w:lineRule="auto"/>
-        <w:ind w:left="720"/>
-      </w:pPr>
-      <w:r>
-        <w:rPr>
-          <w:lang w:val="zh_TW" w:bidi="zh_TW"/>
-        </w:rPr>
-      </w:r>
-      <w:r>
-        <w:rPr>
-          <w:lang w:val="zh_TW" w:bidi="zh_TW"/>
-        </w:rPr>
-        <w:t>以色列從應許之地被擄（</w:t>
-      </w:r>
-      <w:hyperlink r:id="rId33">
-        <w:r>
-          <w:rPr>
-            <w:lang w:val="zh_TW" w:bidi="zh_TW"/>
-          </w:rPr>
-          <w:rPr>
-            <w:color w:val="0000EE"/>
-            <w:u w:val="single"/>
-          </w:rPr>
-          <w:t>申30:1</w:t>
-        </w:r>
-      </w:hyperlink>
-      <w:r>
-        <w:rPr>
-          <w:lang w:val="zh_TW" w:bidi="zh_TW"/>
-        </w:rPr>
-        <w:t>；</w:t>
-      </w:r>
-      <w:hyperlink r:id="rId34">
-        <w:r>
-          <w:rPr>
-            <w:lang w:val="zh_TW" w:bidi="zh_TW"/>
-          </w:rPr>
-          <w:rPr>
-            <w:color w:val="0000EE"/>
-            <w:u w:val="single"/>
-          </w:rPr>
-          <w:t>賽11:12</w:t>
-        </w:r>
-      </w:hyperlink>
-      <w:r>
-        <w:rPr>
-          <w:lang w:val="zh_TW" w:bidi="zh_TW"/>
-        </w:rPr>
-        <w:t>；</w:t>
-      </w:r>
-      <w:hyperlink r:id="rId35">
-        <w:r>
-          <w:rPr>
-            <w:lang w:val="zh_TW" w:bidi="zh_TW"/>
-          </w:rPr>
-          <w:rPr>
-            <w:color w:val="0000EE"/>
-            <w:u w:val="single"/>
-          </w:rPr>
-          <w:t>耶16:15</w:t>
-        </w:r>
-      </w:hyperlink>
-      <w:r>
-        <w:rPr>
-          <w:lang w:val="zh_TW" w:bidi="zh_TW"/>
-        </w:rPr>
-        <w:t>；</w:t>
-      </w:r>
-      <w:hyperlink r:id="rId36">
-        <w:r>
-          <w:rPr>
-            <w:lang w:val="zh_TW" w:bidi="zh_TW"/>
-          </w:rPr>
-          <w:rPr>
-            <w:color w:val="0000EE"/>
-            <w:u w:val="single"/>
-          </w:rPr>
-          <w:t>結4:13</w:t>
-        </w:r>
-      </w:hyperlink>
-      <w:r>
-        <w:rPr>
-          <w:lang w:val="zh_TW" w:bidi="zh_TW"/>
-        </w:rPr>
-        <w:t>，譯註：和合本譯為追趕、趕）</w:t>
+        <w:t>節）。</w:t>
       </w:r>
     </w:p>
     <w:p>
@@ -1130,9 +1464,69 @@
         <w:rPr>
           <w:lang w:val="zh_TW" w:bidi="zh_TW"/>
         </w:rPr>
-        <w:t>在以色列被擄到巴比倫期間，放逐也是懲罰之一，適用於不順服神或波斯王亞達薛西的人（</w:t>
-      </w:r>
-      <w:hyperlink r:id="rId37">
+        <w:t>為了讓這位律法師看到他的問題是何等短視</w:t>
+      </w:r>
+      <w:r>
+        <w:rPr>
+          <w:lang w:val="zh_TW" w:bidi="zh_TW"/>
+        </w:rPr>
+        <w:t>和</w:t>
+      </w:r>
+      <w:r>
+        <w:rPr>
+          <w:lang w:val="zh_TW" w:bidi="zh_TW"/>
+        </w:rPr>
+        <w:t>可悲，耶穌講述了一個日常的故事：一個人行走在從耶路撒冷到耶利哥的道路上，因這條路常有強盜出沒，十分危險。這名旅行者被搶劫、剝光</w:t>
+      </w:r>
+      <w:r>
+        <w:rPr>
+          <w:lang w:val="zh_TW" w:bidi="zh_TW"/>
+        </w:rPr>
+        <w:t>衣服</w:t>
+      </w:r>
+      <w:r>
+        <w:rPr>
+          <w:lang w:val="zh_TW" w:bidi="zh_TW"/>
+        </w:rPr>
+        <w:t>、毆打，</w:t>
+      </w:r>
+      <w:r>
+        <w:rPr>
+          <w:lang w:val="zh_TW" w:bidi="zh_TW"/>
+        </w:rPr>
+        <w:t>並在半死狀態被丟下</w:t>
+      </w:r>
+      <w:r>
+        <w:rPr>
+          <w:lang w:val="zh_TW" w:bidi="zh_TW"/>
+        </w:rPr>
+        <w:t>。</w:t>
+      </w:r>
+      <w:r>
+        <w:rPr>
+          <w:lang w:val="zh_TW" w:bidi="zh_TW"/>
+        </w:rPr>
+        <w:t>到這裡</w:t>
+      </w:r>
+      <w:r>
+        <w:rPr>
+          <w:lang w:val="zh_TW" w:bidi="zh_TW"/>
+        </w:rPr>
+        <w:t>，律法師可能以為耶穌是在舉例說明誰是「鄰舍」，就是一位需要幫助的猶太同胞。然而，耶穌接著介紹了兩個人物，一位祭司和一</w:t>
+      </w:r>
+      <w:r>
+        <w:rPr>
+          <w:lang w:val="zh_TW" w:bidi="zh_TW"/>
+        </w:rPr>
+        <w:t>個</w:t>
+      </w:r>
+      <w:r>
+        <w:rPr>
+          <w:lang w:val="zh_TW" w:bidi="zh_TW"/>
+        </w:rPr>
+        <w:t>利未人，他們在學術討論誰是神要他們去愛的鄰舍。律法師無疑會預期這些律法師以正確的方式對待受害者。相反，當祭司和利未人看到需要幫助的人時，他們卻選擇從另一邊走過。由於這些律法師無法確定受害者是死了還是奄奄一息，又不想冒不潔的風險，他們便繞過，從而違反了律法師剛剛指出最大的誡命（</w:t>
+      </w:r>
+      <w:hyperlink r:id="rId51">
         <w:r>
           <w:rPr>
             <w:lang w:val="zh_TW" w:bidi="zh_TW"/>
@@ -1141,14 +1535,14 @@
             <w:color w:val="0000EE"/>
             <w:u w:val="single"/>
           </w:rPr>
-          <w:t>拉7:26</w:t>
+          <w:t>10:25–28</w:t>
         </w:r>
       </w:hyperlink>
       <w:r>
         <w:rPr>
           <w:lang w:val="zh_TW" w:bidi="zh_TW"/>
         </w:rPr>
-        <w:t>，譯註：和合本譯為充軍）。</w:t>
+        <w:t>）。</w:t>
       </w:r>
     </w:p>
     <w:p>
@@ -1162,27 +1556,87 @@
         <w:rPr>
           <w:lang w:val="zh_TW" w:bidi="zh_TW"/>
         </w:rPr>
-        <w:t>摩西律法規定，以色列人因各種過犯可能會被「剪除」，也就是被排除於群體之外：</w:t>
-      </w:r>
-    </w:p>
-    <w:p>
-      <w:pPr>
-        <w:pStyle w:val="ListBullet"/>
-        <w:spacing w:line="240" w:lineRule="auto"/>
-        <w:ind w:left="720"/>
-      </w:pPr>
-      <w:r>
-        <w:rPr>
-          <w:lang w:val="zh_TW" w:bidi="zh_TW"/>
-        </w:rPr>
-      </w:r>
-      <w:r>
-        <w:rPr>
-          <w:lang w:val="zh_TW" w:bidi="zh_TW"/>
-        </w:rPr>
-        <w:t>沒有給男嬰行割禮（</w:t>
-      </w:r>
-      <w:hyperlink r:id="rId38">
+        <w:t>這時，</w:t>
+      </w:r>
+      <w:r>
+        <w:rPr>
+          <w:lang w:val="zh_TW" w:bidi="zh_TW"/>
+        </w:rPr>
+        <w:t>一位撒馬利亞人</w:t>
+      </w:r>
+      <w:r>
+        <w:rPr>
+          <w:lang w:val="zh_TW" w:bidi="zh_TW"/>
+        </w:rPr>
+        <w:t>出現了——</w:t>
+      </w:r>
+      <w:r>
+        <w:rPr>
+          <w:lang w:val="zh_TW" w:bidi="zh_TW"/>
+        </w:rPr>
+        <w:t>一個被猶太人特別鄙視的種族。</w:t>
+      </w:r>
+      <w:r>
+        <w:rPr>
+          <w:lang w:val="zh_TW" w:bidi="zh_TW"/>
+        </w:rPr>
+        <w:t>猶太宗教權威視撒馬利亞人為異端</w:t>
+      </w:r>
+      <w:r>
+        <w:rPr>
+          <w:lang w:val="zh_TW" w:bidi="zh_TW"/>
+        </w:rPr>
+        <w:t>，在</w:t>
+      </w:r>
+      <w:r>
+        <w:rPr>
+          <w:lang w:val="zh_TW" w:bidi="zh_TW"/>
+        </w:rPr>
+        <w:t>拉比圈子中，</w:t>
+      </w:r>
+      <w:r>
+        <w:rPr>
+          <w:lang w:val="zh_TW" w:bidi="zh_TW"/>
+        </w:rPr>
+        <w:t>撒馬利亞人</w:t>
+      </w:r>
+      <w:r>
+        <w:rPr>
+          <w:lang w:val="zh_TW" w:bidi="zh_TW"/>
+        </w:rPr>
+        <w:t>不被視為</w:t>
+      </w:r>
+      <w:r>
+        <w:rPr>
+          <w:lang w:val="zh_TW" w:bidi="zh_TW"/>
+        </w:rPr>
+        <w:t>「鄰舍」，因此不值得被愛。事實上，</w:t>
+      </w:r>
+      <w:r>
+        <w:rPr>
+          <w:lang w:val="zh_TW" w:bidi="zh_TW"/>
+        </w:rPr>
+        <w:t>前</w:t>
+      </w:r>
+      <w:r>
+        <w:rPr>
+          <w:lang w:val="zh_TW" w:bidi="zh_TW"/>
+        </w:rPr>
+        <w:t>幾個世紀</w:t>
+      </w:r>
+      <w:r>
+        <w:rPr>
+          <w:lang w:val="zh_TW" w:bidi="zh_TW"/>
+        </w:rPr>
+        <w:t>中，</w:t>
+      </w:r>
+      <w:r>
+        <w:rPr>
+          <w:lang w:val="zh_TW" w:bidi="zh_TW"/>
+        </w:rPr>
+        <w:t>許多撒馬利亞人被猶太統治者屠殺，兩族之間明顯存在敵意（見</w:t>
+      </w:r>
+      <w:hyperlink r:id="rId52">
         <w:r>
           <w:rPr>
             <w:lang w:val="zh_TW" w:bidi="zh_TW"/>
@@ -1191,34 +1645,40 @@
             <w:color w:val="0000EE"/>
             <w:u w:val="single"/>
           </w:rPr>
-          <w:t>創17:12、14</w:t>
+          <w:t>約4:9</w:t>
         </w:r>
       </w:hyperlink>
       <w:r>
         <w:rPr>
           <w:lang w:val="zh_TW" w:bidi="zh_TW"/>
         </w:rPr>
-        <w:t>）</w:t>
-      </w:r>
-    </w:p>
-    <w:p>
-      <w:pPr>
-        <w:pStyle w:val="ListBullet"/>
-        <w:spacing w:line="240" w:lineRule="auto"/>
-        <w:ind w:left="720"/>
-      </w:pPr>
-      <w:r>
-        <w:rPr>
-          <w:lang w:val="zh_TW" w:bidi="zh_TW"/>
-        </w:rPr>
-      </w:r>
-      <w:r>
-        <w:rPr>
-          <w:lang w:val="zh_TW" w:bidi="zh_TW"/>
-        </w:rPr>
-        <w:t>在逾越節期間吃有酵的餅 （</w:t>
-      </w:r>
-      <w:hyperlink r:id="rId39">
+        <w:t>）。當律法師聽到這個比喻時，他本來預期祭司和利未人會公正地對待受害者，</w:t>
+      </w:r>
+      <w:r>
+        <w:rPr>
+          <w:lang w:val="zh_TW" w:bidi="zh_TW"/>
+        </w:rPr>
+        <w:t>但他一定驚訝於一個被憎恨的撒馬利亞人，竟然會表現出憐憫，從而履行了最大的誡命</w:t>
+      </w:r>
+      <w:r>
+        <w:rPr>
+          <w:lang w:val="zh_TW" w:bidi="zh_TW"/>
+        </w:rPr>
+        <w:t>。耶穌</w:t>
+      </w:r>
+      <w:r>
+        <w:rPr>
+          <w:lang w:val="zh_TW" w:bidi="zh_TW"/>
+        </w:rPr>
+        <w:t>特</w:t>
+      </w:r>
+      <w:r>
+        <w:rPr>
+          <w:lang w:val="zh_TW" w:bidi="zh_TW"/>
+        </w:rPr>
+        <w:t>意詳細描述了撒馬利亞人的憐憫（立即處理傷口、運送到旅店、在那裡照顧受害者，以及在離開時支付他人照顧的費用，</w:t>
+      </w:r>
+      <w:hyperlink r:id="rId53">
         <w:r>
           <w:rPr>
             <w:lang w:val="zh_TW" w:bidi="zh_TW"/>
@@ -1227,34 +1687,64 @@
             <w:color w:val="0000EE"/>
             <w:u w:val="single"/>
           </w:rPr>
-          <w:t>出12:15</w:t>
+          <w:t>路10:34–35</w:t>
         </w:r>
       </w:hyperlink>
       <w:r>
         <w:rPr>
           <w:lang w:val="zh_TW" w:bidi="zh_TW"/>
         </w:rPr>
-        <w:t>）</w:t>
-      </w:r>
-    </w:p>
-    <w:p>
-      <w:pPr>
-        <w:pStyle w:val="ListBullet"/>
-        <w:spacing w:line="240" w:lineRule="auto"/>
-        <w:ind w:left="720"/>
-      </w:pPr>
-      <w:r>
-        <w:rPr>
-          <w:lang w:val="zh_TW" w:bidi="zh_TW"/>
-        </w:rPr>
-      </w:r>
-      <w:r>
-        <w:rPr>
-          <w:lang w:val="zh_TW" w:bidi="zh_TW"/>
-        </w:rPr>
-        <w:t>獻上不潔的牲畜作供物 （</w:t>
-      </w:r>
-      <w:hyperlink r:id="rId40">
+        <w:t>），以</w:t>
+      </w:r>
+      <w:r>
+        <w:rPr>
+          <w:lang w:val="zh_TW" w:bidi="zh_TW"/>
+        </w:rPr>
+        <w:t>致律法師無疑會認為撒馬利亞人的愛是真誠的</w:t>
+      </w:r>
+      <w:r>
+        <w:rPr>
+          <w:lang w:val="zh_TW" w:bidi="zh_TW"/>
+        </w:rPr>
+        <w:t>。</w:t>
+      </w:r>
+      <w:r>
+        <w:rPr>
+          <w:lang w:val="zh_TW" w:bidi="zh_TW"/>
+        </w:rPr>
+        <w:t>這個故事的諷刺之處在於</w:t>
+      </w:r>
+      <w:r>
+        <w:rPr>
+          <w:lang w:val="zh_TW" w:bidi="zh_TW"/>
+        </w:rPr>
+        <w:t>，一個不被猶太人</w:t>
+      </w:r>
+      <w:r>
+        <w:rPr>
+          <w:lang w:val="zh_TW" w:bidi="zh_TW"/>
+        </w:rPr>
+        <w:t>視為</w:t>
+      </w:r>
+      <w:r>
+        <w:rPr>
+          <w:lang w:val="zh_TW" w:bidi="zh_TW"/>
+        </w:rPr>
+        <w:t>值得被稱為「鄰舍」的人，</w:t>
+      </w:r>
+      <w:r>
+        <w:rPr>
+          <w:lang w:val="zh_TW" w:bidi="zh_TW"/>
+        </w:rPr>
+        <w:t>正是那個對受害者表現出「鄰舍」之愛的人</w:t>
+      </w:r>
+      <w:r>
+        <w:rPr>
+          <w:lang w:val="zh_TW" w:bidi="zh_TW"/>
+        </w:rPr>
+        <w:t>（</w:t>
+      </w:r>
+      <w:hyperlink r:id="rId54">
         <w:r>
           <w:rPr>
             <w:lang w:val="zh_TW" w:bidi="zh_TW"/>
@@ -1263,122 +1753,14 @@
             <w:color w:val="0000EE"/>
             <w:u w:val="single"/>
           </w:rPr>
-          <w:t>利17:1–4</w:t>
+          <w:t>36–37節</w:t>
         </w:r>
       </w:hyperlink>
       <w:r>
         <w:rPr>
           <w:lang w:val="zh_TW" w:bidi="zh_TW"/>
         </w:rPr>
-        <w:t>）</w:t>
-      </w:r>
-    </w:p>
-    <w:p>
-      <w:pPr>
-        <w:pStyle w:val="ListBullet"/>
-        <w:spacing w:line="240" w:lineRule="auto"/>
-        <w:ind w:left="720"/>
-      </w:pPr>
-      <w:r>
-        <w:rPr>
-          <w:lang w:val="zh_TW" w:bidi="zh_TW"/>
-        </w:rPr>
-      </w:r>
-      <w:r>
-        <w:rPr>
-          <w:lang w:val="zh_TW" w:bidi="zh_TW"/>
-        </w:rPr>
-        <w:t>吃血（</w:t>
-      </w:r>
-      <w:hyperlink r:id="rId41">
-        <w:r>
-          <w:rPr>
-            <w:lang w:val="zh_TW" w:bidi="zh_TW"/>
-          </w:rPr>
-          <w:rPr>
-            <w:color w:val="0000EE"/>
-            <w:u w:val="single"/>
-          </w:rPr>
-          <w:t>利17:10</w:t>
-        </w:r>
-      </w:hyperlink>
-      <w:r>
-        <w:rPr>
-          <w:lang w:val="zh_TW" w:bidi="zh_TW"/>
-        </w:rPr>
-        <w:t>）</w:t>
-      </w:r>
-    </w:p>
-    <w:p>
-      <w:pPr>
-        <w:pStyle w:val="ListBullet"/>
-        <w:spacing w:line="240" w:lineRule="auto"/>
-        <w:ind w:left="720"/>
-      </w:pPr>
-      <w:r>
-        <w:rPr>
-          <w:lang w:val="zh_TW" w:bidi="zh_TW"/>
-        </w:rPr>
-      </w:r>
-      <w:r>
-        <w:rPr>
-          <w:lang w:val="zh_TW" w:bidi="zh_TW"/>
-        </w:rPr>
-        <w:t>故意犯罪（</w:t>
-      </w:r>
-      <w:hyperlink r:id="rId42">
-        <w:r>
-          <w:rPr>
-            <w:lang w:val="zh_TW" w:bidi="zh_TW"/>
-          </w:rPr>
-          <w:rPr>
-            <w:color w:val="0000EE"/>
-            <w:u w:val="single"/>
-          </w:rPr>
-          <w:t>民15:30–31</w:t>
-        </w:r>
-      </w:hyperlink>
-      <w:r>
-        <w:rPr>
-          <w:lang w:val="zh_TW" w:bidi="zh_TW"/>
-        </w:rPr>
-        <w:t>）</w:t>
-      </w:r>
-    </w:p>
-    <w:p>
-      <w:pPr>
-        <w:pStyle w:val="ListBullet"/>
-        <w:spacing w:line="240" w:lineRule="auto"/>
-        <w:ind w:left="720"/>
-      </w:pPr>
-      <w:r>
-        <w:rPr>
-          <w:lang w:val="zh_TW" w:bidi="zh_TW"/>
-        </w:rPr>
-      </w:r>
-      <w:r>
-        <w:rPr>
-          <w:lang w:val="zh_TW" w:bidi="zh_TW"/>
-        </w:rPr>
-        <w:t>與死人接觸後沒有進行禮儀上的潔淨（</w:t>
-      </w:r>
-      <w:hyperlink r:id="rId43">
-        <w:r>
-          <w:rPr>
-            <w:lang w:val="zh_TW" w:bidi="zh_TW"/>
-          </w:rPr>
-          <w:rPr>
-            <w:color w:val="0000EE"/>
-            <w:u w:val="single"/>
-          </w:rPr>
-          <w:t>民19:11–20</w:t>
-        </w:r>
-      </w:hyperlink>
-      <w:r>
-        <w:rPr>
-          <w:lang w:val="zh_TW" w:bidi="zh_TW"/>
-        </w:rPr>
-        <w:t>）</w:t>
+        <w:t>）。</w:t>
       </w:r>
     </w:p>
     <w:p>
@@ -1392,7 +1774,7 @@
         <w:rPr>
           <w:lang w:val="zh_TW" w:bidi="zh_TW"/>
         </w:rPr>
-        <w:t>被「剪除」很可能表示同時被排除在社會與宗教生活之外（</w:t>
+        <w:t>這個比喻，就像在</w:t>
       </w:r>
       <w:hyperlink r:id="rId44">
         <w:r>
@@ -1403,56 +1785,26 @@
             <w:color w:val="0000EE"/>
             <w:u w:val="single"/>
           </w:rPr>
-          <w:t>約9:18</w:t>
+          <w:t>馬太福音五章43至48節</w:t>
         </w:r>
       </w:hyperlink>
-      <w:hyperlink r:id="rId45">
-        <w:r>
-          <w:rPr>
-            <w:lang w:val="zh_TW" w:bidi="zh_TW"/>
-          </w:rPr>
-          <w:rPr>
-            <w:color w:val="0000EE"/>
-            <w:u w:val="single"/>
-          </w:rPr>
-          <w:t>–</w:t>
-        </w:r>
-      </w:hyperlink>
-      <w:hyperlink r:id="rId44">
-        <w:r>
-          <w:rPr>
-            <w:lang w:val="zh_TW" w:bidi="zh_TW"/>
-          </w:rPr>
-          <w:rPr>
-            <w:color w:val="0000EE"/>
-            <w:u w:val="single"/>
-          </w:rPr>
-          <w:t>23、34</w:t>
-        </w:r>
-      </w:hyperlink>
-      <w:r>
-        <w:rPr>
-          <w:lang w:val="zh_TW" w:bidi="zh_TW"/>
-        </w:rPr>
-        <w:t>）。以色列民族曾被流放在外邦，到了被擄歸回之後，失去產業與永遠從神的百姓中被剪除，便成了正式的懲罰（</w:t>
-      </w:r>
-      <w:hyperlink r:id="rId46">
-        <w:r>
-          <w:rPr>
-            <w:lang w:val="zh_TW" w:bidi="zh_TW"/>
-          </w:rPr>
-          <w:rPr>
-            <w:color w:val="0000EE"/>
-            <w:u w:val="single"/>
-          </w:rPr>
-          <w:t>拉10:7–8</w:t>
-        </w:r>
-      </w:hyperlink>
-      <w:r>
-        <w:rPr>
-          <w:lang w:val="zh_TW" w:bidi="zh_TW"/>
-        </w:rPr>
-        <w:t>）。</w:t>
+      <w:r>
+        <w:rPr>
+          <w:lang w:val="zh_TW" w:bidi="zh_TW"/>
+        </w:rPr>
+        <w:t>中的陳述一樣，揭示了耶穌對「鄰舍」的理解以及「愛鄰舍」的要求。</w:t>
+      </w:r>
+      <w:r>
+        <w:rPr>
+          <w:lang w:val="zh_TW" w:bidi="zh_TW"/>
+        </w:rPr>
+        <w:t>耶穌對誰有資格成為神命令去愛的鄰舍，沒有設限</w:t>
+      </w:r>
+      <w:r>
+        <w:rPr>
+          <w:lang w:val="zh_TW" w:bidi="zh_TW"/>
+        </w:rPr>
+        <w:t>。</w:t>
       </w:r>
     </w:p>
     <w:p>
@@ -1466,9 +1818,21 @@
         <w:rPr>
           <w:lang w:val="zh_TW" w:bidi="zh_TW"/>
         </w:rPr>
-        <w:t>羅馬人與其他征服者一樣，把放逐當作懲罰的方式。例如，在皇帝克勞第時期，由於猶太人之間為了基督的事起了紛爭，克勞第將他們逐出羅馬城（</w:t>
-      </w:r>
-      <w:hyperlink r:id="rId47">
+        <w:t>耶穌強而有力的教導——關於愛鄰舍及其與愛神直接關係——在初代教會中也有類似的強調。在兩個不同場合中，保羅稱愛鄰舍</w:t>
+      </w:r>
+      <w:r>
+        <w:rPr>
+          <w:lang w:val="zh_TW" w:bidi="zh_TW"/>
+        </w:rPr>
+        <w:t>完全了律法</w:t>
+      </w:r>
+      <w:r>
+        <w:rPr>
+          <w:lang w:val="zh_TW" w:bidi="zh_TW"/>
+        </w:rPr>
+        <w:t>（</w:t>
+      </w:r>
+      <w:hyperlink r:id="rId55">
         <w:r>
           <w:rPr>
             <w:lang w:val="zh_TW" w:bidi="zh_TW"/>
@@ -1477,16 +1841,16 @@
             <w:color w:val="0000EE"/>
             <w:u w:val="single"/>
           </w:rPr>
-          <w:t>徒18:2</w:t>
+          <w:t>羅13:8–10</w:t>
         </w:r>
       </w:hyperlink>
       <w:r>
         <w:rPr>
           <w:lang w:val="zh_TW" w:bidi="zh_TW"/>
         </w:rPr>
-        <w:t>）。啟示錄的作者也在羅馬逼迫基督徒期間，被流放到拔摩島（</w:t>
-      </w:r>
-      <w:hyperlink r:id="rId48">
+        <w:t>；</w:t>
+      </w:r>
+      <w:hyperlink r:id="rId56">
         <w:r>
           <w:rPr>
             <w:lang w:val="zh_TW" w:bidi="zh_TW"/>
@@ -1495,108 +1859,16 @@
             <w:color w:val="0000EE"/>
             <w:u w:val="single"/>
           </w:rPr>
-          <w:t>啟1:9</w:t>
+          <w:t>加5:14</w:t>
         </w:r>
       </w:hyperlink>
       <w:r>
         <w:rPr>
           <w:lang w:val="zh_TW" w:bidi="zh_TW"/>
         </w:rPr>
-        <w:t>）。更嚴厲的放逐包括永遠不得返回某地、喪失公民權，以及財產被沒收。</w:t>
-      </w:r>
-    </w:p>
-    <w:p>
-      <w:pPr/>
-      <w:r>
-        <w:rPr>
-          <w:lang w:val="zh_TW" w:bidi="zh_TW"/>
-        </w:rPr>
-      </w:r>
-      <w:r>
-        <w:rPr>
-          <w:i/>
-          <w:lang w:val="zh_TW" w:bidi="zh_TW"/>
-        </w:rPr>
-        <w:t>另見</w:t>
-      </w:r>
-      <w:r>
-        <w:rPr>
-          <w:lang w:val="zh_TW" w:bidi="zh_TW"/>
-        </w:rPr>
-        <w:t xml:space="preserve"> </w:t>
-      </w:r>
-      <w:r>
-        <w:rPr>
-          <w:lang w:val="zh_TW" w:bidi="zh_TW"/>
-        </w:rPr>
-        <w:t>猶太人的散居</w:t>
-      </w:r>
-      <w:r>
-        <w:rPr>
-          <w:lang w:val="zh_TW" w:bidi="zh_TW"/>
-        </w:rPr>
-        <w:t>。</w:t>
-      </w:r>
-      <w:r>
-        <w:rPr>
-          <w:lang w:val="zh_TW" w:bidi="zh_TW"/>
-        </w:rPr>
-      </w:r>
-      <w:r>
-        <w:rPr>
-          <w:lang w:val="zh_TW" w:bidi="zh_TW"/>
-        </w:rPr>
-      </w:r>
-    </w:p>
-    <w:p>
-      <w:pPr/>
-      <w:r>
-        <w:rPr>
-          <w:lang w:val="zh_TW" w:bidi="zh_TW"/>
-        </w:rPr>
-      </w:r>
-    </w:p>
-    <w:p>
-      <w:pPr>
-        <w:pStyle w:val="Heading2"/>
-      </w:pPr>
-      <w:r>
-        <w:rPr>
-          <w:lang w:val="zh_TW" w:bidi="zh_TW"/>
-        </w:rPr>
-        <w:t>流瑪</w:t>
-      </w:r>
-      <w:r>
-        <w:rPr>
-          <w:lang w:val="zh_TW" w:bidi="zh_TW"/>
-        </w:rPr>
-      </w:r>
-    </w:p>
-    <w:p>
-      <w:pPr>
-        <w:pStyle w:val="Heading2"/>
-      </w:pPr>
-      <w:r>
-        <w:rPr>
-          <w:lang w:val="zh_TW" w:bidi="zh_TW"/>
-        </w:rPr>
-        <w:t>流瑪</w:t>
-      </w:r>
-    </w:p>
-    <w:p>
-      <w:pPr/>
-      <w:r>
-        <w:rPr>
-          <w:lang w:val="zh_TW" w:bidi="zh_TW"/>
-        </w:rPr>
-      </w:r>
-      <w:r>
-        <w:rPr>
-          <w:lang w:val="zh_TW" w:bidi="zh_TW"/>
-        </w:rPr>
-        <w:t>拿鶴的妾（</w:t>
-      </w:r>
-      <w:hyperlink r:id="rId49">
+        <w:t>），而雅各則將這誡命稱為「至尊的律法」（</w:t>
+      </w:r>
+      <w:hyperlink r:id="rId57">
         <w:r>
           <w:rPr>
             <w:lang w:val="zh_TW" w:bidi="zh_TW"/>
@@ -1605,1357 +1877,14 @@
             <w:color w:val="0000EE"/>
             <w:u w:val="single"/>
           </w:rPr>
-          <w:t>創22:24</w:t>
+          <w:t>雅2:8</w:t>
         </w:r>
       </w:hyperlink>
       <w:r>
         <w:rPr>
           <w:lang w:val="zh_TW" w:bidi="zh_TW"/>
         </w:rPr>
-        <w:t>）。她的四個兒子是居住在大馬士革以北的亞蘭人的祖先。</w:t>
-      </w:r>
-      <w:r>
-        <w:rPr>
-          <w:lang w:val="zh_TW" w:bidi="zh_TW"/>
-        </w:rPr>
-      </w:r>
-      <w:r>
-        <w:rPr>
-          <w:lang w:val="zh_TW" w:bidi="zh_TW"/>
-        </w:rPr>
-      </w:r>
-    </w:p>
-    <w:p>
-      <w:pPr/>
-      <w:r>
-        <w:rPr>
-          <w:lang w:val="zh_TW" w:bidi="zh_TW"/>
-        </w:rPr>
-      </w:r>
-    </w:p>
-    <w:p>
-      <w:pPr>
-        <w:pStyle w:val="Heading2"/>
-      </w:pPr>
-      <w:r>
-        <w:rPr>
-          <w:lang w:val="zh_TW" w:bidi="zh_TW"/>
-        </w:rPr>
-        <w:t>流人血的罪</w:t>
-      </w:r>
-      <w:r>
-        <w:rPr>
-          <w:lang w:val="zh_TW" w:bidi="zh_TW"/>
-        </w:rPr>
-      </w:r>
-    </w:p>
-    <w:p>
-      <w:pPr/>
-      <w:r>
-        <w:rPr>
-          <w:lang w:val="zh_TW" w:bidi="zh_TW"/>
-        </w:rPr>
-      </w:r>
-      <w:r>
-        <w:rPr>
-          <w:lang w:val="zh_TW" w:bidi="zh_TW"/>
-        </w:rPr>
-        <w:t>「流人血的罪」指對他人的死亡負上責任。在聖經中，這術語來自一個希伯來文，意思是「血」或「流血」（</w:t>
-      </w:r>
-      <w:hyperlink r:id="rId50">
-        <w:r>
-          <w:rPr>
-            <w:lang w:val="zh_TW" w:bidi="zh_TW"/>
-          </w:rPr>
-          <w:rPr>
-            <w:color w:val="0000EE"/>
-            <w:u w:val="single"/>
-          </w:rPr>
-          <w:t>出22:2–3</w:t>
-        </w:r>
-      </w:hyperlink>
-      <w:r>
-        <w:rPr>
-          <w:lang w:val="zh_TW" w:bidi="zh_TW"/>
-        </w:rPr>
-        <w:t>；</w:t>
-      </w:r>
-      <w:hyperlink r:id="rId51">
-        <w:r>
-          <w:rPr>
-            <w:lang w:val="zh_TW" w:bidi="zh_TW"/>
-          </w:rPr>
-          <w:rPr>
-            <w:color w:val="0000EE"/>
-            <w:u w:val="single"/>
-          </w:rPr>
-          <w:t>利17:4</w:t>
-        </w:r>
-      </w:hyperlink>
-      <w:r>
-        <w:rPr>
-          <w:lang w:val="zh_TW" w:bidi="zh_TW"/>
-        </w:rPr>
-        <w:t>；</w:t>
-      </w:r>
-      <w:hyperlink r:id="rId52">
-        <w:r>
-          <w:rPr>
-            <w:lang w:val="zh_TW" w:bidi="zh_TW"/>
-          </w:rPr>
-          <w:rPr>
-            <w:color w:val="0000EE"/>
-            <w:u w:val="single"/>
-          </w:rPr>
-          <w:t>撒上25:26、33</w:t>
-        </w:r>
-      </w:hyperlink>
-      <w:r>
-        <w:rPr>
-          <w:lang w:val="zh_TW" w:bidi="zh_TW"/>
-        </w:rPr>
-        <w:t>；</w:t>
-      </w:r>
-      <w:hyperlink r:id="rId53">
-        <w:r>
-          <w:rPr>
-            <w:lang w:val="zh_TW" w:bidi="zh_TW"/>
-          </w:rPr>
-          <w:rPr>
-            <w:color w:val="0000EE"/>
-            <w:u w:val="single"/>
-          </w:rPr>
-          <w:t>何12:14</w:t>
-        </w:r>
-      </w:hyperlink>
-      <w:r>
-        <w:rPr>
-          <w:lang w:val="zh_TW" w:bidi="zh_TW"/>
-        </w:rPr>
-        <w:t>）。當一個人殺死另一個人，就被稱為「流血」，並且因令那人死亡而有罪。</w:t>
-      </w:r>
-    </w:p>
-    <w:p>
-      <w:pPr/>
-      <w:r>
-        <w:rPr>
-          <w:lang w:val="zh_TW" w:bidi="zh_TW"/>
-        </w:rPr>
-      </w:r>
-      <w:r>
-        <w:rPr>
-          <w:lang w:val="zh_TW" w:bidi="zh_TW"/>
-        </w:rPr>
-        <w:t>「流人血的罪（bloodguiltiness）」這翻譯只在</w:t>
-      </w:r>
-      <w:hyperlink r:id="rId54">
-        <w:r>
-          <w:rPr>
-            <w:lang w:val="zh_TW" w:bidi="zh_TW"/>
-          </w:rPr>
-          <w:rPr>
-            <w:color w:val="0000EE"/>
-            <w:u w:val="single"/>
-          </w:rPr>
-          <w:t>詩篇五十一篇14節</w:t>
-        </w:r>
-      </w:hyperlink>
-      <w:r>
-        <w:rPr>
-          <w:lang w:val="zh_TW" w:bidi="zh_TW"/>
-        </w:rPr>
-        <w:t>中使用。當這個希伯來文詞語以複數形式出現時，通常是指某人殺了另一個人；單數形式則可能有三種意思，分別指：</w:t>
-      </w:r>
-    </w:p>
-    <w:p>
-      <w:pPr>
-        <w:pStyle w:val="ListBullet"/>
-        <w:spacing w:line="240" w:lineRule="auto"/>
-        <w:ind w:left="720"/>
-      </w:pPr>
-      <w:r>
-        <w:rPr>
-          <w:lang w:val="zh_TW" w:bidi="zh_TW"/>
-        </w:rPr>
-      </w:r>
-      <w:r>
-        <w:rPr>
-          <w:lang w:val="zh_TW" w:bidi="zh_TW"/>
-        </w:rPr>
-        <w:t>血本身</w:t>
-      </w:r>
-    </w:p>
-    <w:p>
-      <w:pPr>
-        <w:pStyle w:val="ListBullet"/>
-        <w:spacing w:line="240" w:lineRule="auto"/>
-        <w:ind w:left="720"/>
-      </w:pPr>
-      <w:r>
-        <w:rPr>
-          <w:lang w:val="zh_TW" w:bidi="zh_TW"/>
-        </w:rPr>
-      </w:r>
-      <w:r>
-        <w:rPr>
-          <w:lang w:val="zh_TW" w:bidi="zh_TW"/>
-        </w:rPr>
-        <w:t>殺人的行動</w:t>
-      </w:r>
-    </w:p>
-    <w:p>
-      <w:pPr>
-        <w:pStyle w:val="ListBullet"/>
-        <w:spacing w:line="240" w:lineRule="auto"/>
-        <w:ind w:left="720"/>
-      </w:pPr>
-      <w:r>
-        <w:rPr>
-          <w:lang w:val="zh_TW" w:bidi="zh_TW"/>
-        </w:rPr>
-      </w:r>
-      <w:r>
-        <w:rPr>
-          <w:lang w:val="zh_TW" w:bidi="zh_TW"/>
-        </w:rPr>
-        <w:t>因殺人而有罪</w:t>
-      </w:r>
-    </w:p>
-    <w:p>
-      <w:pPr/>
-      <w:r>
-        <w:rPr>
-          <w:lang w:val="zh_TW" w:bidi="zh_TW"/>
-        </w:rPr>
-      </w:r>
-      <w:r>
-        <w:rPr>
-          <w:lang w:val="zh_TW" w:bidi="zh_TW"/>
-        </w:rPr>
-        <w:t>在整本聖經裡，我們看到殺人者必須判以死刑。在聖經時代，殺人的情況多是使人流血而發生。</w:t>
-      </w:r>
-    </w:p>
-    <w:p>
-      <w:pPr>
-        <w:pStyle w:val="Heading3"/>
-      </w:pPr>
-      <w:r>
-        <w:rPr>
-          <w:lang w:val="zh_TW" w:bidi="zh_TW"/>
-        </w:rPr>
-        <w:t>流人血的罪的種類</w:t>
-      </w:r>
-    </w:p>
-    <w:p>
-      <w:pPr/>
-      <w:r>
-        <w:rPr>
-          <w:lang w:val="zh_TW" w:bidi="zh_TW"/>
-        </w:rPr>
-      </w:r>
-      <w:r>
-        <w:rPr>
-          <w:lang w:val="zh_TW" w:bidi="zh_TW"/>
-        </w:rPr>
-        <w:t>第一種流人血的罪，是有人故意殺害另一個人。舊約聖經把這類殺害稱為「流無辜血」（</w:t>
-      </w:r>
-      <w:hyperlink r:id="rId55">
-        <w:r>
-          <w:rPr>
-            <w:lang w:val="zh_TW" w:bidi="zh_TW"/>
-          </w:rPr>
-          <w:rPr>
-            <w:color w:val="0000EE"/>
-            <w:u w:val="single"/>
-          </w:rPr>
-          <w:t>拿1:14</w:t>
-        </w:r>
-      </w:hyperlink>
-      <w:r>
-        <w:rPr>
-          <w:lang w:val="zh_TW" w:bidi="zh_TW"/>
-        </w:rPr>
-        <w:t>）。聖經解釋了當有人殺了無辜的人時會發生甚麼事，以及這樣的人應當受甚麼懲罰（</w:t>
-      </w:r>
-      <w:hyperlink r:id="rId56">
-        <w:r>
-          <w:rPr>
-            <w:lang w:val="zh_TW" w:bidi="zh_TW"/>
-          </w:rPr>
-          <w:rPr>
-            <w:color w:val="0000EE"/>
-            <w:u w:val="single"/>
-          </w:rPr>
-          <w:t>創9:6</w:t>
-        </w:r>
-      </w:hyperlink>
-      <w:r>
-        <w:rPr>
-          <w:lang w:val="zh_TW" w:bidi="zh_TW"/>
-        </w:rPr>
-        <w:t>；</w:t>
-      </w:r>
-      <w:hyperlink r:id="rId57">
-        <w:r>
-          <w:rPr>
-            <w:lang w:val="zh_TW" w:bidi="zh_TW"/>
-          </w:rPr>
-          <w:rPr>
-            <w:color w:val="0000EE"/>
-            <w:u w:val="single"/>
-          </w:rPr>
-          <w:t>申19:11–13</w:t>
-        </w:r>
-      </w:hyperlink>
-      <w:r>
-        <w:rPr>
-          <w:lang w:val="zh_TW" w:bidi="zh_TW"/>
-        </w:rPr>
-        <w:t>；</w:t>
-      </w:r>
-      <w:hyperlink r:id="rId58">
-        <w:r>
-          <w:rPr>
-            <w:lang w:val="zh_TW" w:bidi="zh_TW"/>
-          </w:rPr>
-          <w:rPr>
-            <w:color w:val="0000EE"/>
-            <w:u w:val="single"/>
-          </w:rPr>
-          <w:t>王下24:4</w:t>
-        </w:r>
-      </w:hyperlink>
-      <w:r>
-        <w:rPr>
-          <w:lang w:val="zh_TW" w:bidi="zh_TW"/>
-        </w:rPr>
-        <w:t>；</w:t>
-      </w:r>
-      <w:hyperlink r:id="rId59">
-        <w:r>
-          <w:rPr>
-            <w:lang w:val="zh_TW" w:bidi="zh_TW"/>
-          </w:rPr>
-          <w:rPr>
-            <w:color w:val="0000EE"/>
-            <w:u w:val="single"/>
-          </w:rPr>
-          <w:t>結33:6</w:t>
-        </w:r>
-      </w:hyperlink>
-      <w:r>
-        <w:rPr>
-          <w:lang w:val="zh_TW" w:bidi="zh_TW"/>
-        </w:rPr>
-        <w:t>）。根據聖經的教導，謀殺別人的人不能以贖價來逃避刑罰（</w:t>
-      </w:r>
-      <w:hyperlink r:id="rId60">
-        <w:r>
-          <w:rPr>
-            <w:lang w:val="zh_TW" w:bidi="zh_TW"/>
-          </w:rPr>
-          <w:rPr>
-            <w:color w:val="0000EE"/>
-            <w:u w:val="single"/>
-          </w:rPr>
-          <w:t>民35:31</w:t>
-        </w:r>
-      </w:hyperlink>
-      <w:r>
-        <w:rPr>
-          <w:lang w:val="zh_TW" w:bidi="zh_TW"/>
-        </w:rPr>
         <w:t>）。</w:t>
-      </w:r>
-    </w:p>
-    <w:p>
-      <w:pPr/>
-      <w:r>
-        <w:rPr>
-          <w:lang w:val="zh_TW" w:bidi="zh_TW"/>
-        </w:rPr>
-      </w:r>
-      <w:r>
-        <w:rPr>
-          <w:lang w:val="zh_TW" w:bidi="zh_TW"/>
-        </w:rPr>
-        <w:t>另一種流人血的罪是有人誤殺他人（</w:t>
-      </w:r>
-      <w:hyperlink r:id="rId61">
-        <w:r>
-          <w:rPr>
-            <w:lang w:val="zh_TW" w:bidi="zh_TW"/>
-          </w:rPr>
-          <w:rPr>
-            <w:color w:val="0000EE"/>
-            <w:u w:val="single"/>
-          </w:rPr>
-          <w:t>民35:9–28；</w:t>
-        </w:r>
-      </w:hyperlink>
-      <w:hyperlink r:id="rId62">
-        <w:r>
-          <w:rPr>
-            <w:lang w:val="zh_TW" w:bidi="zh_TW"/>
-          </w:rPr>
-          <w:rPr>
-            <w:color w:val="0000EE"/>
-            <w:u w:val="single"/>
-          </w:rPr>
-          <w:t>申19:4–10</w:t>
-        </w:r>
-      </w:hyperlink>
-      <w:r>
-        <w:rPr>
-          <w:lang w:val="zh_TW" w:bidi="zh_TW"/>
-        </w:rPr>
-        <w:t>）。在這類情況中，造成別人死亡的人可以逃到稱為「逃城」的地方尋求保護。如果他離開逃城，死者至親中有權申冤的人就可以殺死他，而這位至親被稱為「報血仇的人」。</w:t>
-      </w:r>
-    </w:p>
-    <w:p>
-      <w:pPr/>
-      <w:r>
-        <w:rPr>
-          <w:lang w:val="zh_TW" w:bidi="zh_TW"/>
-        </w:rPr>
-      </w:r>
-      <w:r>
-        <w:rPr>
-          <w:lang w:val="zh_TW" w:bidi="zh_TW"/>
-        </w:rPr>
-        <w:t>有時候，人們會發現屍體，但沒有人知道那人是被誰殺的。在這種情況下，離屍體最近的那座城要為這死亡負責。</w:t>
-      </w:r>
-      <w:hyperlink r:id="rId63">
-        <w:r>
-          <w:rPr>
-            <w:lang w:val="zh_TW" w:bidi="zh_TW"/>
-          </w:rPr>
-          <w:rPr>
-            <w:color w:val="0000EE"/>
-            <w:u w:val="single"/>
-          </w:rPr>
-          <w:t>申命記二十一章1至9節</w:t>
-        </w:r>
-      </w:hyperlink>
-      <w:r>
-        <w:rPr>
-          <w:lang w:val="zh_TW" w:bidi="zh_TW"/>
-        </w:rPr>
-        <w:t>說明，這些城可以一種特別禮儀，來除去這項責任。</w:t>
-      </w:r>
-    </w:p>
-    <w:p>
-      <w:pPr/>
-      <w:r>
-        <w:rPr>
-          <w:lang w:val="zh_TW" w:bidi="zh_TW"/>
-        </w:rPr>
-      </w:r>
-      <w:r>
-        <w:rPr>
-          <w:lang w:val="zh_TW" w:bidi="zh_TW"/>
-        </w:rPr>
-        <w:t>在古代以色列，百姓在處理牲畜時，也可能因處理不當而犯罪（</w:t>
-      </w:r>
-      <w:hyperlink r:id="rId64">
-        <w:r>
-          <w:rPr>
-            <w:lang w:val="zh_TW" w:bidi="zh_TW"/>
-          </w:rPr>
-          <w:rPr>
-            <w:color w:val="0000EE"/>
-            <w:u w:val="single"/>
-          </w:rPr>
-          <w:t>利17:3–4、10–11</w:t>
-        </w:r>
-      </w:hyperlink>
-      <w:r>
-        <w:rPr>
-          <w:lang w:val="zh_TW" w:bidi="zh_TW"/>
-        </w:rPr>
-        <w:t>）。如果一隻牲畜殺了人，就要用石頭打死那隻牲畜（</w:t>
-      </w:r>
-      <w:hyperlink r:id="rId65">
-        <w:r>
-          <w:rPr>
-            <w:lang w:val="zh_TW" w:bidi="zh_TW"/>
-          </w:rPr>
-          <w:rPr>
-            <w:color w:val="0000EE"/>
-            <w:u w:val="single"/>
-          </w:rPr>
-          <w:t>出21:28–29</w:t>
-        </w:r>
-      </w:hyperlink>
-      <w:r>
-        <w:rPr>
-          <w:lang w:val="zh_TW" w:bidi="zh_TW"/>
-        </w:rPr>
-        <w:t>）。</w:t>
-      </w:r>
-    </w:p>
-    <w:p>
-      <w:pPr/>
-      <w:r>
-        <w:rPr>
-          <w:lang w:val="zh_TW" w:bidi="zh_TW"/>
-        </w:rPr>
-      </w:r>
-      <w:r>
-        <w:rPr>
-          <w:lang w:val="zh_TW" w:bidi="zh_TW"/>
-        </w:rPr>
-        <w:t>有些情況下，殺人不算有罪：</w:t>
-      </w:r>
-    </w:p>
-    <w:p>
-      <w:pPr>
-        <w:pStyle w:val="ListBullet"/>
-        <w:spacing w:line="240" w:lineRule="auto"/>
-        <w:ind w:left="720"/>
-      </w:pPr>
-      <w:r>
-        <w:rPr>
-          <w:lang w:val="zh_TW" w:bidi="zh_TW"/>
-        </w:rPr>
-      </w:r>
-      <w:r>
-        <w:rPr>
-          <w:lang w:val="zh_TW" w:bidi="zh_TW"/>
-        </w:rPr>
-        <w:t>保護自己（</w:t>
-      </w:r>
-      <w:hyperlink r:id="rId66">
-        <w:r>
-          <w:rPr>
-            <w:lang w:val="zh_TW" w:bidi="zh_TW"/>
-          </w:rPr>
-          <w:rPr>
-            <w:color w:val="0000EE"/>
-            <w:u w:val="single"/>
-          </w:rPr>
-          <w:t>出22:2</w:t>
-        </w:r>
-      </w:hyperlink>
-      <w:r>
-        <w:rPr>
-          <w:lang w:val="zh_TW" w:bidi="zh_TW"/>
-        </w:rPr>
-        <w:t>）</w:t>
-      </w:r>
-    </w:p>
-    <w:p>
-      <w:pPr>
-        <w:pStyle w:val="ListBullet"/>
-        <w:spacing w:line="240" w:lineRule="auto"/>
-        <w:ind w:left="720"/>
-      </w:pPr>
-      <w:r>
-        <w:rPr>
-          <w:lang w:val="zh_TW" w:bidi="zh_TW"/>
-        </w:rPr>
-      </w:r>
-      <w:r>
-        <w:rPr>
-          <w:lang w:val="zh_TW" w:bidi="zh_TW"/>
-        </w:rPr>
-        <w:t>執行合法的處決（</w:t>
-      </w:r>
-      <w:hyperlink r:id="rId67">
-        <w:r>
-          <w:rPr>
-            <w:lang w:val="zh_TW" w:bidi="zh_TW"/>
-          </w:rPr>
-          <w:rPr>
-            <w:color w:val="0000EE"/>
-            <w:u w:val="single"/>
-          </w:rPr>
-          <w:t>利20:9–16</w:t>
-        </w:r>
-      </w:hyperlink>
-      <w:r>
-        <w:rPr>
-          <w:lang w:val="zh_TW" w:bidi="zh_TW"/>
-        </w:rPr>
-        <w:t>）</w:t>
-      </w:r>
-    </w:p>
-    <w:p>
-      <w:pPr>
-        <w:pStyle w:val="ListBullet"/>
-        <w:spacing w:line="240" w:lineRule="auto"/>
-        <w:ind w:left="720"/>
-      </w:pPr>
-      <w:r>
-        <w:rPr>
-          <w:lang w:val="zh_TW" w:bidi="zh_TW"/>
-        </w:rPr>
-      </w:r>
-      <w:r>
-        <w:rPr>
-          <w:lang w:val="zh_TW" w:bidi="zh_TW"/>
-        </w:rPr>
-        <w:t>在戰爭中的殺敵（</w:t>
-      </w:r>
-      <w:hyperlink r:id="rId68">
-        <w:r>
-          <w:rPr>
-            <w:lang w:val="zh_TW" w:bidi="zh_TW"/>
-          </w:rPr>
-          <w:rPr>
-            <w:color w:val="0000EE"/>
-            <w:u w:val="single"/>
-          </w:rPr>
-          <w:t>王上2:5–6</w:t>
-        </w:r>
-      </w:hyperlink>
-      <w:r>
-        <w:rPr>
-          <w:lang w:val="zh_TW" w:bidi="zh_TW"/>
-        </w:rPr>
-        <w:t>）</w:t>
-      </w:r>
-    </w:p>
-    <w:p>
-      <w:pPr/>
-      <w:r>
-        <w:rPr>
-          <w:lang w:val="zh_TW" w:bidi="zh_TW"/>
-        </w:rPr>
-      </w:r>
-      <w:r>
-        <w:rPr>
-          <w:lang w:val="zh_TW" w:bidi="zh_TW"/>
-        </w:rPr>
-        <w:t>先知們常用「血」這個詞，來指全以色列民的罪責（</w:t>
-      </w:r>
-      <w:hyperlink r:id="rId69">
-        <w:r>
-          <w:rPr>
-            <w:lang w:val="zh_TW" w:bidi="zh_TW"/>
-          </w:rPr>
-          <w:rPr>
-            <w:color w:val="0000EE"/>
-            <w:u w:val="single"/>
-          </w:rPr>
-          <w:t>賽1:15</w:t>
-        </w:r>
-      </w:hyperlink>
-      <w:r>
-        <w:rPr>
-          <w:lang w:val="zh_TW" w:bidi="zh_TW"/>
-        </w:rPr>
-        <w:t>，</w:t>
-      </w:r>
-      <w:hyperlink r:id="rId70">
-        <w:r>
-          <w:rPr>
-            <w:lang w:val="zh_TW" w:bidi="zh_TW"/>
-          </w:rPr>
-          <w:rPr>
-            <w:color w:val="0000EE"/>
-            <w:u w:val="single"/>
-          </w:rPr>
-          <w:t>4:4；</w:t>
-        </w:r>
-      </w:hyperlink>
-      <w:hyperlink r:id="rId71">
-        <w:r>
-          <w:rPr>
-            <w:lang w:val="zh_TW" w:bidi="zh_TW"/>
-          </w:rPr>
-          <w:rPr>
-            <w:color w:val="0000EE"/>
-            <w:u w:val="single"/>
-          </w:rPr>
-          <w:t>結7:23</w:t>
-        </w:r>
-      </w:hyperlink>
-      <w:r>
-        <w:rPr>
-          <w:lang w:val="zh_TW" w:bidi="zh_TW"/>
-        </w:rPr>
-        <w:t>，</w:t>
-      </w:r>
-      <w:hyperlink r:id="rId72">
-        <w:r>
-          <w:rPr>
-            <w:lang w:val="zh_TW" w:bidi="zh_TW"/>
-          </w:rPr>
-          <w:rPr>
-            <w:color w:val="0000EE"/>
-            <w:u w:val="single"/>
-          </w:rPr>
-          <w:t>9:9；</w:t>
-        </w:r>
-      </w:hyperlink>
-      <w:hyperlink r:id="rId73">
-        <w:r>
-          <w:rPr>
-            <w:lang w:val="zh_TW" w:bidi="zh_TW"/>
-          </w:rPr>
-          <w:rPr>
-            <w:color w:val="0000EE"/>
-            <w:u w:val="single"/>
-          </w:rPr>
-          <w:t>何1:4</w:t>
-        </w:r>
-      </w:hyperlink>
-      <w:r>
-        <w:rPr>
-          <w:lang w:val="zh_TW" w:bidi="zh_TW"/>
-        </w:rPr>
-        <w:t>，</w:t>
-      </w:r>
-      <w:hyperlink r:id="rId74">
-        <w:r>
-          <w:rPr>
-            <w:lang w:val="zh_TW" w:bidi="zh_TW"/>
-          </w:rPr>
-          <w:rPr>
-            <w:color w:val="0000EE"/>
-            <w:u w:val="single"/>
-          </w:rPr>
-          <w:t>4:2</w:t>
-        </w:r>
-      </w:hyperlink>
-      <w:r>
-        <w:rPr>
-          <w:lang w:val="zh_TW" w:bidi="zh_TW"/>
-        </w:rPr>
-        <w:t>；</w:t>
-      </w:r>
-      <w:hyperlink r:id="rId75">
-        <w:r>
-          <w:rPr>
-            <w:lang w:val="zh_TW" w:bidi="zh_TW"/>
-          </w:rPr>
-          <w:rPr>
-            <w:color w:val="0000EE"/>
-            <w:u w:val="single"/>
-          </w:rPr>
-          <w:t>彌3:10；</w:t>
-        </w:r>
-      </w:hyperlink>
-      <w:hyperlink r:id="rId76">
-        <w:r>
-          <w:rPr>
-            <w:lang w:val="zh_TW" w:bidi="zh_TW"/>
-          </w:rPr>
-          <w:rPr>
-            <w:color w:val="0000EE"/>
-            <w:u w:val="single"/>
-          </w:rPr>
-          <w:t>哈2:8、12、17</w:t>
-        </w:r>
-      </w:hyperlink>
-      <w:r>
-        <w:rPr>
-          <w:lang w:val="zh_TW" w:bidi="zh_TW"/>
-        </w:rPr>
-        <w:t>）。</w:t>
-      </w:r>
-    </w:p>
-    <w:p>
-      <w:pPr/>
-      <w:r>
-        <w:rPr>
-          <w:lang w:val="zh_TW" w:bidi="zh_TW"/>
-        </w:rPr>
-      </w:r>
-      <w:r>
-        <w:rPr>
-          <w:lang w:val="zh_TW" w:bidi="zh_TW"/>
-        </w:rPr>
-        <w:t>有些罪極為嚴重，即使不涉及殺人，律法也規定要用死刑來懲罰犯罪的人（</w:t>
-      </w:r>
-      <w:hyperlink r:id="rId67">
-        <w:r>
-          <w:rPr>
-            <w:lang w:val="zh_TW" w:bidi="zh_TW"/>
-          </w:rPr>
-          <w:rPr>
-            <w:color w:val="0000EE"/>
-            <w:u w:val="single"/>
-          </w:rPr>
-          <w:t>利20:9–16</w:t>
-        </w:r>
-      </w:hyperlink>
-      <w:r>
-        <w:rPr>
-          <w:lang w:val="zh_TW" w:bidi="zh_TW"/>
-        </w:rPr>
-        <w:t>；</w:t>
-      </w:r>
-      <w:hyperlink r:id="rId77">
-        <w:r>
-          <w:rPr>
-            <w:lang w:val="zh_TW" w:bidi="zh_TW"/>
-          </w:rPr>
-          <w:rPr>
-            <w:color w:val="0000EE"/>
-            <w:u w:val="single"/>
-          </w:rPr>
-          <w:t>結8:10–13</w:t>
-        </w:r>
-      </w:hyperlink>
-      <w:r>
-        <w:rPr>
-          <w:lang w:val="zh_TW" w:bidi="zh_TW"/>
-        </w:rPr>
-        <w:t>）。這些罪包括：</w:t>
-      </w:r>
-    </w:p>
-    <w:p>
-      <w:pPr>
-        <w:pStyle w:val="ListBullet"/>
-        <w:spacing w:line="240" w:lineRule="auto"/>
-        <w:ind w:left="720"/>
-      </w:pPr>
-      <w:r>
-        <w:rPr>
-          <w:lang w:val="zh_TW" w:bidi="zh_TW"/>
-        </w:rPr>
-      </w:r>
-      <w:r>
-        <w:rPr>
-          <w:lang w:val="zh_TW" w:bidi="zh_TW"/>
-        </w:rPr>
-        <w:t>敬拜假神</w:t>
-      </w:r>
-    </w:p>
-    <w:p>
-      <w:pPr>
-        <w:pStyle w:val="ListBullet"/>
-        <w:spacing w:line="240" w:lineRule="auto"/>
-        <w:ind w:left="720"/>
-      </w:pPr>
-      <w:r>
-        <w:rPr>
-          <w:lang w:val="zh_TW" w:bidi="zh_TW"/>
-        </w:rPr>
-      </w:r>
-      <w:r>
-        <w:rPr>
-          <w:lang w:val="zh_TW" w:bidi="zh_TW"/>
-        </w:rPr>
-        <w:t>將受造物當作神（偶像）來敬拜</w:t>
-      </w:r>
-    </w:p>
-    <w:p>
-      <w:pPr>
-        <w:pStyle w:val="ListBullet"/>
-        <w:spacing w:line="240" w:lineRule="auto"/>
-        <w:ind w:left="720"/>
-      </w:pPr>
-      <w:r>
-        <w:rPr>
-          <w:lang w:val="zh_TW" w:bidi="zh_TW"/>
-        </w:rPr>
-      </w:r>
-      <w:r>
-        <w:rPr>
-          <w:lang w:val="zh_TW" w:bidi="zh_TW"/>
-        </w:rPr>
-        <w:t>在婚姻中不忠（姦淫）</w:t>
-      </w:r>
-    </w:p>
-    <w:p>
-      <w:pPr>
-        <w:pStyle w:val="ListBullet"/>
-        <w:spacing w:line="240" w:lineRule="auto"/>
-        <w:ind w:left="720"/>
-      </w:pPr>
-      <w:r>
-        <w:rPr>
-          <w:lang w:val="zh_TW" w:bidi="zh_TW"/>
-        </w:rPr>
-      </w:r>
-      <w:r>
-        <w:rPr>
-          <w:lang w:val="zh_TW" w:bidi="zh_TW"/>
-        </w:rPr>
-        <w:t>偷竊（搶奪）</w:t>
-      </w:r>
-    </w:p>
-    <w:p>
-      <w:pPr>
-        <w:pStyle w:val="ListBullet"/>
-        <w:spacing w:line="240" w:lineRule="auto"/>
-        <w:ind w:left="720"/>
-      </w:pPr>
-      <w:r>
-        <w:rPr>
-          <w:lang w:val="zh_TW" w:bidi="zh_TW"/>
-        </w:rPr>
-      </w:r>
-      <w:r>
-        <w:rPr>
-          <w:lang w:val="zh_TW" w:bidi="zh_TW"/>
-        </w:rPr>
-        <w:t>欺壓貧窮人</w:t>
-      </w:r>
-    </w:p>
-    <w:p>
-      <w:pPr>
-        <w:pStyle w:val="ListBullet"/>
-        <w:spacing w:line="240" w:lineRule="auto"/>
-        <w:ind w:left="720"/>
-      </w:pPr>
-      <w:r>
-        <w:rPr>
-          <w:lang w:val="zh_TW" w:bidi="zh_TW"/>
-        </w:rPr>
-      </w:r>
-      <w:r>
-        <w:rPr>
-          <w:lang w:val="zh_TW" w:bidi="zh_TW"/>
-        </w:rPr>
-        <w:t>違背重要的誓言</w:t>
-      </w:r>
-    </w:p>
-    <w:p>
-      <w:pPr>
-        <w:pStyle w:val="ListBullet"/>
-        <w:spacing w:line="240" w:lineRule="auto"/>
-        <w:ind w:left="720"/>
-      </w:pPr>
-      <w:r>
-        <w:rPr>
-          <w:lang w:val="zh_TW" w:bidi="zh_TW"/>
-        </w:rPr>
-      </w:r>
-      <w:r>
-        <w:rPr>
-          <w:lang w:val="zh_TW" w:bidi="zh_TW"/>
-        </w:rPr>
-        <w:t>向別人收取不公平的利息</w:t>
-      </w:r>
-    </w:p>
-    <w:p>
-      <w:pPr/>
-      <w:r>
-        <w:rPr>
-          <w:lang w:val="zh_TW" w:bidi="zh_TW"/>
-        </w:rPr>
-      </w:r>
-      <w:r>
-        <w:rPr>
-          <w:lang w:val="zh_TW" w:bidi="zh_TW"/>
-        </w:rPr>
-        <w:t>在整本聖經中，從創世記（</w:t>
-      </w:r>
-      <w:hyperlink r:id="rId78">
-        <w:r>
-          <w:rPr>
-            <w:lang w:val="zh_TW" w:bidi="zh_TW"/>
-          </w:rPr>
-          <w:rPr>
-            <w:color w:val="0000EE"/>
-            <w:u w:val="single"/>
-          </w:rPr>
-          <w:t>4:10–12</w:t>
-        </w:r>
-      </w:hyperlink>
-      <w:r>
-        <w:rPr>
-          <w:lang w:val="zh_TW" w:bidi="zh_TW"/>
-        </w:rPr>
-        <w:t>）到先知書（</w:t>
-      </w:r>
-      <w:hyperlink r:id="rId79">
-        <w:r>
-          <w:rPr>
-            <w:lang w:val="zh_TW" w:bidi="zh_TW"/>
-          </w:rPr>
-          <w:rPr>
-            <w:color w:val="0000EE"/>
-            <w:u w:val="single"/>
-          </w:rPr>
-          <w:t>賽26:21；</w:t>
-        </w:r>
-      </w:hyperlink>
-      <w:hyperlink r:id="rId80">
-        <w:r>
-          <w:rPr>
-            <w:lang w:val="zh_TW" w:bidi="zh_TW"/>
-          </w:rPr>
-          <w:rPr>
-            <w:color w:val="0000EE"/>
-            <w:u w:val="single"/>
-          </w:rPr>
-          <w:t>結24:6–9</w:t>
-        </w:r>
-      </w:hyperlink>
-      <w:r>
-        <w:rPr>
-          <w:lang w:val="zh_TW" w:bidi="zh_TW"/>
-        </w:rPr>
-        <w:t>），直至新約聖經（</w:t>
-      </w:r>
-      <w:hyperlink r:id="rId81">
-        <w:r>
-          <w:rPr>
-            <w:lang w:val="zh_TW" w:bidi="zh_TW"/>
-          </w:rPr>
-          <w:rPr>
-            <w:color w:val="0000EE"/>
-            <w:u w:val="single"/>
-          </w:rPr>
-          <w:t>啟6:10</w:t>
-        </w:r>
-      </w:hyperlink>
-      <w:r>
-        <w:rPr>
-          <w:lang w:val="zh_TW" w:bidi="zh_TW"/>
-        </w:rPr>
-        <w:t>）我們都看見神要施行公義，並且懲罰那些殺害別人的人。</w:t>
-      </w:r>
-    </w:p>
-    <w:p>
-      <w:pPr/>
-      <w:r>
-        <w:rPr>
-          <w:lang w:val="zh_TW" w:bidi="zh_TW"/>
-        </w:rPr>
-      </w:r>
-      <w:r>
-        <w:rPr>
-          <w:i/>
-          <w:lang w:val="zh_TW" w:bidi="zh_TW"/>
-        </w:rPr>
-        <w:t>另見</w:t>
-      </w:r>
-      <w:r>
-        <w:rPr>
-          <w:lang w:val="zh_TW" w:bidi="zh_TW"/>
-        </w:rPr>
-        <w:t xml:space="preserve"> </w:t>
-      </w:r>
-      <w:r>
-        <w:rPr>
-          <w:lang w:val="zh_TW" w:bidi="zh_TW"/>
-        </w:rPr>
-        <w:t>逃城；</w:t>
-      </w:r>
-      <w:r>
-        <w:rPr>
-          <w:lang w:val="zh_TW" w:bidi="zh_TW"/>
-        </w:rPr>
-        <w:t>刑法和懲罰</w:t>
-      </w:r>
-      <w:r>
-        <w:rPr>
-          <w:lang w:val="zh_TW" w:bidi="zh_TW"/>
-        </w:rPr>
-        <w:t>。</w:t>
-      </w:r>
-      <w:r>
-        <w:rPr>
-          <w:lang w:val="zh_TW" w:bidi="zh_TW"/>
-        </w:rPr>
-      </w:r>
-      <w:r>
-        <w:rPr>
-          <w:lang w:val="zh_TW" w:bidi="zh_TW"/>
-        </w:rPr>
-      </w:r>
-    </w:p>
-    <w:p>
-      <w:pPr/>
-      <w:r>
-        <w:rPr>
-          <w:lang w:val="zh_TW" w:bidi="zh_TW"/>
-        </w:rPr>
-      </w:r>
-    </w:p>
-    <w:p>
-      <w:pPr>
-        <w:pStyle w:val="Heading2"/>
-      </w:pPr>
-      <w:r>
-        <w:rPr>
-          <w:lang w:val="zh_TW" w:bidi="zh_TW"/>
-        </w:rPr>
-        <w:t>硫磺</w:t>
-      </w:r>
-      <w:r>
-        <w:rPr>
-          <w:lang w:val="zh_TW" w:bidi="zh_TW"/>
-        </w:rPr>
-      </w:r>
-    </w:p>
-    <w:p>
-      <w:pPr/>
-      <w:r>
-        <w:rPr>
-          <w:lang w:val="zh_TW" w:bidi="zh_TW"/>
-        </w:rPr>
-      </w:r>
-      <w:r>
-        <w:rPr>
-          <w:lang w:val="zh_TW" w:bidi="zh_TW"/>
-        </w:rPr>
-        <w:t>硫磺是非金屬元素硫的古老名稱，字面意思是「會燃燒的石頭」硫磺的燃點比許多其他物質低，燃燒時會產生刺鼻的二氧化硫煙霧。硫磺自然存在於火山區，例如死海谷地。</w:t>
-      </w:r>
-    </w:p>
-    <w:p>
-      <w:pPr/>
-      <w:r>
-        <w:rPr>
-          <w:lang w:val="zh_TW" w:bidi="zh_TW"/>
-        </w:rPr>
-      </w:r>
-      <w:r>
-        <w:rPr>
-          <w:lang w:val="zh_TW" w:bidi="zh_TW"/>
-        </w:rPr>
-        <w:t>在聖經中，「火與硫磺」常被用來象徵神對惡人的懲罰（</w:t>
-      </w:r>
-      <w:hyperlink r:id="rId82">
-        <w:r>
-          <w:rPr>
-            <w:lang w:val="zh_TW" w:bidi="zh_TW"/>
-          </w:rPr>
-          <w:rPr>
-            <w:color w:val="0000EE"/>
-            <w:u w:val="single"/>
-          </w:rPr>
-          <w:t>創19:24</w:t>
-        </w:r>
-      </w:hyperlink>
-      <w:r>
-        <w:rPr>
-          <w:lang w:val="zh_TW" w:bidi="zh_TW"/>
-        </w:rPr>
-        <w:t>；</w:t>
-      </w:r>
-      <w:hyperlink r:id="rId83">
-        <w:r>
-          <w:rPr>
-            <w:lang w:val="zh_TW" w:bidi="zh_TW"/>
-          </w:rPr>
-          <w:rPr>
-            <w:color w:val="0000EE"/>
-            <w:u w:val="single"/>
-          </w:rPr>
-          <w:t>申29:23</w:t>
-        </w:r>
-      </w:hyperlink>
-      <w:r>
-        <w:rPr>
-          <w:lang w:val="zh_TW" w:bidi="zh_TW"/>
-        </w:rPr>
-        <w:t>；</w:t>
-      </w:r>
-      <w:hyperlink r:id="rId84">
-        <w:r>
-          <w:rPr>
-            <w:lang w:val="zh_TW" w:bidi="zh_TW"/>
-          </w:rPr>
-          <w:rPr>
-            <w:color w:val="0000EE"/>
-            <w:u w:val="single"/>
-          </w:rPr>
-          <w:t>伯18:15</w:t>
-        </w:r>
-      </w:hyperlink>
-      <w:r>
-        <w:rPr>
-          <w:lang w:val="zh_TW" w:bidi="zh_TW"/>
-        </w:rPr>
-        <w:t>；</w:t>
-      </w:r>
-      <w:hyperlink r:id="rId85">
-        <w:r>
-          <w:rPr>
-            <w:lang w:val="zh_TW" w:bidi="zh_TW"/>
-          </w:rPr>
-          <w:rPr>
-            <w:color w:val="0000EE"/>
-            <w:u w:val="single"/>
-          </w:rPr>
-          <w:t>詩11:6</w:t>
-        </w:r>
-      </w:hyperlink>
-      <w:r>
-        <w:rPr>
-          <w:lang w:val="zh_TW" w:bidi="zh_TW"/>
-        </w:rPr>
-        <w:t>；</w:t>
-      </w:r>
-      <w:hyperlink r:id="rId86">
-        <w:r>
-          <w:rPr>
-            <w:lang w:val="zh_TW" w:bidi="zh_TW"/>
-          </w:rPr>
-          <w:rPr>
-            <w:color w:val="0000EE"/>
-            <w:u w:val="single"/>
-          </w:rPr>
-          <w:t>結38:22</w:t>
-        </w:r>
-      </w:hyperlink>
-      <w:r>
-        <w:rPr>
-          <w:lang w:val="zh_TW" w:bidi="zh_TW"/>
-        </w:rPr>
-        <w:t>；</w:t>
-      </w:r>
-      <w:hyperlink r:id="rId87">
-        <w:r>
-          <w:rPr>
-            <w:lang w:val="zh_TW" w:bidi="zh_TW"/>
-          </w:rPr>
-          <w:rPr>
-            <w:color w:val="0000EE"/>
-            <w:u w:val="single"/>
-          </w:rPr>
-          <w:t>路17:29</w:t>
-        </w:r>
-      </w:hyperlink>
-      <w:r>
-        <w:rPr>
-          <w:lang w:val="zh_TW" w:bidi="zh_TW"/>
-        </w:rPr>
-        <w:t>；</w:t>
-      </w:r>
-      <w:hyperlink r:id="rId88">
-        <w:r>
-          <w:rPr>
-            <w:lang w:val="zh_TW" w:bidi="zh_TW"/>
-          </w:rPr>
-          <w:rPr>
-            <w:color w:val="0000EE"/>
-            <w:u w:val="single"/>
-          </w:rPr>
-          <w:t>啟9:17–18</w:t>
-        </w:r>
-      </w:hyperlink>
-      <w:r>
-        <w:rPr>
-          <w:lang w:val="zh_TW" w:bidi="zh_TW"/>
-        </w:rPr>
-        <w:t>，</w:t>
-      </w:r>
-      <w:hyperlink r:id="rId89">
-        <w:r>
-          <w:rPr>
-            <w:lang w:val="zh_TW" w:bidi="zh_TW"/>
-          </w:rPr>
-          <w:rPr>
-            <w:color w:val="0000EE"/>
-            <w:u w:val="single"/>
-          </w:rPr>
-          <w:t>14:10</w:t>
-        </w:r>
-      </w:hyperlink>
-      <w:r>
-        <w:rPr>
-          <w:lang w:val="zh_TW" w:bidi="zh_TW"/>
-        </w:rPr>
-        <w:t>，</w:t>
-      </w:r>
-      <w:hyperlink r:id="rId90">
-        <w:r>
-          <w:rPr>
-            <w:lang w:val="zh_TW" w:bidi="zh_TW"/>
-          </w:rPr>
-          <w:rPr>
-            <w:color w:val="0000EE"/>
-            <w:u w:val="single"/>
-          </w:rPr>
-          <w:t>19:20</w:t>
-        </w:r>
-      </w:hyperlink>
-      <w:r>
-        <w:rPr>
-          <w:lang w:val="zh_TW" w:bidi="zh_TW"/>
-        </w:rPr>
-        <w:t>，</w:t>
-      </w:r>
-      <w:hyperlink r:id="rId91">
-        <w:r>
-          <w:rPr>
-            <w:lang w:val="zh_TW" w:bidi="zh_TW"/>
-          </w:rPr>
-          <w:rPr>
-            <w:color w:val="0000EE"/>
-            <w:u w:val="single"/>
-          </w:rPr>
-          <w:t>20:10</w:t>
-        </w:r>
-      </w:hyperlink>
-      <w:r>
-        <w:rPr>
-          <w:lang w:val="zh_TW" w:bidi="zh_TW"/>
-        </w:rPr>
-        <w:t>，</w:t>
-      </w:r>
-      <w:hyperlink r:id="rId92">
-        <w:r>
-          <w:rPr>
-            <w:lang w:val="zh_TW" w:bidi="zh_TW"/>
-          </w:rPr>
-          <w:rPr>
-            <w:color w:val="0000EE"/>
-            <w:u w:val="single"/>
-          </w:rPr>
-          <w:t>21:8</w:t>
-        </w:r>
-      </w:hyperlink>
-      <w:r>
-        <w:rPr>
-          <w:lang w:val="zh_TW" w:bidi="zh_TW"/>
-        </w:rPr>
-        <w:t>）</w:t>
-      </w:r>
-    </w:p>
-    <w:p>
-      <w:pPr/>
-      <w:r>
-        <w:rPr>
-          <w:lang w:val="zh_TW" w:bidi="zh_TW"/>
-        </w:rPr>
-      </w:r>
-      <w:r>
-        <w:rPr>
-          <w:lang w:val="zh_TW" w:bidi="zh_TW"/>
-        </w:rPr>
-        <w:t>以色列境內最後一次火山噴發，大約發生在四千年前。科學家透過放射性碳定年法推算出這時間。當時這些劇烈的火山活動，對當時居住在該地的人群造成了深遠的影響。人們將這些親身經歷編成故事，並在世世代代之間口耳相傳。</w:t>
-      </w:r>
-    </w:p>
-    <w:p>
-      <w:pPr/>
-      <w:r>
-        <w:rPr>
-          <w:lang w:val="zh_TW" w:bidi="zh_TW"/>
-        </w:rPr>
-      </w:r>
-      <w:r>
-        <w:rPr>
-          <w:i/>
-          <w:lang w:val="zh_TW" w:bidi="zh_TW"/>
-        </w:rPr>
-        <w:t>見</w:t>
-      </w:r>
-      <w:r>
-        <w:rPr>
-          <w:lang w:val="zh_TW" w:bidi="zh_TW"/>
-        </w:rPr>
-        <w:t xml:space="preserve"> </w:t>
-      </w:r>
-      <w:r>
-        <w:rPr>
-          <w:lang w:val="zh_TW" w:bidi="zh_TW"/>
-        </w:rPr>
-        <w:t>礦物和金屬</w:t>
-      </w:r>
-      <w:r>
-        <w:rPr>
-          <w:lang w:val="zh_TW" w:bidi="zh_TW"/>
-        </w:rPr>
-        <w:t>。</w:t>
       </w:r>
       <w:r>
         <w:rPr>
@@ -4857,12 +3786,6 @@
   </w:num>
   <w:num w:numId="13" w16cid:durableId="592781308">
     <w:abstractNumId w:val="11"/>
-  </w:num>
-  <w:num w:numId="14">
-    <w:abstractNumId w:val="3"/>
-    <w:lvlOverride w:ilvl="0">
-      <w:startOverride w:val="1"/>
-    </w:lvlOverride>
   </w:num>
   <w:numIdMacAtCleanup w:val="10"/>
 </w:numbering>

--- a/zht/docx/093.content.docx
+++ b/zht/docx/093.content.docx
@@ -149,7 +149,7 @@
         <w:rPr>
           <w:lang w:val="zh_TW" w:bidi="zh_TW"/>
         </w:rPr>
-        <w:t>lin</w:t>
+        <w:t>liang</w:t>
       </w:r>
       <w:r>
         <w:rPr>
@@ -212,7 +212,7 @@
         <w:rPr>
           <w:lang w:val="zh_TW" w:bidi="zh_TW"/>
         </w:rPr>
-        <w:t>鄰舍</w:t>
+        <w:t>良心</w:t>
       </w:r>
       <w:r>
         <w:rPr>
@@ -231,48 +231,7 @@
         <w:rPr>
           <w:lang w:val="zh_TW" w:bidi="zh_TW"/>
         </w:rPr>
-        <w:t>在舊約時期和猶太教</w:t>
-      </w:r>
-      <w:r>
-        <w:rPr>
-          <w:lang w:val="zh_TW" w:bidi="zh_TW"/>
-        </w:rPr>
-        <w:t>晚期</w:t>
-      </w:r>
-      <w:r>
-        <w:rPr>
-          <w:lang w:val="zh_TW" w:bidi="zh_TW"/>
-        </w:rPr>
-        <w:t>，</w:t>
-      </w:r>
-      <w:r>
-        <w:rPr>
-          <w:lang w:val="zh_TW" w:bidi="zh_TW"/>
-        </w:rPr>
-        <w:t>這個概念顯然僅限於以色列人，或與神訂的盟約</w:t>
-      </w:r>
-      <w:r>
-        <w:rPr>
-          <w:lang w:val="zh_TW" w:bidi="zh_TW"/>
-        </w:rPr>
-        <w:t>群體</w:t>
-      </w:r>
-      <w:r>
-        <w:rPr>
-          <w:lang w:val="zh_TW" w:bidi="zh_TW"/>
-        </w:rPr>
-        <w:t>中之成員。然而，耶穌將這一概念擴展，使其涵蓋所有在人生旅途中遇見的人。</w:t>
-      </w:r>
-    </w:p>
-    <w:p>
-      <w:pPr>
-        <w:pStyle w:val="Heading3"/>
-      </w:pPr>
-      <w:r>
-        <w:rPr>
-          <w:lang w:val="zh_TW" w:bidi="zh_TW"/>
-        </w:rPr>
-        <w:t>在舊約中</w:t>
+        <w:t>這個術語指自我覺察或自我認知。良心判斷一個人所做或將要做的事是否符合自己的道德標準，也使人察覺自己做錯的事。</w:t>
       </w:r>
     </w:p>
     <w:p>
@@ -286,7 +245,7 @@
         <w:rPr>
           <w:lang w:val="zh_TW" w:bidi="zh_TW"/>
         </w:rPr>
-        <w:t>雖然舊約從未明確將「鄰舍」限制為以色列人，但這個詞通常指的是盟約中的成員，即其他以色列人（見</w:t>
+        <w:t>英文詞語conscience以及對應的希臘文，都有「具有知識」的意思。在舊約聖經中，亞當和夏娃因犯罪而感到羞愧，並躲避神，因為他們的良心判定他們違背神是錯的（</w:t>
       </w:r>
       <w:hyperlink r:id="rId13">
         <w:r>
@@ -297,14 +256,14 @@
             <w:color w:val="0000EE"/>
             <w:u w:val="single"/>
           </w:rPr>
-          <w:t>利6:1–7</w:t>
+          <w:t>創3:8–10</w:t>
         </w:r>
       </w:hyperlink>
       <w:r>
         <w:rPr>
           <w:lang w:val="zh_TW" w:bidi="zh_TW"/>
         </w:rPr>
-        <w:t>，</w:t>
+        <w:t>）。人能分辨是非，本屬正常之事。「人的靈是耶和華的燈， 鑒察人的心腹」（</w:t>
       </w:r>
       <w:hyperlink r:id="rId14">
         <w:r>
@@ -315,14 +274,39 @@
             <w:color w:val="0000EE"/>
             <w:u w:val="single"/>
           </w:rPr>
-          <w:t>19</w:t>
+          <w:t>箴20:27</w:t>
         </w:r>
       </w:hyperlink>
       <w:r>
         <w:rPr>
           <w:lang w:val="zh_TW" w:bidi="zh_TW"/>
         </w:rPr>
-        <w:t>；</w:t>
+        <w:t>）。因此，良心是神所賜的恩賜，使人能知道事情是善是惡。</w:t>
+      </w:r>
+    </w:p>
+    <w:p>
+      <w:pPr>
+        <w:pStyle w:val="Heading3"/>
+      </w:pPr>
+      <w:r>
+        <w:rPr>
+          <w:lang w:val="zh_TW" w:bidi="zh_TW"/>
+        </w:rPr>
+        <w:t>新約聖經中的「良心」是甚麼意思？</w:t>
+      </w:r>
+    </w:p>
+    <w:p>
+      <w:pPr/>
+      <w:r>
+        <w:rPr>
+          <w:lang w:val="zh_TW" w:bidi="zh_TW"/>
+        </w:rPr>
+      </w:r>
+      <w:r>
+        <w:rPr>
+          <w:lang w:val="zh_TW" w:bidi="zh_TW"/>
+        </w:rPr>
+        <w:t>在新約聖經中，「良心」一詞出現32次（某英文譯本，譯註：良心於和合本出現28次），特別常見於使徒保羅的書信裡。保羅在他的書卷中，指良心會判定過去甚麼是對的，也會判定將來甚麼是對的。即使不知道神律法的人，也能行出律法所要求的事，這顯明律法的要求已「刻在他們心裡」（</w:t>
       </w:r>
       <w:hyperlink r:id="rId15">
         <w:r>
@@ -333,14 +317,14 @@
             <w:color w:val="0000EE"/>
             <w:u w:val="single"/>
           </w:rPr>
-          <w:t>申15:2–3</w:t>
+          <w:t>羅2:14–15</w:t>
         </w:r>
       </w:hyperlink>
       <w:r>
         <w:rPr>
           <w:lang w:val="zh_TW" w:bidi="zh_TW"/>
         </w:rPr>
-        <w:t>）。在</w:t>
+        <w:t>）。保羅也說，每個人都「必須順服」在上掌權的，既為了免受神的刑罰，也是「因為良心」的緣故（</w:t>
       </w:r>
       <w:hyperlink r:id="rId16">
         <w:r>
@@ -351,26 +335,28 @@
             <w:color w:val="0000EE"/>
             <w:u w:val="single"/>
           </w:rPr>
-          <w:t>利未記十九章18節</w:t>
+          <w:t>13:5</w:t>
         </w:r>
       </w:hyperlink>
       <w:r>
         <w:rPr>
           <w:lang w:val="zh_TW" w:bidi="zh_TW"/>
         </w:rPr>
-        <w:t>中，這段經文後來在新約中多次被引用，其中命令以色列人要「</w:t>
-      </w:r>
-      <w:r>
-        <w:rPr>
-          <w:lang w:val="zh_TW" w:bidi="zh_TW"/>
-        </w:rPr>
-        <w:t>愛人如己</w:t>
-      </w:r>
-      <w:r>
-        <w:rPr>
-          <w:lang w:val="zh_TW" w:bidi="zh_TW"/>
-        </w:rPr>
-        <w:t>」。然而，在</w:t>
+        <w:t>）。這樣的教導假定良心能使人明白，順服是行義所必須的。</w:t>
+      </w:r>
+    </w:p>
+    <w:p>
+      <w:pPr/>
+      <w:r>
+        <w:rPr>
+          <w:lang w:val="zh_TW" w:bidi="zh_TW"/>
+        </w:rPr>
+      </w:r>
+      <w:r>
+        <w:rPr>
+          <w:lang w:val="zh_TW" w:bidi="zh_TW"/>
+        </w:rPr>
+        <w:t>良知亦會認可、判定或裁決某人是否無辜，與讓人意識到自己犯錯同樣重要。保羅說：「我雖不覺得自己有錯」（</w:t>
       </w:r>
       <w:hyperlink r:id="rId17">
         <w:r>
@@ -381,76 +367,14 @@
             <w:color w:val="0000EE"/>
             <w:u w:val="single"/>
           </w:rPr>
-          <w:t>十九章34節</w:t>
+          <w:t>林前4:4</w:t>
         </w:r>
       </w:hyperlink>
       <w:r>
         <w:rPr>
           <w:lang w:val="zh_TW" w:bidi="zh_TW"/>
         </w:rPr>
-        <w:t>中，又特別指出這種愛也應該施予旅居其中的外邦人（或「寄居者」）。如果「鄰舍」（</w:t>
-      </w:r>
-      <w:hyperlink r:id="rId16">
-        <w:r>
-          <w:rPr>
-            <w:lang w:val="zh_TW" w:bidi="zh_TW"/>
-          </w:rPr>
-          <w:rPr>
-            <w:color w:val="0000EE"/>
-            <w:u w:val="single"/>
-          </w:rPr>
-          <w:t>18</w:t>
-        </w:r>
-      </w:hyperlink>
-      <w:r>
-        <w:rPr>
-          <w:lang w:val="zh_TW" w:bidi="zh_TW"/>
-        </w:rPr>
-        <w:t>節）暗示了一個更廣泛的概念，如「人類」或「同胞」，那麼在第</w:t>
-      </w:r>
-      <w:hyperlink r:id="rId17">
-        <w:r>
-          <w:rPr>
-            <w:lang w:val="zh_TW" w:bidi="zh_TW"/>
-          </w:rPr>
-          <w:rPr>
-            <w:color w:val="0000EE"/>
-            <w:u w:val="single"/>
-          </w:rPr>
-          <w:t>34</w:t>
-        </w:r>
-      </w:hyperlink>
-      <w:r>
-        <w:rPr>
-          <w:lang w:val="zh_TW" w:bidi="zh_TW"/>
-        </w:rPr>
-        <w:t>節中就沒有必要再特別提及</w:t>
-      </w:r>
-      <w:r>
-        <w:rPr>
-          <w:lang w:val="zh_TW" w:bidi="zh_TW"/>
-        </w:rPr>
-        <w:t>同居的外人</w:t>
-      </w:r>
-      <w:r>
-        <w:rPr>
-          <w:lang w:val="zh_TW" w:bidi="zh_TW"/>
-        </w:rPr>
-        <w:t>。因此，「鄰舍」應當是指一個人的直接鄰居，即以色列人。</w:t>
-      </w:r>
-    </w:p>
-    <w:p>
-      <w:pPr/>
-      <w:r>
-        <w:rPr>
-          <w:lang w:val="zh_TW" w:bidi="zh_TW"/>
-        </w:rPr>
-      </w:r>
-      <w:r>
-        <w:rPr>
-          <w:lang w:val="zh_TW" w:bidi="zh_TW"/>
-        </w:rPr>
-        <w:t>在盟約社群中，愛鄰舍包含了一些律法上明確規定的責任。人應該公平地對待鄰舍（</w:t>
+        <w:t>）。然而，良心既不能完美地判定是非，也不能充分指引一個人。保羅接著說：「卻也不能因此得以稱義；但判斷我的乃是主。」保羅在另一段經文說，他的良心證明他所說的是實話。他將良心認可之事與聖靈聯繫起來（</w:t>
       </w:r>
       <w:hyperlink r:id="rId18">
         <w:r>
@@ -461,14 +385,14 @@
             <w:color w:val="0000EE"/>
             <w:u w:val="single"/>
           </w:rPr>
-          <w:t>出22:5–15</w:t>
+          <w:t>羅9:1</w:t>
         </w:r>
       </w:hyperlink>
       <w:r>
         <w:rPr>
           <w:lang w:val="zh_TW" w:bidi="zh_TW"/>
         </w:rPr>
-        <w:t>；</w:t>
+        <w:t>；參</w:t>
       </w:r>
       <w:hyperlink r:id="rId19">
         <w:r>
@@ -479,14 +403,28 @@
             <w:color w:val="0000EE"/>
             <w:u w:val="single"/>
           </w:rPr>
-          <w:t>利6:2–7</w:t>
+          <w:t>林後1:12</w:t>
         </w:r>
       </w:hyperlink>
       <w:r>
         <w:rPr>
           <w:lang w:val="zh_TW" w:bidi="zh_TW"/>
         </w:rPr>
-        <w:t>，</w:t>
+        <w:t>），但他並沒有詳細說明兩者之間的關係。</w:t>
+      </w:r>
+    </w:p>
+    <w:p>
+      <w:pPr/>
+      <w:r>
+        <w:rPr>
+          <w:lang w:val="zh_TW" w:bidi="zh_TW"/>
+        </w:rPr>
+      </w:r>
+      <w:r>
+        <w:rPr>
+          <w:lang w:val="zh_TW" w:bidi="zh_TW"/>
+        </w:rPr>
+        <w:t>保羅為自己的事工，向哥林多教會辯護，要求他們憑著其判斷，看看他的行為是對是錯。他們應該能藉著自己的良心來作判斷（</w:t>
       </w:r>
       <w:hyperlink r:id="rId20">
         <w:r>
@@ -497,14 +435,14 @@
             <w:color w:val="0000EE"/>
             <w:u w:val="single"/>
           </w:rPr>
-          <w:t>19:9–18</w:t>
+          <w:t>林後4:1–2</w:t>
         </w:r>
       </w:hyperlink>
       <w:r>
         <w:rPr>
           <w:lang w:val="zh_TW" w:bidi="zh_TW"/>
         </w:rPr>
-        <w:t>），尊重他（</w:t>
+        <w:t>）。保羅深信，神知道驅使他行事的動機，所以他盼望哥林多人也能藉著良心認出，這動機是出於「敬畏主」（</w:t>
       </w:r>
       <w:hyperlink r:id="rId21">
         <w:r>
@@ -515,14 +453,14 @@
             <w:color w:val="0000EE"/>
             <w:u w:val="single"/>
           </w:rPr>
-          <w:t>出20:16</w:t>
+          <w:t>5:11</w:t>
         </w:r>
       </w:hyperlink>
       <w:r>
         <w:rPr>
           <w:lang w:val="zh_TW" w:bidi="zh_TW"/>
         </w:rPr>
-        <w:t>）以及他的財物（</w:t>
+        <w:t>）。保羅寫信給提摩太時，把「無虧的良心」與「無偽的信心」相提並論（</w:t>
       </w:r>
       <w:hyperlink r:id="rId22">
         <w:r>
@@ -533,26 +471,14 @@
             <w:color w:val="0000EE"/>
             <w:u w:val="single"/>
           </w:rPr>
-          <w:t>出20:17</w:t>
+          <w:t>提前1:5</w:t>
         </w:r>
       </w:hyperlink>
       <w:r>
         <w:rPr>
           <w:lang w:val="zh_TW" w:bidi="zh_TW"/>
         </w:rPr>
-        <w:t>）。為了促進盟約社群中公正和憐憫的關係，以色列人應視鄰舍為「</w:t>
-      </w:r>
-      <w:r>
-        <w:rPr>
-          <w:lang w:val="zh_TW" w:bidi="zh_TW"/>
-        </w:rPr>
-        <w:t>弟兄</w:t>
-      </w:r>
-      <w:r>
-        <w:rPr>
-          <w:lang w:val="zh_TW" w:bidi="zh_TW"/>
-        </w:rPr>
-        <w:t>」（</w:t>
+        <w:t>）。當人不再照著基督信仰而活，他們的良心就可能「如同被熱鐵烙慣了一般」。這表示他們因不斷行惡，無法再分辨對錯（</w:t>
       </w:r>
       <w:hyperlink r:id="rId23">
         <w:r>
@@ -563,14 +489,28 @@
             <w:color w:val="0000EE"/>
             <w:u w:val="single"/>
           </w:rPr>
-          <w:t>利25:25</w:t>
+          <w:t>4:2</w:t>
         </w:r>
       </w:hyperlink>
       <w:r>
         <w:rPr>
           <w:lang w:val="zh_TW" w:bidi="zh_TW"/>
         </w:rPr>
-        <w:t>；</w:t>
+        <w:t>）。</w:t>
+      </w:r>
+    </w:p>
+    <w:p>
+      <w:pPr/>
+      <w:r>
+        <w:rPr>
+          <w:lang w:val="zh_TW" w:bidi="zh_TW"/>
+        </w:rPr>
+      </w:r>
+      <w:r>
+        <w:rPr>
+          <w:lang w:val="zh_TW" w:bidi="zh_TW"/>
+        </w:rPr>
+        <w:t>保羅在哥林多前書，回答可否吃祭偶像之物的問題。他談到良心如何判斷人過去與將來的行為（</w:t>
       </w:r>
       <w:hyperlink r:id="rId24">
         <w:r>
@@ -581,26 +521,14 @@
             <w:color w:val="0000EE"/>
             <w:u w:val="single"/>
           </w:rPr>
-          <w:t>申22:1–4</w:t>
+          <w:t>林前8–10章</w:t>
         </w:r>
       </w:hyperlink>
       <w:r>
         <w:rPr>
           <w:lang w:val="zh_TW" w:bidi="zh_TW"/>
         </w:rPr>
-        <w:t>）。</w:t>
-      </w:r>
-      <w:r>
-        <w:rPr>
-          <w:lang w:val="zh_TW" w:bidi="zh_TW"/>
-        </w:rPr>
-        <w:t>對鄰舍所做的，應以同樣的方式回報</w:t>
-      </w:r>
-      <w:r>
-        <w:rPr>
-          <w:lang w:val="zh_TW" w:bidi="zh_TW"/>
-        </w:rPr>
-        <w:t>（</w:t>
+        <w:t>）。有哥林多信徒良心「軟弱」，因為他們認為吃祭過偶像的食物是錯的（</w:t>
       </w:r>
       <w:hyperlink r:id="rId25">
         <w:r>
@@ -611,14 +539,14 @@
             <w:color w:val="0000EE"/>
             <w:u w:val="single"/>
           </w:rPr>
-          <w:t>利24:19–23</w:t>
+          <w:t>林前8:7</w:t>
         </w:r>
       </w:hyperlink>
       <w:r>
         <w:rPr>
           <w:lang w:val="zh_TW" w:bidi="zh_TW"/>
         </w:rPr>
-        <w:t>；</w:t>
+        <w:t>）。他們並不知道一切食物都可以吃，都是「潔淨」的（</w:t>
       </w:r>
       <w:hyperlink r:id="rId26">
         <w:r>
@@ -629,1255 +557,7 @@
             <w:color w:val="0000EE"/>
             <w:u w:val="single"/>
           </w:rPr>
-          <w:t>申19:11–19</w:t>
-        </w:r>
-      </w:hyperlink>
-      <w:r>
-        <w:rPr>
-          <w:lang w:val="zh_TW" w:bidi="zh_TW"/>
-        </w:rPr>
-        <w:t>）。</w:t>
-      </w:r>
-    </w:p>
-    <w:p>
-      <w:pPr/>
-      <w:r>
-        <w:rPr>
-          <w:lang w:val="zh_TW" w:bidi="zh_TW"/>
-        </w:rPr>
-      </w:r>
-      <w:r>
-        <w:rPr>
-          <w:lang w:val="zh_TW" w:bidi="zh_TW"/>
-        </w:rPr>
-        <w:t>對待鄰舍的重要性在於，這與人跟神的關係息息相關，並且可能顯著影響人與神之間的關係（</w:t>
-      </w:r>
-      <w:hyperlink r:id="rId13">
-        <w:r>
-          <w:rPr>
-            <w:lang w:val="zh_TW" w:bidi="zh_TW"/>
-          </w:rPr>
-          <w:rPr>
-            <w:color w:val="0000EE"/>
-            <w:u w:val="single"/>
-          </w:rPr>
-          <w:t>利6:1–7</w:t>
-        </w:r>
-      </w:hyperlink>
-      <w:r>
-        <w:rPr>
-          <w:lang w:val="zh_TW" w:bidi="zh_TW"/>
-        </w:rPr>
-        <w:t>，</w:t>
-      </w:r>
-      <w:hyperlink r:id="rId14">
-        <w:r>
-          <w:rPr>
-            <w:lang w:val="zh_TW" w:bidi="zh_TW"/>
-          </w:rPr>
-          <w:rPr>
-            <w:color w:val="0000EE"/>
-            <w:u w:val="single"/>
-          </w:rPr>
-          <w:t>19</w:t>
-        </w:r>
-      </w:hyperlink>
-      <w:r>
-        <w:rPr>
-          <w:lang w:val="zh_TW" w:bidi="zh_TW"/>
-        </w:rPr>
-        <w:t>，</w:t>
-      </w:r>
-      <w:hyperlink r:id="rId27">
-        <w:r>
-          <w:rPr>
-            <w:lang w:val="zh_TW" w:bidi="zh_TW"/>
-          </w:rPr>
-          <w:rPr>
-            <w:color w:val="0000EE"/>
-            <w:u w:val="single"/>
-          </w:rPr>
-          <w:t>25:17</w:t>
-        </w:r>
-      </w:hyperlink>
-      <w:r>
-        <w:rPr>
-          <w:lang w:val="zh_TW" w:bidi="zh_TW"/>
-        </w:rPr>
-        <w:t>；</w:t>
-      </w:r>
-      <w:hyperlink r:id="rId28">
-        <w:r>
-          <w:rPr>
-            <w:lang w:val="zh_TW" w:bidi="zh_TW"/>
-          </w:rPr>
-          <w:rPr>
-            <w:color w:val="0000EE"/>
-            <w:u w:val="single"/>
-          </w:rPr>
-          <w:t>申24:10–13</w:t>
-        </w:r>
-      </w:hyperlink>
-      <w:r>
-        <w:rPr>
-          <w:lang w:val="zh_TW" w:bidi="zh_TW"/>
-        </w:rPr>
-        <w:t>；</w:t>
-      </w:r>
-      <w:hyperlink r:id="rId29">
-        <w:r>
-          <w:rPr>
-            <w:lang w:val="zh_TW" w:bidi="zh_TW"/>
-          </w:rPr>
-          <w:rPr>
-            <w:color w:val="0000EE"/>
-            <w:u w:val="single"/>
-          </w:rPr>
-          <w:t>詩12</w:t>
-        </w:r>
-      </w:hyperlink>
-      <w:r>
-        <w:rPr>
-          <w:lang w:val="zh_TW" w:bidi="zh_TW"/>
-        </w:rPr>
-        <w:t>）。神曾</w:t>
-      </w:r>
-      <w:r>
-        <w:rPr>
-          <w:lang w:val="zh_TW" w:bidi="zh_TW"/>
-        </w:rPr>
-        <w:t>以</w:t>
-      </w:r>
-      <w:r>
-        <w:rPr>
-          <w:lang w:val="zh_TW" w:bidi="zh_TW"/>
-        </w:rPr>
-        <w:t>憐憫對待以色列人，因此他們也應當以同樣的愛來對待鄰舍（</w:t>
-      </w:r>
-      <w:hyperlink r:id="rId30">
-        <w:r>
-          <w:rPr>
-            <w:lang w:val="zh_TW" w:bidi="zh_TW"/>
-          </w:rPr>
-          <w:rPr>
-            <w:color w:val="0000EE"/>
-            <w:u w:val="single"/>
-          </w:rPr>
-          <w:t>出22:21</w:t>
-        </w:r>
-      </w:hyperlink>
-      <w:r>
-        <w:rPr>
-          <w:lang w:val="zh_TW" w:bidi="zh_TW"/>
-        </w:rPr>
-        <w:t>；</w:t>
-      </w:r>
-      <w:hyperlink r:id="rId31">
-        <w:r>
-          <w:rPr>
-            <w:lang w:val="zh_TW" w:bidi="zh_TW"/>
-          </w:rPr>
-          <w:rPr>
-            <w:color w:val="0000EE"/>
-            <w:u w:val="single"/>
-          </w:rPr>
-          <w:t>利25:35–38</w:t>
-        </w:r>
-      </w:hyperlink>
-      <w:r>
-        <w:rPr>
-          <w:lang w:val="zh_TW" w:bidi="zh_TW"/>
-        </w:rPr>
-        <w:t>）。</w:t>
-      </w:r>
-    </w:p>
-    <w:p>
-      <w:pPr/>
-      <w:r>
-        <w:rPr>
-          <w:lang w:val="zh_TW" w:bidi="zh_TW"/>
-        </w:rPr>
-      </w:r>
-      <w:r>
-        <w:rPr>
-          <w:lang w:val="zh_TW" w:bidi="zh_TW"/>
-        </w:rPr>
-        <w:t>當這些責任被忽視時，隨之而來的是社會的崩潰或國家的動盪（</w:t>
-      </w:r>
-      <w:hyperlink r:id="rId32">
-        <w:r>
-          <w:rPr>
-            <w:lang w:val="zh_TW" w:bidi="zh_TW"/>
-          </w:rPr>
-          <w:rPr>
-            <w:color w:val="0000EE"/>
-            <w:u w:val="single"/>
-          </w:rPr>
-          <w:t>申28:15–68</w:t>
-        </w:r>
-      </w:hyperlink>
-      <w:r>
-        <w:rPr>
-          <w:lang w:val="zh_TW" w:bidi="zh_TW"/>
-        </w:rPr>
-        <w:t>；</w:t>
-      </w:r>
-      <w:hyperlink r:id="rId33">
-        <w:r>
-          <w:rPr>
-            <w:lang w:val="zh_TW" w:bidi="zh_TW"/>
-          </w:rPr>
-          <w:rPr>
-            <w:color w:val="0000EE"/>
-            <w:u w:val="single"/>
-          </w:rPr>
-          <w:t>何4:1–3</w:t>
-        </w:r>
-      </w:hyperlink>
-      <w:r>
-        <w:rPr>
-          <w:lang w:val="zh_TW" w:bidi="zh_TW"/>
-        </w:rPr>
-        <w:t>；</w:t>
-      </w:r>
-      <w:hyperlink r:id="rId34">
-        <w:r>
-          <w:rPr>
-            <w:lang w:val="zh_TW" w:bidi="zh_TW"/>
-          </w:rPr>
-          <w:rPr>
-            <w:color w:val="0000EE"/>
-            <w:u w:val="single"/>
-          </w:rPr>
-          <w:t>摩2:6–7</w:t>
-        </w:r>
-      </w:hyperlink>
-      <w:r>
-        <w:rPr>
-          <w:lang w:val="zh_TW" w:bidi="zh_TW"/>
-        </w:rPr>
-        <w:t>），這也顯示了鄰舍關係在盟約社群中的重要性。以色列人經常忽視對鄰舍的愛，特別是對有需要的鄰舍，而這正是導致他們受神懲罰而被擄的重要原因之一（</w:t>
-      </w:r>
-      <w:hyperlink r:id="rId35">
-        <w:r>
-          <w:rPr>
-            <w:lang w:val="zh_TW" w:bidi="zh_TW"/>
-          </w:rPr>
-          <w:rPr>
-            <w:color w:val="0000EE"/>
-            <w:u w:val="single"/>
-          </w:rPr>
-          <w:t>耶5:7–9</w:t>
-        </w:r>
-      </w:hyperlink>
-      <w:r>
-        <w:rPr>
-          <w:lang w:val="zh_TW" w:bidi="zh_TW"/>
-        </w:rPr>
-        <w:t>，</w:t>
-      </w:r>
-      <w:hyperlink r:id="rId36">
-        <w:r>
-          <w:rPr>
-            <w:lang w:val="zh_TW" w:bidi="zh_TW"/>
-          </w:rPr>
-          <w:rPr>
-            <w:color w:val="0000EE"/>
-            <w:u w:val="single"/>
-          </w:rPr>
-          <w:t>7:1–15</w:t>
-        </w:r>
-      </w:hyperlink>
-      <w:r>
-        <w:rPr>
-          <w:lang w:val="zh_TW" w:bidi="zh_TW"/>
-        </w:rPr>
-        <w:t>，</w:t>
-      </w:r>
-      <w:hyperlink r:id="rId37">
-        <w:r>
-          <w:rPr>
-            <w:lang w:val="zh_TW" w:bidi="zh_TW"/>
-          </w:rPr>
-          <w:rPr>
-            <w:color w:val="0000EE"/>
-            <w:u w:val="single"/>
-          </w:rPr>
-          <w:t>9:2–9</w:t>
-        </w:r>
-      </w:hyperlink>
-      <w:r>
-        <w:rPr>
-          <w:lang w:val="zh_TW" w:bidi="zh_TW"/>
-        </w:rPr>
-        <w:t>；</w:t>
-      </w:r>
-      <w:hyperlink r:id="rId33">
-        <w:r>
-          <w:rPr>
-            <w:lang w:val="zh_TW" w:bidi="zh_TW"/>
-          </w:rPr>
-          <w:rPr>
-            <w:color w:val="0000EE"/>
-            <w:u w:val="single"/>
-          </w:rPr>
-          <w:t>何4:1–3</w:t>
-        </w:r>
-      </w:hyperlink>
-      <w:r>
-        <w:rPr>
-          <w:lang w:val="zh_TW" w:bidi="zh_TW"/>
-        </w:rPr>
-        <w:t>；</w:t>
-      </w:r>
-      <w:hyperlink r:id="rId34">
-        <w:r>
-          <w:rPr>
-            <w:lang w:val="zh_TW" w:bidi="zh_TW"/>
-          </w:rPr>
-          <w:rPr>
-            <w:color w:val="0000EE"/>
-            <w:u w:val="single"/>
-          </w:rPr>
-          <w:t>摩2:6–7</w:t>
-        </w:r>
-      </w:hyperlink>
-      <w:r>
-        <w:rPr>
-          <w:lang w:val="zh_TW" w:bidi="zh_TW"/>
-        </w:rPr>
-        <w:t>，</w:t>
-      </w:r>
-      <w:hyperlink r:id="rId38">
-        <w:r>
-          <w:rPr>
-            <w:lang w:val="zh_TW" w:bidi="zh_TW"/>
-          </w:rPr>
-          <w:rPr>
-            <w:color w:val="0000EE"/>
-            <w:u w:val="single"/>
-          </w:rPr>
-          <w:t>5:10–13</w:t>
-        </w:r>
-      </w:hyperlink>
-      <w:r>
-        <w:rPr>
-          <w:lang w:val="zh_TW" w:bidi="zh_TW"/>
-        </w:rPr>
-        <w:t>，</w:t>
-      </w:r>
-      <w:hyperlink r:id="rId39">
-        <w:r>
-          <w:rPr>
-            <w:lang w:val="zh_TW" w:bidi="zh_TW"/>
-          </w:rPr>
-          <w:rPr>
-            <w:color w:val="0000EE"/>
-            <w:u w:val="single"/>
-          </w:rPr>
-          <w:t>8:4–6</w:t>
-        </w:r>
-      </w:hyperlink>
-      <w:r>
-        <w:rPr>
-          <w:lang w:val="zh_TW" w:bidi="zh_TW"/>
-        </w:rPr>
-        <w:t>）。然而，以色列人也曾盼望，在彌賽亞的時代，這種真正的鄰舍之愛能夠實現（</w:t>
-      </w:r>
-      <w:hyperlink r:id="rId40">
-        <w:r>
-          <w:rPr>
-            <w:lang w:val="zh_TW" w:bidi="zh_TW"/>
-          </w:rPr>
-          <w:rPr>
-            <w:color w:val="0000EE"/>
-            <w:u w:val="single"/>
-          </w:rPr>
-          <w:t>耶31:34</w:t>
-        </w:r>
-      </w:hyperlink>
-      <w:r>
-        <w:rPr>
-          <w:lang w:val="zh_TW" w:bidi="zh_TW"/>
-        </w:rPr>
-        <w:t>；</w:t>
-      </w:r>
-      <w:hyperlink r:id="rId41">
-        <w:r>
-          <w:rPr>
-            <w:lang w:val="zh_TW" w:bidi="zh_TW"/>
-          </w:rPr>
-          <w:rPr>
-            <w:color w:val="0000EE"/>
-            <w:u w:val="single"/>
-          </w:rPr>
-          <w:t>亞3:10</w:t>
-        </w:r>
-      </w:hyperlink>
-      <w:r>
-        <w:rPr>
-          <w:lang w:val="zh_TW" w:bidi="zh_TW"/>
-        </w:rPr>
-        <w:t>），這也顯示出這種愛在舊約時代的盟約社群中常常被忽略。</w:t>
-      </w:r>
-    </w:p>
-    <w:p>
-      <w:pPr>
-        <w:pStyle w:val="Heading3"/>
-      </w:pPr>
-      <w:r>
-        <w:rPr>
-          <w:lang w:val="zh_TW" w:bidi="zh_TW"/>
-        </w:rPr>
-        <w:t>在晚期猶太教中</w:t>
-      </w:r>
-    </w:p>
-    <w:p>
-      <w:pPr/>
-      <w:r>
-        <w:rPr>
-          <w:lang w:val="zh_TW" w:bidi="zh_TW"/>
-        </w:rPr>
-      </w:r>
-      <w:r>
-        <w:rPr>
-          <w:lang w:val="zh_TW" w:bidi="zh_TW"/>
-        </w:rPr>
-        <w:t>在被擄歸回後，以色列人認識到，神的祝福在某種程度上取決於人們是否彼此實踐公義和愛（</w:t>
-      </w:r>
-      <w:hyperlink r:id="rId42">
-        <w:r>
-          <w:rPr>
-            <w:lang w:val="zh_TW" w:bidi="zh_TW"/>
-          </w:rPr>
-          <w:rPr>
-            <w:color w:val="0000EE"/>
-            <w:u w:val="single"/>
-          </w:rPr>
-          <w:t>亞8:14–17</w:t>
-        </w:r>
-      </w:hyperlink>
-      <w:r>
-        <w:rPr>
-          <w:lang w:val="zh_TW" w:bidi="zh_TW"/>
-        </w:rPr>
-        <w:t>）。然而，對於「鄰舍」的定義仍然存在爭議。有以下幾個因素表明，在這個時期，「鄰舍」僅限於以色列人和改信猶太教的人（改信猶太教的外邦人）。從拉比文獻中可以看出，撒馬利亞人及居住在以色列地的外邦人，通常不被視為「鄰舍」，因此也不值得被愛。在昆蘭的猶太愛色尼派（Jewish Essene community at Qumran）社</w:t>
-      </w:r>
-      <w:r>
-        <w:rPr>
-          <w:lang w:val="zh_TW" w:bidi="zh_TW"/>
-        </w:rPr>
-        <w:t>群</w:t>
-      </w:r>
-      <w:r>
-        <w:rPr>
-          <w:lang w:val="zh_TW" w:bidi="zh_TW"/>
-        </w:rPr>
-        <w:t>內，</w:t>
-      </w:r>
-      <w:r>
-        <w:rPr>
-          <w:lang w:val="zh_TW" w:bidi="zh_TW"/>
-        </w:rPr>
-        <w:t>被尊重和公平對待的「鄰舍」僅限於社群成員</w:t>
-      </w:r>
-      <w:r>
-        <w:rPr>
-          <w:lang w:val="zh_TW" w:bidi="zh_TW"/>
-        </w:rPr>
-        <w:t>。最後，當耶穌</w:t>
-      </w:r>
-      <w:r>
-        <w:rPr>
-          <w:lang w:val="zh_TW" w:bidi="zh_TW"/>
-        </w:rPr>
-        <w:t>提到，</w:t>
-      </w:r>
-      <w:r>
-        <w:rPr>
-          <w:lang w:val="zh_TW" w:bidi="zh_TW"/>
-        </w:rPr>
-        <w:t>「</w:t>
-      </w:r>
-      <w:r>
-        <w:rPr>
-          <w:lang w:val="zh_TW" w:bidi="zh_TW"/>
-        </w:rPr>
-        <w:t>你們聽見有話說：『當愛你的鄰舍，恨你的仇敵。』</w:t>
-      </w:r>
-      <w:r>
-        <w:rPr>
-          <w:lang w:val="zh_TW" w:bidi="zh_TW"/>
-        </w:rPr>
-        <w:t>」（</w:t>
-      </w:r>
-      <w:hyperlink r:id="rId43">
-        <w:r>
-          <w:rPr>
-            <w:lang w:val="zh_TW" w:bidi="zh_TW"/>
-          </w:rPr>
-          <w:rPr>
-            <w:color w:val="0000EE"/>
-            <w:u w:val="single"/>
-          </w:rPr>
-          <w:t>太5:43</w:t>
-        </w:r>
-      </w:hyperlink>
-      <w:r>
-        <w:rPr>
-          <w:lang w:val="zh_TW" w:bidi="zh_TW"/>
-        </w:rPr>
-        <w:t>）時，衪只是引用了部份舊約（</w:t>
-      </w:r>
-      <w:hyperlink r:id="rId16">
-        <w:r>
-          <w:rPr>
-            <w:lang w:val="zh_TW" w:bidi="zh_TW"/>
-          </w:rPr>
-          <w:rPr>
-            <w:color w:val="0000EE"/>
-            <w:u w:val="single"/>
-          </w:rPr>
-          <w:t>利19:18</w:t>
-        </w:r>
-      </w:hyperlink>
-      <w:r>
-        <w:rPr>
-          <w:lang w:val="zh_TW" w:bidi="zh_TW"/>
-        </w:rPr>
-        <w:t>——「</w:t>
-      </w:r>
-      <w:r>
-        <w:rPr>
-          <w:lang w:val="zh_TW" w:bidi="zh_TW"/>
-        </w:rPr>
-        <w:t>要愛人如己</w:t>
-      </w:r>
-      <w:r>
-        <w:rPr>
-          <w:lang w:val="zh_TW" w:bidi="zh_TW"/>
-        </w:rPr>
-        <w:t>」）。而最後的片語「恨你的仇敵」則反映了當時猶太人的普遍觀念，即神只要求他們愛自己的同胞，而不必愛那些被視為「敵人」的外族人。</w:t>
-      </w:r>
-    </w:p>
-    <w:p>
-      <w:pPr>
-        <w:pStyle w:val="Heading3"/>
-      </w:pPr>
-      <w:r>
-        <w:rPr>
-          <w:lang w:val="zh_TW" w:bidi="zh_TW"/>
-        </w:rPr>
-        <w:t>在新約中</w:t>
-      </w:r>
-    </w:p>
-    <w:p>
-      <w:pPr/>
-      <w:r>
-        <w:rPr>
-          <w:lang w:val="zh_TW" w:bidi="zh_TW"/>
-        </w:rPr>
-      </w:r>
-      <w:r>
-        <w:rPr>
-          <w:lang w:val="zh_TW" w:bidi="zh_TW"/>
-        </w:rPr>
-        <w:t>耶穌對「鄰舍」的理解與當時猶太人的觀念大相逕庭，祂消除了對鄰舍之愛的限制。</w:t>
-      </w:r>
-      <w:r>
-        <w:rPr>
-          <w:lang w:val="zh_TW" w:bidi="zh_TW"/>
-        </w:rPr>
-        <w:t>與那些將愛狹義套用在同胞身上的人不同</w:t>
-      </w:r>
-      <w:r>
-        <w:rPr>
-          <w:lang w:val="zh_TW" w:bidi="zh_TW"/>
-        </w:rPr>
-        <w:t>，耶穌主張將對愛鄰舍的義務擴展到</w:t>
-      </w:r>
-      <w:r>
-        <w:rPr>
-          <w:lang w:val="zh_TW" w:bidi="zh_TW"/>
-        </w:rPr>
-        <w:t>仇敵</w:t>
-      </w:r>
-      <w:r>
-        <w:rPr>
-          <w:lang w:val="zh_TW" w:bidi="zh_TW"/>
-        </w:rPr>
-        <w:t>身上（</w:t>
-      </w:r>
-      <w:hyperlink r:id="rId44">
-        <w:r>
-          <w:rPr>
-            <w:lang w:val="zh_TW" w:bidi="zh_TW"/>
-          </w:rPr>
-          <w:rPr>
-            <w:color w:val="0000EE"/>
-            <w:u w:val="single"/>
-          </w:rPr>
-          <w:t>太5:43–48</w:t>
-        </w:r>
-      </w:hyperlink>
-      <w:r>
-        <w:rPr>
-          <w:lang w:val="zh_TW" w:bidi="zh_TW"/>
-        </w:rPr>
-        <w:t>），如此一來，祂完全消除了鄰舍與仇敵之間的區別。</w:t>
-      </w:r>
-    </w:p>
-    <w:p>
-      <w:pPr/>
-      <w:r>
-        <w:rPr>
-          <w:lang w:val="zh_TW" w:bidi="zh_TW"/>
-        </w:rPr>
-      </w:r>
-      <w:r>
-        <w:rPr>
-          <w:lang w:val="zh_TW" w:bidi="zh_TW"/>
-        </w:rPr>
-        <w:t>在另一個場合中，</w:t>
-      </w:r>
-      <w:r>
-        <w:rPr>
-          <w:lang w:val="zh_TW" w:bidi="zh_TW"/>
-        </w:rPr>
-        <w:t>一個</w:t>
-      </w:r>
-      <w:r>
-        <w:rPr>
-          <w:lang w:val="zh_TW" w:bidi="zh_TW"/>
-        </w:rPr>
-        <w:t>文士問耶穌什麼是神賜下的最大誡命（</w:t>
-      </w:r>
-      <w:hyperlink r:id="rId45">
-        <w:r>
-          <w:rPr>
-            <w:lang w:val="zh_TW" w:bidi="zh_TW"/>
-          </w:rPr>
-          <w:rPr>
-            <w:color w:val="0000EE"/>
-            <w:u w:val="single"/>
-          </w:rPr>
-          <w:t>可12:28–31）</w:t>
-        </w:r>
-      </w:hyperlink>
-      <w:r>
-        <w:rPr>
-          <w:lang w:val="zh_TW" w:bidi="zh_TW"/>
-        </w:rPr>
-        <w:t>。</w:t>
-      </w:r>
-      <w:r>
-        <w:rPr>
-          <w:lang w:val="zh_TW" w:bidi="zh_TW"/>
-        </w:rPr>
-        <w:t>耶穌回應時</w:t>
-      </w:r>
-      <w:r>
-        <w:rPr>
-          <w:lang w:val="zh_TW" w:bidi="zh_TW"/>
-        </w:rPr>
-        <w:t>引用了</w:t>
-      </w:r>
-      <w:hyperlink r:id="rId46">
-        <w:r>
-          <w:rPr>
-            <w:lang w:val="zh_TW" w:bidi="zh_TW"/>
-          </w:rPr>
-          <w:rPr>
-            <w:color w:val="0000EE"/>
-            <w:u w:val="single"/>
-          </w:rPr>
-          <w:t>申命記六章5節</w:t>
-        </w:r>
-      </w:hyperlink>
-      <w:r>
-        <w:rPr>
-          <w:lang w:val="zh_TW" w:bidi="zh_TW"/>
-        </w:rPr>
-        <w:t>，關於神的本質以及人</w:t>
-      </w:r>
-      <w:r>
-        <w:rPr>
-          <w:lang w:val="zh_TW" w:bidi="zh_TW"/>
-        </w:rPr>
-        <w:t>應</w:t>
-      </w:r>
-      <w:r>
-        <w:rPr>
-          <w:lang w:val="zh_TW" w:bidi="zh_TW"/>
-        </w:rPr>
-        <w:t>盡心、盡性和盡力愛神的義務。而值得注意的是，耶穌並沒有止步於此，而是將此與第二條誡命，即「愛人如己」（</w:t>
-      </w:r>
-      <w:hyperlink r:id="rId16">
-        <w:r>
-          <w:rPr>
-            <w:lang w:val="zh_TW" w:bidi="zh_TW"/>
-          </w:rPr>
-          <w:rPr>
-            <w:color w:val="0000EE"/>
-            <w:u w:val="single"/>
-          </w:rPr>
-          <w:t>利19:18）</w:t>
-        </w:r>
-      </w:hyperlink>
-      <w:r>
-        <w:rPr>
-          <w:lang w:val="zh_TW" w:bidi="zh_TW"/>
-        </w:rPr>
-        <w:t>，連結起來。一些學者認為，這種將愛神和愛鄰舍緊密聯繫在一起的教導起源於耶穌。如果耶穌是第一個將這兩個誡命聯繫在一起的人（見</w:t>
-      </w:r>
-      <w:hyperlink r:id="rId47">
-        <w:r>
-          <w:rPr>
-            <w:lang w:val="zh_TW" w:bidi="zh_TW"/>
-          </w:rPr>
-          <w:rPr>
-            <w:color w:val="0000EE"/>
-            <w:u w:val="single"/>
-          </w:rPr>
-          <w:t>太22:37</w:t>
-        </w:r>
-      </w:hyperlink>
-      <w:r>
-        <w:rPr>
-          <w:lang w:val="zh_TW" w:bidi="zh_TW"/>
-        </w:rPr>
-        <w:t>；</w:t>
-      </w:r>
-      <w:hyperlink r:id="rId48">
-        <w:r>
-          <w:rPr>
-            <w:lang w:val="zh_TW" w:bidi="zh_TW"/>
-          </w:rPr>
-          <w:rPr>
-            <w:color w:val="0000EE"/>
-            <w:u w:val="single"/>
-          </w:rPr>
-          <w:t>可12:29–31</w:t>
-        </w:r>
-      </w:hyperlink>
-      <w:r>
-        <w:rPr>
-          <w:lang w:val="zh_TW" w:bidi="zh_TW"/>
-        </w:rPr>
-        <w:t>），這便揭示了我們的主對這兩項義務關係的理解；真正的愛鄰舍源於對神的愛，反之亦然，對神的愛與在愛中滿足鄰舍的需求是不可分割的。</w:t>
-      </w:r>
-    </w:p>
-    <w:p>
-      <w:pPr/>
-      <w:r>
-        <w:rPr>
-          <w:lang w:val="zh_TW" w:bidi="zh_TW"/>
-        </w:rPr>
-      </w:r>
-      <w:r>
-        <w:rPr>
-          <w:lang w:val="zh_TW" w:bidi="zh_TW"/>
-        </w:rPr>
-        <w:t>在耶穌的時代，辯論的焦點不是如何正確地對待鄰舍，而是誰才是真正的鄰舍。一位律法師問了耶穌這個問題（</w:t>
-      </w:r>
-      <w:hyperlink r:id="rId49">
-        <w:r>
-          <w:rPr>
-            <w:lang w:val="zh_TW" w:bidi="zh_TW"/>
-          </w:rPr>
-          <w:rPr>
-            <w:color w:val="0000EE"/>
-            <w:u w:val="single"/>
-          </w:rPr>
-          <w:t>路10:29</w:t>
-        </w:r>
-      </w:hyperlink>
-      <w:r>
-        <w:rPr>
-          <w:lang w:val="zh_TW" w:bidi="zh_TW"/>
-        </w:rPr>
-        <w:t>）。耶穌讚揚這位律法師，因為他清楚理解</w:t>
-      </w:r>
-      <w:r>
-        <w:rPr>
-          <w:lang w:val="zh_TW" w:bidi="zh_TW"/>
-        </w:rPr>
-        <w:t>得到永生</w:t>
-      </w:r>
-      <w:r>
-        <w:rPr>
-          <w:lang w:val="zh_TW" w:bidi="zh_TW"/>
-        </w:rPr>
-        <w:t>所需的條件，即</w:t>
-      </w:r>
-      <w:r>
-        <w:rPr>
-          <w:lang w:val="zh_TW" w:bidi="zh_TW"/>
-        </w:rPr>
-        <w:t>愛神和愛鄰舍</w:t>
-      </w:r>
-      <w:r>
-        <w:rPr>
-          <w:lang w:val="zh_TW" w:bidi="zh_TW"/>
-        </w:rPr>
-        <w:t>。路加卻暗示，這位律法師提出的進一步限制性問題是為了「顯明自己有理」，也就是</w:t>
-      </w:r>
-      <w:r>
-        <w:rPr>
-          <w:lang w:val="zh_TW" w:bidi="zh_TW"/>
-        </w:rPr>
-        <w:t>為自己同胞有限的愛的行為辯護</w:t>
-      </w:r>
-      <w:r>
-        <w:rPr>
-          <w:lang w:val="zh_TW" w:bidi="zh_TW"/>
-        </w:rPr>
-        <w:t>。耶穌選擇不直接回答，而是用一個比喻來回應，就是我們耳熟能詳好撒馬利亞人的比喻（</w:t>
-      </w:r>
-      <w:hyperlink r:id="rId50">
-        <w:r>
-          <w:rPr>
-            <w:lang w:val="zh_TW" w:bidi="zh_TW"/>
-          </w:rPr>
-          <w:rPr>
-            <w:color w:val="0000EE"/>
-            <w:u w:val="single"/>
-          </w:rPr>
-          <w:t>30–35</w:t>
-        </w:r>
-      </w:hyperlink>
-      <w:r>
-        <w:rPr>
-          <w:lang w:val="zh_TW" w:bidi="zh_TW"/>
-        </w:rPr>
-        <w:t>節）。</w:t>
-      </w:r>
-    </w:p>
-    <w:p>
-      <w:pPr/>
-      <w:r>
-        <w:rPr>
-          <w:lang w:val="zh_TW" w:bidi="zh_TW"/>
-        </w:rPr>
-      </w:r>
-      <w:r>
-        <w:rPr>
-          <w:lang w:val="zh_TW" w:bidi="zh_TW"/>
-        </w:rPr>
-        <w:t>為了讓這位律法師看到他的問題是何等短視</w:t>
-      </w:r>
-      <w:r>
-        <w:rPr>
-          <w:lang w:val="zh_TW" w:bidi="zh_TW"/>
-        </w:rPr>
-        <w:t>和</w:t>
-      </w:r>
-      <w:r>
-        <w:rPr>
-          <w:lang w:val="zh_TW" w:bidi="zh_TW"/>
-        </w:rPr>
-        <w:t>可悲，耶穌講述了一個日常的故事：一個人行走在從耶路撒冷到耶利哥的道路上，因這條路常有強盜出沒，十分危險。這名旅行者被搶劫、剝光</w:t>
-      </w:r>
-      <w:r>
-        <w:rPr>
-          <w:lang w:val="zh_TW" w:bidi="zh_TW"/>
-        </w:rPr>
-        <w:t>衣服</w:t>
-      </w:r>
-      <w:r>
-        <w:rPr>
-          <w:lang w:val="zh_TW" w:bidi="zh_TW"/>
-        </w:rPr>
-        <w:t>、毆打，</w:t>
-      </w:r>
-      <w:r>
-        <w:rPr>
-          <w:lang w:val="zh_TW" w:bidi="zh_TW"/>
-        </w:rPr>
-        <w:t>並在半死狀態被丟下</w:t>
-      </w:r>
-      <w:r>
-        <w:rPr>
-          <w:lang w:val="zh_TW" w:bidi="zh_TW"/>
-        </w:rPr>
-        <w:t>。</w:t>
-      </w:r>
-      <w:r>
-        <w:rPr>
-          <w:lang w:val="zh_TW" w:bidi="zh_TW"/>
-        </w:rPr>
-        <w:t>到這裡</w:t>
-      </w:r>
-      <w:r>
-        <w:rPr>
-          <w:lang w:val="zh_TW" w:bidi="zh_TW"/>
-        </w:rPr>
-        <w:t>，律法師可能以為耶穌是在舉例說明誰是「鄰舍」，就是一位需要幫助的猶太同胞。然而，耶穌接著介紹了兩個人物，一位祭司和一</w:t>
-      </w:r>
-      <w:r>
-        <w:rPr>
-          <w:lang w:val="zh_TW" w:bidi="zh_TW"/>
-        </w:rPr>
-        <w:t>個</w:t>
-      </w:r>
-      <w:r>
-        <w:rPr>
-          <w:lang w:val="zh_TW" w:bidi="zh_TW"/>
-        </w:rPr>
-        <w:t>利未人，他們在學術討論誰是神要他們去愛的鄰舍。律法師無疑會預期這些律法師以正確的方式對待受害者。相反，當祭司和利未人看到需要幫助的人時，他們卻選擇從另一邊走過。由於這些律法師無法確定受害者是死了還是奄奄一息，又不想冒不潔的風險，他們便繞過，從而違反了律法師剛剛指出最大的誡命（</w:t>
-      </w:r>
-      <w:hyperlink r:id="rId51">
-        <w:r>
-          <w:rPr>
-            <w:lang w:val="zh_TW" w:bidi="zh_TW"/>
-          </w:rPr>
-          <w:rPr>
-            <w:color w:val="0000EE"/>
-            <w:u w:val="single"/>
-          </w:rPr>
-          <w:t>10:25–28</w:t>
-        </w:r>
-      </w:hyperlink>
-      <w:r>
-        <w:rPr>
-          <w:lang w:val="zh_TW" w:bidi="zh_TW"/>
-        </w:rPr>
-        <w:t>）。</w:t>
-      </w:r>
-    </w:p>
-    <w:p>
-      <w:pPr/>
-      <w:r>
-        <w:rPr>
-          <w:lang w:val="zh_TW" w:bidi="zh_TW"/>
-        </w:rPr>
-      </w:r>
-      <w:r>
-        <w:rPr>
-          <w:lang w:val="zh_TW" w:bidi="zh_TW"/>
-        </w:rPr>
-        <w:t>這時，</w:t>
-      </w:r>
-      <w:r>
-        <w:rPr>
-          <w:lang w:val="zh_TW" w:bidi="zh_TW"/>
-        </w:rPr>
-        <w:t>一位撒馬利亞人</w:t>
-      </w:r>
-      <w:r>
-        <w:rPr>
-          <w:lang w:val="zh_TW" w:bidi="zh_TW"/>
-        </w:rPr>
-        <w:t>出現了——</w:t>
-      </w:r>
-      <w:r>
-        <w:rPr>
-          <w:lang w:val="zh_TW" w:bidi="zh_TW"/>
-        </w:rPr>
-        <w:t>一個被猶太人特別鄙視的種族。</w:t>
-      </w:r>
-      <w:r>
-        <w:rPr>
-          <w:lang w:val="zh_TW" w:bidi="zh_TW"/>
-        </w:rPr>
-        <w:t>猶太宗教權威視撒馬利亞人為異端</w:t>
-      </w:r>
-      <w:r>
-        <w:rPr>
-          <w:lang w:val="zh_TW" w:bidi="zh_TW"/>
-        </w:rPr>
-        <w:t>，在</w:t>
-      </w:r>
-      <w:r>
-        <w:rPr>
-          <w:lang w:val="zh_TW" w:bidi="zh_TW"/>
-        </w:rPr>
-        <w:t>拉比圈子中，</w:t>
-      </w:r>
-      <w:r>
-        <w:rPr>
-          <w:lang w:val="zh_TW" w:bidi="zh_TW"/>
-        </w:rPr>
-        <w:t>撒馬利亞人</w:t>
-      </w:r>
-      <w:r>
-        <w:rPr>
-          <w:lang w:val="zh_TW" w:bidi="zh_TW"/>
-        </w:rPr>
-        <w:t>不被視為</w:t>
-      </w:r>
-      <w:r>
-        <w:rPr>
-          <w:lang w:val="zh_TW" w:bidi="zh_TW"/>
-        </w:rPr>
-        <w:t>「鄰舍」，因此不值得被愛。事實上，</w:t>
-      </w:r>
-      <w:r>
-        <w:rPr>
-          <w:lang w:val="zh_TW" w:bidi="zh_TW"/>
-        </w:rPr>
-        <w:t>前</w:t>
-      </w:r>
-      <w:r>
-        <w:rPr>
-          <w:lang w:val="zh_TW" w:bidi="zh_TW"/>
-        </w:rPr>
-        <w:t>幾個世紀</w:t>
-      </w:r>
-      <w:r>
-        <w:rPr>
-          <w:lang w:val="zh_TW" w:bidi="zh_TW"/>
-        </w:rPr>
-        <w:t>中，</w:t>
-      </w:r>
-      <w:r>
-        <w:rPr>
-          <w:lang w:val="zh_TW" w:bidi="zh_TW"/>
-        </w:rPr>
-        <w:t>許多撒馬利亞人被猶太統治者屠殺，兩族之間明顯存在敵意（見</w:t>
-      </w:r>
-      <w:hyperlink r:id="rId52">
-        <w:r>
-          <w:rPr>
-            <w:lang w:val="zh_TW" w:bidi="zh_TW"/>
-          </w:rPr>
-          <w:rPr>
-            <w:color w:val="0000EE"/>
-            <w:u w:val="single"/>
-          </w:rPr>
-          <w:t>約4:9</w:t>
-        </w:r>
-      </w:hyperlink>
-      <w:r>
-        <w:rPr>
-          <w:lang w:val="zh_TW" w:bidi="zh_TW"/>
-        </w:rPr>
-        <w:t>）。當律法師聽到這個比喻時，他本來預期祭司和利未人會公正地對待受害者，</w:t>
-      </w:r>
-      <w:r>
-        <w:rPr>
-          <w:lang w:val="zh_TW" w:bidi="zh_TW"/>
-        </w:rPr>
-        <w:t>但他一定驚訝於一個被憎恨的撒馬利亞人，竟然會表現出憐憫，從而履行了最大的誡命</w:t>
-      </w:r>
-      <w:r>
-        <w:rPr>
-          <w:lang w:val="zh_TW" w:bidi="zh_TW"/>
-        </w:rPr>
-        <w:t>。耶穌</w:t>
-      </w:r>
-      <w:r>
-        <w:rPr>
-          <w:lang w:val="zh_TW" w:bidi="zh_TW"/>
-        </w:rPr>
-        <w:t>特</w:t>
-      </w:r>
-      <w:r>
-        <w:rPr>
-          <w:lang w:val="zh_TW" w:bidi="zh_TW"/>
-        </w:rPr>
-        <w:t>意詳細描述了撒馬利亞人的憐憫（立即處理傷口、運送到旅店、在那裡照顧受害者，以及在離開時支付他人照顧的費用，</w:t>
-      </w:r>
-      <w:hyperlink r:id="rId53">
-        <w:r>
-          <w:rPr>
-            <w:lang w:val="zh_TW" w:bidi="zh_TW"/>
-          </w:rPr>
-          <w:rPr>
-            <w:color w:val="0000EE"/>
-            <w:u w:val="single"/>
-          </w:rPr>
-          <w:t>路10:34–35</w:t>
-        </w:r>
-      </w:hyperlink>
-      <w:r>
-        <w:rPr>
-          <w:lang w:val="zh_TW" w:bidi="zh_TW"/>
-        </w:rPr>
-        <w:t>），以</w:t>
-      </w:r>
-      <w:r>
-        <w:rPr>
-          <w:lang w:val="zh_TW" w:bidi="zh_TW"/>
-        </w:rPr>
-        <w:t>致律法師無疑會認為撒馬利亞人的愛是真誠的</w:t>
-      </w:r>
-      <w:r>
-        <w:rPr>
-          <w:lang w:val="zh_TW" w:bidi="zh_TW"/>
-        </w:rPr>
-        <w:t>。</w:t>
-      </w:r>
-      <w:r>
-        <w:rPr>
-          <w:lang w:val="zh_TW" w:bidi="zh_TW"/>
-        </w:rPr>
-        <w:t>這個故事的諷刺之處在於</w:t>
-      </w:r>
-      <w:r>
-        <w:rPr>
-          <w:lang w:val="zh_TW" w:bidi="zh_TW"/>
-        </w:rPr>
-        <w:t>，一個不被猶太人</w:t>
-      </w:r>
-      <w:r>
-        <w:rPr>
-          <w:lang w:val="zh_TW" w:bidi="zh_TW"/>
-        </w:rPr>
-        <w:t>視為</w:t>
-      </w:r>
-      <w:r>
-        <w:rPr>
-          <w:lang w:val="zh_TW" w:bidi="zh_TW"/>
-        </w:rPr>
-        <w:t>值得被稱為「鄰舍」的人，</w:t>
-      </w:r>
-      <w:r>
-        <w:rPr>
-          <w:lang w:val="zh_TW" w:bidi="zh_TW"/>
-        </w:rPr>
-        <w:t>正是那個對受害者表現出「鄰舍」之愛的人</w:t>
-      </w:r>
-      <w:r>
-        <w:rPr>
-          <w:lang w:val="zh_TW" w:bidi="zh_TW"/>
-        </w:rPr>
-        <w:t>（</w:t>
-      </w:r>
-      <w:hyperlink r:id="rId54">
-        <w:r>
-          <w:rPr>
-            <w:lang w:val="zh_TW" w:bidi="zh_TW"/>
-          </w:rPr>
-          <w:rPr>
-            <w:color w:val="0000EE"/>
-            <w:u w:val="single"/>
-          </w:rPr>
-          <w:t>36–37節</w:t>
-        </w:r>
-      </w:hyperlink>
-      <w:r>
-        <w:rPr>
-          <w:lang w:val="zh_TW" w:bidi="zh_TW"/>
-        </w:rPr>
-        <w:t>）。</w:t>
-      </w:r>
-    </w:p>
-    <w:p>
-      <w:pPr/>
-      <w:r>
-        <w:rPr>
-          <w:lang w:val="zh_TW" w:bidi="zh_TW"/>
-        </w:rPr>
-      </w:r>
-      <w:r>
-        <w:rPr>
-          <w:lang w:val="zh_TW" w:bidi="zh_TW"/>
-        </w:rPr>
-        <w:t>這個比喻，就像在</w:t>
-      </w:r>
-      <w:hyperlink r:id="rId44">
-        <w:r>
-          <w:rPr>
-            <w:lang w:val="zh_TW" w:bidi="zh_TW"/>
-          </w:rPr>
-          <w:rPr>
-            <w:color w:val="0000EE"/>
-            <w:u w:val="single"/>
-          </w:rPr>
-          <w:t>馬太福音五章43至48節</w:t>
-        </w:r>
-      </w:hyperlink>
-      <w:r>
-        <w:rPr>
-          <w:lang w:val="zh_TW" w:bidi="zh_TW"/>
-        </w:rPr>
-        <w:t>中的陳述一樣，揭示了耶穌對「鄰舍」的理解以及「愛鄰舍」的要求。</w:t>
-      </w:r>
-      <w:r>
-        <w:rPr>
-          <w:lang w:val="zh_TW" w:bidi="zh_TW"/>
-        </w:rPr>
-        <w:t>耶穌對誰有資格成為神命令去愛的鄰舍，沒有設限</w:t>
-      </w:r>
-      <w:r>
-        <w:rPr>
-          <w:lang w:val="zh_TW" w:bidi="zh_TW"/>
-        </w:rPr>
-        <w:t>。</w:t>
-      </w:r>
-    </w:p>
-    <w:p>
-      <w:pPr/>
-      <w:r>
-        <w:rPr>
-          <w:lang w:val="zh_TW" w:bidi="zh_TW"/>
-        </w:rPr>
-      </w:r>
-      <w:r>
-        <w:rPr>
-          <w:lang w:val="zh_TW" w:bidi="zh_TW"/>
-        </w:rPr>
-        <w:t>耶穌強而有力的教導——關於愛鄰舍及其與愛神直接關係——在初代教會中也有類似的強調。在兩個不同場合中，保羅稱愛鄰舍</w:t>
-      </w:r>
-      <w:r>
-        <w:rPr>
-          <w:lang w:val="zh_TW" w:bidi="zh_TW"/>
-        </w:rPr>
-        <w:t>完全了律法</w:t>
-      </w:r>
-      <w:r>
-        <w:rPr>
-          <w:lang w:val="zh_TW" w:bidi="zh_TW"/>
-        </w:rPr>
-        <w:t>（</w:t>
-      </w:r>
-      <w:hyperlink r:id="rId55">
-        <w:r>
-          <w:rPr>
-            <w:lang w:val="zh_TW" w:bidi="zh_TW"/>
-          </w:rPr>
-          <w:rPr>
-            <w:color w:val="0000EE"/>
-            <w:u w:val="single"/>
-          </w:rPr>
-          <w:t>羅13:8–10</w:t>
-        </w:r>
-      </w:hyperlink>
-      <w:r>
-        <w:rPr>
-          <w:lang w:val="zh_TW" w:bidi="zh_TW"/>
-        </w:rPr>
-        <w:t>；</w:t>
-      </w:r>
-      <w:hyperlink r:id="rId56">
-        <w:r>
-          <w:rPr>
-            <w:lang w:val="zh_TW" w:bidi="zh_TW"/>
-          </w:rPr>
-          <w:rPr>
-            <w:color w:val="0000EE"/>
-            <w:u w:val="single"/>
-          </w:rPr>
-          <w:t>加5:14</w:t>
-        </w:r>
-      </w:hyperlink>
-      <w:r>
-        <w:rPr>
-          <w:lang w:val="zh_TW" w:bidi="zh_TW"/>
-        </w:rPr>
-        <w:t>），而雅各則將這誡命稱為「至尊的律法」（</w:t>
-      </w:r>
-      <w:hyperlink r:id="rId57">
-        <w:r>
-          <w:rPr>
-            <w:lang w:val="zh_TW" w:bidi="zh_TW"/>
-          </w:rPr>
-          <w:rPr>
-            <w:color w:val="0000EE"/>
-            <w:u w:val="single"/>
-          </w:rPr>
-          <w:t>雅2:8</w:t>
+          <w:t>羅14:20</w:t>
         </w:r>
       </w:hyperlink>
       <w:r>

--- a/zht/docx/093.content.docx
+++ b/zht/docx/093.content.docx
@@ -247,36 +247,24 @@
         </w:rPr>
         <w:t>英文詞語conscience以及對應的希臘文，都有「具有知識」的意思。在舊約聖經中，亞當和夏娃因犯罪而感到羞愧，並躲避神，因為他們的良心判定他們違背神是錯的（</w:t>
       </w:r>
-      <w:hyperlink r:id="rId13">
-        <w:r>
-          <w:rPr>
-            <w:lang w:val="zh_TW" w:bidi="zh_TW"/>
-          </w:rPr>
-          <w:rPr>
-            <w:color w:val="0000EE"/>
-            <w:u w:val="single"/>
-          </w:rPr>
-          <w:t>創3:8–10</w:t>
-        </w:r>
-      </w:hyperlink>
+      <w:r>
+        <w:rPr>
+          <w:lang w:val="zh_TW" w:bidi="zh_TW"/>
+        </w:rPr>
+        <w:t>創3:8–10</w:t>
+      </w:r>
       <w:r>
         <w:rPr>
           <w:lang w:val="zh_TW" w:bidi="zh_TW"/>
         </w:rPr>
         <w:t>）。人能分辨是非，本屬正常之事。「人的靈是耶和華的燈， 鑒察人的心腹」（</w:t>
       </w:r>
-      <w:hyperlink r:id="rId14">
-        <w:r>
-          <w:rPr>
-            <w:lang w:val="zh_TW" w:bidi="zh_TW"/>
-          </w:rPr>
-          <w:rPr>
-            <w:color w:val="0000EE"/>
-            <w:u w:val="single"/>
-          </w:rPr>
-          <w:t>箴20:27</w:t>
-        </w:r>
-      </w:hyperlink>
+      <w:r>
+        <w:rPr>
+          <w:lang w:val="zh_TW" w:bidi="zh_TW"/>
+        </w:rPr>
+        <w:t>箴20:27</w:t>
+      </w:r>
       <w:r>
         <w:rPr>
           <w:lang w:val="zh_TW" w:bidi="zh_TW"/>
@@ -308,36 +296,24 @@
         </w:rPr>
         <w:t>在新約聖經中，「良心」一詞出現32次（某英文譯本，譯註：良心於和合本出現28次），特別常見於使徒保羅的書信裡。保羅在他的書卷中，指良心會判定過去甚麼是對的，也會判定將來甚麼是對的。即使不知道神律法的人，也能行出律法所要求的事，這顯明律法的要求已「刻在他們心裡」（</w:t>
       </w:r>
-      <w:hyperlink r:id="rId15">
-        <w:r>
-          <w:rPr>
-            <w:lang w:val="zh_TW" w:bidi="zh_TW"/>
-          </w:rPr>
-          <w:rPr>
-            <w:color w:val="0000EE"/>
-            <w:u w:val="single"/>
-          </w:rPr>
-          <w:t>羅2:14–15</w:t>
-        </w:r>
-      </w:hyperlink>
+      <w:r>
+        <w:rPr>
+          <w:lang w:val="zh_TW" w:bidi="zh_TW"/>
+        </w:rPr>
+        <w:t>羅2:14–15</w:t>
+      </w:r>
       <w:r>
         <w:rPr>
           <w:lang w:val="zh_TW" w:bidi="zh_TW"/>
         </w:rPr>
         <w:t>）。保羅也說，每個人都「必須順服」在上掌權的，既為了免受神的刑罰，也是「因為良心」的緣故（</w:t>
       </w:r>
-      <w:hyperlink r:id="rId16">
-        <w:r>
-          <w:rPr>
-            <w:lang w:val="zh_TW" w:bidi="zh_TW"/>
-          </w:rPr>
-          <w:rPr>
-            <w:color w:val="0000EE"/>
-            <w:u w:val="single"/>
-          </w:rPr>
-          <w:t>13:5</w:t>
-        </w:r>
-      </w:hyperlink>
+      <w:r>
+        <w:rPr>
+          <w:lang w:val="zh_TW" w:bidi="zh_TW"/>
+        </w:rPr>
+        <w:t>13:5</w:t>
+      </w:r>
       <w:r>
         <w:rPr>
           <w:lang w:val="zh_TW" w:bidi="zh_TW"/>
@@ -358,54 +334,36 @@
         </w:rPr>
         <w:t>良知亦會認可、判定或裁決某人是否無辜，與讓人意識到自己犯錯同樣重要。保羅說：「我雖不覺得自己有錯」（</w:t>
       </w:r>
-      <w:hyperlink r:id="rId17">
-        <w:r>
-          <w:rPr>
-            <w:lang w:val="zh_TW" w:bidi="zh_TW"/>
-          </w:rPr>
-          <w:rPr>
-            <w:color w:val="0000EE"/>
-            <w:u w:val="single"/>
-          </w:rPr>
-          <w:t>林前4:4</w:t>
-        </w:r>
-      </w:hyperlink>
+      <w:r>
+        <w:rPr>
+          <w:lang w:val="zh_TW" w:bidi="zh_TW"/>
+        </w:rPr>
+        <w:t>林前4:4</w:t>
+      </w:r>
       <w:r>
         <w:rPr>
           <w:lang w:val="zh_TW" w:bidi="zh_TW"/>
         </w:rPr>
         <w:t>）。然而，良心既不能完美地判定是非，也不能充分指引一個人。保羅接著說：「卻也不能因此得以稱義；但判斷我的乃是主。」保羅在另一段經文說，他的良心證明他所說的是實話。他將良心認可之事與聖靈聯繫起來（</w:t>
       </w:r>
-      <w:hyperlink r:id="rId18">
-        <w:r>
-          <w:rPr>
-            <w:lang w:val="zh_TW" w:bidi="zh_TW"/>
-          </w:rPr>
-          <w:rPr>
-            <w:color w:val="0000EE"/>
-            <w:u w:val="single"/>
-          </w:rPr>
-          <w:t>羅9:1</w:t>
-        </w:r>
-      </w:hyperlink>
+      <w:r>
+        <w:rPr>
+          <w:lang w:val="zh_TW" w:bidi="zh_TW"/>
+        </w:rPr>
+        <w:t>羅9:1</w:t>
+      </w:r>
       <w:r>
         <w:rPr>
           <w:lang w:val="zh_TW" w:bidi="zh_TW"/>
         </w:rPr>
         <w:t>；參</w:t>
       </w:r>
-      <w:hyperlink r:id="rId19">
-        <w:r>
-          <w:rPr>
-            <w:lang w:val="zh_TW" w:bidi="zh_TW"/>
-          </w:rPr>
-          <w:rPr>
-            <w:color w:val="0000EE"/>
-            <w:u w:val="single"/>
-          </w:rPr>
-          <w:t>林後1:12</w:t>
-        </w:r>
-      </w:hyperlink>
+      <w:r>
+        <w:rPr>
+          <w:lang w:val="zh_TW" w:bidi="zh_TW"/>
+        </w:rPr>
+        <w:t>林後1:12</w:t>
+      </w:r>
       <w:r>
         <w:rPr>
           <w:lang w:val="zh_TW" w:bidi="zh_TW"/>
@@ -426,72 +384,48 @@
         </w:rPr>
         <w:t>保羅為自己的事工，向哥林多教會辯護，要求他們憑著其判斷，看看他的行為是對是錯。他們應該能藉著自己的良心來作判斷（</w:t>
       </w:r>
-      <w:hyperlink r:id="rId20">
-        <w:r>
-          <w:rPr>
-            <w:lang w:val="zh_TW" w:bidi="zh_TW"/>
-          </w:rPr>
-          <w:rPr>
-            <w:color w:val="0000EE"/>
-            <w:u w:val="single"/>
-          </w:rPr>
-          <w:t>林後4:1–2</w:t>
-        </w:r>
-      </w:hyperlink>
+      <w:r>
+        <w:rPr>
+          <w:lang w:val="zh_TW" w:bidi="zh_TW"/>
+        </w:rPr>
+        <w:t>林後4:1–2</w:t>
+      </w:r>
       <w:r>
         <w:rPr>
           <w:lang w:val="zh_TW" w:bidi="zh_TW"/>
         </w:rPr>
         <w:t>）。保羅深信，神知道驅使他行事的動機，所以他盼望哥林多人也能藉著良心認出，這動機是出於「敬畏主」（</w:t>
       </w:r>
-      <w:hyperlink r:id="rId21">
-        <w:r>
-          <w:rPr>
-            <w:lang w:val="zh_TW" w:bidi="zh_TW"/>
-          </w:rPr>
-          <w:rPr>
-            <w:color w:val="0000EE"/>
-            <w:u w:val="single"/>
-          </w:rPr>
-          <w:t>5:11</w:t>
-        </w:r>
-      </w:hyperlink>
+      <w:r>
+        <w:rPr>
+          <w:lang w:val="zh_TW" w:bidi="zh_TW"/>
+        </w:rPr>
+        <w:t>5:11</w:t>
+      </w:r>
       <w:r>
         <w:rPr>
           <w:lang w:val="zh_TW" w:bidi="zh_TW"/>
         </w:rPr>
         <w:t>）。保羅寫信給提摩太時，把「無虧的良心」與「無偽的信心」相提並論（</w:t>
       </w:r>
-      <w:hyperlink r:id="rId22">
-        <w:r>
-          <w:rPr>
-            <w:lang w:val="zh_TW" w:bidi="zh_TW"/>
-          </w:rPr>
-          <w:rPr>
-            <w:color w:val="0000EE"/>
-            <w:u w:val="single"/>
-          </w:rPr>
-          <w:t>提前1:5</w:t>
-        </w:r>
-      </w:hyperlink>
+      <w:r>
+        <w:rPr>
+          <w:lang w:val="zh_TW" w:bidi="zh_TW"/>
+        </w:rPr>
+        <w:t>提前1:5</w:t>
+      </w:r>
       <w:r>
         <w:rPr>
           <w:lang w:val="zh_TW" w:bidi="zh_TW"/>
         </w:rPr>
         <w:t>）。當人不再照著基督信仰而活，他們的良心就可能「如同被熱鐵烙慣了一般」。這表示他們因不斷行惡，無法再分辨對錯（</w:t>
       </w:r>
-      <w:hyperlink r:id="rId23">
-        <w:r>
-          <w:rPr>
-            <w:lang w:val="zh_TW" w:bidi="zh_TW"/>
-          </w:rPr>
-          <w:rPr>
-            <w:color w:val="0000EE"/>
-            <w:u w:val="single"/>
-          </w:rPr>
-          <w:t>4:2</w:t>
-        </w:r>
-      </w:hyperlink>
+      <w:r>
+        <w:rPr>
+          <w:lang w:val="zh_TW" w:bidi="zh_TW"/>
+        </w:rPr>
+        <w:t>4:2</w:t>
+      </w:r>
       <w:r>
         <w:rPr>
           <w:lang w:val="zh_TW" w:bidi="zh_TW"/>
@@ -512,54 +446,36 @@
         </w:rPr>
         <w:t>保羅在哥林多前書，回答可否吃祭偶像之物的問題。他談到良心如何判斷人過去與將來的行為（</w:t>
       </w:r>
-      <w:hyperlink r:id="rId24">
-        <w:r>
-          <w:rPr>
-            <w:lang w:val="zh_TW" w:bidi="zh_TW"/>
-          </w:rPr>
-          <w:rPr>
-            <w:color w:val="0000EE"/>
-            <w:u w:val="single"/>
-          </w:rPr>
-          <w:t>林前8–10章</w:t>
-        </w:r>
-      </w:hyperlink>
+      <w:r>
+        <w:rPr>
+          <w:lang w:val="zh_TW" w:bidi="zh_TW"/>
+        </w:rPr>
+        <w:t>林前8–10章</w:t>
+      </w:r>
       <w:r>
         <w:rPr>
           <w:lang w:val="zh_TW" w:bidi="zh_TW"/>
         </w:rPr>
         <w:t>）。有哥林多信徒良心「軟弱」，因為他們認為吃祭過偶像的食物是錯的（</w:t>
       </w:r>
-      <w:hyperlink r:id="rId25">
-        <w:r>
-          <w:rPr>
-            <w:lang w:val="zh_TW" w:bidi="zh_TW"/>
-          </w:rPr>
-          <w:rPr>
-            <w:color w:val="0000EE"/>
-            <w:u w:val="single"/>
-          </w:rPr>
-          <w:t>林前8:7</w:t>
-        </w:r>
-      </w:hyperlink>
+      <w:r>
+        <w:rPr>
+          <w:lang w:val="zh_TW" w:bidi="zh_TW"/>
+        </w:rPr>
+        <w:t>林前8:7</w:t>
+      </w:r>
       <w:r>
         <w:rPr>
           <w:lang w:val="zh_TW" w:bidi="zh_TW"/>
         </w:rPr>
         <w:t>）。他們並不知道一切食物都可以吃，都是「潔淨」的（</w:t>
       </w:r>
-      <w:hyperlink r:id="rId26">
-        <w:r>
-          <w:rPr>
-            <w:lang w:val="zh_TW" w:bidi="zh_TW"/>
-          </w:rPr>
-          <w:rPr>
-            <w:color w:val="0000EE"/>
-            <w:u w:val="single"/>
-          </w:rPr>
-          <w:t>羅14:20</w:t>
-        </w:r>
-      </w:hyperlink>
+      <w:r>
+        <w:rPr>
+          <w:lang w:val="zh_TW" w:bidi="zh_TW"/>
+        </w:rPr>
+        <w:t>羅14:20</w:t>
+      </w:r>
       <w:r>
         <w:rPr>
           <w:lang w:val="zh_TW" w:bidi="zh_TW"/>
